--- a/manuscript/manuscript.docx
+++ b/manuscript/manuscript.docx
@@ -39,7 +39,7 @@
         <w:pStyle w:val="Date"/>
       </w:pPr>
       <w:r>
-        <w:t xml:space="preserve">2026-06-26</w:t>
+        <w:t xml:space="preserve">2026-08-20</w:t>
       </w:r>
     </w:p>
     <w:p>
@@ -47,7 +47,7 @@
         <w:br w:type="page"/>
       </w:r>
     </w:p>
-    <w:bookmarkStart w:id="9" w:name="introduction"/>
+    <w:bookmarkStart w:id="13" w:name="introduction"/>
     <w:p>
       <w:pPr>
         <w:pStyle w:val="Heading1"/>
@@ -61,19 +61,11 @@
         <w:pStyle w:val="FirstParagraph"/>
       </w:pPr>
       <w:r>
-        <w:t xml:space="preserve">Paragraph 1: general comment on face recognition and on the important variability in the “normal” population • Face recognition: importance in daily life/ real-life tasks from eye-witness identification to passport control (for example).</w:t>
-      </w:r>
-      <w:r>
-        <w:t xml:space="preserve"> </w:t>
-      </w:r>
-      <w:r>
-        <w:t xml:space="preserve">• Variability in the population in face recognition ability.</w:t>
-      </w:r>
-      <w:r>
-        <w:t xml:space="preserve"> </w:t>
-      </w:r>
-      <w:r>
-        <w:t xml:space="preserve">Prosopagnosia or super recognizers example (ref: Noyes, Phillips, &amp; O’Toole, 2017 for super recognizers/Kress &amp; Daum, 2003 for prosopagnosia patients), but even in the normal population (Burton, White, McNeill., 2016; Dowsett &amp; Burton, 2015; White et al., 2014), more specifically for tasks involving unfamiliar faces.</w:t>
+        <w:rPr>
+          <w:i/>
+          <w:iCs/>
+        </w:rPr>
+        <w:t xml:space="preserve">Paragraph 1: general comment on face recognition and on the important variability in the “normal” population</w:t>
       </w:r>
     </w:p>
     <w:p>
@@ -81,25 +73,79 @@
         <w:pStyle w:val="BodyText"/>
       </w:pPr>
       <w:r>
-        <w:t xml:space="preserve">Paragraph 2: past investigation of individual difference in face identity processing • Investigating individual differences in face identity processing: often measured by different tests.</w:t>
-      </w:r>
-      <w:r>
-        <w:t xml:space="preserve"> </w:t>
-      </w:r>
-      <w:r>
-        <w:t xml:space="preserve">Examples: Cambridge Face Memory test (CFMT) = New face learning / Glasgow Face Matching Test (GFMT): unfamiliar face perception / before They Were Famous task: Familiar face perception -&gt; (McCaffery et al., 2018).</w:t>
-      </w:r>
-      <w:r>
-        <w:t xml:space="preserve"> </w:t>
-      </w:r>
-      <w:r>
-        <w:t xml:space="preserve">These scores are then correlated between them or with different behavioural or physiological measures to assess the strength of the relationship between them.</w:t>
-      </w:r>
-      <w:r>
-        <w:t xml:space="preserve"> </w:t>
-      </w:r>
-      <w:r>
-        <w:t xml:space="preserve">• Description of some results here</w:t>
+        <w:t xml:space="preserve">Being able to quickly and accurately identify a known face is an important ability in every day’s life.</w:t>
+      </w:r>
+      <w:r>
+        <w:t xml:space="preserve"> </w:t>
+      </w:r>
+      <w:r>
+        <w:t xml:space="preserve">It becomes even more important in several real-life task, like eye-witness identification or passport control.</w:t>
+      </w:r>
+      <w:r>
+        <w:t xml:space="preserve"> </w:t>
+      </w:r>
+      <w:r>
+        <w:t xml:space="preserve">However, face recognition ability is not distributed equally across the population.</w:t>
+      </w:r>
+      <w:r>
+        <w:t xml:space="preserve"> </w:t>
+      </w:r>
+      <w:r>
+        <w:t xml:space="preserve">Without organic cause (like brain damage), people affected with developmental prosopagnosia show a poor face recognition ability throughout their life</w:t>
+      </w:r>
+      <w:r>
+        <w:t xml:space="preserve"> </w:t>
+      </w:r>
+      <w:r>
+        <w:t xml:space="preserve">(Dobel et al. 2007; McConachie 1976)</w:t>
+      </w:r>
+      <w:r>
+        <w:t xml:space="preserve"> </w:t>
+      </w:r>
+      <w:r>
+        <w:t xml:space="preserve">and report an inability to recognize familiar faces.</w:t>
+      </w:r>
+      <w:r>
+        <w:t xml:space="preserve"> </w:t>
+      </w:r>
+      <w:r>
+        <w:t xml:space="preserve">The other end of the face recognition ability spectrum regroups the “super-recognizers”.</w:t>
+      </w:r>
+      <w:r>
+        <w:t xml:space="preserve"> </w:t>
+      </w:r>
+      <w:r>
+        <w:t xml:space="preserve">These individuals show a remarkably high face recognition ability compared to the average person</w:t>
+      </w:r>
+      <w:r>
+        <w:t xml:space="preserve"> </w:t>
+      </w:r>
+      <w:r>
+        <w:t xml:space="preserve">(Bobak et al. 2016; Russell et al. 2009)</w:t>
+      </w:r>
+      <w:r>
+        <w:t xml:space="preserve">.</w:t>
+      </w:r>
+      <w:r>
+        <w:t xml:space="preserve"> </w:t>
+      </w:r>
+      <w:r>
+        <w:t xml:space="preserve">However, even when ignoring these two extreme cases, face recognition ability remains highly variable in the normal population, especially for unfamiliar faces recognition</w:t>
+      </w:r>
+      <w:r>
+        <w:t xml:space="preserve"> </w:t>
+      </w:r>
+      <w:r>
+        <w:t xml:space="preserve">(Dowsett and Burton 2015; White et al. 2014)</w:t>
+      </w:r>
+      <w:r>
+        <w:t xml:space="preserve">.</w:t>
+      </w:r>
+      <w:r>
+        <w:t xml:space="preserve"> </w:t>
+      </w:r>
+      <w:r>
+        <w:t xml:space="preserve">In this project, by linking experimental, differential and computational approaches, we tried to build on results from one of our previous work to investigate how individual differences in face recognition ability in the normal population is related to computational processes that support face recognition.</w:t>
       </w:r>
     </w:p>
     <w:p>
@@ -107,37 +153,11 @@
         <w:pStyle w:val="BodyText"/>
       </w:pPr>
       <w:r>
-        <w:t xml:space="preserve">Paragraph 3: Investigating individual differences in latent processes using computational approaches • Behavioural measures remain distant proxies of underlying cognitive processes, thus not ideal for capturing individual differences in these processes (Haines et al., 2020) + make interpretation more errors prone (ex: Ratcliff et al., 2010) -&gt; more cautious, not because better processing.</w:t>
-      </w:r>
-      <w:r>
-        <w:t xml:space="preserve"> </w:t>
-      </w:r>
-      <w:r>
-        <w:t xml:space="preserve">Problem: how to disentangle multiple components of a process.</w:t>
-      </w:r>
-      <w:r>
-        <w:br/>
-      </w:r>
-      <w:r>
-        <w:t xml:space="preserve">• One potential alternative: using computational approaches.</w:t>
-      </w:r>
-      <w:r>
-        <w:t xml:space="preserve"> </w:t>
-      </w:r>
-      <w:r>
-        <w:t xml:space="preserve">Advantage of model-based analysis of individual difference: fitting data from individual participants to disentangle the effects of the different processes driving behaviour.</w:t>
-      </w:r>
-      <w:r>
-        <w:t xml:space="preserve"> </w:t>
-      </w:r>
-      <w:r>
-        <w:t xml:space="preserve">Cleaner measures of the processes of interest and could enhance our understanding how variation in these latent, unobserved processes arise across individuals (White, Curl &amp; Sloane., 2016).</w:t>
-      </w:r>
-      <w:r>
-        <w:t xml:space="preserve"> </w:t>
-      </w:r>
-      <w:r>
-        <w:t xml:space="preserve">Example with Ratcliff (2010) and White et al. (2014).</w:t>
+        <w:rPr>
+          <w:i/>
+          <w:iCs/>
+        </w:rPr>
+        <w:t xml:space="preserve">Paragraph 2: past investigation of individual difference in face identity processing</w:t>
       </w:r>
     </w:p>
     <w:p>
@@ -145,55 +165,106 @@
         <w:pStyle w:val="BodyText"/>
       </w:pPr>
       <w:r>
-        <w:t xml:space="preserve">Paragraph 4: building upon our past project results summary and application of individual differences in face recognition ability • Past study: we used hierarchical model fitting of evidence-accumulation models to model choice-rt in a face memory old/new task (see figure LBA) -&gt; better evidence of accumulation for detecting novel faces that recognizing visually learned faces.</w:t>
-      </w:r>
-      <w:r>
-        <w:t xml:space="preserve"> </w:t>
-      </w:r>
-      <w:r>
-        <w:t xml:space="preserve">Novelty pop-out effect of novel faces.</w:t>
-      </w:r>
-      <w:r>
-        <w:t xml:space="preserve"> </w:t>
-      </w:r>
-      <w:r>
-        <w:t xml:space="preserve">Increased threshold as well for novel faces (need more evidence to committing to the novel response compared to the learned one).</w:t>
-      </w:r>
-      <w:r>
-        <w:t xml:space="preserve"> </w:t>
-      </w:r>
-      <w:r>
-        <w:t xml:space="preserve">Using this computational approach, we found that distinct computational processes involved in the decision-making of face recognition are affected by face familiarity.</w:t>
-      </w:r>
-      <w:r>
-        <w:t xml:space="preserve"> </w:t>
-      </w:r>
-      <w:r>
-        <w:t xml:space="preserve">We also found inter-subject variability in the estimated parameters.</w:t>
-      </w:r>
-      <w:r>
-        <w:t xml:space="preserve"> </w:t>
-      </w:r>
-      <w:r>
-        <w:t xml:space="preserve">• Question: are these parameters linked to individual face recognition ability?</w:t>
-      </w:r>
-      <w:r>
-        <w:t xml:space="preserve"> </w:t>
-      </w:r>
-      <w:r>
-        <w:t xml:space="preserve">Does face recognition ability predict the estimation of these parameters?</w:t>
-      </w:r>
-      <w:r>
-        <w:t xml:space="preserve"> </w:t>
-      </w:r>
-      <w:r>
-        <w:t xml:space="preserve">• Help us understanding what do these parameters reflect, from where this inter-subject variability comes from and how specific the inferences that we can make about them are related to the face recognition ability.</w:t>
-      </w:r>
-      <w:r>
-        <w:t xml:space="preserve"> </w:t>
-      </w:r>
-      <w:r>
-        <w:t xml:space="preserve">• Possibility that the variation observed in these parameters reflect a general recognition ability, unspecific to faces.</w:t>
+        <w:t xml:space="preserve">Differential psychology can be understood as the</w:t>
+      </w:r>
+      <w:r>
+        <w:t xml:space="preserve"> </w:t>
+      </w:r>
+      <w:r>
+        <w:t xml:space="preserve">“study of the normative individual differences in thought, behavior and ability”</w:t>
+      </w:r>
+      <w:r>
+        <w:t xml:space="preserve"> </w:t>
+      </w:r>
+      <w:r>
+        <w:t xml:space="preserve">(Marsh and Boag 2013)</w:t>
+      </w:r>
+      <w:r>
+        <w:t xml:space="preserve">.</w:t>
+      </w:r>
+      <w:r>
+        <w:t xml:space="preserve"> </w:t>
+      </w:r>
+      <w:r>
+        <w:t xml:space="preserve">Multiple fields of theoretical and applied psychology have used a differential approach to understand variability within the general population including psychometric assessment, educational and developmental psychology, and even psychopathology</w:t>
+      </w:r>
+      <w:r>
+        <w:t xml:space="preserve"> </w:t>
+      </w:r>
+      <w:r>
+        <w:t xml:space="preserve">(Lubinski 2000)</w:t>
+      </w:r>
+      <w:r>
+        <w:t xml:space="preserve">.</w:t>
+      </w:r>
+      <w:r>
+        <w:t xml:space="preserve"> </w:t>
+      </w:r>
+      <w:r>
+        <w:t xml:space="preserve">Regarding face recognition, there is a growing interest in the value of investigating individual differences across the entire spectrum of face recognition ability as well, and not only by using group-level comparisons between the two extremes (prosopagnosic patients and “super-recognizers”) and average recognizers</w:t>
+      </w:r>
+      <w:r>
+        <w:t xml:space="preserve"> </w:t>
+      </w:r>
+      <w:r>
+        <w:t xml:space="preserve">(White and Kitchen 2022)</w:t>
+      </w:r>
+      <w:r>
+        <w:t xml:space="preserve">.</w:t>
+      </w:r>
+      <w:r>
+        <w:t xml:space="preserve"> </w:t>
+      </w:r>
+      <w:r>
+        <w:t xml:space="preserve">Several tests have been designed to measure performance on defined set of tasks like new faces learning (Cambridge Face Memory test, CFMT;</w:t>
+      </w:r>
+      <w:r>
+        <w:t xml:space="preserve"> </w:t>
+      </w:r>
+      <w:r>
+        <w:t xml:space="preserve">Duchaine and Nakayama (2006)</w:t>
+      </w:r>
+      <w:r>
+        <w:t xml:space="preserve">), unfamiliar face perception (Glasgow Face Matching Test, GFMT;</w:t>
+      </w:r>
+      <w:r>
+        <w:t xml:space="preserve"> </w:t>
+      </w:r>
+      <w:r>
+        <w:t xml:space="preserve">Burton et al. (2010)</w:t>
+      </w:r>
+      <w:r>
+        <w:t xml:space="preserve">) or familiar face perception (Before They Were Famous, BTWF;</w:t>
+      </w:r>
+      <w:r>
+        <w:t xml:space="preserve"> </w:t>
+      </w:r>
+      <w:r>
+        <w:t xml:space="preserve">Russell et al. (2009)</w:t>
+      </w:r>
+      <w:r>
+        <w:t xml:space="preserve">).</w:t>
+      </w:r>
+      <w:r>
+        <w:t xml:space="preserve"> </w:t>
+      </w:r>
+      <w:r>
+        <w:t xml:space="preserve">Using correlational approaches, past research has derived quantitative measures of the association between the performances at these tests or between test scores and other broader perceptual and cognitive processes</w:t>
+      </w:r>
+      <w:r>
+        <w:t xml:space="preserve"> </w:t>
+      </w:r>
+      <w:r>
+        <w:t xml:space="preserve">(McCaffery et al. 2018; Noyes et al. 2018)</w:t>
+      </w:r>
+      <w:r>
+        <w:t xml:space="preserve">.</w:t>
+      </w:r>
+      <w:r>
+        <w:t xml:space="preserve"> </w:t>
+      </w:r>
+      <w:r>
+        <w:t xml:space="preserve">This individual difference approach provides an opportunity to investigate the relationships between fundamental processes that are difficult to uncover using group-level analyses.</w:t>
       </w:r>
     </w:p>
     <w:p>
@@ -201,11 +272,351 @@
         <w:pStyle w:val="BodyText"/>
       </w:pPr>
       <w:r>
-        <w:t xml:space="preserve">Paragraph 5: Short description of how we are going to address the questions • How will we do it: estimation of parameter from a face memory task, followed by two Memory ability scores: Cambridge Face Memory Test (CFMT) and Cambridge Car Memory Test (CCMT).</w:t>
-      </w:r>
-    </w:p>
-    <w:bookmarkEnd w:id="9"/>
-    <w:bookmarkStart w:id="41" w:name="method-and-materials"/>
+        <w:rPr>
+          <w:i/>
+          <w:iCs/>
+        </w:rPr>
+        <w:t xml:space="preserve">Paragraph 3: key question: domain-specific vs domain-general</w:t>
+      </w:r>
+    </w:p>
+    <w:p>
+      <w:pPr>
+        <w:pStyle w:val="BodyText"/>
+      </w:pPr>
+      <w:r>
+        <w:t xml:space="preserve">For example, one key question that association studies have investigated is to what extend individual difference in face processing reflect domain-general differences in other perceptual and cognitive abilities</w:t>
+      </w:r>
+      <w:r>
+        <w:t xml:space="preserve"> </w:t>
+      </w:r>
+      <w:r>
+        <w:t xml:space="preserve">(McCaffery et al. 2018; Verhallen et al. 2017)</w:t>
+      </w:r>
+      <w:r>
+        <w:t xml:space="preserve">.</w:t>
+      </w:r>
+      <w:r>
+        <w:t xml:space="preserve"> </w:t>
+      </w:r>
+      <w:r>
+        <w:t xml:space="preserve">Using tests scores as variables of interest, some studies have shown that face and general object perception ability are positively associated but with modest effect sizes</w:t>
+      </w:r>
+      <w:r>
+        <w:t xml:space="preserve"> </w:t>
+      </w:r>
+      <w:r>
+        <w:t xml:space="preserve">(Dennett, McKone, Tavashmi, et al. 2012; Richler et al., n.d.; Wilmer et al. 2012)</w:t>
+      </w:r>
+      <w:r>
+        <w:t xml:space="preserve">.</w:t>
+      </w:r>
+      <w:r>
+        <w:t xml:space="preserve"> </w:t>
+      </w:r>
+      <w:r>
+        <w:t xml:space="preserve">However, these associations remains constantly weaker than those between different face or object recognition task</w:t>
+      </w:r>
+      <w:r>
+        <w:t xml:space="preserve"> </w:t>
+      </w:r>
+      <w:r>
+        <w:t xml:space="preserve">(Fysh et al. 2020; McCaffery et al. 2018; Wilmer et al. 2010)</w:t>
+      </w:r>
+      <w:r>
+        <w:t xml:space="preserve">, suggesting that domain-specific processing explains at least some part of the variance between these tasks</w:t>
+      </w:r>
+      <w:r>
+        <w:t xml:space="preserve"> </w:t>
+      </w:r>
+      <w:r>
+        <w:t xml:space="preserve">(Richler et al. 2019)</w:t>
+      </w:r>
+      <w:r>
+        <w:t xml:space="preserve">.</w:t>
+      </w:r>
+    </w:p>
+    <w:p>
+      <w:pPr>
+        <w:pStyle w:val="BodyText"/>
+      </w:pPr>
+      <w:r>
+        <w:rPr>
+          <w:i/>
+          <w:iCs/>
+        </w:rPr>
+        <w:t xml:space="preserve">Paragraph 4: Investigating individual differences in latent processes using computational approaches</w:t>
+      </w:r>
+    </w:p>
+    <w:p>
+      <w:pPr>
+        <w:pStyle w:val="BodyText"/>
+      </w:pPr>
+      <w:r>
+        <w:t xml:space="preserve">While the associations between manifest measures like test scores remains important to understand relationship between fundamental processes, performance remains a distant proxy of the underlying cognitive processes at work during face recognition, thus could not be ideal for capturing individual differences in these processes</w:t>
+      </w:r>
+      <w:r>
+        <w:t xml:space="preserve"> </w:t>
+      </w:r>
+      <w:r>
+        <w:t xml:space="preserve">(Haines et al. 2020)</w:t>
+      </w:r>
+      <w:r>
+        <w:t xml:space="preserve">.</w:t>
+      </w:r>
+      <w:r>
+        <w:t xml:space="preserve"> </w:t>
+      </w:r>
+      <w:r>
+        <w:t xml:space="preserve">Using a computational approach to disentangle the multiple components of these processes could provide meaningful information regarding the relationships between the specific parts of the face recognition process and face recognition ability</w:t>
+      </w:r>
+      <w:r>
+        <w:t xml:space="preserve"> </w:t>
+      </w:r>
+      <w:r>
+        <w:t xml:space="preserve">(Yarkoni 2022)</w:t>
+      </w:r>
+      <w:r>
+        <w:t xml:space="preserve">.</w:t>
+      </w:r>
+      <w:r>
+        <w:t xml:space="preserve"> </w:t>
+      </w:r>
+      <w:r>
+        <w:t xml:space="preserve">Analyzing individual differences in these components could provide meaningful insights about cognitive variability in general as well and as how variation in these latent unobserved processes, which are driving behavior, is related to individual face recognition ability</w:t>
+      </w:r>
+      <w:r>
+        <w:t xml:space="preserve"> </w:t>
+      </w:r>
+      <w:r>
+        <w:t xml:space="preserve">(White et al. 2016)</w:t>
+      </w:r>
+      <w:r>
+        <w:t xml:space="preserve">.</w:t>
+      </w:r>
+    </w:p>
+    <w:p>
+      <w:pPr>
+        <w:pStyle w:val="BodyText"/>
+      </w:pPr>
+      <w:r>
+        <w:rPr>
+          <w:i/>
+          <w:iCs/>
+        </w:rPr>
+        <w:t xml:space="preserve">Paragraph 5: building upon our past project results summary and application of individual differences in face recognition ability</w:t>
+      </w:r>
+    </w:p>
+    <w:p>
+      <w:pPr>
+        <w:pStyle w:val="BodyText"/>
+      </w:pPr>
+      <w:r>
+        <w:t xml:space="preserve">One of our previous work (Fournier, Downing &amp; Ramsey, in press) has used Bayesian hierarchical evidence-accumulation models (see</w:t>
+      </w:r>
+      <w:r>
+        <w:t xml:space="preserve"> </w:t>
+      </w:r>
+      <w:hyperlink w:anchor="fig-LBA">
+        <w:r>
+          <w:rPr>
+            <w:rStyle w:val="Hyperlink"/>
+          </w:rPr>
+          <w:t xml:space="preserve">Figure 1</w:t>
+        </w:r>
+      </w:hyperlink>
+      <w:r>
+        <w:t xml:space="preserve">) to fit choice-rt data in a face recognition (old/new) task (for a review on evidence-accumulation models see</w:t>
+      </w:r>
+      <w:r>
+        <w:t xml:space="preserve"> </w:t>
+      </w:r>
+      <w:r>
+        <w:t xml:space="preserve">Ratcliff et al. (2016)</w:t>
+      </w:r>
+      <w:r>
+        <w:t xml:space="preserve">).</w:t>
+      </w:r>
+      <w:r>
+        <w:t xml:space="preserve"> </w:t>
+      </w:r>
+      <w:r>
+        <w:t xml:space="preserve">We found that distinct computational processes involved in the decision-making process of face recognition are affected by face familiarity.</w:t>
+      </w:r>
+      <w:r>
+        <w:t xml:space="preserve"> </w:t>
+      </w:r>
+      <w:r>
+        <w:t xml:space="preserve">Compared to learned faces, novel faces induced a great accumulation of evidence (drift rate) and the response caution (threshold) towards the novel response was higher as well.</w:t>
+      </w:r>
+      <w:r>
+        <w:t xml:space="preserve"> </w:t>
+      </w:r>
+      <w:r>
+        <w:t xml:space="preserve">However these conclusions were drawn from an experimental psychology approach (i.e. from the group-average posterior distributions of these two parameters) and this approach did not consider the fact that the between-subject variability in these estimated parameters was important.</w:t>
+      </w:r>
+      <w:r>
+        <w:t xml:space="preserve"> </w:t>
+      </w:r>
+      <w:r>
+        <w:t xml:space="preserve">In the present study, we used an individual difference approach to investigate the between-subject variability found in these estimated parameters.</w:t>
+      </w:r>
+      <w:r>
+        <w:t xml:space="preserve"> </w:t>
+      </w:r>
+      <w:r>
+        <w:t xml:space="preserve">More specifically, we were interested to see if the estimated parameters computed from choice-rt data in a face memory task were associated with face recognition ability specifically or if they reflect a general recognition ability unspecific to faces.</w:t>
+      </w:r>
+      <w:r>
+        <w:t xml:space="preserve"> </w:t>
+      </w:r>
+      <w:r>
+        <w:t xml:space="preserve">We think that this approach could give us precious insights regarding the specificity of these computational processes involved in face recognition.</w:t>
+      </w:r>
+    </w:p>
+    <w:tbl>
+      <w:tblPr>
+        <w:tblStyle w:val="Table"/>
+        <w:tblW w:type="pct" w:w="5000"/>
+        <w:tblLayout w:type="fixed"/>
+        <w:tblLook w:firstRow="0" w:lastRow="0" w:firstColumn="0" w:lastColumn="0" w:noHBand="0" w:noVBand="0" w:val="0000"/>
+      </w:tblPr>
+      <w:tblGrid>
+        <w:gridCol w:w="7920"/>
+      </w:tblGrid>
+      <w:tr>
+        <w:tc>
+          <w:tcPr/>
+          <w:bookmarkStart w:id="12" w:name="fig-LBA"/>
+          <w:p>
+            <w:pPr>
+              <w:pStyle w:val="Compact"/>
+              <w:jc w:val="center"/>
+            </w:pPr>
+            <w:r>
+              <w:drawing>
+                <wp:inline>
+                  <wp:extent cx="4800600" cy="2057060"/>
+                  <wp:effectExtent b="0" l="0" r="0" t="0"/>
+                  <wp:docPr descr="" title="" id="10" name="Picture"/>
+                  <a:graphic>
+                    <a:graphicData uri="http://schemas.openxmlformats.org/drawingml/2006/picture">
+                      <pic:pic>
+                        <pic:nvPicPr>
+                          <pic:cNvPr descr="figures/LBA_schematique.png" id="11" name="Picture"/>
+                          <pic:cNvPicPr>
+                            <a:picLocks noChangeArrowheads="1" noChangeAspect="1"/>
+                          </pic:cNvPicPr>
+                        </pic:nvPicPr>
+                        <pic:blipFill>
+                          <a:blip r:embed="rId9"/>
+                          <a:stretch>
+                            <a:fillRect/>
+                          </a:stretch>
+                        </pic:blipFill>
+                        <pic:spPr bwMode="auto">
+                          <a:xfrm>
+                            <a:off x="0" y="0"/>
+                            <a:ext cx="4800600" cy="2057060"/>
+                          </a:xfrm>
+                          <a:prstGeom prst="rect">
+                            <a:avLst/>
+                          </a:prstGeom>
+                          <a:noFill/>
+                          <a:ln w="9525">
+                            <a:noFill/>
+                            <a:headEnd/>
+                            <a:tailEnd/>
+                          </a:ln>
+                        </pic:spPr>
+                      </pic:pic>
+                    </a:graphicData>
+                  </a:graphic>
+                </wp:inline>
+              </w:drawing>
+            </w:r>
+          </w:p>
+          <w:p>
+            <w:pPr>
+              <w:jc w:val="center"/>
+            </w:pPr>
+            <w:pPr>
+              <w:jc w:val="left"/>
+              <w:spacing w:before="200"/>
+              <w:pStyle w:val="ImageCaption"/>
+            </w:pPr>
+            <w:r>
+              <w:t xml:space="preserve">Figure 1: Schematic of the linear ballistic accumulator (LBA) model</w:t>
+            </w:r>
+          </w:p>
+          <w:bookmarkEnd w:id="12"/>
+        </w:tc>
+      </w:tr>
+    </w:tbl>
+    <w:p>
+      <w:pPr>
+        <w:pStyle w:val="BodyText"/>
+      </w:pPr>
+      <w:r>
+        <w:rPr>
+          <w:i/>
+          <w:iCs/>
+        </w:rPr>
+        <w:t xml:space="preserve">This diagram represents the accumulation process one trial of a perceptual decision task for the linear ballistic accumulator (LBA;</w:t>
+      </w:r>
+      <w:r>
+        <w:t xml:space="preserve"> </w:t>
+      </w:r>
+      <w:r>
+        <w:t xml:space="preserve">Brown and Heathcote (2008)</w:t>
+      </w:r>
+      <w:r>
+        <w:rPr>
+          <w:i/>
+          <w:iCs/>
+        </w:rPr>
+        <w:t xml:space="preserve">). Participants are required to chose between two options (Response 1 and Response 2). In a LBA model, there is a separated accumulation of evidence (v) for each response option. In this example, the correct response is Response 1. The accumulator on the left is the accumulator for the correct response (Response 1), and the green line in represents the rate at which the evidence accumulates in favor of that response option. The accumulator on the right is the accumulator for the incorrect response (Response 2), and the dash red line represents the rate at which the evidence accumulates in favor of this response option. Once the accumulated evidence crosses the threshold (b) of a response option, the corresponding response is chosen (in this case Response 1).</w:t>
+      </w:r>
+    </w:p>
+    <w:p>
+      <w:pPr>
+        <w:pStyle w:val="BodyText"/>
+      </w:pPr>
+      <w:r>
+        <w:rPr>
+          <w:i/>
+          <w:iCs/>
+        </w:rPr>
+        <w:t xml:space="preserve">Paragraph 6: Short description of how we are going to address the questions</w:t>
+      </w:r>
+    </w:p>
+    <w:p>
+      <w:pPr>
+        <w:pStyle w:val="BodyText"/>
+      </w:pPr>
+      <w:r>
+        <w:t xml:space="preserve">We used a similar face memory task to the one described in Fournier et al. (in press) to compute the threshold and drift rate parameter for both learned and novel faces.</w:t>
+      </w:r>
+      <w:r>
+        <w:t xml:space="preserve"> </w:t>
+      </w:r>
+      <w:r>
+        <w:t xml:space="preserve">In addition to this task, face recognition ability was assessed using the Cambridge Face Memory Test (CFMT) and general object recognition ability was assessed by using the Cambridge Car Memory Test (CCMT).</w:t>
+      </w:r>
+      <w:r>
+        <w:t xml:space="preserve"> </w:t>
+      </w:r>
+      <w:r>
+        <w:t xml:space="preserve">We wanted to investigate to what extend do drift rate and threshold vary as a function of face recognition ability alone and when adjusted by general object recognition ability.</w:t>
+      </w:r>
+      <w:r>
+        <w:t xml:space="preserve"> </w:t>
+      </w:r>
+      <w:r>
+        <w:t xml:space="preserve">Based on our pilot work, we hypothesized that the accumulation of evidence for learned faces (drift rate learned-TRUE) will be positively associated with face recognition ability and that this association will remain positive after adjusting for general object recognition.</w:t>
+      </w:r>
+    </w:p>
+    <w:bookmarkEnd w:id="13"/>
+    <w:bookmarkStart w:id="45" w:name="method-and-materials"/>
     <w:p>
       <w:pPr>
         <w:pStyle w:val="Heading1"/>
@@ -214,7 +625,7 @@
         <w:t xml:space="preserve">Method and Materials</w:t>
       </w:r>
     </w:p>
-    <w:bookmarkStart w:id="10" w:name="pre-registration-and-open-science"/>
+    <w:bookmarkStart w:id="15" w:name="pre-registration-and-open-science"/>
     <w:p>
       <w:pPr>
         <w:pStyle w:val="Heading2"/>
@@ -234,17 +645,7 @@
         <w:t xml:space="preserve"> </w:t>
       </w:r>
       <w:r>
-        <w:t xml:space="preserve">(</w:t>
-      </w:r>
-      <w:r>
-        <w:rPr>
-          <w:b/>
-          <w:bCs/>
-        </w:rPr>
-        <w:t xml:space="preserve">simonsConstraintsGeneralityCOG2017?</w:t>
-      </w:r>
-      <w:r>
-        <w:t xml:space="preserve">)</w:t>
+        <w:t xml:space="preserve">(Simons et al. 2017)</w:t>
       </w:r>
       <w:r>
         <w:t xml:space="preserve">.</w:t>
@@ -253,17 +654,28 @@
         <w:t xml:space="preserve"> </w:t>
       </w:r>
       <w:r>
-        <w:t xml:space="preserve">The research question, hypotheses, experimental design, planned analysis, and exclusion criteria were preregistered (Experiment: link OSF).</w:t>
-      </w:r>
-      <w:r>
-        <w:t xml:space="preserve"> </w:t>
-      </w:r>
-      <w:r>
-        <w:t xml:space="preserve">The raw data, experimental materials, and analysis code are available on GitHub (link) or the Open Science Framework (link).</w:t>
-      </w:r>
-    </w:p>
-    <w:bookmarkEnd w:id="10"/>
-    <w:bookmarkStart w:id="12" w:name="participants"/>
+        <w:t xml:space="preserve">The research question, hypotheses, experimental design, planned analysis, and exclusion criteria were preregistered (</w:t>
+      </w:r>
+      <w:hyperlink r:id="rId14">
+        <w:r>
+          <w:rPr>
+            <w:rStyle w:val="Hyperlink"/>
+          </w:rPr>
+          <w:t xml:space="preserve">https://osf.io/b74gt/overview</w:t>
+        </w:r>
+      </w:hyperlink>
+      <w:r>
+        <w:t xml:space="preserve">).</w:t>
+      </w:r>
+      <w:r>
+        <w:t xml:space="preserve"> </w:t>
+      </w:r>
+      <w:r>
+        <w:t xml:space="preserve">Raw data and analysis code are available on Github (link github).</w:t>
+      </w:r>
+    </w:p>
+    <w:bookmarkEnd w:id="15"/>
+    <w:bookmarkStart w:id="17" w:name="participants"/>
     <w:p>
       <w:pPr>
         <w:pStyle w:val="Heading2"/>
@@ -279,7 +691,7 @@
       <w:r>
         <w:t xml:space="preserve">All participant were recruited on the Prolific platform (</w:t>
       </w:r>
-      <w:hyperlink r:id="rId11">
+      <w:hyperlink r:id="rId16">
         <w:r>
           <w:rPr>
             <w:rStyle w:val="Hyperlink"/>
@@ -421,8 +833,8 @@
         <w:t xml:space="preserve">This experiment was accepted by the ethics committee of the Federal Institute of technology (ETH) Zurich.</w:t>
       </w:r>
     </w:p>
-    <w:bookmarkEnd w:id="12"/>
-    <w:bookmarkStart w:id="13" w:name="material"/>
+    <w:bookmarkEnd w:id="17"/>
+    <w:bookmarkStart w:id="18" w:name="material"/>
     <w:p>
       <w:pPr>
         <w:pStyle w:val="Heading2"/>
@@ -451,8 +863,8 @@
         <w:t xml:space="preserve">Participant were aware that using any other combination of operative systems and web browsers might lead to the inability to complete the experiment and were asked to follow these directives to ensure a consistent procedure and participant experience.</w:t>
       </w:r>
     </w:p>
-    <w:bookmarkEnd w:id="13"/>
-    <w:bookmarkStart w:id="24" w:name="procedure"/>
+    <w:bookmarkEnd w:id="18"/>
+    <w:bookmarkStart w:id="29" w:name="procedure"/>
     <w:p>
       <w:pPr>
         <w:pStyle w:val="Heading2"/>
@@ -487,7 +899,7 @@
         <w:t xml:space="preserve">Participants always first underwent the face recognition task and the order of two memory tests was counterbalanced.</w:t>
       </w:r>
     </w:p>
-    <w:bookmarkStart w:id="18" w:name="face-recognition-task"/>
+    <w:bookmarkStart w:id="23" w:name="face-recognition-task"/>
     <w:p>
       <w:pPr>
         <w:pStyle w:val="Heading3"/>
@@ -705,7 +1117,7 @@
       <w:tr>
         <w:tc>
           <w:tcPr/>
-          <w:bookmarkStart w:id="17" w:name="fig-proc-exp"/>
+          <w:bookmarkStart w:id="22" w:name="fig-proc-exp"/>
           <w:p>
             <w:pPr>
               <w:pStyle w:val="Compact"/>
@@ -714,20 +1126,20 @@
             <w:r>
               <w:drawing>
                 <wp:inline>
-                  <wp:extent cx="5334000" cy="3000375"/>
+                  <wp:extent cx="5334000" cy="3000865"/>
                   <wp:effectExtent b="0" l="0" r="0" t="0"/>
-                  <wp:docPr descr="" title="" id="15" name="Picture"/>
+                  <wp:docPr descr="" title="" id="20" name="Picture"/>
                   <a:graphic>
                     <a:graphicData uri="http://schemas.openxmlformats.org/drawingml/2006/picture">
                       <pic:pic>
                         <pic:nvPicPr>
-                          <pic:cNvPr descr="figures/Experimental_procedure_exp.png" id="16" name="Picture"/>
+                          <pic:cNvPr descr="figures/Experimental_procedure_IID.png" id="21" name="Picture"/>
                           <pic:cNvPicPr>
                             <a:picLocks noChangeArrowheads="1" noChangeAspect="1"/>
                           </pic:cNvPicPr>
                         </pic:nvPicPr>
                         <pic:blipFill>
-                          <a:blip r:embed="rId14"/>
+                          <a:blip r:embed="rId19"/>
                           <a:stretch>
                             <a:fillRect/>
                           </a:stretch>
@@ -735,7 +1147,7 @@
                         <pic:spPr bwMode="auto">
                           <a:xfrm>
                             <a:off x="0" y="0"/>
-                            <a:ext cx="5334000" cy="3000375"/>
+                            <a:ext cx="5334000" cy="3000865"/>
                           </a:xfrm>
                           <a:prstGeom prst="rect">
                             <a:avLst/>
@@ -764,10 +1176,10 @@
               <w:pStyle w:val="ImageCaption"/>
             </w:pPr>
             <w:r>
-              <w:t xml:space="preserve">Figure 1: Experimental procedure of the face recognition task</w:t>
+              <w:t xml:space="preserve">Figure 2: Experimental procedure of the face recognition task</w:t>
             </w:r>
           </w:p>
-          <w:bookmarkEnd w:id="17"/>
+          <w:bookmarkEnd w:id="22"/>
         </w:tc>
       </w:tr>
     </w:tbl>
@@ -839,8 +1251,8 @@
         <w:t xml:space="preserve">key. They completed three blocks of 60 trials (half of them were from the familiarization part, half were novel faces). For the recognition part, only gray scale images of faces were used (for both learned faces and novel faces).</w:t>
       </w:r>
     </w:p>
-    <w:bookmarkEnd w:id="18"/>
-    <w:bookmarkStart w:id="23" w:name="cambridge-memory-tests"/>
+    <w:bookmarkEnd w:id="23"/>
+    <w:bookmarkStart w:id="28" w:name="cambridge-memory-tests"/>
     <w:p>
       <w:pPr>
         <w:pStyle w:val="Heading3"/>
@@ -854,7 +1266,16 @@
         <w:pStyle w:val="FirstParagraph"/>
       </w:pPr>
       <w:r>
-        <w:t xml:space="preserve">The method of the CFMT was described in Duchaine and Nakayama (ref: 2006).</w:t>
+        <w:t xml:space="preserve">The method of the CFMT was described in</w:t>
+      </w:r>
+      <w:r>
+        <w:t xml:space="preserve"> </w:t>
+      </w:r>
+      <w:r>
+        <w:t xml:space="preserve">Duchaine and Nakayama (2006)</w:t>
+      </w:r>
+      <w:r>
+        <w:t xml:space="preserve">.</w:t>
       </w:r>
       <w:r>
         <w:t xml:space="preserve"> </w:t>
@@ -870,7 +1291,7 @@
           <w:rPr>
             <w:rStyle w:val="Hyperlink"/>
           </w:rPr>
-          <w:t xml:space="preserve">Figure 2</w:t>
+          <w:t xml:space="preserve">Figure 3</w:t>
         </w:r>
       </w:hyperlink>
       <w:r>
@@ -883,7 +1304,19 @@
         <w:t xml:space="preserve"> </w:t>
       </w:r>
       <w:r>
-        <w:t xml:space="preserve">Regarding the CCMT, the method has been described in Dennett et al. (ref:2012) and has a highly similar structure, format and scoring as the CFMT, but uses cars instead of faces as stimuli.</w:t>
+        <w:t xml:space="preserve">Regarding the CCMT, the method has been described in</w:t>
+      </w:r>
+      <w:r>
+        <w:t xml:space="preserve"> </w:t>
+      </w:r>
+      <w:r>
+        <w:t xml:space="preserve">Dennett, McKone, Tavashmi, et al. (2012)</w:t>
+      </w:r>
+      <w:r>
+        <w:t xml:space="preserve"> </w:t>
+      </w:r>
+      <w:r>
+        <w:t xml:space="preserve">and has a highly similar structure, format and scoring as the CFMT, but uses cars instead of faces as stimuli.</w:t>
       </w:r>
     </w:p>
     <w:tbl>
@@ -899,7 +1332,7 @@
       <w:tr>
         <w:tc>
           <w:tcPr/>
-          <w:bookmarkStart w:id="22" w:name="fig-Cambridge"/>
+          <w:bookmarkStart w:id="27" w:name="fig-Cambridge"/>
           <w:p>
             <w:pPr>
               <w:pStyle w:val="Compact"/>
@@ -910,18 +1343,18 @@
                 <wp:inline>
                   <wp:extent cx="4800600" cy="2912474"/>
                   <wp:effectExtent b="0" l="0" r="0" t="0"/>
-                  <wp:docPr descr="" title="" id="20" name="Picture"/>
+                  <wp:docPr descr="" title="" id="25" name="Picture"/>
                   <a:graphic>
                     <a:graphicData uri="http://schemas.openxmlformats.org/drawingml/2006/picture">
                       <pic:pic>
                         <pic:nvPicPr>
-                          <pic:cNvPr descr="figures/Cambridge_tests.png" id="21" name="Picture"/>
+                          <pic:cNvPr descr="figures/Cambridge_tests.png" id="26" name="Picture"/>
                           <pic:cNvPicPr>
                             <a:picLocks noChangeArrowheads="1" noChangeAspect="1"/>
                           </pic:cNvPicPr>
                         </pic:nvPicPr>
                         <pic:blipFill>
-                          <a:blip r:embed="rId19"/>
+                          <a:blip r:embed="rId24"/>
                           <a:stretch>
                             <a:fillRect/>
                           </a:stretch>
@@ -958,10 +1391,10 @@
               <w:pStyle w:val="ImageCaption"/>
             </w:pPr>
             <w:r>
-              <w:t xml:space="preserve">Figure 2: The two Cambridge Memory Tests</w:t>
+              <w:t xml:space="preserve">Figure 3: The two Cambridge Memory Tests</w:t>
             </w:r>
           </w:p>
-          <w:bookmarkEnd w:id="22"/>
+          <w:bookmarkEnd w:id="27"/>
         </w:tc>
       </w:tr>
     </w:tbl>
@@ -974,12 +1407,35 @@
           <w:i/>
           <w:iCs/>
         </w:rPr>
-        <w:t xml:space="preserve">Illustration of (a) the Cambridge Face Memory Test (CFMT; ref Duchain &amp; Nakayama, 2006) and (b) the Cambridge Car Memory Test (CCMT; red Dennett et al., 2012a). These two tests are highly similar, differing only in the category of the presented stimuli. Both tests are composed of three stages: Learn (including Study and Test), Novel Images and Novel Images with Noise. In the Learn stage, participants learn target faces/cars and are then tested on the recognition of the identical images to the learned targets. In the Novel Images and Novel Images with Noise stages, recognition targets are different pictures of the same learned targets, but differing in views, lightning or both. For the CCMT (b), the car pictures showed here are not the one used in the CCMT and served only as a representation of the stimuli used in the Learn stage and the Novel stages of the CCMT. This illustration has been taken and slightly modified from (ref: Dennett et al., 2012b). 3AFC = three-alternative forced choice; ISI = interstimulus interval.</w:t>
-      </w:r>
-    </w:p>
-    <w:bookmarkEnd w:id="23"/>
-    <w:bookmarkEnd w:id="24"/>
-    <w:bookmarkStart w:id="27" w:name="stimuli"/>
+        <w:t xml:space="preserve">Illustration of (a) the Cambridge Face Memory Test (CFMT; ref Duchain &amp; Nakayama, 2006) and (b) the Cambridge Car Memory Test (CCMT; red Dennett et al., 2012a). These two tests are highly similar, differing only in the category of the presented stimuli. Both tests are composed of three stages: Learn (including Study and Test), Novel Images and Novel Images with Noise. In the Learn stage, participants learn target faces/cars and are then tested on the recognition of the identical images to the learned targets. In the Novel Images and Novel Images with Noise stages, recognition targets are different pictures of the same learned targets, but differing in views, lightning or both. For the CCMT (b), the car pictures showed here are not the one used in the CCMT and served only as a representation of the stimuli used in the Learn stage and the Novel stages of the CCMT. This illustration has been taken and slightly modified from</w:t>
+      </w:r>
+      <w:r>
+        <w:t xml:space="preserve"> </w:t>
+      </w:r>
+      <w:r>
+        <w:t xml:space="preserve">Dennett, McKone, Edwards, et al. (2012)</w:t>
+      </w:r>
+      <w:r>
+        <w:rPr>
+          <w:i/>
+          <w:iCs/>
+        </w:rPr>
+        <w:t xml:space="preserve">.</w:t>
+      </w:r>
+      <w:r>
+        <w:t xml:space="preserve"> </w:t>
+      </w:r>
+      <w:r>
+        <w:rPr>
+          <w:i/>
+          <w:iCs/>
+        </w:rPr>
+        <w:t xml:space="preserve">3AFC = three-alternative forced choice; ISI = interstimulus interval.</w:t>
+      </w:r>
+    </w:p>
+    <w:bookmarkEnd w:id="28"/>
+    <w:bookmarkEnd w:id="29"/>
+    <w:bookmarkStart w:id="32" w:name="stimuli"/>
     <w:p>
       <w:pPr>
         <w:pStyle w:val="Heading2"/>
@@ -993,30 +1449,12 @@
         <w:pStyle w:val="FirstParagraph"/>
       </w:pPr>
       <w:r>
-        <w:t xml:space="preserve">The face images used in the faces recognition task consisted of images selected from two different data sets of face images: the Face Research Lab London Set (DeBruine, Lisa; Jones, Benedict (2017).</w:t>
-      </w:r>
-      <w:r>
-        <w:t xml:space="preserve"> </w:t>
-      </w:r>
-      <w:r>
-        <w:t xml:space="preserve">Face Research Lab London Set.</w:t>
-      </w:r>
-      <w:r>
-        <w:t xml:space="preserve"> </w:t>
-      </w:r>
-      <w:r>
-        <w:t xml:space="preserve">figshare.</w:t>
-      </w:r>
-      <w:r>
-        <w:t xml:space="preserve"> </w:t>
-      </w:r>
-      <w:r>
-        <w:t xml:space="preserve">Data set.</w:t>
-      </w:r>
-      <w:r>
-        <w:t xml:space="preserve"> </w:t>
-      </w:r>
-      <w:hyperlink r:id="rId25">
+        <w:t xml:space="preserve">The face images used in the faces recognition task consisted of images selected from two different data sets of face images: the Face Research Lab London Set (DeBruine, Lisa; Jones, Benedict (2017):</w:t>
+      </w:r>
+      <w:r>
+        <w:t xml:space="preserve"> </w:t>
+      </w:r>
+      <w:hyperlink r:id="rId30">
         <w:r>
           <w:rPr>
             <w:rStyle w:val="Hyperlink"/>
@@ -1027,7 +1465,7 @@
       <w:r>
         <w:t xml:space="preserve">) and the Color FERET Database (</w:t>
       </w:r>
-      <w:hyperlink r:id="rId26">
+      <w:hyperlink r:id="rId31">
         <w:r>
           <w:rPr>
             <w:rStyle w:val="Hyperlink"/>
@@ -1062,11 +1500,23 @@
         <w:pStyle w:val="BodyText"/>
       </w:pPr>
       <w:r>
-        <w:t xml:space="preserve">To ensure that the stimuli that we used are reproducible, we used the webmorphR R Package (version?) -&gt; NEED info from Rich here.</w:t>
-      </w:r>
-    </w:p>
-    <w:bookmarkEnd w:id="27"/>
-    <w:bookmarkStart w:id="32" w:name="evidence-accumulation-modeling"/>
+        <w:t xml:space="preserve">To ensure that the stimuli that we used are reproducible, we used the webmorphR R Package (</w:t>
+      </w:r>
+      <w:r>
+        <w:t xml:space="preserve">DeBruine (2022)</w:t>
+      </w:r>
+      <w:r>
+        <w:t xml:space="preserve">) to crop the face images.</w:t>
+      </w:r>
+      <w:r>
+        <w:t xml:space="preserve"> </w:t>
+      </w:r>
+      <w:r>
+        <w:t xml:space="preserve">The code used to crop the original pictures can be found on OSF (OSF link).</w:t>
+      </w:r>
+    </w:p>
+    <w:bookmarkEnd w:id="32"/>
+    <w:bookmarkStart w:id="37" w:name="evidence-accumulation-modeling"/>
     <w:p>
       <w:pPr>
         <w:pStyle w:val="Heading2"/>
@@ -1082,8 +1532,14 @@
       <w:r>
         <w:t xml:space="preserve">The model and priors specification as well as the model estimation are all identical to the one described in (ref: Fournier et al., in press).</w:t>
       </w:r>
-    </w:p>
-    <w:bookmarkStart w:id="29" w:name="model-specification"/>
+      <w:r>
+        <w:t xml:space="preserve"> </w:t>
+      </w:r>
+      <w:r>
+        <w:t xml:space="preserve">The priors specifications are described in Supplementary Materials.</w:t>
+      </w:r>
+    </w:p>
+    <w:bookmarkStart w:id="34" w:name="model-specification"/>
     <w:p>
       <w:pPr>
         <w:pStyle w:val="Heading3"/>
@@ -1168,51 +1624,25 @@
         <w:t xml:space="preserve"> </w:t>
       </w:r>
       <w:r>
-        <w:t xml:space="preserve">The difference in drift rate between the TRUE and FALSE accumulators reflects the quality of information supporting a decision, with larger differences indicating stronger and more discriminative evidence accumulation</w:t>
-      </w:r>
-      <w:r>
-        <w:t xml:space="preserve"> </w:t>
-      </w:r>
-      <w:r>
-        <w:t xml:space="preserve">(</w:t>
-      </w:r>
-      <w:r>
-        <w:rPr>
-          <w:b/>
-          <w:bCs/>
-        </w:rPr>
-        <w:t xml:space="preserve">lewandoskyComputationalModelingCognition2018?</w:t>
-      </w:r>
-      <w:r>
-        <w:t xml:space="preserve">)</w:t>
-      </w:r>
-      <w:r>
-        <w:t xml:space="preserve">.</w:t>
-      </w:r>
-      <w:r>
-        <w:t xml:space="preserve"> </w:t>
-      </w:r>
-      <w:r>
-        <w:t xml:space="preserve">The standard deviation of the TRUE accumulator was allowed to vary according to accumulator match status, whereas the standard deviation of the FALSE accumulator was constrained to be constant to ensure model identifiability</w:t>
-      </w:r>
-      <w:r>
-        <w:t xml:space="preserve"> </w:t>
-      </w:r>
-      <w:r>
-        <w:t xml:space="preserve">(</w:t>
-      </w:r>
-      <w:r>
-        <w:rPr>
-          <w:b/>
-          <w:bCs/>
-        </w:rPr>
-        <w:t xml:space="preserve">donkinGettingMoreAccuracy2009?</w:t>
-      </w:r>
-      <w:r>
-        <w:t xml:space="preserve">)</w:t>
-      </w:r>
-      <w:r>
-        <w:t xml:space="preserve">.</w:t>
+        <w:t xml:space="preserve">The difference in drift rate between the TRUE and FALSE accumulators reflects the quality of information supporting a decision, with larger differences indicating stronger and more discriminative evidence accumulation (</w:t>
+      </w:r>
+      <w:r>
+        <w:t xml:space="preserve">Lewandowsky and Oberauer (2018)</w:t>
+      </w:r>
+      <w:r>
+        <w:t xml:space="preserve">).</w:t>
+      </w:r>
+      <w:r>
+        <w:t xml:space="preserve"> </w:t>
+      </w:r>
+      <w:r>
+        <w:t xml:space="preserve">The standard deviation of the TRUE accumulator was allowed to vary according to accumulator match status, whereas the standard deviation of the FALSE accumulator was constrained to be constant to ensure model identifiability (</w:t>
+      </w:r>
+      <w:r>
+        <w:t xml:space="preserve">Donkin et al. (2009)</w:t>
+      </w:r>
+      <w:r>
+        <w:t xml:space="preserve">).</w:t>
       </w:r>
       <w:r>
         <w:t xml:space="preserve"> </w:t>
@@ -1240,7 +1670,7 @@
       <w:tr>
         <w:tc>
           <w:tcPr/>
-          <w:bookmarkStart w:id="28" w:name="tbl-model-formula"/>
+          <w:bookmarkStart w:id="33" w:name="tbl-model-formula"/>
           <w:p>
             <w:pPr>
               <w:jc w:val="center"/>
@@ -1257,17 +1687,17 @@
           <w:tbl>
             <w:tblPr>
               <w:tblStyle w:val="Table"/>
-              <w:tblW w:type="pct" w:w="4756"/>
+              <w:tblW w:type="pct" w:w="4753"/>
               <w:tblLayout w:type="fixed"/>
               <w:tblLook w:firstRow="1" w:lastRow="1" w:firstColumn="0" w:lastColumn="0" w:noHBand="0" w:noVBand="0" w:val="0020"/>
             </w:tblPr>
             <w:tblGrid>
-              <w:gridCol w:w="2221"/>
-              <w:gridCol w:w="1255"/>
-              <w:gridCol w:w="1159"/>
-              <w:gridCol w:w="1062"/>
-              <w:gridCol w:w="1062"/>
-              <w:gridCol w:w="772"/>
+              <w:gridCol w:w="2151"/>
+              <w:gridCol w:w="1271"/>
+              <w:gridCol w:w="1173"/>
+              <w:gridCol w:w="1075"/>
+              <w:gridCol w:w="1075"/>
+              <w:gridCol w:w="782"/>
             </w:tblGrid>
             <w:tr>
               <w:trPr>
@@ -1373,27 +1803,43 @@
               </w:tc>
               <w:tc>
                 <w:tcPr/>
+                <w:p>
+                  <w:pPr>
+                    <w:pStyle w:val="Compact"/>
+                    <w:jc w:val="center"/>
+                  </w:pPr>
+                  <w:r>
+                    <w:t xml:space="preserve">no</w:t>
+                  </w:r>
+                </w:p>
+              </w:tc>
+              <w:tc>
+                <w:tcPr/>
+                <w:p>
+                  <w:pPr>
+                    <w:pStyle w:val="Compact"/>
+                    <w:jc w:val="center"/>
+                  </w:pPr>
+                  <w:r>
+                    <w:t xml:space="preserve">no</w:t>
+                  </w:r>
+                </w:p>
+              </w:tc>
+              <w:tc>
+                <w:tcPr/>
+                <w:p>
+                  <w:pPr>
+                    <w:pStyle w:val="Compact"/>
+                    <w:jc w:val="center"/>
+                  </w:pPr>
+                  <w:r>
+                    <w:t xml:space="preserve">no</w:t>
+                  </w:r>
+                </w:p>
+              </w:tc>
+              <w:tc>
+                <w:tcPr/>
                 <w:p/>
-              </w:tc>
-              <w:tc>
-                <w:tcPr/>
-                <w:p/>
-              </w:tc>
-              <w:tc>
-                <w:tcPr/>
-                <w:p/>
-              </w:tc>
-              <w:tc>
-                <w:tcPr/>
-                <w:p>
-                  <w:pPr>
-                    <w:pStyle w:val="Compact"/>
-                    <w:jc w:val="center"/>
-                  </w:pPr>
-                  <w:r>
-                    <w:t xml:space="preserve">1</w:t>
-                  </w:r>
-                </w:p>
               </w:tc>
             </w:tr>
             <w:tr>
@@ -1611,7 +2057,7 @@
                     <w:jc w:val="center"/>
                   </w:pPr>
                   <w:r>
-                    <w:t xml:space="preserve">yes</w:t>
+                    <w:t xml:space="preserve">no</w:t>
                   </w:r>
                 </w:p>
               </w:tc>
@@ -1677,18 +2123,6 @@
                     <w:jc w:val="center"/>
                   </w:pPr>
                   <w:r>
-                    <w:t xml:space="preserve">yes</w:t>
-                  </w:r>
-                </w:p>
-              </w:tc>
-              <w:tc>
-                <w:tcPr/>
-                <w:p>
-                  <w:pPr>
-                    <w:pStyle w:val="Compact"/>
-                    <w:jc w:val="center"/>
-                  </w:pPr>
-                  <w:r>
                     <w:t xml:space="preserve">no</w:t>
                   </w:r>
                 </w:p>
@@ -1707,57 +2141,19 @@
               </w:tc>
               <w:tc>
                 <w:tcPr/>
+                <w:p>
+                  <w:pPr>
+                    <w:pStyle w:val="Compact"/>
+                    <w:jc w:val="center"/>
+                  </w:pPr>
+                  <w:r>
+                    <w:t xml:space="preserve">no</w:t>
+                  </w:r>
+                </w:p>
+              </w:tc>
+              <w:tc>
+                <w:tcPr/>
                 <w:p/>
-              </w:tc>
-            </w:tr>
-            <w:tr>
-              <w:tc>
-                <w:tcPr/>
-                <w:p>
-                  <w:pPr>
-                    <w:pStyle w:val="Compact"/>
-                    <w:jc w:val="center"/>
-                  </w:pPr>
-                  <w:r>
-                    <w:t xml:space="preserve">SD Non-decision time</w:t>
-                  </w:r>
-                </w:p>
-              </w:tc>
-              <w:tc>
-                <w:tcPr/>
-                <w:p>
-                  <w:pPr>
-                    <w:pStyle w:val="Compact"/>
-                    <w:jc w:val="center"/>
-                  </w:pPr>
-                  <w:r>
-                    <w:t xml:space="preserve">st_0</w:t>
-                  </w:r>
-                </w:p>
-              </w:tc>
-              <w:tc>
-                <w:tcPr/>
-                <w:p/>
-              </w:tc>
-              <w:tc>
-                <w:tcPr/>
-                <w:p/>
-              </w:tc>
-              <w:tc>
-                <w:tcPr/>
-                <w:p/>
-              </w:tc>
-              <w:tc>
-                <w:tcPr/>
-                <w:p>
-                  <w:pPr>
-                    <w:pStyle w:val="Compact"/>
-                    <w:jc w:val="center"/>
-                  </w:pPr>
-                  <w:r>
-                    <w:t xml:space="preserve">0</w:t>
-                  </w:r>
-                </w:p>
               </w:tc>
             </w:tr>
             <w:tr>
@@ -1789,13 +2185,13 @@
               </w:tc>
             </w:tr>
           </w:tbl>
-          <w:bookmarkEnd w:id="28"/>
+          <w:bookmarkEnd w:id="33"/>
           <w:p/>
         </w:tc>
       </w:tr>
     </w:tbl>
-    <w:bookmarkEnd w:id="29"/>
-    <w:bookmarkStart w:id="30" w:name="model-estimation"/>
+    <w:bookmarkEnd w:id="34"/>
+    <w:bookmarkStart w:id="35" w:name="model-estimation"/>
     <w:p>
       <w:pPr>
         <w:pStyle w:val="Heading3"/>
@@ -1809,7 +2205,16 @@
         <w:pStyle w:val="FirstParagraph"/>
       </w:pPr>
       <w:r>
-        <w:t xml:space="preserve">Bayesian model estimated was carried using the EMC2 R package.</w:t>
+        <w:t xml:space="preserve">Bayesian model estimated was carried using the EMC2 R package</w:t>
+      </w:r>
+      <w:r>
+        <w:t xml:space="preserve"> </w:t>
+      </w:r>
+      <w:r>
+        <w:t xml:space="preserve">(Stevenson et al. 2026)</w:t>
+      </w:r>
+      <w:r>
+        <w:t xml:space="preserve">.</w:t>
       </w:r>
       <w:r>
         <w:t xml:space="preserve"> </w:t>
@@ -1836,8 +2241,8 @@
         <w:t xml:space="preserve">Parameter estimations were then used as the starting point for the full hierarchical parameter estimation.</w:t>
       </w:r>
     </w:p>
-    <w:bookmarkEnd w:id="30"/>
-    <w:bookmarkStart w:id="31" w:name="model-fit"/>
+    <w:bookmarkEnd w:id="35"/>
+    <w:bookmarkStart w:id="36" w:name="model-fit"/>
     <w:p>
       <w:pPr>
         <w:pStyle w:val="Heading3"/>
@@ -1851,26 +2256,12 @@
         <w:pStyle w:val="FirstParagraph"/>
       </w:pPr>
       <w:r>
-        <w:t xml:space="preserve">To ensure that the fit of our model can capture most of the main trends in the data, graphical summaries of the posterior predictions were examined.</w:t>
-      </w:r>
-      <w:r>
-        <w:t xml:space="preserve"> </w:t>
-      </w:r>
-      <w:r>
-        <w:t xml:space="preserve">(Check fit of the model, Supplementary Materials)</w:t>
-      </w:r>
-    </w:p>
-    <w:p>
-      <w:pPr>
-        <w:pStyle w:val="BodyText"/>
-      </w:pPr>
-      <w:r>
-        <w:t xml:space="preserve">If the model is reasonable, it should be able to generate data that looks sensibly similar to the accuracy and response times data.</w:t>
-      </w:r>
-    </w:p>
-    <w:bookmarkEnd w:id="31"/>
-    <w:bookmarkEnd w:id="32"/>
-    <w:bookmarkStart w:id="40" w:name="data-analysis"/>
+        <w:t xml:space="preserve">To ensure that the fit of our model can capture most of the main trends in the data, graphical summaries of the posterior predictions were examined. Convergence plots and posterior predictive checks can be found in Supplementary Materials.</w:t>
+      </w:r>
+    </w:p>
+    <w:bookmarkEnd w:id="36"/>
+    <w:bookmarkEnd w:id="37"/>
+    <w:bookmarkStart w:id="44" w:name="data-analysis"/>
     <w:p>
       <w:pPr>
         <w:pStyle w:val="Heading2"/>
@@ -1896,15 +2287,15 @@
         <w:t xml:space="preserve"> </w:t>
       </w:r>
       <w:r>
-        <w:t xml:space="preserve">Linear regression was then used to estimate how much LBA parameters vary as a function of face recognition ability, as well as how much these parameters vary after adjusting for car recognition ability.</w:t>
-      </w:r>
-      <w:r>
-        <w:t xml:space="preserve"> </w:t>
-      </w:r>
-      <w:r>
-        <w:t xml:space="preserve">The details of the analytical strategy were preregistered (</w:t>
-      </w:r>
-      <w:hyperlink r:id="rId33">
+        <w:t xml:space="preserve">Linear regression was then conducted to estimate how much LBA parameters vary as a function of face recognition ability, as well as how much these parameters vary after adjusting for car recognition ability.</w:t>
+      </w:r>
+      <w:r>
+        <w:t xml:space="preserve"> </w:t>
+      </w:r>
+      <w:r>
+        <w:t xml:space="preserve">The details of the analysis plan were preregistered (</w:t>
+      </w:r>
+      <w:hyperlink r:id="rId14">
         <w:r>
           <w:rPr>
             <w:rStyle w:val="Hyperlink"/>
@@ -1916,7 +2307,7 @@
         <w:t xml:space="preserve">).</w:t>
       </w:r>
     </w:p>
-    <w:bookmarkStart w:id="34" w:name="lba-parameters"/>
+    <w:bookmarkStart w:id="38" w:name="lba-parameters"/>
     <w:p>
       <w:pPr>
         <w:pStyle w:val="Heading3"/>
@@ -1930,17 +2321,17 @@
         <w:pStyle w:val="FirstParagraph"/>
       </w:pPr>
       <w:r>
-        <w:t xml:space="preserve">Median and interval estimates (95% quantile intervals) of the posterior distributions of each parameters were examined.</w:t>
-      </w:r>
-      <w:r>
-        <w:t xml:space="preserve"> </w:t>
-      </w:r>
-      <w:r>
-        <w:t xml:space="preserve">Contrasts between the parameters of interest were</w:t>
-      </w:r>
-    </w:p>
-    <w:bookmarkEnd w:id="34"/>
-    <w:bookmarkStart w:id="35" w:name="classical-correlational-analysis"/>
+        <w:t xml:space="preserve">In order to make inference about the magnitude of familiarity effects, differences in parameter estimates across conditions were compared.</w:t>
+      </w:r>
+      <w:r>
+        <w:t xml:space="preserve"> </w:t>
+      </w:r>
+      <w:r>
+        <w:t xml:space="preserve">To summarize the distribution of parameters of interest, we report the median of the posterior distribution together with 95% quantile interval of the posterior distribution.</w:t>
+      </w:r>
+    </w:p>
+    <w:bookmarkEnd w:id="38"/>
+    <w:bookmarkStart w:id="39" w:name="classical-correlational-analysis"/>
     <w:p>
       <w:pPr>
         <w:pStyle w:val="Heading3"/>
@@ -1957,8 +2348,8 @@
         <w:t xml:space="preserve">The median value of each parameter’s posterior distribution was correlated with the two centred scores of each of the Cambridge Memory Tests to assess the relationship between these variables.</w:t>
       </w:r>
     </w:p>
-    <w:bookmarkEnd w:id="35"/>
-    <w:bookmarkStart w:id="36" w:name="X5cf9b71b8935608aa7550ba24e694189a777f54"/>
+    <w:bookmarkEnd w:id="39"/>
+    <w:bookmarkStart w:id="40" w:name="X5cf9b71b8935608aa7550ba24e694189a777f54"/>
     <w:p>
       <w:pPr>
         <w:pStyle w:val="Heading3"/>
@@ -1972,7 +2363,16 @@
         <w:pStyle w:val="FirstParagraph"/>
       </w:pPr>
       <w:r>
-        <w:t xml:space="preserve">In addition to the classical correlational analysis described above, we conducted a Bayesian plausible value correlation approach (ref: Ly et al., 2017; Matzke et al., 2017).</w:t>
+        <w:t xml:space="preserve">In addition to the classical correlational analysis described above, we conducted a Bayesian plausible value correlation approach</w:t>
+      </w:r>
+      <w:r>
+        <w:t xml:space="preserve"> </w:t>
+      </w:r>
+      <w:r>
+        <w:t xml:space="preserve">(Ly et al. 2017; Matzke et al. 2017)</w:t>
+      </w:r>
+      <w:r>
+        <w:t xml:space="preserve">.</w:t>
       </w:r>
       <w:r>
         <w:t xml:space="preserve"> </w:t>
@@ -1999,8 +2399,8 @@
         <w:t xml:space="preserve">It allowed us to estimate if the strength of the correlation differs or not between conditions of interest.</w:t>
       </w:r>
     </w:p>
-    <w:bookmarkEnd w:id="36"/>
-    <w:bookmarkStart w:id="38" w:name="linear-regression"/>
+    <w:bookmarkEnd w:id="40"/>
+    <w:bookmarkStart w:id="42" w:name="linear-regression"/>
     <w:p>
       <w:pPr>
         <w:pStyle w:val="Heading3"/>
@@ -2014,7 +2414,13 @@
         <w:pStyle w:val="FirstParagraph"/>
       </w:pPr>
       <w:r>
-        <w:t xml:space="preserve">Two Bayesian linear regression models were fit to quantify the extent to which parameters of interest of the LBA model vary as a function of face recognition ability alone and when accounting for car recognition ability. In total, four regression models were fitted, two for the drift rate parameter and two for the threshold parameter. An index coding approach was used (no grand interecept) where each condition of interest has its own intercept (see</w:t>
+        <w:t xml:space="preserve">Based on our pilot results, we preregistered two Bayesian linear regression models to quantify the extent to which drift rate vary as a function of face recognition ability alone and when accounting for car recognition ability.</w:t>
+      </w:r>
+      <w:r>
+        <w:t xml:space="preserve"> </w:t>
+      </w:r>
+      <w:r>
+        <w:t xml:space="preserve">The results of the linear regresison for the threshold parameter are available in the Supplementary materials.An index coding approach was used (no grand interecept) where each condition of interest has its own intercept (see</w:t>
       </w:r>
       <w:r>
         <w:t xml:space="preserve"> </w:t>
@@ -2047,290 +2453,7 @@
       <w:tr>
         <w:tc>
           <w:tcPr/>
-          <w:bookmarkStart w:id="37" w:name="tbl-regression-model-formula"/>
-          <w:tbl>
-            <w:tblPr>
-              <w:tblStyle w:val="Table"/>
-              <w:tblW w:type="pct" w:w="4934"/>
-              <w:tblLayout w:type="fixed"/>
-              <w:tblLook w:firstRow="1" w:lastRow="1" w:firstColumn="0" w:lastColumn="0" w:noHBand="0" w:noVBand="0" w:val="0020"/>
-            </w:tblPr>
-            <w:tblGrid>
-              <w:gridCol w:w="1042"/>
-              <w:gridCol w:w="1198"/>
-              <w:gridCol w:w="677"/>
-              <w:gridCol w:w="4897"/>
-            </w:tblGrid>
-            <w:tr>
-              <w:trPr>
-                <w:tblHeader w:val="on"/>
-              </w:trPr>
-              <w:tc>
-                <w:tcPr/>
-                <w:p>
-                  <w:pPr>
-                    <w:pStyle w:val="Compact"/>
-                    <w:jc w:val="center"/>
-                  </w:pPr>
-                  <w:r>
-                    <w:t xml:space="preserve">Parameter</w:t>
-                  </w:r>
-                </w:p>
-              </w:tc>
-              <w:tc>
-                <w:tcPr/>
-                <w:p>
-                  <w:pPr>
-                    <w:pStyle w:val="Compact"/>
-                    <w:jc w:val="center"/>
-                  </w:pPr>
-                  <w:r>
-                    <w:t xml:space="preserve">Condition</w:t>
-                  </w:r>
-                </w:p>
-              </w:tc>
-              <w:tc>
-                <w:tcPr/>
-                <w:p>
-                  <w:pPr>
-                    <w:pStyle w:val="Compact"/>
-                    <w:jc w:val="center"/>
-                  </w:pPr>
-                  <w:r>
-                    <w:t xml:space="preserve">Ability</w:t>
-                  </w:r>
-                </w:p>
-              </w:tc>
-              <w:tc>
-                <w:tcPr/>
-                <w:p>
-                  <w:pPr>
-                    <w:pStyle w:val="Compact"/>
-                    <w:jc w:val="center"/>
-                  </w:pPr>
-                  <w:r>
-                    <w:t xml:space="preserve">Formula</w:t>
-                  </w:r>
-                </w:p>
-              </w:tc>
-            </w:tr>
-            <w:tr>
-              <w:tc>
-                <w:tcPr/>
-                <w:p>
-                  <w:pPr>
-                    <w:pStyle w:val="Compact"/>
-                    <w:jc w:val="center"/>
-                  </w:pPr>
-                  <w:r>
-                    <w:t xml:space="preserve">Median drift rate</w:t>
-                  </w:r>
-                </w:p>
-              </w:tc>
-              <w:tc>
-                <w:tcPr/>
-                <w:p>
-                  <w:pPr>
-                    <w:pStyle w:val="Compact"/>
-                    <w:jc w:val="center"/>
-                  </w:pPr>
-                  <w:r>
-                    <w:t xml:space="preserve">familiarity:accuracy</w:t>
-                  </w:r>
-                </w:p>
-              </w:tc>
-              <w:tc>
-                <w:tcPr/>
-                <w:p>
-                  <w:pPr>
-                    <w:pStyle w:val="Compact"/>
-                    <w:jc w:val="center"/>
-                  </w:pPr>
-                  <w:r>
-                    <w:t xml:space="preserve">Face</w:t>
-                  </w:r>
-                </w:p>
-              </w:tc>
-              <w:tc>
-                <w:tcPr/>
-                <w:p>
-                  <w:pPr>
-                    <w:pStyle w:val="Compact"/>
-                    <w:jc w:val="center"/>
-                  </w:pPr>
-                  <w:r>
-                    <w:t xml:space="preserve">Median drift rate ~ 0 + familiarity:accuracy + face_ability + (0|participant)</w:t>
-                  </w:r>
-                </w:p>
-              </w:tc>
-            </w:tr>
-            <w:tr>
-              <w:tc>
-                <w:tcPr/>
-                <w:p>
-                  <w:pPr>
-                    <w:pStyle w:val="Compact"/>
-                    <w:jc w:val="center"/>
-                  </w:pPr>
-                  <w:r>
-                    <w:t xml:space="preserve">Median drift rate</w:t>
-                  </w:r>
-                </w:p>
-              </w:tc>
-              <w:tc>
-                <w:tcPr/>
-                <w:p>
-                  <w:pPr>
-                    <w:pStyle w:val="Compact"/>
-                    <w:jc w:val="center"/>
-                  </w:pPr>
-                  <w:r>
-                    <w:t xml:space="preserve">familiarity:accuracy</w:t>
-                  </w:r>
-                </w:p>
-              </w:tc>
-              <w:tc>
-                <w:tcPr/>
-                <w:p>
-                  <w:pPr>
-                    <w:pStyle w:val="Compact"/>
-                    <w:jc w:val="center"/>
-                  </w:pPr>
-                  <w:r>
-                    <w:t xml:space="preserve">Face + Car</w:t>
-                  </w:r>
-                </w:p>
-              </w:tc>
-              <w:tc>
-                <w:tcPr/>
-                <w:p>
-                  <w:pPr>
-                    <w:pStyle w:val="Compact"/>
-                    <w:jc w:val="center"/>
-                  </w:pPr>
-                  <w:r>
-                    <w:t xml:space="preserve">Median drift rate ~ 0 + familiarity:accuracy + face_ability + car_ability + (0|participant)</w:t>
-                  </w:r>
-                </w:p>
-              </w:tc>
-            </w:tr>
-            <w:tr>
-              <w:tc>
-                <w:tcPr/>
-                <w:p>
-                  <w:pPr>
-                    <w:pStyle w:val="Compact"/>
-                    <w:jc w:val="center"/>
-                  </w:pPr>
-                  <w:r>
-                    <w:t xml:space="preserve">Median threshold</w:t>
-                  </w:r>
-                </w:p>
-              </w:tc>
-              <w:tc>
-                <w:tcPr/>
-                <w:p>
-                  <w:pPr>
-                    <w:pStyle w:val="Compact"/>
-                    <w:jc w:val="center"/>
-                  </w:pPr>
-                  <w:r>
-                    <w:t xml:space="preserve">familiarity</w:t>
-                  </w:r>
-                </w:p>
-              </w:tc>
-              <w:tc>
-                <w:tcPr/>
-                <w:p>
-                  <w:pPr>
-                    <w:pStyle w:val="Compact"/>
-                    <w:jc w:val="center"/>
-                  </w:pPr>
-                  <w:r>
-                    <w:t xml:space="preserve">Face</w:t>
-                  </w:r>
-                </w:p>
-              </w:tc>
-              <w:tc>
-                <w:tcPr/>
-                <w:p>
-                  <w:pPr>
-                    <w:pStyle w:val="Compact"/>
-                    <w:jc w:val="center"/>
-                  </w:pPr>
-                  <w:r>
-                    <w:t xml:space="preserve">Median threshold ~ 0 + familiarity + face_ability + (0|participant)</w:t>
-                  </w:r>
-                </w:p>
-              </w:tc>
-            </w:tr>
-            <w:tr>
-              <w:tc>
-                <w:tcPr/>
-                <w:p>
-                  <w:pPr>
-                    <w:pStyle w:val="Compact"/>
-                    <w:jc w:val="center"/>
-                  </w:pPr>
-                  <w:r>
-                    <w:t xml:space="preserve">Median threshold</w:t>
-                  </w:r>
-                </w:p>
-              </w:tc>
-              <w:tc>
-                <w:tcPr/>
-                <w:p>
-                  <w:pPr>
-                    <w:pStyle w:val="Compact"/>
-                    <w:jc w:val="center"/>
-                  </w:pPr>
-                  <w:r>
-                    <w:t xml:space="preserve">familiarity</w:t>
-                  </w:r>
-                </w:p>
-              </w:tc>
-              <w:tc>
-                <w:tcPr/>
-                <w:p>
-                  <w:pPr>
-                    <w:pStyle w:val="Compact"/>
-                    <w:jc w:val="center"/>
-                  </w:pPr>
-                  <w:r>
-                    <w:t xml:space="preserve">Face + Car</w:t>
-                  </w:r>
-                </w:p>
-              </w:tc>
-              <w:tc>
-                <w:tcPr/>
-                <w:p>
-                  <w:pPr>
-                    <w:pStyle w:val="Compact"/>
-                    <w:jc w:val="center"/>
-                  </w:pPr>
-                  <w:r>
-                    <w:t xml:space="preserve">Median threshold ~ 0 + familiarity + face_ability + car_ability + (0|participant)</w:t>
-                  </w:r>
-                </w:p>
-              </w:tc>
-            </w:tr>
-            <w:tr>
-              <w:tc>
-                <w:tcPr>
-                  <w:gridSpan w:val="4"/>
-                </w:tcPr>
-                <w:p>
-                  <w:pPr>
-                    <w:pStyle w:val="Compact"/>
-                    <w:jc w:val="center"/>
-                  </w:pPr>
-                  <w:r>
-                    <w:t xml:space="preserve">familiarity = face familiarity (Learned vs. Novel); accuracy = response accuracy (TRUE vs. FALSE)</w:t>
-                  </w:r>
-                </w:p>
-              </w:tc>
-            </w:tr>
-          </w:tbl>
+          <w:bookmarkStart w:id="41" w:name="tbl-regression-model-formula"/>
           <w:p>
             <w:pPr>
               <w:jc w:val="center"/>
@@ -2344,12 +2467,196 @@
               <w:t xml:space="preserve">Table 2: Formula specification for the pre-registered linear regression models.</w:t>
             </w:r>
           </w:p>
-          <w:bookmarkEnd w:id="37"/>
+          <w:tbl>
+            <w:tblPr>
+              <w:tblStyle w:val="Table"/>
+              <w:tblW w:type="pct" w:w="4934"/>
+              <w:tblLayout w:type="fixed"/>
+              <w:tblLook w:firstRow="1" w:lastRow="1" w:firstColumn="0" w:lastColumn="0" w:noHBand="0" w:noVBand="0" w:val="0020"/>
+            </w:tblPr>
+            <w:tblGrid>
+              <w:gridCol w:w="1049"/>
+              <w:gridCol w:w="1206"/>
+              <w:gridCol w:w="681"/>
+              <w:gridCol w:w="4877"/>
+            </w:tblGrid>
+            <w:tr>
+              <w:trPr>
+                <w:tblHeader w:val="on"/>
+              </w:trPr>
+              <w:tc>
+                <w:tcPr/>
+                <w:p>
+                  <w:pPr>
+                    <w:pStyle w:val="Compact"/>
+                    <w:jc w:val="center"/>
+                  </w:pPr>
+                  <w:r>
+                    <w:t xml:space="preserve">Parameter</w:t>
+                  </w:r>
+                </w:p>
+              </w:tc>
+              <w:tc>
+                <w:tcPr/>
+                <w:p>
+                  <w:pPr>
+                    <w:pStyle w:val="Compact"/>
+                    <w:jc w:val="center"/>
+                  </w:pPr>
+                  <w:r>
+                    <w:t xml:space="preserve">Condition</w:t>
+                  </w:r>
+                </w:p>
+              </w:tc>
+              <w:tc>
+                <w:tcPr/>
+                <w:p>
+                  <w:pPr>
+                    <w:pStyle w:val="Compact"/>
+                    <w:jc w:val="center"/>
+                  </w:pPr>
+                  <w:r>
+                    <w:t xml:space="preserve">Ability</w:t>
+                  </w:r>
+                </w:p>
+              </w:tc>
+              <w:tc>
+                <w:tcPr/>
+                <w:p>
+                  <w:pPr>
+                    <w:pStyle w:val="Compact"/>
+                    <w:jc w:val="center"/>
+                  </w:pPr>
+                  <w:r>
+                    <w:t xml:space="preserve">Formula</w:t>
+                  </w:r>
+                </w:p>
+              </w:tc>
+            </w:tr>
+            <w:tr>
+              <w:tc>
+                <w:tcPr/>
+                <w:p>
+                  <w:pPr>
+                    <w:pStyle w:val="Compact"/>
+                    <w:jc w:val="center"/>
+                  </w:pPr>
+                  <w:r>
+                    <w:t xml:space="preserve">Median drift rate</w:t>
+                  </w:r>
+                </w:p>
+              </w:tc>
+              <w:tc>
+                <w:tcPr/>
+                <w:p>
+                  <w:pPr>
+                    <w:pStyle w:val="Compact"/>
+                    <w:jc w:val="center"/>
+                  </w:pPr>
+                  <w:r>
+                    <w:t xml:space="preserve">familiarity:accuracy</w:t>
+                  </w:r>
+                </w:p>
+              </w:tc>
+              <w:tc>
+                <w:tcPr/>
+                <w:p>
+                  <w:pPr>
+                    <w:pStyle w:val="Compact"/>
+                    <w:jc w:val="center"/>
+                  </w:pPr>
+                  <w:r>
+                    <w:t xml:space="preserve">Face</w:t>
+                  </w:r>
+                </w:p>
+              </w:tc>
+              <w:tc>
+                <w:tcPr/>
+                <w:p>
+                  <w:pPr>
+                    <w:pStyle w:val="Compact"/>
+                    <w:jc w:val="center"/>
+                  </w:pPr>
+                  <w:r>
+                    <w:t xml:space="preserve">Median drift rate: 0 + familiarity:accuracy + face_ability + (0|participant)</w:t>
+                  </w:r>
+                </w:p>
+              </w:tc>
+            </w:tr>
+            <w:tr>
+              <w:tc>
+                <w:tcPr/>
+                <w:p>
+                  <w:pPr>
+                    <w:pStyle w:val="Compact"/>
+                    <w:jc w:val="center"/>
+                  </w:pPr>
+                  <w:r>
+                    <w:t xml:space="preserve">Median drift rate</w:t>
+                  </w:r>
+                </w:p>
+              </w:tc>
+              <w:tc>
+                <w:tcPr/>
+                <w:p>
+                  <w:pPr>
+                    <w:pStyle w:val="Compact"/>
+                    <w:jc w:val="center"/>
+                  </w:pPr>
+                  <w:r>
+                    <w:t xml:space="preserve">familiarity:accuracy</w:t>
+                  </w:r>
+                </w:p>
+              </w:tc>
+              <w:tc>
+                <w:tcPr/>
+                <w:p>
+                  <w:pPr>
+                    <w:pStyle w:val="Compact"/>
+                    <w:jc w:val="center"/>
+                  </w:pPr>
+                  <w:r>
+                    <w:t xml:space="preserve">Face + Car</w:t>
+                  </w:r>
+                </w:p>
+              </w:tc>
+              <w:tc>
+                <w:tcPr/>
+                <w:p>
+                  <w:pPr>
+                    <w:pStyle w:val="Compact"/>
+                    <w:jc w:val="center"/>
+                  </w:pPr>
+                  <w:r>
+                    <w:t xml:space="preserve">Median drift rate: 0 + familiarity:accuracy + face_ability + car_ability + (0|participant)</w:t>
+                  </w:r>
+                </w:p>
+              </w:tc>
+            </w:tr>
+            <w:tr>
+              <w:tc>
+                <w:tcPr>
+                  <w:gridSpan w:val="4"/>
+                </w:tcPr>
+                <w:p>
+                  <w:pPr>
+                    <w:pStyle w:val="Compact"/>
+                    <w:jc w:val="center"/>
+                  </w:pPr>
+                  <w:r>
+                    <w:t xml:space="preserve">familiarity = face familiarity (Learned vs. Novel); accuracy = response accuracy (TRUE vs. FALSE)</w:t>
+                  </w:r>
+                </w:p>
+              </w:tc>
+            </w:tr>
+          </w:tbl>
+          <w:bookmarkEnd w:id="41"/>
+          <w:p/>
         </w:tc>
       </w:tr>
     </w:tbl>
-    <w:bookmarkEnd w:id="38"/>
-    <w:bookmarkStart w:id="39" w:name="inferential-criteria"/>
+    <w:bookmarkEnd w:id="42"/>
+    <w:bookmarkStart w:id="43" w:name="inferential-criteria"/>
     <w:p>
       <w:pPr>
         <w:pStyle w:val="Heading3"/>
@@ -2358,10 +2665,63 @@
         <w:t xml:space="preserve">Inferential criteria</w:t>
       </w:r>
     </w:p>
-    <w:bookmarkEnd w:id="39"/>
-    <w:bookmarkEnd w:id="40"/>
-    <w:bookmarkEnd w:id="41"/>
-    <w:bookmarkStart w:id="46" w:name="results"/>
+    <w:p>
+      <w:pPr>
+        <w:pStyle w:val="FirstParagraph"/>
+      </w:pPr>
+      <w:r>
+        <w:t xml:space="preserve">Using a Bayesian approach in our regression analysis allowed us to evaluate the posterior distributions of the parameter of our predictor of interest (Face Memory score).</w:t>
+      </w:r>
+      <w:r>
+        <w:t xml:space="preserve"> </w:t>
+      </w:r>
+      <w:r>
+        <w:t xml:space="preserve">To evaluate these posterior distributions, we used three complementary criteria: sign, size and precision</w:t>
+      </w:r>
+      <w:r>
+        <w:t xml:space="preserve"> </w:t>
+      </w:r>
+      <w:r>
+        <w:t xml:space="preserve">(Cumming 2014; Kruschke and Liddell 2018; McElreath, n.d.)</w:t>
+      </w:r>
+      <w:r>
+        <w:t xml:space="preserve">.</w:t>
+      </w:r>
+      <w:r>
+        <w:t xml:space="preserve"> </w:t>
+      </w:r>
+      <w:r>
+        <w:t xml:space="preserve">To address the sign (or direction) of the effect, we reported if the median value is positive or negative.</w:t>
+      </w:r>
+      <w:r>
+        <w:t xml:space="preserve"> </w:t>
+      </w:r>
+      <w:r>
+        <w:t xml:space="preserve">Second, we evaluated the size or magnitude of the posterior distribution by considering the size of the median value as well as the extent to which lower or upper bounds of the 95% quantile interval approach zero (no relationship).</w:t>
+      </w:r>
+      <w:r>
+        <w:t xml:space="preserve"> </w:t>
+      </w:r>
+      <w:r>
+        <w:t xml:space="preserve">For example, if the 95% quantile interval excluded zero, we would have been reasonably confident in our inference of a non-zero effect.</w:t>
+      </w:r>
+      <w:r>
+        <w:t xml:space="preserve"> </w:t>
+      </w:r>
+      <w:r>
+        <w:t xml:space="preserve">Furthermore, we used the width of the 95% quantile intervals as an indicator of estimation precision.</w:t>
+      </w:r>
+      <w:r>
+        <w:t xml:space="preserve"> </w:t>
+      </w:r>
+      <w:r>
+        <w:t xml:space="preserve">Whereas narrow estimates indicate precise estimates, wider intervals indicate substantial uncertainty about the estimated parameter value, which may warrant a more cautious interpretation.</w:t>
+      </w:r>
+    </w:p>
+    <w:bookmarkEnd w:id="43"/>
+    <w:bookmarkEnd w:id="44"/>
+    <w:bookmarkEnd w:id="45"/>
+    <w:bookmarkStart w:id="102" w:name="results"/>
     <w:p>
       <w:pPr>
         <w:pStyle w:val="Heading1"/>
@@ -2370,7 +2730,7 @@
         <w:t xml:space="preserve">Results</w:t>
       </w:r>
     </w:p>
-    <w:bookmarkStart w:id="42" w:name="lba-parameters-1"/>
+    <w:bookmarkStart w:id="65" w:name="lba-parameters-1"/>
     <w:p>
       <w:pPr>
         <w:pStyle w:val="Heading2"/>
@@ -2379,8 +2739,969 @@
         <w:t xml:space="preserve">LBA parameters</w:t>
       </w:r>
     </w:p>
-    <w:bookmarkEnd w:id="42"/>
-    <w:bookmarkStart w:id="43" w:name="correlations"/>
+    <w:p>
+      <w:pPr>
+        <w:pStyle w:val="FirstParagraph"/>
+      </w:pPr>
+      <w:r>
+        <w:t xml:space="preserve">Posterior distributions for drift rate and threshold parameters are visualized in</w:t>
+      </w:r>
+      <w:r>
+        <w:t xml:space="preserve"> </w:t>
+      </w:r>
+      <w:hyperlink w:anchor="fig-threshold">
+        <w:r>
+          <w:rPr>
+            <w:rStyle w:val="Hyperlink"/>
+          </w:rPr>
+          <w:t xml:space="preserve">Figure 4</w:t>
+        </w:r>
+      </w:hyperlink>
+      <w:r>
+        <w:t xml:space="preserve"> </w:t>
+      </w:r>
+      <w:r>
+        <w:t xml:space="preserve">and</w:t>
+      </w:r>
+      <w:r>
+        <w:t xml:space="preserve"> </w:t>
+      </w:r>
+      <w:hyperlink w:anchor="fig-drift">
+        <w:r>
+          <w:rPr>
+            <w:rStyle w:val="Hyperlink"/>
+          </w:rPr>
+          <w:t xml:space="preserve">Figure 5</w:t>
+        </w:r>
+      </w:hyperlink>
+      <w:r>
+        <w:t xml:space="preserve"> </w:t>
+      </w:r>
+      <w:r>
+        <w:t xml:space="preserve">and the medians and 95% quantile intervals are summarised in</w:t>
+      </w:r>
+      <w:r>
+        <w:t xml:space="preserve"> </w:t>
+      </w:r>
+      <w:hyperlink w:anchor="tbl-lba-params">
+        <w:r>
+          <w:rPr>
+            <w:rStyle w:val="Hyperlink"/>
+          </w:rPr>
+          <w:t xml:space="preserve">Table 3</w:t>
+        </w:r>
+      </w:hyperlink>
+      <w:r>
+        <w:t xml:space="preserve">.</w:t>
+      </w:r>
+    </w:p>
+    <w:p>
+      <w:pPr>
+        <w:pStyle w:val="BodyText"/>
+      </w:pPr>
+      <w:r>
+        <w:rPr>
+          <w:i/>
+          <w:iCs/>
+        </w:rPr>
+        <w:t xml:space="preserve">Threshold:</w:t>
+      </w:r>
+      <w:r>
+        <w:t xml:space="preserve"> </w:t>
+      </w:r>
+      <w:r>
+        <w:t xml:space="preserve">Inspection of the posterior distribution shows that there is an effect of familiarity on the threshold parameter.</w:t>
+      </w:r>
+    </w:p>
+    <w:p>
+      <w:pPr>
+        <w:pStyle w:val="BodyText"/>
+      </w:pPr>
+      <w:r>
+        <w:rPr>
+          <w:i/>
+          <w:iCs/>
+        </w:rPr>
+        <w:t xml:space="preserve">Drift rate:</w:t>
+      </w:r>
+      <w:r>
+        <w:t xml:space="preserve"> </w:t>
+      </w:r>
+      <w:r>
+        <w:t xml:space="preserve">Inspection of the posterior distribution shows that there is a familiarity effect in drift rate difference.</w:t>
+      </w:r>
+      <w:r>
+        <w:t xml:space="preserve"> </w:t>
+      </w:r>
+      <w:r>
+        <w:t xml:space="preserve">The quality of the evidence accumulation was greater for Novel faces compared to Learned faces.</w:t>
+      </w:r>
+    </w:p>
+    <w:bookmarkStart w:id="54" w:name="fig-threshold"/>
+    <w:tbl>
+      <w:tblPr>
+        <w:tblStyle w:val="Table"/>
+        <w:tblW w:type="pct" w:w="4900"/>
+        <w:tblLayout w:type="fixed"/>
+        <w:tblLook w:firstRow="0" w:lastRow="0" w:firstColumn="0" w:lastColumn="0" w:noHBand="0" w:noVBand="0" w:val="0000"/>
+      </w:tblPr>
+      <w:tblGrid>
+        <w:gridCol w:w="3880"/>
+        <w:gridCol w:w="3880"/>
+      </w:tblGrid>
+      <w:tr>
+        <w:tc>
+          <w:tcPr/>
+          <w:tbl>
+            <w:tblPr>
+              <w:tblStyle w:val="Table"/>
+              <w:tblW w:type="pct" w:w="4900"/>
+              <w:tblLayout w:type="fixed"/>
+              <w:tblLook w:firstRow="0" w:lastRow="0" w:firstColumn="0" w:lastColumn="0" w:noHBand="0" w:noVBand="0" w:val="0000"/>
+            </w:tblPr>
+            <w:tblGrid>
+              <w:gridCol w:w="7761"/>
+            </w:tblGrid>
+            <w:tr>
+              <w:tc>
+                <w:tcPr/>
+                <w:bookmarkStart w:id="49" w:name="fig-threshold-1"/>
+                <w:p>
+                  <w:pPr>
+                    <w:pStyle w:val="Compact"/>
+                    <w:jc w:val="center"/>
+                    <w:jc w:val="left"/>
+                  </w:pPr>
+                  <w:r>
+                    <w:drawing>
+                      <wp:inline>
+                        <wp:extent cx="2971800" cy="2547257"/>
+                        <wp:effectExtent b="0" l="0" r="0" t="0"/>
+                        <wp:docPr descr="" title="" id="47" name="Picture"/>
+                        <a:graphic>
+                          <a:graphicData uri="http://schemas.openxmlformats.org/drawingml/2006/picture">
+                            <pic:pic>
+                              <pic:nvPicPr>
+                                <pic:cNvPr descr="manuscript_files/figure-docx/fig-threshold-1.svg" id="48" name="Picture"/>
+                                <pic:cNvPicPr>
+                                  <a:picLocks noChangeArrowheads="1" noChangeAspect="1"/>
+                                </pic:cNvPicPr>
+                              </pic:nvPicPr>
+                              <pic:blipFill>
+                                <a:blip>
+                                  <a:extLst>
+                                    <a:ext uri="{28A0092B-C50C-407E-A947-70E740481C1C}">
+                                      <a14:useLocalDpi xmlns:a14="http://schemas.microsoft.com/office/drawing/2010/main" val="0"/>
+                                    </a:ext>
+                                    <a:ext uri="{96DAC541-7B7A-43D3-8B79-37D633B846F1}">
+                                      <asvg:svgBlip xmlns:asvg="http://schemas.microsoft.com/office/drawing/2016/SVG/main" r:embed="rId46"/>
+                                    </a:ext>
+                                  </a:extLst>
+                                </a:blip>
+                                <a:stretch>
+                                  <a:fillRect/>
+                                </a:stretch>
+                              </pic:blipFill>
+                              <pic:spPr bwMode="auto">
+                                <a:xfrm>
+                                  <a:off x="0" y="0"/>
+                                  <a:ext cx="2971800" cy="2547257"/>
+                                </a:xfrm>
+                                <a:prstGeom prst="rect">
+                                  <a:avLst/>
+                                </a:prstGeom>
+                                <a:noFill/>
+                                <a:ln w="9525">
+                                  <a:noFill/>
+                                  <a:headEnd/>
+                                  <a:tailEnd/>
+                                </a:ln>
+                              </pic:spPr>
+                            </pic:pic>
+                          </a:graphicData>
+                        </a:graphic>
+                      </wp:inline>
+                    </w:drawing>
+                  </w:r>
+                </w:p>
+                <w:p>
+                  <w:pPr>
+                    <w:jc w:val="center"/>
+                    <w:jc w:val="left"/>
+                  </w:pPr>
+                  <w:pPr>
+                    <w:jc w:val="left"/>
+                    <w:spacing w:before="200"/>
+                    <w:pStyle w:val="ImageCaption"/>
+                  </w:pPr>
+                  <w:r>
+                    <w:t xml:space="preserve">(a) Threshold by response</w:t>
+                  </w:r>
+                </w:p>
+                <w:bookmarkEnd w:id="49"/>
+              </w:tc>
+            </w:tr>
+          </w:tbl>
+          <w:p/>
+        </w:tc>
+        <w:tc>
+          <w:tcPr/>
+          <w:tbl>
+            <w:tblPr>
+              <w:tblStyle w:val="Table"/>
+              <w:tblW w:type="pct" w:w="4900"/>
+              <w:tblLayout w:type="fixed"/>
+              <w:tblLook w:firstRow="0" w:lastRow="0" w:firstColumn="0" w:lastColumn="0" w:noHBand="0" w:noVBand="0" w:val="0000"/>
+            </w:tblPr>
+            <w:tblGrid>
+              <w:gridCol w:w="7761"/>
+            </w:tblGrid>
+            <w:tr>
+              <w:tc>
+                <w:tcPr/>
+                <w:bookmarkStart w:id="53" w:name="fig-threshold-2"/>
+                <w:p>
+                  <w:pPr>
+                    <w:pStyle w:val="Compact"/>
+                    <w:jc w:val="center"/>
+                    <w:jc w:val="left"/>
+                  </w:pPr>
+                  <w:r>
+                    <w:drawing>
+                      <wp:inline>
+                        <wp:extent cx="2971800" cy="2547257"/>
+                        <wp:effectExtent b="0" l="0" r="0" t="0"/>
+                        <wp:docPr descr="" title="" id="51" name="Picture"/>
+                        <a:graphic>
+                          <a:graphicData uri="http://schemas.openxmlformats.org/drawingml/2006/picture">
+                            <pic:pic>
+                              <pic:nvPicPr>
+                                <pic:cNvPr descr="manuscript_files/figure-docx/fig-threshold-2.svg" id="52" name="Picture"/>
+                                <pic:cNvPicPr>
+                                  <a:picLocks noChangeArrowheads="1" noChangeAspect="1"/>
+                                </pic:cNvPicPr>
+                              </pic:nvPicPr>
+                              <pic:blipFill>
+                                <a:blip>
+                                  <a:extLst>
+                                    <a:ext uri="{28A0092B-C50C-407E-A947-70E740481C1C}">
+                                      <a14:useLocalDpi xmlns:a14="http://schemas.microsoft.com/office/drawing/2010/main" val="0"/>
+                                    </a:ext>
+                                    <a:ext uri="{96DAC541-7B7A-43D3-8B79-37D633B846F1}">
+                                      <asvg:svgBlip xmlns:asvg="http://schemas.microsoft.com/office/drawing/2016/SVG/main" r:embed="rId50"/>
+                                    </a:ext>
+                                  </a:extLst>
+                                </a:blip>
+                                <a:stretch>
+                                  <a:fillRect/>
+                                </a:stretch>
+                              </pic:blipFill>
+                              <pic:spPr bwMode="auto">
+                                <a:xfrm>
+                                  <a:off x="0" y="0"/>
+                                  <a:ext cx="2971800" cy="2547257"/>
+                                </a:xfrm>
+                                <a:prstGeom prst="rect">
+                                  <a:avLst/>
+                                </a:prstGeom>
+                                <a:noFill/>
+                                <a:ln w="9525">
+                                  <a:noFill/>
+                                  <a:headEnd/>
+                                  <a:tailEnd/>
+                                </a:ln>
+                              </pic:spPr>
+                            </pic:pic>
+                          </a:graphicData>
+                        </a:graphic>
+                      </wp:inline>
+                    </w:drawing>
+                  </w:r>
+                </w:p>
+                <w:p>
+                  <w:pPr>
+                    <w:jc w:val="center"/>
+                    <w:jc w:val="left"/>
+                  </w:pPr>
+                  <w:pPr>
+                    <w:jc w:val="left"/>
+                    <w:spacing w:before="200"/>
+                    <w:pStyle w:val="ImageCaption"/>
+                  </w:pPr>
+                  <w:r>
+                    <w:t xml:space="preserve">(b) Threshold (novel - learned) contrast</w:t>
+                  </w:r>
+                </w:p>
+                <w:bookmarkEnd w:id="53"/>
+              </w:tc>
+            </w:tr>
+          </w:tbl>
+          <w:p/>
+        </w:tc>
+      </w:tr>
+    </w:tbl>
+    <w:p>
+      <w:pPr>
+        <w:pStyle w:val="BodyText"/>
+      </w:pPr>
+      <w:pPr>
+        <w:spacing w:before="200"/>
+        <w:pStyle w:val="ImageCaption"/>
+      </w:pPr>
+      <w:r>
+        <w:t xml:space="preserve">Figure 4: Threshold estimates</w:t>
+      </w:r>
+    </w:p>
+    <w:bookmarkEnd w:id="54"/>
+    <w:p>
+      <w:pPr>
+        <w:pStyle w:val="BodyText"/>
+      </w:pPr>
+      <w:r>
+        <w:t xml:space="preserve"> </w:t>
+      </w:r>
+    </w:p>
+    <w:bookmarkStart w:id="63" w:name="fig-drift"/>
+    <w:tbl>
+      <w:tblPr>
+        <w:tblStyle w:val="Table"/>
+        <w:tblW w:type="pct" w:w="4900"/>
+        <w:tblLayout w:type="fixed"/>
+        <w:tblLook w:firstRow="0" w:lastRow="0" w:firstColumn="0" w:lastColumn="0" w:noHBand="0" w:noVBand="0" w:val="0000"/>
+      </w:tblPr>
+      <w:tblGrid>
+        <w:gridCol w:w="3880"/>
+        <w:gridCol w:w="3880"/>
+      </w:tblGrid>
+      <w:tr>
+        <w:tc>
+          <w:tcPr/>
+          <w:tbl>
+            <w:tblPr>
+              <w:tblStyle w:val="Table"/>
+              <w:tblW w:type="pct" w:w="4900"/>
+              <w:tblLayout w:type="fixed"/>
+              <w:tblLook w:firstRow="0" w:lastRow="0" w:firstColumn="0" w:lastColumn="0" w:noHBand="0" w:noVBand="0" w:val="0000"/>
+            </w:tblPr>
+            <w:tblGrid>
+              <w:gridCol w:w="7761"/>
+            </w:tblGrid>
+            <w:tr>
+              <w:tc>
+                <w:tcPr/>
+                <w:bookmarkStart w:id="58" w:name="fig-drift-1"/>
+                <w:p>
+                  <w:pPr>
+                    <w:pStyle w:val="Compact"/>
+                    <w:jc w:val="center"/>
+                    <w:jc w:val="left"/>
+                  </w:pPr>
+                  <w:r>
+                    <w:drawing>
+                      <wp:inline>
+                        <wp:extent cx="2971800" cy="2547257"/>
+                        <wp:effectExtent b="0" l="0" r="0" t="0"/>
+                        <wp:docPr descr="" title="" id="56" name="Picture"/>
+                        <a:graphic>
+                          <a:graphicData uri="http://schemas.openxmlformats.org/drawingml/2006/picture">
+                            <pic:pic>
+                              <pic:nvPicPr>
+                                <pic:cNvPr descr="manuscript_files/figure-docx/fig-drift-1.svg" id="57" name="Picture"/>
+                                <pic:cNvPicPr>
+                                  <a:picLocks noChangeArrowheads="1" noChangeAspect="1"/>
+                                </pic:cNvPicPr>
+                              </pic:nvPicPr>
+                              <pic:blipFill>
+                                <a:blip>
+                                  <a:extLst>
+                                    <a:ext uri="{28A0092B-C50C-407E-A947-70E740481C1C}">
+                                      <a14:useLocalDpi xmlns:a14="http://schemas.microsoft.com/office/drawing/2010/main" val="0"/>
+                                    </a:ext>
+                                    <a:ext uri="{96DAC541-7B7A-43D3-8B79-37D633B846F1}">
+                                      <asvg:svgBlip xmlns:asvg="http://schemas.microsoft.com/office/drawing/2016/SVG/main" r:embed="rId55"/>
+                                    </a:ext>
+                                  </a:extLst>
+                                </a:blip>
+                                <a:stretch>
+                                  <a:fillRect/>
+                                </a:stretch>
+                              </pic:blipFill>
+                              <pic:spPr bwMode="auto">
+                                <a:xfrm>
+                                  <a:off x="0" y="0"/>
+                                  <a:ext cx="2971800" cy="2547257"/>
+                                </a:xfrm>
+                                <a:prstGeom prst="rect">
+                                  <a:avLst/>
+                                </a:prstGeom>
+                                <a:noFill/>
+                                <a:ln w="9525">
+                                  <a:noFill/>
+                                  <a:headEnd/>
+                                  <a:tailEnd/>
+                                </a:ln>
+                              </pic:spPr>
+                            </pic:pic>
+                          </a:graphicData>
+                        </a:graphic>
+                      </wp:inline>
+                    </w:drawing>
+                  </w:r>
+                </w:p>
+                <w:p>
+                  <w:pPr>
+                    <w:jc w:val="center"/>
+                    <w:jc w:val="left"/>
+                  </w:pPr>
+                  <w:pPr>
+                    <w:jc w:val="left"/>
+                    <w:spacing w:before="200"/>
+                    <w:pStyle w:val="ImageCaption"/>
+                  </w:pPr>
+                  <w:r>
+                    <w:t xml:space="preserve">(a) Drift rate (TRUE - FALSE) by condition</w:t>
+                  </w:r>
+                </w:p>
+                <w:bookmarkEnd w:id="58"/>
+              </w:tc>
+            </w:tr>
+          </w:tbl>
+          <w:p/>
+        </w:tc>
+        <w:tc>
+          <w:tcPr/>
+          <w:tbl>
+            <w:tblPr>
+              <w:tblStyle w:val="Table"/>
+              <w:tblW w:type="pct" w:w="4900"/>
+              <w:tblLayout w:type="fixed"/>
+              <w:tblLook w:firstRow="0" w:lastRow="0" w:firstColumn="0" w:lastColumn="0" w:noHBand="0" w:noVBand="0" w:val="0000"/>
+            </w:tblPr>
+            <w:tblGrid>
+              <w:gridCol w:w="7761"/>
+            </w:tblGrid>
+            <w:tr>
+              <w:tc>
+                <w:tcPr/>
+                <w:bookmarkStart w:id="62" w:name="fig-drift-2"/>
+                <w:p>
+                  <w:pPr>
+                    <w:pStyle w:val="Compact"/>
+                    <w:jc w:val="center"/>
+                    <w:jc w:val="left"/>
+                  </w:pPr>
+                  <w:r>
+                    <w:drawing>
+                      <wp:inline>
+                        <wp:extent cx="2971800" cy="2547257"/>
+                        <wp:effectExtent b="0" l="0" r="0" t="0"/>
+                        <wp:docPr descr="" title="" id="60" name="Picture"/>
+                        <a:graphic>
+                          <a:graphicData uri="http://schemas.openxmlformats.org/drawingml/2006/picture">
+                            <pic:pic>
+                              <pic:nvPicPr>
+                                <pic:cNvPr descr="manuscript_files/figure-docx/fig-drift-2.svg" id="61" name="Picture"/>
+                                <pic:cNvPicPr>
+                                  <a:picLocks noChangeArrowheads="1" noChangeAspect="1"/>
+                                </pic:cNvPicPr>
+                              </pic:nvPicPr>
+                              <pic:blipFill>
+                                <a:blip>
+                                  <a:extLst>
+                                    <a:ext uri="{28A0092B-C50C-407E-A947-70E740481C1C}">
+                                      <a14:useLocalDpi xmlns:a14="http://schemas.microsoft.com/office/drawing/2010/main" val="0"/>
+                                    </a:ext>
+                                    <a:ext uri="{96DAC541-7B7A-43D3-8B79-37D633B846F1}">
+                                      <asvg:svgBlip xmlns:asvg="http://schemas.microsoft.com/office/drawing/2016/SVG/main" r:embed="rId59"/>
+                                    </a:ext>
+                                  </a:extLst>
+                                </a:blip>
+                                <a:stretch>
+                                  <a:fillRect/>
+                                </a:stretch>
+                              </pic:blipFill>
+                              <pic:spPr bwMode="auto">
+                                <a:xfrm>
+                                  <a:off x="0" y="0"/>
+                                  <a:ext cx="2971800" cy="2547257"/>
+                                </a:xfrm>
+                                <a:prstGeom prst="rect">
+                                  <a:avLst/>
+                                </a:prstGeom>
+                                <a:noFill/>
+                                <a:ln w="9525">
+                                  <a:noFill/>
+                                  <a:headEnd/>
+                                  <a:tailEnd/>
+                                </a:ln>
+                              </pic:spPr>
+                            </pic:pic>
+                          </a:graphicData>
+                        </a:graphic>
+                      </wp:inline>
+                    </w:drawing>
+                  </w:r>
+                </w:p>
+                <w:p>
+                  <w:pPr>
+                    <w:jc w:val="center"/>
+                    <w:jc w:val="left"/>
+                  </w:pPr>
+                  <w:pPr>
+                    <w:jc w:val="left"/>
+                    <w:spacing w:before="200"/>
+                    <w:pStyle w:val="ImageCaption"/>
+                  </w:pPr>
+                  <w:r>
+                    <w:t xml:space="preserve">(b) Drift rate (novel - learned) contrast</w:t>
+                  </w:r>
+                </w:p>
+                <w:bookmarkEnd w:id="62"/>
+              </w:tc>
+            </w:tr>
+          </w:tbl>
+          <w:p/>
+        </w:tc>
+      </w:tr>
+    </w:tbl>
+    <w:p>
+      <w:pPr>
+        <w:pStyle w:val="BodyText"/>
+      </w:pPr>
+      <w:pPr>
+        <w:spacing w:before="200"/>
+        <w:pStyle w:val="ImageCaption"/>
+      </w:pPr>
+      <w:r>
+        <w:t xml:space="preserve">Figure 5: Drift rate estimates</w:t>
+      </w:r>
+    </w:p>
+    <w:bookmarkEnd w:id="63"/>
+    <w:p>
+      <w:pPr>
+        <w:pStyle w:val="BodyText"/>
+      </w:pPr>
+      <w:r>
+        <w:t xml:space="preserve"> </w:t>
+      </w:r>
+    </w:p>
+    <w:tbl>
+      <w:tblPr>
+        <w:tblStyle w:val="Table"/>
+        <w:tblW w:type="pct" w:w="5000"/>
+        <w:tblLayout w:type="fixed"/>
+        <w:tblLook w:firstRow="0" w:lastRow="0" w:firstColumn="0" w:lastColumn="0" w:noHBand="0" w:noVBand="0" w:val="0000"/>
+      </w:tblPr>
+      <w:tblGrid>
+        <w:gridCol w:w="7920"/>
+      </w:tblGrid>
+      <w:tr>
+        <w:tc>
+          <w:tcPr/>
+          <w:bookmarkStart w:id="64" w:name="tbl-lba-params"/>
+          <w:p>
+            <w:pPr>
+              <w:jc w:val="center"/>
+            </w:pPr>
+            <w:pPr>
+              <w:jc w:val="left"/>
+              <w:spacing w:before="200"/>
+              <w:pStyle w:val="ImageCaption"/>
+            </w:pPr>
+            <w:r>
+              <w:t xml:space="preserve">Table 3: Posterior median and 95% quantile intervals for threshold and drift rate parameters.</w:t>
+            </w:r>
+          </w:p>
+          <w:tbl>
+            <w:tblPr>
+              <w:tblStyle w:val="Table"/>
+              <w:tblW w:type="pct" w:w="4583"/>
+              <w:tblLayout w:type="fixed"/>
+              <w:tblLook w:firstRow="1" w:lastRow="1" w:firstColumn="0" w:lastColumn="0" w:noHBand="0" w:noVBand="0" w:val="0020"/>
+            </w:tblPr>
+            <w:tblGrid>
+              <w:gridCol w:w="2420"/>
+              <w:gridCol w:w="1980"/>
+              <w:gridCol w:w="990"/>
+              <w:gridCol w:w="1870"/>
+            </w:tblGrid>
+            <w:tr>
+              <w:trPr>
+                <w:tblHeader w:val="on"/>
+              </w:trPr>
+              <w:tc>
+                <w:tcPr/>
+                <w:p>
+                  <w:pPr>
+                    <w:pStyle w:val="Compact"/>
+                    <w:jc w:val="center"/>
+                  </w:pPr>
+                  <w:r>
+                    <w:t xml:space="preserve">Parameter</w:t>
+                  </w:r>
+                </w:p>
+              </w:tc>
+              <w:tc>
+                <w:tcPr/>
+                <w:p>
+                  <w:pPr>
+                    <w:pStyle w:val="Compact"/>
+                    <w:jc w:val="center"/>
+                  </w:pPr>
+                  <w:r>
+                    <w:t xml:space="preserve">Condition</w:t>
+                  </w:r>
+                </w:p>
+              </w:tc>
+              <w:tc>
+                <w:tcPr/>
+                <w:p>
+                  <w:pPr>
+                    <w:pStyle w:val="Compact"/>
+                    <w:jc w:val="center"/>
+                  </w:pPr>
+                  <w:r>
+                    <w:t xml:space="preserve">Median</w:t>
+                  </w:r>
+                </w:p>
+              </w:tc>
+              <w:tc>
+                <w:tcPr/>
+                <w:p>
+                  <w:pPr>
+                    <w:pStyle w:val="Compact"/>
+                    <w:jc w:val="center"/>
+                  </w:pPr>
+                  <w:r>
+                    <w:t xml:space="preserve">95% QI</w:t>
+                  </w:r>
+                </w:p>
+              </w:tc>
+            </w:tr>
+            <w:tr>
+              <w:tc>
+                <w:tcPr/>
+                <w:p>
+                  <w:pPr>
+                    <w:pStyle w:val="Compact"/>
+                    <w:jc w:val="center"/>
+                  </w:pPr>
+                  <w:r>
+                    <w:t xml:space="preserve">Threshold</w:t>
+                  </w:r>
+                </w:p>
+              </w:tc>
+              <w:tc>
+                <w:tcPr/>
+                <w:p>
+                  <w:pPr>
+                    <w:pStyle w:val="Compact"/>
+                    <w:jc w:val="center"/>
+                  </w:pPr>
+                  <w:r>
+                    <w:t xml:space="preserve">novel</w:t>
+                  </w:r>
+                </w:p>
+              </w:tc>
+              <w:tc>
+                <w:tcPr/>
+                <w:p>
+                  <w:pPr>
+                    <w:pStyle w:val="Compact"/>
+                    <w:jc w:val="center"/>
+                  </w:pPr>
+                  <w:r>
+                    <w:t xml:space="preserve">2.25</w:t>
+                  </w:r>
+                </w:p>
+              </w:tc>
+              <w:tc>
+                <w:tcPr/>
+                <w:p>
+                  <w:pPr>
+                    <w:pStyle w:val="Compact"/>
+                    <w:jc w:val="center"/>
+                  </w:pPr>
+                  <w:r>
+                    <w:t xml:space="preserve">[2.169, 2.323]</w:t>
+                  </w:r>
+                </w:p>
+              </w:tc>
+            </w:tr>
+            <w:tr>
+              <w:tc>
+                <w:tcPr/>
+                <w:p>
+                  <w:pPr>
+                    <w:pStyle w:val="Compact"/>
+                    <w:jc w:val="center"/>
+                  </w:pPr>
+                  <w:r>
+                    <w:t xml:space="preserve">Threshold</w:t>
+                  </w:r>
+                </w:p>
+              </w:tc>
+              <w:tc>
+                <w:tcPr/>
+                <w:p>
+                  <w:pPr>
+                    <w:pStyle w:val="Compact"/>
+                    <w:jc w:val="center"/>
+                  </w:pPr>
+                  <w:r>
+                    <w:t xml:space="preserve">learned</w:t>
+                  </w:r>
+                </w:p>
+              </w:tc>
+              <w:tc>
+                <w:tcPr/>
+                <w:p>
+                  <w:pPr>
+                    <w:pStyle w:val="Compact"/>
+                    <w:jc w:val="center"/>
+                  </w:pPr>
+                  <w:r>
+                    <w:t xml:space="preserve">1.89</w:t>
+                  </w:r>
+                </w:p>
+              </w:tc>
+              <w:tc>
+                <w:tcPr/>
+                <w:p>
+                  <w:pPr>
+                    <w:pStyle w:val="Compact"/>
+                    <w:jc w:val="center"/>
+                  </w:pPr>
+                  <w:r>
+                    <w:t xml:space="preserve">[1.822, 1.96]</w:t>
+                  </w:r>
+                </w:p>
+              </w:tc>
+            </w:tr>
+            <w:tr>
+              <w:tc>
+                <w:tcPr/>
+                <w:p>
+                  <w:pPr>
+                    <w:pStyle w:val="Compact"/>
+                    <w:jc w:val="center"/>
+                  </w:pPr>
+                  <w:r>
+                    <w:t xml:space="preserve">Threshold contrast</w:t>
+                  </w:r>
+                </w:p>
+              </w:tc>
+              <w:tc>
+                <w:tcPr/>
+                <w:p>
+                  <w:pPr>
+                    <w:pStyle w:val="Compact"/>
+                    <w:jc w:val="center"/>
+                  </w:pPr>
+                  <w:r>
+                    <w:t xml:space="preserve">novel - learned</w:t>
+                  </w:r>
+                </w:p>
+              </w:tc>
+              <w:tc>
+                <w:tcPr/>
+                <w:p>
+                  <w:pPr>
+                    <w:pStyle w:val="Compact"/>
+                    <w:jc w:val="center"/>
+                  </w:pPr>
+                  <w:r>
+                    <w:t xml:space="preserve">0.35</w:t>
+                  </w:r>
+                </w:p>
+              </w:tc>
+              <w:tc>
+                <w:tcPr/>
+                <w:p>
+                  <w:pPr>
+                    <w:pStyle w:val="Compact"/>
+                    <w:jc w:val="center"/>
+                  </w:pPr>
+                  <w:r>
+                    <w:t xml:space="preserve">[0.316, 0.394]</w:t>
+                  </w:r>
+                </w:p>
+              </w:tc>
+            </w:tr>
+            <w:tr>
+              <w:tc>
+                <w:tcPr/>
+                <w:p>
+                  <w:pPr>
+                    <w:pStyle w:val="Compact"/>
+                    <w:jc w:val="center"/>
+                  </w:pPr>
+                  <w:r>
+                    <w:t xml:space="preserve">Drift rate</w:t>
+                  </w:r>
+                </w:p>
+              </w:tc>
+              <w:tc>
+                <w:tcPr/>
+                <w:p>
+                  <w:pPr>
+                    <w:pStyle w:val="Compact"/>
+                    <w:jc w:val="center"/>
+                  </w:pPr>
+                  <w:r>
+                    <w:t xml:space="preserve">novel</w:t>
+                  </w:r>
+                </w:p>
+              </w:tc>
+              <w:tc>
+                <w:tcPr/>
+                <w:p>
+                  <w:pPr>
+                    <w:pStyle w:val="Compact"/>
+                    <w:jc w:val="center"/>
+                  </w:pPr>
+                  <w:r>
+                    <w:t xml:space="preserve">1.15</w:t>
+                  </w:r>
+                </w:p>
+              </w:tc>
+              <w:tc>
+                <w:tcPr/>
+                <w:p>
+                  <w:pPr>
+                    <w:pStyle w:val="Compact"/>
+                    <w:jc w:val="center"/>
+                  </w:pPr>
+                  <w:r>
+                    <w:t xml:space="preserve">[1.098, 1.199]</w:t>
+                  </w:r>
+                </w:p>
+              </w:tc>
+            </w:tr>
+            <w:tr>
+              <w:tc>
+                <w:tcPr/>
+                <w:p>
+                  <w:pPr>
+                    <w:pStyle w:val="Compact"/>
+                    <w:jc w:val="center"/>
+                  </w:pPr>
+                  <w:r>
+                    <w:t xml:space="preserve">Drift rate</w:t>
+                  </w:r>
+                </w:p>
+              </w:tc>
+              <w:tc>
+                <w:tcPr/>
+                <w:p>
+                  <w:pPr>
+                    <w:pStyle w:val="Compact"/>
+                    <w:jc w:val="center"/>
+                  </w:pPr>
+                  <w:r>
+                    <w:t xml:space="preserve">learned</w:t>
+                  </w:r>
+                </w:p>
+              </w:tc>
+              <w:tc>
+                <w:tcPr/>
+                <w:p>
+                  <w:pPr>
+                    <w:pStyle w:val="Compact"/>
+                    <w:jc w:val="center"/>
+                  </w:pPr>
+                  <w:r>
+                    <w:t xml:space="preserve">0.15</w:t>
+                  </w:r>
+                </w:p>
+              </w:tc>
+              <w:tc>
+                <w:tcPr/>
+                <w:p>
+                  <w:pPr>
+                    <w:pStyle w:val="Compact"/>
+                    <w:jc w:val="center"/>
+                  </w:pPr>
+                  <w:r>
+                    <w:t xml:space="preserve">[0.097, 0.195]</w:t>
+                  </w:r>
+                </w:p>
+              </w:tc>
+            </w:tr>
+            <w:tr>
+              <w:tc>
+                <w:tcPr/>
+                <w:p>
+                  <w:pPr>
+                    <w:pStyle w:val="Compact"/>
+                    <w:jc w:val="center"/>
+                  </w:pPr>
+                  <w:r>
+                    <w:t xml:space="preserve">Drift rate contrast</w:t>
+                  </w:r>
+                </w:p>
+              </w:tc>
+              <w:tc>
+                <w:tcPr/>
+                <w:p>
+                  <w:pPr>
+                    <w:pStyle w:val="Compact"/>
+                    <w:jc w:val="center"/>
+                  </w:pPr>
+                  <w:r>
+                    <w:t xml:space="preserve">novel - learned</w:t>
+                  </w:r>
+                </w:p>
+              </w:tc>
+              <w:tc>
+                <w:tcPr/>
+                <w:p>
+                  <w:pPr>
+                    <w:pStyle w:val="Compact"/>
+                    <w:jc w:val="center"/>
+                  </w:pPr>
+                  <w:r>
+                    <w:t xml:space="preserve">1</w:t>
+                  </w:r>
+                </w:p>
+              </w:tc>
+              <w:tc>
+                <w:tcPr/>
+                <w:p>
+                  <w:pPr>
+                    <w:pStyle w:val="Compact"/>
+                    <w:jc w:val="center"/>
+                  </w:pPr>
+                  <w:r>
+                    <w:t xml:space="preserve">[0.91, 1.094]</w:t>
+                  </w:r>
+                </w:p>
+              </w:tc>
+            </w:tr>
+            <w:tr>
+              <w:tc>
+                <w:tcPr>
+                  <w:gridSpan w:val="4"/>
+                </w:tcPr>
+                <w:p>
+                  <w:pPr>
+                    <w:pStyle w:val="Compact"/>
+                    <w:jc w:val="center"/>
+                  </w:pPr>
+                  <w:r>
+                    <w:t xml:space="preserve">QI = quantile interval.</w:t>
+                  </w:r>
+                </w:p>
+              </w:tc>
+            </w:tr>
+          </w:tbl>
+          <w:bookmarkEnd w:id="64"/>
+          <w:p/>
+        </w:tc>
+      </w:tr>
+    </w:tbl>
+    <w:bookmarkEnd w:id="65"/>
+    <w:bookmarkStart w:id="67" w:name="correlations"/>
     <w:p>
       <w:pPr>
         <w:pStyle w:val="Heading2"/>
@@ -2389,8 +3710,123 @@
         <w:t xml:space="preserve">Correlations</w:t>
       </w:r>
     </w:p>
-    <w:bookmarkEnd w:id="43"/>
-    <w:bookmarkStart w:id="44" w:name="X6cdd5d6c49b55a2e70739db2f79c1d6ae2787d0"/>
+    <w:p>
+      <w:pPr>
+        <w:pStyle w:val="FirstParagraph"/>
+      </w:pPr>
+      <w:r>
+        <w:t xml:space="preserve">We examined point-wise recognition ability linear relationship with point estimates (median) of the posterior distribution of each of the LBA parameters of interest.</w:t>
+      </w:r>
+      <w:r>
+        <w:t xml:space="preserve"> </w:t>
+      </w:r>
+      <w:r>
+        <w:t xml:space="preserve">These relationships can been see in</w:t>
+      </w:r>
+      <w:r>
+        <w:t xml:space="preserve"> </w:t>
+      </w:r>
+      <w:hyperlink w:anchor="fig-corr-point-estimates">
+        <w:r>
+          <w:rPr>
+            <w:rStyle w:val="Hyperlink"/>
+          </w:rPr>
+          <w:t xml:space="preserve">Figure 6</w:t>
+        </w:r>
+      </w:hyperlink>
+      <w:r>
+        <w:t xml:space="preserve"> </w:t>
+      </w:r>
+      <w:r>
+        <w:t xml:space="preserve">for both recognition ability.</w:t>
+      </w:r>
+      <w:r>
+        <w:t xml:space="preserve"> </w:t>
+      </w:r>
+      <w:r>
+        <w:t xml:space="preserve">Visual inspections of these correlations seemed to show that the accumulation of evidence (drift rate) for learned and novel faces increases as face recognition ability increases.</w:t>
+      </w:r>
+      <w:r>
+        <w:t xml:space="preserve"> </w:t>
+      </w:r>
+      <w:r>
+        <w:t xml:space="preserve">A similar conclusion could be drawn from the inspection of the response caution (threshold) towards the</w:t>
+      </w:r>
+      <w:r>
+        <w:t xml:space="preserve"> </w:t>
+      </w:r>
+      <w:r>
+        <w:t xml:space="preserve">“Learned”</w:t>
+      </w:r>
+      <w:r>
+        <w:t xml:space="preserve"> </w:t>
+      </w:r>
+      <w:r>
+        <w:t xml:space="preserve">response.</w:t>
+      </w:r>
+      <w:r>
+        <w:t xml:space="preserve"> </w:t>
+      </w:r>
+      <w:r>
+        <w:t xml:space="preserve">However the strength of these relationship remains weak (the highest</w:t>
+      </w:r>
+      <w:r>
+        <w:t xml:space="preserve"> </w:t>
+      </w:r>
+      <w:r>
+        <w:rPr>
+          <w:i/>
+          <w:iCs/>
+        </w:rPr>
+        <w:t xml:space="preserve">r</w:t>
+      </w:r>
+      <w:r>
+        <w:t xml:space="preserve"> </w:t>
+      </w:r>
+      <w:r>
+        <w:t xml:space="preserve">value is 0.24) and we used a Bayesian plausible value correlational approach to determine the uncertainty linked to these associations.</w:t>
+      </w:r>
+    </w:p>
+    <w:bookmarkStart w:id="66" w:name="fig-corr-point-estimates"/>
+    <w:tbl>
+      <w:tblPr>
+        <w:tblStyle w:val="Table"/>
+        <w:tblW w:type="pct" w:w="4900"/>
+        <w:tblLayout w:type="fixed"/>
+        <w:tblLook w:firstRow="0" w:lastRow="0" w:firstColumn="0" w:lastColumn="0" w:noHBand="0" w:noVBand="0" w:val="0000"/>
+      </w:tblPr>
+      <w:tblGrid>
+        <w:gridCol w:w="7761"/>
+      </w:tblGrid>
+      <w:tr>
+        <w:tc>
+          <w:tcPr/>
+          <w:p>
+            <w:pPr>
+              <w:jc w:val="left"/>
+            </w:pPr>
+            <w:r>
+              <w:t xml:space="preserve">Point estimates correlations with recognition scores</w:t>
+            </w:r>
+          </w:p>
+        </w:tc>
+      </w:tr>
+    </w:tbl>
+    <w:p>
+      <w:pPr>
+        <w:pStyle w:val="BodyText"/>
+      </w:pPr>
+      <w:pPr>
+        <w:spacing w:before="200"/>
+        <w:pStyle w:val="ImageCaption"/>
+      </w:pPr>
+      <w:r>
+        <w:t xml:space="preserve">Figure 6</w:t>
+      </w:r>
+    </w:p>
+    <w:bookmarkEnd w:id="66"/>
+    <w:bookmarkEnd w:id="67"/>
+    <w:bookmarkStart w:id="91" w:name="X6cdd5d6c49b55a2e70739db2f79c1d6ae2787d0"/>
     <w:p>
       <w:pPr>
         <w:pStyle w:val="Heading2"/>
@@ -2399,19 +3835,2002 @@
         <w:t xml:space="preserve">Bayesian plausible value correlational analysis</w:t>
       </w:r>
     </w:p>
-    <w:bookmarkEnd w:id="44"/>
-    <w:bookmarkStart w:id="45" w:name="linear-regression-1"/>
+    <w:p>
+      <w:pPr>
+        <w:pStyle w:val="FirstParagraph"/>
+      </w:pPr>
+      <w:r>
+        <w:t xml:space="preserve">To estimate the uncertainty linked to the relationships between LBA estimated parameters and face recognition ability, we used a Bayesian plausible value correlational analysis.</w:t>
+      </w:r>
+      <w:r>
+        <w:t xml:space="preserve"> </w:t>
+      </w:r>
+      <w:r>
+        <w:t xml:space="preserve">Like described above (see Methods), instead of using a single point estimate to assess the strength of the relationship between our variables of interest, the posterior distribution of the LBA parameters allow us to use the entire sampling distribution to do it.</w:t>
+      </w:r>
+      <w:r>
+        <w:t xml:space="preserve"> </w:t>
+      </w:r>
+      <w:r>
+        <w:t xml:space="preserve">We calculated the Person’s</w:t>
+      </w:r>
+      <w:r>
+        <w:t xml:space="preserve"> </w:t>
+      </w:r>
+      <w:r>
+        <w:rPr>
+          <w:i/>
+          <w:iCs/>
+        </w:rPr>
+        <w:t xml:space="preserve">r</w:t>
+      </w:r>
+      <w:r>
+        <w:t xml:space="preserve"> </w:t>
+      </w:r>
+      <w:r>
+        <w:t xml:space="preserve">between each sample value from our posterior distribution for each parameter of each subject and their face recognition ability.</w:t>
+      </w:r>
+      <w:r>
+        <w:t xml:space="preserve"> </w:t>
+      </w:r>
+      <w:r>
+        <w:t xml:space="preserve">The posterior distributions of threshold plausible correlation values and their contrast are shown in</w:t>
+      </w:r>
+      <w:r>
+        <w:t xml:space="preserve"> </w:t>
+      </w:r>
+      <w:hyperlink w:anchor="fig-plausible-corr-thresh">
+        <w:r>
+          <w:rPr>
+            <w:rStyle w:val="Hyperlink"/>
+          </w:rPr>
+          <w:t xml:space="preserve">Figure 7</w:t>
+        </w:r>
+      </w:hyperlink>
+      <w:r>
+        <w:t xml:space="preserve">.</w:t>
+      </w:r>
+      <w:r>
+        <w:t xml:space="preserve"> </w:t>
+      </w:r>
+      <w:r>
+        <w:t xml:space="preserve">Posterior correlations with true and false drift rate for both conditions and recognition abilities can be found in</w:t>
+      </w:r>
+      <w:r>
+        <w:t xml:space="preserve"> </w:t>
+      </w:r>
+      <w:hyperlink w:anchor="fig-plausible-corr-drift-true-false">
+        <w:r>
+          <w:rPr>
+            <w:rStyle w:val="Hyperlink"/>
+          </w:rPr>
+          <w:t xml:space="preserve">Figure 8</w:t>
+        </w:r>
+      </w:hyperlink>
+      <w:r>
+        <w:t xml:space="preserve">, and correlations with drift rate differences (true-false) by conditions as well as drift rate contrast (novel-false) in</w:t>
+      </w:r>
+      <w:r>
+        <w:t xml:space="preserve"> </w:t>
+      </w:r>
+      <w:hyperlink w:anchor="fig-plausible-corr-drift-diff">
+        <w:r>
+          <w:rPr>
+            <w:rStyle w:val="Hyperlink"/>
+          </w:rPr>
+          <w:t xml:space="preserve">Figure 9</w:t>
+        </w:r>
+      </w:hyperlink>
+      <w:r>
+        <w:t xml:space="preserve">.</w:t>
+      </w:r>
+      <w:r>
+        <w:t xml:space="preserve"> </w:t>
+      </w:r>
+      <w:hyperlink w:anchor="tbl-plausible-cor">
+        <w:r>
+          <w:rPr>
+            <w:rStyle w:val="Hyperlink"/>
+          </w:rPr>
+          <w:t xml:space="preserve">Table 4</w:t>
+        </w:r>
+      </w:hyperlink>
+      <w:r>
+        <w:t xml:space="preserve"> </w:t>
+      </w:r>
+      <w:r>
+        <w:t xml:space="preserve">provides a summary of these distributions.</w:t>
+      </w:r>
+    </w:p>
+    <w:p>
+      <w:pPr>
+        <w:pStyle w:val="BodyText"/>
+      </w:pPr>
+      <w:r>
+        <w:rPr>
+          <w:i/>
+          <w:iCs/>
+        </w:rPr>
+        <w:t xml:space="preserve">Threshold:</w:t>
+      </w:r>
+      <w:r>
+        <w:t xml:space="preserve"> </w:t>
+      </w:r>
+      <w:r>
+        <w:t xml:space="preserve">There is a positive relationship between response caution for both learned and novel faces and recognition ability.</w:t>
+      </w:r>
+      <w:r>
+        <w:t xml:space="preserve"> </w:t>
+      </w:r>
+      <w:r>
+        <w:t xml:space="preserve">Regarding face recognition ability, people with a higher face recognition ability have a higher response caution for learned faces whereas people with a higher car recognition ability have a higher threshold for both learned and novel faces.</w:t>
+      </w:r>
+    </w:p>
+    <w:p>
+      <w:pPr>
+        <w:pStyle w:val="BodyText"/>
+      </w:pPr>
+      <w:r>
+        <w:rPr>
+          <w:i/>
+          <w:iCs/>
+        </w:rPr>
+        <w:t xml:space="preserve">Drift rate:</w:t>
+      </w:r>
+      <w:r>
+        <w:t xml:space="preserve"> </w:t>
+      </w:r>
+      <w:r>
+        <w:t xml:space="preserve">A higher face recognition ability is associated with a greater drift rate for both novel and learned faces.</w:t>
+      </w:r>
+      <w:r>
+        <w:t xml:space="preserve"> </w:t>
+      </w:r>
+      <w:r>
+        <w:t xml:space="preserve">However, a higher car recognition ability is only associated with an increase drift rate for novel faces.</w:t>
+      </w:r>
+    </w:p>
+    <w:bookmarkStart w:id="76" w:name="fig-plausible-corr-thresh"/>
+    <w:tbl>
+      <w:tblPr>
+        <w:tblStyle w:val="Table"/>
+        <w:tblW w:type="pct" w:w="4900"/>
+        <w:tblLayout w:type="fixed"/>
+        <w:tblLook w:firstRow="0" w:lastRow="0" w:firstColumn="0" w:lastColumn="0" w:noHBand="0" w:noVBand="0" w:val="0000"/>
+      </w:tblPr>
+      <w:tblGrid>
+        <w:gridCol w:w="3880"/>
+        <w:gridCol w:w="3880"/>
+      </w:tblGrid>
+      <w:tr>
+        <w:tc>
+          <w:tcPr/>
+          <w:tbl>
+            <w:tblPr>
+              <w:tblStyle w:val="Table"/>
+              <w:tblW w:type="pct" w:w="4900"/>
+              <w:tblLayout w:type="fixed"/>
+              <w:tblLook w:firstRow="0" w:lastRow="0" w:firstColumn="0" w:lastColumn="0" w:noHBand="0" w:noVBand="0" w:val="0000"/>
+            </w:tblPr>
+            <w:tblGrid>
+              <w:gridCol w:w="7761"/>
+            </w:tblGrid>
+            <w:tr>
+              <w:tc>
+                <w:tcPr/>
+                <w:bookmarkStart w:id="71" w:name="fig-plausible-corr-thresh-1"/>
+                <w:p>
+                  <w:pPr>
+                    <w:pStyle w:val="Compact"/>
+                    <w:jc w:val="center"/>
+                    <w:jc w:val="left"/>
+                  </w:pPr>
+                  <w:r>
+                    <w:drawing>
+                      <wp:inline>
+                        <wp:extent cx="2971800" cy="1485900"/>
+                        <wp:effectExtent b="0" l="0" r="0" t="0"/>
+                        <wp:docPr descr="" title="" id="69" name="Picture"/>
+                        <a:graphic>
+                          <a:graphicData uri="http://schemas.openxmlformats.org/drawingml/2006/picture">
+                            <pic:pic>
+                              <pic:nvPicPr>
+                                <pic:cNvPr descr="manuscript_files/figure-docx/fig-plausible-corr-thresh-1.svg" id="70" name="Picture"/>
+                                <pic:cNvPicPr>
+                                  <a:picLocks noChangeArrowheads="1" noChangeAspect="1"/>
+                                </pic:cNvPicPr>
+                              </pic:nvPicPr>
+                              <pic:blipFill>
+                                <a:blip>
+                                  <a:extLst>
+                                    <a:ext uri="{28A0092B-C50C-407E-A947-70E740481C1C}">
+                                      <a14:useLocalDpi xmlns:a14="http://schemas.microsoft.com/office/drawing/2010/main" val="0"/>
+                                    </a:ext>
+                                    <a:ext uri="{96DAC541-7B7A-43D3-8B79-37D633B846F1}">
+                                      <asvg:svgBlip xmlns:asvg="http://schemas.microsoft.com/office/drawing/2016/SVG/main" r:embed="rId68"/>
+                                    </a:ext>
+                                  </a:extLst>
+                                </a:blip>
+                                <a:stretch>
+                                  <a:fillRect/>
+                                </a:stretch>
+                              </pic:blipFill>
+                              <pic:spPr bwMode="auto">
+                                <a:xfrm>
+                                  <a:off x="0" y="0"/>
+                                  <a:ext cx="2971800" cy="1485900"/>
+                                </a:xfrm>
+                                <a:prstGeom prst="rect">
+                                  <a:avLst/>
+                                </a:prstGeom>
+                                <a:noFill/>
+                                <a:ln w="9525">
+                                  <a:noFill/>
+                                  <a:headEnd/>
+                                  <a:tailEnd/>
+                                </a:ln>
+                              </pic:spPr>
+                            </pic:pic>
+                          </a:graphicData>
+                        </a:graphic>
+                      </wp:inline>
+                    </w:drawing>
+                  </w:r>
+                </w:p>
+                <w:p>
+                  <w:pPr>
+                    <w:jc w:val="center"/>
+                    <w:jc w:val="left"/>
+                  </w:pPr>
+                  <w:pPr>
+                    <w:jc w:val="left"/>
+                    <w:spacing w:before="200"/>
+                    <w:pStyle w:val="ImageCaption"/>
+                  </w:pPr>
+                  <w:r>
+                    <w:t xml:space="preserve">(a) Posterior correlations values distributions between threshold by response and recognition abilities</w:t>
+                  </w:r>
+                </w:p>
+                <w:bookmarkEnd w:id="71"/>
+              </w:tc>
+            </w:tr>
+          </w:tbl>
+          <w:p/>
+        </w:tc>
+        <w:tc>
+          <w:tcPr/>
+          <w:tbl>
+            <w:tblPr>
+              <w:tblStyle w:val="Table"/>
+              <w:tblW w:type="pct" w:w="4900"/>
+              <w:tblLayout w:type="fixed"/>
+              <w:tblLook w:firstRow="0" w:lastRow="0" w:firstColumn="0" w:lastColumn="0" w:noHBand="0" w:noVBand="0" w:val="0000"/>
+            </w:tblPr>
+            <w:tblGrid>
+              <w:gridCol w:w="7761"/>
+            </w:tblGrid>
+            <w:tr>
+              <w:tc>
+                <w:tcPr/>
+                <w:bookmarkStart w:id="75" w:name="fig-plausible-corr-thresh-2"/>
+                <w:p>
+                  <w:pPr>
+                    <w:pStyle w:val="Compact"/>
+                    <w:jc w:val="center"/>
+                    <w:jc w:val="left"/>
+                  </w:pPr>
+                  <w:r>
+                    <w:drawing>
+                      <wp:inline>
+                        <wp:extent cx="2971800" cy="1485900"/>
+                        <wp:effectExtent b="0" l="0" r="0" t="0"/>
+                        <wp:docPr descr="" title="" id="73" name="Picture"/>
+                        <a:graphic>
+                          <a:graphicData uri="http://schemas.openxmlformats.org/drawingml/2006/picture">
+                            <pic:pic>
+                              <pic:nvPicPr>
+                                <pic:cNvPr descr="manuscript_files/figure-docx/fig-plausible-corr-thresh-2.svg" id="74" name="Picture"/>
+                                <pic:cNvPicPr>
+                                  <a:picLocks noChangeArrowheads="1" noChangeAspect="1"/>
+                                </pic:cNvPicPr>
+                              </pic:nvPicPr>
+                              <pic:blipFill>
+                                <a:blip>
+                                  <a:extLst>
+                                    <a:ext uri="{28A0092B-C50C-407E-A947-70E740481C1C}">
+                                      <a14:useLocalDpi xmlns:a14="http://schemas.microsoft.com/office/drawing/2010/main" val="0"/>
+                                    </a:ext>
+                                    <a:ext uri="{96DAC541-7B7A-43D3-8B79-37D633B846F1}">
+                                      <asvg:svgBlip xmlns:asvg="http://schemas.microsoft.com/office/drawing/2016/SVG/main" r:embed="rId72"/>
+                                    </a:ext>
+                                  </a:extLst>
+                                </a:blip>
+                                <a:stretch>
+                                  <a:fillRect/>
+                                </a:stretch>
+                              </pic:blipFill>
+                              <pic:spPr bwMode="auto">
+                                <a:xfrm>
+                                  <a:off x="0" y="0"/>
+                                  <a:ext cx="2971800" cy="1485900"/>
+                                </a:xfrm>
+                                <a:prstGeom prst="rect">
+                                  <a:avLst/>
+                                </a:prstGeom>
+                                <a:noFill/>
+                                <a:ln w="9525">
+                                  <a:noFill/>
+                                  <a:headEnd/>
+                                  <a:tailEnd/>
+                                </a:ln>
+                              </pic:spPr>
+                            </pic:pic>
+                          </a:graphicData>
+                        </a:graphic>
+                      </wp:inline>
+                    </w:drawing>
+                  </w:r>
+                </w:p>
+                <w:p>
+                  <w:pPr>
+                    <w:jc w:val="center"/>
+                    <w:jc w:val="left"/>
+                  </w:pPr>
+                  <w:pPr>
+                    <w:jc w:val="left"/>
+                    <w:spacing w:before="200"/>
+                    <w:pStyle w:val="ImageCaption"/>
+                  </w:pPr>
+                  <w:r>
+                    <w:t xml:space="preserve">(b) Posterior correlations values distribution between threshold difference (novel-learned) and recognition abilities</w:t>
+                  </w:r>
+                </w:p>
+                <w:bookmarkEnd w:id="75"/>
+              </w:tc>
+            </w:tr>
+          </w:tbl>
+          <w:p/>
+        </w:tc>
+      </w:tr>
+    </w:tbl>
+    <w:p>
+      <w:pPr>
+        <w:pStyle w:val="BodyText"/>
+      </w:pPr>
+      <w:pPr>
+        <w:spacing w:before="200"/>
+        <w:pStyle w:val="ImageCaption"/>
+      </w:pPr>
+      <w:r>
+        <w:t xml:space="preserve">Figure 7: Plausible correlation values distributions between threshold and recognition abilities. Points denote the median of the distribution and error bars represent 95% quantile intervals.</w:t>
+      </w:r>
+    </w:p>
+    <w:bookmarkEnd w:id="76"/>
+    <w:tbl>
+      <w:tblPr>
+        <w:tblStyle w:val="Table"/>
+        <w:tblW w:type="pct" w:w="5000"/>
+        <w:tblLayout w:type="fixed"/>
+        <w:tblLook w:firstRow="0" w:lastRow="0" w:firstColumn="0" w:lastColumn="0" w:noHBand="0" w:noVBand="0" w:val="0000"/>
+      </w:tblPr>
+      <w:tblGrid>
+        <w:gridCol w:w="7920"/>
+      </w:tblGrid>
+      <w:tr>
+        <w:tc>
+          <w:tcPr/>
+          <w:bookmarkStart w:id="80" w:name="fig-plausible-corr-drift-true-false"/>
+          <w:p>
+            <w:pPr>
+              <w:pStyle w:val="Compact"/>
+              <w:jc w:val="center"/>
+            </w:pPr>
+            <w:r>
+              <w:drawing>
+                <wp:inline>
+                  <wp:extent cx="5334000" cy="2667000"/>
+                  <wp:effectExtent b="0" l="0" r="0" t="0"/>
+                  <wp:docPr descr="" title="" id="78" name="Picture"/>
+                  <a:graphic>
+                    <a:graphicData uri="http://schemas.openxmlformats.org/drawingml/2006/picture">
+                      <pic:pic>
+                        <pic:nvPicPr>
+                          <pic:cNvPr descr="manuscript_files/figure-docx/fig-plausible-corr-drift-true-false-1.svg" id="79" name="Picture"/>
+                          <pic:cNvPicPr>
+                            <a:picLocks noChangeArrowheads="1" noChangeAspect="1"/>
+                          </pic:cNvPicPr>
+                        </pic:nvPicPr>
+                        <pic:blipFill>
+                          <a:blip>
+                            <a:extLst>
+                              <a:ext uri="{28A0092B-C50C-407E-A947-70E740481C1C}">
+                                <a14:useLocalDpi xmlns:a14="http://schemas.microsoft.com/office/drawing/2010/main" val="0"/>
+                              </a:ext>
+                              <a:ext uri="{96DAC541-7B7A-43D3-8B79-37D633B846F1}">
+                                <asvg:svgBlip xmlns:asvg="http://schemas.microsoft.com/office/drawing/2016/SVG/main" r:embed="rId77"/>
+                              </a:ext>
+                            </a:extLst>
+                          </a:blip>
+                          <a:stretch>
+                            <a:fillRect/>
+                          </a:stretch>
+                        </pic:blipFill>
+                        <pic:spPr bwMode="auto">
+                          <a:xfrm>
+                            <a:off x="0" y="0"/>
+                            <a:ext cx="5334000" cy="2667000"/>
+                          </a:xfrm>
+                          <a:prstGeom prst="rect">
+                            <a:avLst/>
+                          </a:prstGeom>
+                          <a:noFill/>
+                          <a:ln w="9525">
+                            <a:noFill/>
+                            <a:headEnd/>
+                            <a:tailEnd/>
+                          </a:ln>
+                        </pic:spPr>
+                      </pic:pic>
+                    </a:graphicData>
+                  </a:graphic>
+                </wp:inline>
+              </w:drawing>
+            </w:r>
+          </w:p>
+          <w:p>
+            <w:pPr>
+              <w:jc w:val="center"/>
+            </w:pPr>
+            <w:pPr>
+              <w:jc w:val="left"/>
+              <w:spacing w:before="200"/>
+              <w:pStyle w:val="ImageCaption"/>
+            </w:pPr>
+            <w:r>
+              <w:t xml:space="preserve">Figure 8: Plausible correlation values distributions between drift rate TRUE and FALSE by stimulus and recognition abilities. Points denote the median of the distribution and error bars represent 95% quantile intervals.</w:t>
+            </w:r>
+          </w:p>
+          <w:bookmarkEnd w:id="80"/>
+        </w:tc>
+      </w:tr>
+    </w:tbl>
+    <w:bookmarkStart w:id="89" w:name="fig-plausible-corr-drift-diff"/>
+    <w:tbl>
+      <w:tblPr>
+        <w:tblStyle w:val="Table"/>
+        <w:tblW w:type="pct" w:w="4900"/>
+        <w:tblLayout w:type="fixed"/>
+        <w:tblLook w:firstRow="0" w:lastRow="0" w:firstColumn="0" w:lastColumn="0" w:noHBand="0" w:noVBand="0" w:val="0000"/>
+      </w:tblPr>
+      <w:tblGrid>
+        <w:gridCol w:w="3880"/>
+        <w:gridCol w:w="3880"/>
+      </w:tblGrid>
+      <w:tr>
+        <w:tc>
+          <w:tcPr/>
+          <w:tbl>
+            <w:tblPr>
+              <w:tblStyle w:val="Table"/>
+              <w:tblW w:type="pct" w:w="4900"/>
+              <w:tblLayout w:type="fixed"/>
+              <w:tblLook w:firstRow="0" w:lastRow="0" w:firstColumn="0" w:lastColumn="0" w:noHBand="0" w:noVBand="0" w:val="0000"/>
+            </w:tblPr>
+            <w:tblGrid>
+              <w:gridCol w:w="7761"/>
+            </w:tblGrid>
+            <w:tr>
+              <w:tc>
+                <w:tcPr/>
+                <w:bookmarkStart w:id="84" w:name="fig-plausible-corr-drift-diff-1"/>
+                <w:p>
+                  <w:pPr>
+                    <w:pStyle w:val="Compact"/>
+                    <w:jc w:val="center"/>
+                    <w:jc w:val="left"/>
+                  </w:pPr>
+                  <w:r>
+                    <w:drawing>
+                      <wp:inline>
+                        <wp:extent cx="2971800" cy="2080259"/>
+                        <wp:effectExtent b="0" l="0" r="0" t="0"/>
+                        <wp:docPr descr="" title="" id="82" name="Picture"/>
+                        <a:graphic>
+                          <a:graphicData uri="http://schemas.openxmlformats.org/drawingml/2006/picture">
+                            <pic:pic>
+                              <pic:nvPicPr>
+                                <pic:cNvPr descr="manuscript_files/figure-docx/fig-plausible-corr-drift-diff-1.svg" id="83" name="Picture"/>
+                                <pic:cNvPicPr>
+                                  <a:picLocks noChangeArrowheads="1" noChangeAspect="1"/>
+                                </pic:cNvPicPr>
+                              </pic:nvPicPr>
+                              <pic:blipFill>
+                                <a:blip>
+                                  <a:extLst>
+                                    <a:ext uri="{28A0092B-C50C-407E-A947-70E740481C1C}">
+                                      <a14:useLocalDpi xmlns:a14="http://schemas.microsoft.com/office/drawing/2010/main" val="0"/>
+                                    </a:ext>
+                                    <a:ext uri="{96DAC541-7B7A-43D3-8B79-37D633B846F1}">
+                                      <asvg:svgBlip xmlns:asvg="http://schemas.microsoft.com/office/drawing/2016/SVG/main" r:embed="rId81"/>
+                                    </a:ext>
+                                  </a:extLst>
+                                </a:blip>
+                                <a:stretch>
+                                  <a:fillRect/>
+                                </a:stretch>
+                              </pic:blipFill>
+                              <pic:spPr bwMode="auto">
+                                <a:xfrm>
+                                  <a:off x="0" y="0"/>
+                                  <a:ext cx="2971800" cy="2080259"/>
+                                </a:xfrm>
+                                <a:prstGeom prst="rect">
+                                  <a:avLst/>
+                                </a:prstGeom>
+                                <a:noFill/>
+                                <a:ln w="9525">
+                                  <a:noFill/>
+                                  <a:headEnd/>
+                                  <a:tailEnd/>
+                                </a:ln>
+                              </pic:spPr>
+                            </pic:pic>
+                          </a:graphicData>
+                        </a:graphic>
+                      </wp:inline>
+                    </w:drawing>
+                  </w:r>
+                </w:p>
+                <w:p>
+                  <w:pPr>
+                    <w:jc w:val="center"/>
+                    <w:jc w:val="left"/>
+                  </w:pPr>
+                  <w:pPr>
+                    <w:jc w:val="left"/>
+                    <w:spacing w:before="200"/>
+                    <w:pStyle w:val="ImageCaption"/>
+                  </w:pPr>
+                  <w:r>
+                    <w:t xml:space="preserve">(a) Posterior correlations values distributions between drift rate by stimulus (TRUE - FALSE) and recognition abilities</w:t>
+                  </w:r>
+                </w:p>
+                <w:bookmarkEnd w:id="84"/>
+              </w:tc>
+            </w:tr>
+          </w:tbl>
+          <w:p/>
+        </w:tc>
+        <w:tc>
+          <w:tcPr/>
+          <w:tbl>
+            <w:tblPr>
+              <w:tblStyle w:val="Table"/>
+              <w:tblW w:type="pct" w:w="4900"/>
+              <w:tblLayout w:type="fixed"/>
+              <w:tblLook w:firstRow="0" w:lastRow="0" w:firstColumn="0" w:lastColumn="0" w:noHBand="0" w:noVBand="0" w:val="0000"/>
+            </w:tblPr>
+            <w:tblGrid>
+              <w:gridCol w:w="7761"/>
+            </w:tblGrid>
+            <w:tr>
+              <w:tc>
+                <w:tcPr/>
+                <w:bookmarkStart w:id="88" w:name="fig-plausible-corr-drift-diff-2"/>
+                <w:p>
+                  <w:pPr>
+                    <w:pStyle w:val="Compact"/>
+                    <w:jc w:val="center"/>
+                    <w:jc w:val="left"/>
+                  </w:pPr>
+                  <w:r>
+                    <w:drawing>
+                      <wp:inline>
+                        <wp:extent cx="2971800" cy="2080259"/>
+                        <wp:effectExtent b="0" l="0" r="0" t="0"/>
+                        <wp:docPr descr="" title="" id="86" name="Picture"/>
+                        <a:graphic>
+                          <a:graphicData uri="http://schemas.openxmlformats.org/drawingml/2006/picture">
+                            <pic:pic>
+                              <pic:nvPicPr>
+                                <pic:cNvPr descr="manuscript_files/figure-docx/fig-plausible-corr-drift-diff-2.svg" id="87" name="Picture"/>
+                                <pic:cNvPicPr>
+                                  <a:picLocks noChangeArrowheads="1" noChangeAspect="1"/>
+                                </pic:cNvPicPr>
+                              </pic:nvPicPr>
+                              <pic:blipFill>
+                                <a:blip>
+                                  <a:extLst>
+                                    <a:ext uri="{28A0092B-C50C-407E-A947-70E740481C1C}">
+                                      <a14:useLocalDpi xmlns:a14="http://schemas.microsoft.com/office/drawing/2010/main" val="0"/>
+                                    </a:ext>
+                                    <a:ext uri="{96DAC541-7B7A-43D3-8B79-37D633B846F1}">
+                                      <asvg:svgBlip xmlns:asvg="http://schemas.microsoft.com/office/drawing/2016/SVG/main" r:embed="rId85"/>
+                                    </a:ext>
+                                  </a:extLst>
+                                </a:blip>
+                                <a:stretch>
+                                  <a:fillRect/>
+                                </a:stretch>
+                              </pic:blipFill>
+                              <pic:spPr bwMode="auto">
+                                <a:xfrm>
+                                  <a:off x="0" y="0"/>
+                                  <a:ext cx="2971800" cy="2080259"/>
+                                </a:xfrm>
+                                <a:prstGeom prst="rect">
+                                  <a:avLst/>
+                                </a:prstGeom>
+                                <a:noFill/>
+                                <a:ln w="9525">
+                                  <a:noFill/>
+                                  <a:headEnd/>
+                                  <a:tailEnd/>
+                                </a:ln>
+                              </pic:spPr>
+                            </pic:pic>
+                          </a:graphicData>
+                        </a:graphic>
+                      </wp:inline>
+                    </w:drawing>
+                  </w:r>
+                </w:p>
+                <w:p>
+                  <w:pPr>
+                    <w:jc w:val="center"/>
+                    <w:jc w:val="left"/>
+                  </w:pPr>
+                  <w:pPr>
+                    <w:jc w:val="left"/>
+                    <w:spacing w:before="200"/>
+                    <w:pStyle w:val="ImageCaption"/>
+                  </w:pPr>
+                  <w:r>
+                    <w:t xml:space="preserve">(b) Posterior correlations values distribution between drift rate difference (novel-learned) and recognition abilities</w:t>
+                  </w:r>
+                </w:p>
+                <w:bookmarkEnd w:id="88"/>
+              </w:tc>
+            </w:tr>
+          </w:tbl>
+          <w:p/>
+        </w:tc>
+      </w:tr>
+    </w:tbl>
+    <w:p>
+      <w:pPr>
+        <w:pStyle w:val="BodyText"/>
+      </w:pPr>
+      <w:pPr>
+        <w:spacing w:before="200"/>
+        <w:pStyle w:val="ImageCaption"/>
+      </w:pPr>
+      <w:r>
+        <w:t xml:space="preserve">Figure 9: Plausible correlation values distributions between drift rate differences and recognition abilities. Points denote the median of the distribution and error bars represent 95% quantile intervals.</w:t>
+      </w:r>
+    </w:p>
+    <w:bookmarkEnd w:id="89"/>
+    <w:p>
+      <w:pPr>
+        <w:pStyle w:val="BodyText"/>
+      </w:pPr>
+      <w:r>
+        <w:t xml:space="preserve"> </w:t>
+      </w:r>
+    </w:p>
+    <w:tbl>
+      <w:tblPr>
+        <w:tblStyle w:val="Table"/>
+        <w:tblW w:type="pct" w:w="5000"/>
+        <w:tblLayout w:type="fixed"/>
+        <w:tblLook w:firstRow="0" w:lastRow="0" w:firstColumn="0" w:lastColumn="0" w:noHBand="0" w:noVBand="0" w:val="0000"/>
+      </w:tblPr>
+      <w:tblGrid>
+        <w:gridCol w:w="7920"/>
+      </w:tblGrid>
+      <w:tr>
+        <w:tc>
+          <w:tcPr/>
+          <w:bookmarkStart w:id="90" w:name="tbl-plausible-cor"/>
+          <w:p>
+            <w:pPr>
+              <w:jc w:val="center"/>
+            </w:pPr>
+            <w:pPr>
+              <w:jc w:val="left"/>
+              <w:spacing w:before="200"/>
+              <w:pStyle w:val="ImageCaption"/>
+            </w:pPr>
+            <w:r>
+              <w:t xml:space="preserve">Table 4: Median r and 95% quantile intervals of the plausible value correlations between LBA parameters and recogntion ability scores.</w:t>
+            </w:r>
+          </w:p>
+          <w:tbl>
+            <w:tblPr>
+              <w:tblStyle w:val="Table"/>
+              <w:tblW w:type="pct" w:w="4802"/>
+              <w:tblLayout w:type="fixed"/>
+              <w:tblLook w:firstRow="1" w:lastRow="1" w:firstColumn="0" w:lastColumn="0" w:noHBand="0" w:noVBand="0" w:val="0020"/>
+            </w:tblPr>
+            <w:tblGrid>
+              <w:gridCol w:w="1005"/>
+              <w:gridCol w:w="1005"/>
+              <w:gridCol w:w="942"/>
+              <w:gridCol w:w="1257"/>
+              <w:gridCol w:w="1131"/>
+              <w:gridCol w:w="1194"/>
+              <w:gridCol w:w="1068"/>
+            </w:tblGrid>
+            <w:tr>
+              <w:trPr>
+                <w:tblHeader w:val="on"/>
+              </w:trPr>
+              <w:tc>
+                <w:tcPr>
+                  <w:gridSpan w:val="3"/>
+                </w:tcPr>
+                <w:p>
+                  <w:pPr>
+                    <w:pStyle w:val="Compact"/>
+                  </w:pPr>
+                </w:p>
+              </w:tc>
+              <w:tc>
+                <w:tcPr>
+                  <w:gridSpan w:val="2"/>
+                </w:tcPr>
+                <w:p>
+                  <w:pPr>
+                    <w:pStyle w:val="Compact"/>
+                    <w:jc w:val="center"/>
+                  </w:pPr>
+                  <w:r>
+                    <w:rPr>
+                      <w:b/>
+                      <w:bCs/>
+                    </w:rPr>
+                    <w:t xml:space="preserve">Face</w:t>
+                  </w:r>
+                </w:p>
+              </w:tc>
+              <w:tc>
+                <w:tcPr>
+                  <w:gridSpan w:val="2"/>
+                </w:tcPr>
+                <w:p>
+                  <w:pPr>
+                    <w:pStyle w:val="Compact"/>
+                    <w:jc w:val="center"/>
+                  </w:pPr>
+                  <w:r>
+                    <w:rPr>
+                      <w:b/>
+                      <w:bCs/>
+                    </w:rPr>
+                    <w:t xml:space="preserve">Car</w:t>
+                  </w:r>
+                </w:p>
+              </w:tc>
+            </w:tr>
+            <w:tr>
+              <w:trPr>
+                <w:tblHeader w:val="on"/>
+              </w:trPr>
+              <w:tc>
+                <w:tcPr/>
+                <w:p>
+                  <w:pPr>
+                    <w:pStyle w:val="Compact"/>
+                    <w:jc w:val="center"/>
+                  </w:pPr>
+                  <w:r>
+                    <w:rPr>
+                      <w:b/>
+                      <w:bCs/>
+                    </w:rPr>
+                    <w:t xml:space="preserve">Parameter</w:t>
+                  </w:r>
+                </w:p>
+              </w:tc>
+              <w:tc>
+                <w:tcPr/>
+                <w:p>
+                  <w:pPr>
+                    <w:pStyle w:val="Compact"/>
+                    <w:jc w:val="center"/>
+                  </w:pPr>
+                  <w:r>
+                    <w:rPr>
+                      <w:b/>
+                      <w:bCs/>
+                    </w:rPr>
+                    <w:t xml:space="preserve">Condition</w:t>
+                  </w:r>
+                </w:p>
+              </w:tc>
+              <w:tc>
+                <w:tcPr/>
+                <w:p>
+                  <w:pPr>
+                    <w:pStyle w:val="Compact"/>
+                    <w:jc w:val="center"/>
+                  </w:pPr>
+                  <w:r>
+                    <w:rPr>
+                      <w:b/>
+                      <w:bCs/>
+                    </w:rPr>
+                    <w:t xml:space="preserve">Accuracy</w:t>
+                  </w:r>
+                </w:p>
+              </w:tc>
+              <w:tc>
+                <w:tcPr/>
+                <w:p>
+                  <w:pPr>
+                    <w:pStyle w:val="Compact"/>
+                    <w:jc w:val="center"/>
+                  </w:pPr>
+                  <w:r>
+                    <w:rPr>
+                      <w:b/>
+                      <w:bCs/>
+                    </w:rPr>
+                    <w:t xml:space="preserve">median r_Face</w:t>
+                  </w:r>
+                </w:p>
+              </w:tc>
+              <w:tc>
+                <w:tcPr/>
+                <w:p>
+                  <w:pPr>
+                    <w:pStyle w:val="Compact"/>
+                    <w:jc w:val="center"/>
+                  </w:pPr>
+                  <w:r>
+                    <w:rPr>
+                      <w:b/>
+                      <w:bCs/>
+                    </w:rPr>
+                    <w:t xml:space="preserve">95% QI_Face</w:t>
+                  </w:r>
+                </w:p>
+              </w:tc>
+              <w:tc>
+                <w:tcPr/>
+                <w:p>
+                  <w:pPr>
+                    <w:pStyle w:val="Compact"/>
+                    <w:jc w:val="center"/>
+                  </w:pPr>
+                  <w:r>
+                    <w:rPr>
+                      <w:b/>
+                      <w:bCs/>
+                    </w:rPr>
+                    <w:t xml:space="preserve">median r_Car</w:t>
+                  </w:r>
+                </w:p>
+              </w:tc>
+              <w:tc>
+                <w:tcPr/>
+                <w:p>
+                  <w:pPr>
+                    <w:pStyle w:val="Compact"/>
+                    <w:jc w:val="center"/>
+                  </w:pPr>
+                  <w:r>
+                    <w:rPr>
+                      <w:b/>
+                      <w:bCs/>
+                    </w:rPr>
+                    <w:t xml:space="preserve">95% QI_Car</w:t>
+                  </w:r>
+                </w:p>
+              </w:tc>
+            </w:tr>
+            <w:tr>
+              <w:tc>
+                <w:tcPr/>
+                <w:p>
+                  <w:pPr>
+                    <w:pStyle w:val="Compact"/>
+                    <w:jc w:val="center"/>
+                  </w:pPr>
+                  <w:r>
+                    <w:t xml:space="preserve">Threshold</w:t>
+                  </w:r>
+                </w:p>
+              </w:tc>
+              <w:tc>
+                <w:tcPr/>
+                <w:p>
+                  <w:pPr>
+                    <w:pStyle w:val="Compact"/>
+                    <w:jc w:val="center"/>
+                  </w:pPr>
+                  <w:r>
+                    <w:t xml:space="preserve">Learned</w:t>
+                  </w:r>
+                </w:p>
+              </w:tc>
+              <w:tc>
+                <w:tcPr/>
+                <w:p/>
+              </w:tc>
+              <w:tc>
+                <w:tcPr/>
+                <w:p>
+                  <w:pPr>
+                    <w:pStyle w:val="Compact"/>
+                    <w:jc w:val="center"/>
+                  </w:pPr>
+                  <w:r>
+                    <w:t xml:space="preserve">0.12</w:t>
+                  </w:r>
+                </w:p>
+              </w:tc>
+              <w:tc>
+                <w:tcPr/>
+                <w:p>
+                  <w:pPr>
+                    <w:pStyle w:val="Compact"/>
+                    <w:jc w:val="center"/>
+                  </w:pPr>
+                  <w:r>
+                    <w:t xml:space="preserve">[0.06, 0.18]</w:t>
+                  </w:r>
+                </w:p>
+              </w:tc>
+              <w:tc>
+                <w:tcPr/>
+                <w:p>
+                  <w:pPr>
+                    <w:pStyle w:val="Compact"/>
+                    <w:jc w:val="center"/>
+                  </w:pPr>
+                  <w:r>
+                    <w:t xml:space="preserve">0.13</w:t>
+                  </w:r>
+                </w:p>
+              </w:tc>
+              <w:tc>
+                <w:tcPr/>
+                <w:p>
+                  <w:pPr>
+                    <w:pStyle w:val="Compact"/>
+                    <w:jc w:val="center"/>
+                  </w:pPr>
+                  <w:r>
+                    <w:t xml:space="preserve">[0.08, 0.19]</w:t>
+                  </w:r>
+                </w:p>
+              </w:tc>
+            </w:tr>
+            <w:tr>
+              <w:tc>
+                <w:tcPr/>
+                <w:p>
+                  <w:pPr>
+                    <w:pStyle w:val="Compact"/>
+                    <w:jc w:val="center"/>
+                  </w:pPr>
+                  <w:r>
+                    <w:t xml:space="preserve">Threshold</w:t>
+                  </w:r>
+                </w:p>
+              </w:tc>
+              <w:tc>
+                <w:tcPr/>
+                <w:p>
+                  <w:pPr>
+                    <w:pStyle w:val="Compact"/>
+                    <w:jc w:val="center"/>
+                  </w:pPr>
+                  <w:r>
+                    <w:t xml:space="preserve">Novel</w:t>
+                  </w:r>
+                </w:p>
+              </w:tc>
+              <w:tc>
+                <w:tcPr/>
+                <w:p/>
+              </w:tc>
+              <w:tc>
+                <w:tcPr/>
+                <w:p>
+                  <w:pPr>
+                    <w:pStyle w:val="Compact"/>
+                    <w:jc w:val="center"/>
+                  </w:pPr>
+                  <w:r>
+                    <w:t xml:space="preserve">0.06</w:t>
+                  </w:r>
+                </w:p>
+              </w:tc>
+              <w:tc>
+                <w:tcPr/>
+                <w:p>
+                  <w:pPr>
+                    <w:pStyle w:val="Compact"/>
+                    <w:jc w:val="center"/>
+                  </w:pPr>
+                  <w:r>
+                    <w:t xml:space="preserve">[-0.00, 0.11]</w:t>
+                  </w:r>
+                </w:p>
+              </w:tc>
+              <w:tc>
+                <w:tcPr/>
+                <w:p>
+                  <w:pPr>
+                    <w:pStyle w:val="Compact"/>
+                    <w:jc w:val="center"/>
+                  </w:pPr>
+                  <w:r>
+                    <w:t xml:space="preserve">0.18</w:t>
+                  </w:r>
+                </w:p>
+              </w:tc>
+              <w:tc>
+                <w:tcPr/>
+                <w:p>
+                  <w:pPr>
+                    <w:pStyle w:val="Compact"/>
+                    <w:jc w:val="center"/>
+                  </w:pPr>
+                  <w:r>
+                    <w:t xml:space="preserve">[0.13, 0.24]</w:t>
+                  </w:r>
+                </w:p>
+              </w:tc>
+            </w:tr>
+            <w:tr>
+              <w:tc>
+                <w:tcPr/>
+                <w:p>
+                  <w:pPr>
+                    <w:pStyle w:val="Compact"/>
+                    <w:jc w:val="center"/>
+                  </w:pPr>
+                  <w:r>
+                    <w:t xml:space="preserve">Threshold</w:t>
+                  </w:r>
+                </w:p>
+              </w:tc>
+              <w:tc>
+                <w:tcPr/>
+                <w:p>
+                  <w:pPr>
+                    <w:pStyle w:val="Compact"/>
+                    <w:jc w:val="center"/>
+                  </w:pPr>
+                  <w:r>
+                    <w:t xml:space="preserve">Novel-Learned</w:t>
+                  </w:r>
+                </w:p>
+              </w:tc>
+              <w:tc>
+                <w:tcPr/>
+                <w:p/>
+              </w:tc>
+              <w:tc>
+                <w:tcPr/>
+                <w:p>
+                  <w:pPr>
+                    <w:pStyle w:val="Compact"/>
+                    <w:jc w:val="center"/>
+                  </w:pPr>
+                  <w:r>
+                    <w:t xml:space="preserve">-0.06</w:t>
+                  </w:r>
+                </w:p>
+              </w:tc>
+              <w:tc>
+                <w:tcPr/>
+                <w:p>
+                  <w:pPr>
+                    <w:pStyle w:val="Compact"/>
+                    <w:jc w:val="center"/>
+                  </w:pPr>
+                  <w:r>
+                    <w:t xml:space="preserve">[-0.11, -0.02]</w:t>
+                  </w:r>
+                </w:p>
+              </w:tc>
+              <w:tc>
+                <w:tcPr/>
+                <w:p>
+                  <w:pPr>
+                    <w:pStyle w:val="Compact"/>
+                    <w:jc w:val="center"/>
+                  </w:pPr>
+                  <w:r>
+                    <w:t xml:space="preserve">0.10</w:t>
+                  </w:r>
+                </w:p>
+              </w:tc>
+              <w:tc>
+                <w:tcPr/>
+                <w:p>
+                  <w:pPr>
+                    <w:pStyle w:val="Compact"/>
+                    <w:jc w:val="center"/>
+                  </w:pPr>
+                  <w:r>
+                    <w:t xml:space="preserve">[0.05, 0.14]</w:t>
+                  </w:r>
+                </w:p>
+              </w:tc>
+            </w:tr>
+            <w:tr>
+              <w:tc>
+                <w:tcPr/>
+                <w:p>
+                  <w:pPr>
+                    <w:pStyle w:val="Compact"/>
+                    <w:jc w:val="center"/>
+                  </w:pPr>
+                  <w:r>
+                    <w:t xml:space="preserve">Drift</w:t>
+                  </w:r>
+                </w:p>
+              </w:tc>
+              <w:tc>
+                <w:tcPr/>
+                <w:p>
+                  <w:pPr>
+                    <w:pStyle w:val="Compact"/>
+                    <w:jc w:val="center"/>
+                  </w:pPr>
+                  <w:r>
+                    <w:t xml:space="preserve">Learned</w:t>
+                  </w:r>
+                </w:p>
+              </w:tc>
+              <w:tc>
+                <w:tcPr/>
+                <w:p>
+                  <w:pPr>
+                    <w:pStyle w:val="Compact"/>
+                    <w:jc w:val="center"/>
+                  </w:pPr>
+                  <w:r>
+                    <w:t xml:space="preserve">True</w:t>
+                  </w:r>
+                </w:p>
+              </w:tc>
+              <w:tc>
+                <w:tcPr/>
+                <w:p>
+                  <w:pPr>
+                    <w:pStyle w:val="Compact"/>
+                    <w:jc w:val="center"/>
+                  </w:pPr>
+                  <w:r>
+                    <w:t xml:space="preserve">0.05</w:t>
+                  </w:r>
+                </w:p>
+              </w:tc>
+              <w:tc>
+                <w:tcPr/>
+                <w:p>
+                  <w:pPr>
+                    <w:pStyle w:val="Compact"/>
+                    <w:jc w:val="center"/>
+                  </w:pPr>
+                  <w:r>
+                    <w:t xml:space="preserve">[-0.02, 0.12]</w:t>
+                  </w:r>
+                </w:p>
+              </w:tc>
+              <w:tc>
+                <w:tcPr/>
+                <w:p>
+                  <w:pPr>
+                    <w:pStyle w:val="Compact"/>
+                    <w:jc w:val="center"/>
+                  </w:pPr>
+                  <w:r>
+                    <w:t xml:space="preserve">0.13</w:t>
+                  </w:r>
+                </w:p>
+              </w:tc>
+              <w:tc>
+                <w:tcPr/>
+                <w:p>
+                  <w:pPr>
+                    <w:pStyle w:val="Compact"/>
+                    <w:jc w:val="center"/>
+                  </w:pPr>
+                  <w:r>
+                    <w:t xml:space="preserve">[0.06, 0.19]</w:t>
+                  </w:r>
+                </w:p>
+              </w:tc>
+            </w:tr>
+            <w:tr>
+              <w:tc>
+                <w:tcPr/>
+                <w:p>
+                  <w:pPr>
+                    <w:pStyle w:val="Compact"/>
+                    <w:jc w:val="center"/>
+                  </w:pPr>
+                  <w:r>
+                    <w:t xml:space="preserve">Drift</w:t>
+                  </w:r>
+                </w:p>
+              </w:tc>
+              <w:tc>
+                <w:tcPr/>
+                <w:p>
+                  <w:pPr>
+                    <w:pStyle w:val="Compact"/>
+                    <w:jc w:val="center"/>
+                  </w:pPr>
+                  <w:r>
+                    <w:t xml:space="preserve">Learned</w:t>
+                  </w:r>
+                </w:p>
+              </w:tc>
+              <w:tc>
+                <w:tcPr/>
+                <w:p>
+                  <w:pPr>
+                    <w:pStyle w:val="Compact"/>
+                    <w:jc w:val="center"/>
+                  </w:pPr>
+                  <w:r>
+                    <w:t xml:space="preserve">False</w:t>
+                  </w:r>
+                </w:p>
+              </w:tc>
+              <w:tc>
+                <w:tcPr/>
+                <w:p>
+                  <w:pPr>
+                    <w:pStyle w:val="Compact"/>
+                    <w:jc w:val="center"/>
+                  </w:pPr>
+                  <w:r>
+                    <w:t xml:space="preserve">-0.05</w:t>
+                  </w:r>
+                </w:p>
+              </w:tc>
+              <w:tc>
+                <w:tcPr/>
+                <w:p>
+                  <w:pPr>
+                    <w:pStyle w:val="Compact"/>
+                    <w:jc w:val="center"/>
+                  </w:pPr>
+                  <w:r>
+                    <w:t xml:space="preserve">[-0.12, 0.02]</w:t>
+                  </w:r>
+                </w:p>
+              </w:tc>
+              <w:tc>
+                <w:tcPr/>
+                <w:p>
+                  <w:pPr>
+                    <w:pStyle w:val="Compact"/>
+                    <w:jc w:val="center"/>
+                  </w:pPr>
+                  <w:r>
+                    <w:t xml:space="preserve">0.12</w:t>
+                  </w:r>
+                </w:p>
+              </w:tc>
+              <w:tc>
+                <w:tcPr/>
+                <w:p>
+                  <w:pPr>
+                    <w:pStyle w:val="Compact"/>
+                    <w:jc w:val="center"/>
+                  </w:pPr>
+                  <w:r>
+                    <w:t xml:space="preserve">[0.06, 0.19]</w:t>
+                  </w:r>
+                </w:p>
+              </w:tc>
+            </w:tr>
+            <w:tr>
+              <w:tc>
+                <w:tcPr/>
+                <w:p>
+                  <w:pPr>
+                    <w:pStyle w:val="Compact"/>
+                    <w:jc w:val="center"/>
+                  </w:pPr>
+                  <w:r>
+                    <w:t xml:space="preserve">Drift</w:t>
+                  </w:r>
+                </w:p>
+              </w:tc>
+              <w:tc>
+                <w:tcPr/>
+                <w:p>
+                  <w:pPr>
+                    <w:pStyle w:val="Compact"/>
+                    <w:jc w:val="center"/>
+                  </w:pPr>
+                  <w:r>
+                    <w:t xml:space="preserve">Learned</w:t>
+                  </w:r>
+                </w:p>
+              </w:tc>
+              <w:tc>
+                <w:tcPr/>
+                <w:p/>
+              </w:tc>
+              <w:tc>
+                <w:tcPr/>
+                <w:p>
+                  <w:pPr>
+                    <w:pStyle w:val="Compact"/>
+                    <w:jc w:val="center"/>
+                  </w:pPr>
+                  <w:r>
+                    <w:t xml:space="preserve">0.14</w:t>
+                  </w:r>
+                </w:p>
+              </w:tc>
+              <w:tc>
+                <w:tcPr/>
+                <w:p>
+                  <w:pPr>
+                    <w:pStyle w:val="Compact"/>
+                    <w:jc w:val="center"/>
+                  </w:pPr>
+                  <w:r>
+                    <w:t xml:space="preserve">[0.07, 0.21]</w:t>
+                  </w:r>
+                </w:p>
+              </w:tc>
+              <w:tc>
+                <w:tcPr/>
+                <w:p>
+                  <w:pPr>
+                    <w:pStyle w:val="Compact"/>
+                    <w:jc w:val="center"/>
+                  </w:pPr>
+                  <w:r>
+                    <w:t xml:space="preserve">-0.01</w:t>
+                  </w:r>
+                </w:p>
+              </w:tc>
+              <w:tc>
+                <w:tcPr/>
+                <w:p>
+                  <w:pPr>
+                    <w:pStyle w:val="Compact"/>
+                    <w:jc w:val="center"/>
+                  </w:pPr>
+                  <w:r>
+                    <w:t xml:space="preserve">[-0.08, 0.06]</w:t>
+                  </w:r>
+                </w:p>
+              </w:tc>
+            </w:tr>
+            <w:tr>
+              <w:tc>
+                <w:tcPr/>
+                <w:p>
+                  <w:pPr>
+                    <w:pStyle w:val="Compact"/>
+                    <w:jc w:val="center"/>
+                  </w:pPr>
+                  <w:r>
+                    <w:t xml:space="preserve">Drift</w:t>
+                  </w:r>
+                </w:p>
+              </w:tc>
+              <w:tc>
+                <w:tcPr/>
+                <w:p>
+                  <w:pPr>
+                    <w:pStyle w:val="Compact"/>
+                    <w:jc w:val="center"/>
+                  </w:pPr>
+                  <w:r>
+                    <w:t xml:space="preserve">Novel</w:t>
+                  </w:r>
+                </w:p>
+              </w:tc>
+              <w:tc>
+                <w:tcPr/>
+                <w:p>
+                  <w:pPr>
+                    <w:pStyle w:val="Compact"/>
+                    <w:jc w:val="center"/>
+                  </w:pPr>
+                  <w:r>
+                    <w:t xml:space="preserve">True</w:t>
+                  </w:r>
+                </w:p>
+              </w:tc>
+              <w:tc>
+                <w:tcPr/>
+                <w:p>
+                  <w:pPr>
+                    <w:pStyle w:val="Compact"/>
+                    <w:jc w:val="center"/>
+                  </w:pPr>
+                  <w:r>
+                    <w:t xml:space="preserve">0.05</w:t>
+                  </w:r>
+                </w:p>
+              </w:tc>
+              <w:tc>
+                <w:tcPr/>
+                <w:p>
+                  <w:pPr>
+                    <w:pStyle w:val="Compact"/>
+                    <w:jc w:val="center"/>
+                  </w:pPr>
+                  <w:r>
+                    <w:t xml:space="preserve">[-0.02, 0.12]</w:t>
+                  </w:r>
+                </w:p>
+              </w:tc>
+              <w:tc>
+                <w:tcPr/>
+                <w:p>
+                  <w:pPr>
+                    <w:pStyle w:val="Compact"/>
+                    <w:jc w:val="center"/>
+                  </w:pPr>
+                  <w:r>
+                    <w:t xml:space="preserve">0.16</w:t>
+                  </w:r>
+                </w:p>
+              </w:tc>
+              <w:tc>
+                <w:tcPr/>
+                <w:p>
+                  <w:pPr>
+                    <w:pStyle w:val="Compact"/>
+                    <w:jc w:val="center"/>
+                  </w:pPr>
+                  <w:r>
+                    <w:t xml:space="preserve">[0.09, 0.22]</w:t>
+                  </w:r>
+                </w:p>
+              </w:tc>
+            </w:tr>
+            <w:tr>
+              <w:tc>
+                <w:tcPr/>
+                <w:p>
+                  <w:pPr>
+                    <w:pStyle w:val="Compact"/>
+                    <w:jc w:val="center"/>
+                  </w:pPr>
+                  <w:r>
+                    <w:t xml:space="preserve">Drift</w:t>
+                  </w:r>
+                </w:p>
+              </w:tc>
+              <w:tc>
+                <w:tcPr/>
+                <w:p>
+                  <w:pPr>
+                    <w:pStyle w:val="Compact"/>
+                    <w:jc w:val="center"/>
+                  </w:pPr>
+                  <w:r>
+                    <w:t xml:space="preserve">Novel</w:t>
+                  </w:r>
+                </w:p>
+              </w:tc>
+              <w:tc>
+                <w:tcPr/>
+                <w:p>
+                  <w:pPr>
+                    <w:pStyle w:val="Compact"/>
+                    <w:jc w:val="center"/>
+                  </w:pPr>
+                  <w:r>
+                    <w:t xml:space="preserve">False</w:t>
+                  </w:r>
+                </w:p>
+              </w:tc>
+              <w:tc>
+                <w:tcPr/>
+                <w:p>
+                  <w:pPr>
+                    <w:pStyle w:val="Compact"/>
+                    <w:jc w:val="center"/>
+                  </w:pPr>
+                  <w:r>
+                    <w:t xml:space="preserve">-0.12</w:t>
+                  </w:r>
+                </w:p>
+              </w:tc>
+              <w:tc>
+                <w:tcPr/>
+                <w:p>
+                  <w:pPr>
+                    <w:pStyle w:val="Compact"/>
+                    <w:jc w:val="center"/>
+                  </w:pPr>
+                  <w:r>
+                    <w:t xml:space="preserve">[-0.19, -0.05]</w:t>
+                  </w:r>
+                </w:p>
+              </w:tc>
+              <w:tc>
+                <w:tcPr/>
+                <w:p>
+                  <w:pPr>
+                    <w:pStyle w:val="Compact"/>
+                    <w:jc w:val="center"/>
+                  </w:pPr>
+                  <w:r>
+                    <w:t xml:space="preserve">0.06</w:t>
+                  </w:r>
+                </w:p>
+              </w:tc>
+              <w:tc>
+                <w:tcPr/>
+                <w:p>
+                  <w:pPr>
+                    <w:pStyle w:val="Compact"/>
+                    <w:jc w:val="center"/>
+                  </w:pPr>
+                  <w:r>
+                    <w:t xml:space="preserve">[-0.01, 0.13]</w:t>
+                  </w:r>
+                </w:p>
+              </w:tc>
+            </w:tr>
+            <w:tr>
+              <w:tc>
+                <w:tcPr/>
+                <w:p>
+                  <w:pPr>
+                    <w:pStyle w:val="Compact"/>
+                    <w:jc w:val="center"/>
+                  </w:pPr>
+                  <w:r>
+                    <w:t xml:space="preserve">Drift</w:t>
+                  </w:r>
+                </w:p>
+              </w:tc>
+              <w:tc>
+                <w:tcPr/>
+                <w:p>
+                  <w:pPr>
+                    <w:pStyle w:val="Compact"/>
+                    <w:jc w:val="center"/>
+                  </w:pPr>
+                  <w:r>
+                    <w:t xml:space="preserve">Novel</w:t>
+                  </w:r>
+                </w:p>
+              </w:tc>
+              <w:tc>
+                <w:tcPr/>
+                <w:p/>
+              </w:tc>
+              <w:tc>
+                <w:tcPr/>
+                <w:p>
+                  <w:pPr>
+                    <w:pStyle w:val="Compact"/>
+                    <w:jc w:val="center"/>
+                  </w:pPr>
+                  <w:r>
+                    <w:t xml:space="preserve">0.20</w:t>
+                  </w:r>
+                </w:p>
+              </w:tc>
+              <w:tc>
+                <w:tcPr/>
+                <w:p>
+                  <w:pPr>
+                    <w:pStyle w:val="Compact"/>
+                    <w:jc w:val="center"/>
+                  </w:pPr>
+                  <w:r>
+                    <w:t xml:space="preserve">[0.14, 0.27]</w:t>
+                  </w:r>
+                </w:p>
+              </w:tc>
+              <w:tc>
+                <w:tcPr/>
+                <w:p>
+                  <w:pPr>
+                    <w:pStyle w:val="Compact"/>
+                    <w:jc w:val="center"/>
+                  </w:pPr>
+                  <w:r>
+                    <w:t xml:space="preserve">0.13</w:t>
+                  </w:r>
+                </w:p>
+              </w:tc>
+              <w:tc>
+                <w:tcPr/>
+                <w:p>
+                  <w:pPr>
+                    <w:pStyle w:val="Compact"/>
+                    <w:jc w:val="center"/>
+                  </w:pPr>
+                  <w:r>
+                    <w:t xml:space="preserve">[0.07, 0.19]</w:t>
+                  </w:r>
+                </w:p>
+              </w:tc>
+            </w:tr>
+            <w:tr>
+              <w:tc>
+                <w:tcPr/>
+                <w:p>
+                  <w:pPr>
+                    <w:pStyle w:val="Compact"/>
+                    <w:jc w:val="center"/>
+                  </w:pPr>
+                  <w:r>
+                    <w:t xml:space="preserve">Drift</w:t>
+                  </w:r>
+                </w:p>
+              </w:tc>
+              <w:tc>
+                <w:tcPr/>
+                <w:p>
+                  <w:pPr>
+                    <w:pStyle w:val="Compact"/>
+                    <w:jc w:val="center"/>
+                  </w:pPr>
+                  <w:r>
+                    <w:t xml:space="preserve">Novel-Learned</w:t>
+                  </w:r>
+                </w:p>
+              </w:tc>
+              <w:tc>
+                <w:tcPr/>
+                <w:p/>
+              </w:tc>
+              <w:tc>
+                <w:tcPr/>
+                <w:p>
+                  <w:pPr>
+                    <w:pStyle w:val="Compact"/>
+                    <w:jc w:val="center"/>
+                  </w:pPr>
+                  <w:r>
+                    <w:t xml:space="preserve">0.05</w:t>
+                  </w:r>
+                </w:p>
+              </w:tc>
+              <w:tc>
+                <w:tcPr/>
+                <w:p>
+                  <w:pPr>
+                    <w:pStyle w:val="Compact"/>
+                    <w:jc w:val="center"/>
+                  </w:pPr>
+                  <w:r>
+                    <w:t xml:space="preserve">[-0.02, 0.12]</w:t>
+                  </w:r>
+                </w:p>
+              </w:tc>
+              <w:tc>
+                <w:tcPr/>
+                <w:p>
+                  <w:pPr>
+                    <w:pStyle w:val="Compact"/>
+                    <w:jc w:val="center"/>
+                  </w:pPr>
+                  <w:r>
+                    <w:t xml:space="preserve">0.08</w:t>
+                  </w:r>
+                </w:p>
+              </w:tc>
+              <w:tc>
+                <w:tcPr/>
+                <w:p>
+                  <w:pPr>
+                    <w:pStyle w:val="Compact"/>
+                    <w:jc w:val="center"/>
+                  </w:pPr>
+                  <w:r>
+                    <w:t xml:space="preserve">[0.01, 0.15]</w:t>
+                  </w:r>
+                </w:p>
+              </w:tc>
+            </w:tr>
+            <w:tr>
+              <w:tc>
+                <w:tcPr>
+                  <w:gridSpan w:val="7"/>
+                </w:tcPr>
+                <w:p>
+                  <w:pPr>
+                    <w:pStyle w:val="Compact"/>
+                    <w:jc w:val="center"/>
+                  </w:pPr>
+                  <w:r>
+                    <w:t xml:space="preserve">Note. Blue = 95% QI entirely above zero; red = 95% QI entirely below zero.</w:t>
+                  </w:r>
+                </w:p>
+              </w:tc>
+            </w:tr>
+          </w:tbl>
+          <w:bookmarkEnd w:id="90"/>
+          <w:p/>
+        </w:tc>
+      </w:tr>
+    </w:tbl>
+    <w:bookmarkEnd w:id="91"/>
+    <w:bookmarkStart w:id="101" w:name="bayesian-linear-regression"/>
     <w:p>
       <w:pPr>
         <w:pStyle w:val="Heading2"/>
       </w:pPr>
       <w:r>
-        <w:t xml:space="preserve">Linear regression</w:t>
-      </w:r>
-    </w:p>
-    <w:bookmarkEnd w:id="45"/>
-    <w:bookmarkEnd w:id="46"/>
-    <w:bookmarkStart w:id="47" w:name="discussion"/>
+        <w:t xml:space="preserve">Bayesian linear regression</w:t>
+      </w:r>
+    </w:p>
+    <w:p>
+      <w:pPr>
+        <w:pStyle w:val="FirstParagraph"/>
+      </w:pPr>
+      <w:r>
+        <w:t xml:space="preserve">Following our preregistration, the predictions of the two regression models for drift rate can be seen in</w:t>
+      </w:r>
+      <w:r>
+        <w:t xml:space="preserve"> </w:t>
+      </w:r>
+      <w:hyperlink w:anchor="fig-prediction">
+        <w:r>
+          <w:rPr>
+            <w:rStyle w:val="Hyperlink"/>
+          </w:rPr>
+          <w:t xml:space="preserve">Figure 10</w:t>
+        </w:r>
+      </w:hyperlink>
+      <w:r>
+        <w:t xml:space="preserve">.</w:t>
+      </w:r>
+    </w:p>
+    <w:bookmarkStart w:id="100" w:name="fig-prediction"/>
+    <w:tbl>
+      <w:tblPr>
+        <w:tblStyle w:val="Table"/>
+        <w:tblW w:type="pct" w:w="4900"/>
+        <w:tblLayout w:type="fixed"/>
+        <w:tblLook w:firstRow="0" w:lastRow="0" w:firstColumn="0" w:lastColumn="0" w:noHBand="0" w:noVBand="0" w:val="0000"/>
+      </w:tblPr>
+      <w:tblGrid>
+        <w:gridCol w:w="7761"/>
+      </w:tblGrid>
+      <w:tr>
+        <w:tc>
+          <w:tcPr/>
+          <w:tbl>
+            <w:tblPr>
+              <w:tblStyle w:val="Table"/>
+              <w:tblW w:type="pct" w:w="4900"/>
+              <w:tblLayout w:type="fixed"/>
+              <w:tblLook w:firstRow="0" w:lastRow="0" w:firstColumn="0" w:lastColumn="0" w:noHBand="0" w:noVBand="0" w:val="0000"/>
+            </w:tblPr>
+            <w:tblGrid>
+              <w:gridCol w:w="7761"/>
+            </w:tblGrid>
+            <w:tr>
+              <w:tc>
+                <w:tcPr/>
+                <w:bookmarkStart w:id="95" w:name="fig-prediction-1"/>
+                <w:p>
+                  <w:pPr>
+                    <w:pStyle w:val="Compact"/>
+                    <w:jc w:val="center"/>
+                    <w:jc w:val="left"/>
+                  </w:pPr>
+                  <w:r>
+                    <w:drawing>
+                      <wp:inline>
+                        <wp:extent cx="5334000" cy="2667000"/>
+                        <wp:effectExtent b="0" l="0" r="0" t="0"/>
+                        <wp:docPr descr="" title="" id="93" name="Picture"/>
+                        <a:graphic>
+                          <a:graphicData uri="http://schemas.openxmlformats.org/drawingml/2006/picture">
+                            <pic:pic>
+                              <pic:nvPicPr>
+                                <pic:cNvPr descr="manuscript_files/figure-docx/fig-prediction-1.svg" id="94" name="Picture"/>
+                                <pic:cNvPicPr>
+                                  <a:picLocks noChangeArrowheads="1" noChangeAspect="1"/>
+                                </pic:cNvPicPr>
+                              </pic:nvPicPr>
+                              <pic:blipFill>
+                                <a:blip>
+                                  <a:extLst>
+                                    <a:ext uri="{28A0092B-C50C-407E-A947-70E740481C1C}">
+                                      <a14:useLocalDpi xmlns:a14="http://schemas.microsoft.com/office/drawing/2010/main" val="0"/>
+                                    </a:ext>
+                                    <a:ext uri="{96DAC541-7B7A-43D3-8B79-37D633B846F1}">
+                                      <asvg:svgBlip xmlns:asvg="http://schemas.microsoft.com/office/drawing/2016/SVG/main" r:embed="rId92"/>
+                                    </a:ext>
+                                  </a:extLst>
+                                </a:blip>
+                                <a:stretch>
+                                  <a:fillRect/>
+                                </a:stretch>
+                              </pic:blipFill>
+                              <pic:spPr bwMode="auto">
+                                <a:xfrm>
+                                  <a:off x="0" y="0"/>
+                                  <a:ext cx="5334000" cy="2667000"/>
+                                </a:xfrm>
+                                <a:prstGeom prst="rect">
+                                  <a:avLst/>
+                                </a:prstGeom>
+                                <a:noFill/>
+                                <a:ln w="9525">
+                                  <a:noFill/>
+                                  <a:headEnd/>
+                                  <a:tailEnd/>
+                                </a:ln>
+                              </pic:spPr>
+                            </pic:pic>
+                          </a:graphicData>
+                        </a:graphic>
+                      </wp:inline>
+                    </w:drawing>
+                  </w:r>
+                </w:p>
+                <w:p>
+                  <w:pPr>
+                    <w:jc w:val="center"/>
+                    <w:jc w:val="left"/>
+                  </w:pPr>
+                  <w:pPr>
+                    <w:jc w:val="left"/>
+                    <w:spacing w:before="200"/>
+                    <w:pStyle w:val="ImageCaption"/>
+                  </w:pPr>
+                  <w:r>
+                    <w:t xml:space="preserve">(a) Face model: predicted drift rate (TRUE and FALSE) values from face recognition ability scores</w:t>
+                  </w:r>
+                </w:p>
+                <w:bookmarkEnd w:id="95"/>
+              </w:tc>
+            </w:tr>
+          </w:tbl>
+          <w:p/>
+        </w:tc>
+      </w:tr>
+    </w:tbl>
+    <w:p>
+      <w:pPr>
+        <w:framePr w:w="0" w:h="0" w:vAnchor="margin" w:hAnchor="margin" w:xAlign="right" w:yAlign="top"/>
+      </w:pPr>
+    </w:p>
+    <w:tbl>
+      <w:tblPr>
+        <w:tblStyle w:val="Table"/>
+        <w:tblW w:type="pct" w:w="4900"/>
+        <w:tblLayout w:type="fixed"/>
+        <w:tblLook w:firstRow="0" w:lastRow="0" w:firstColumn="0" w:lastColumn="0" w:noHBand="0" w:noVBand="0" w:val="0000"/>
+      </w:tblPr>
+      <w:tblGrid>
+        <w:gridCol w:w="7761"/>
+      </w:tblGrid>
+      <w:tr>
+        <w:tc>
+          <w:tcPr/>
+          <w:tbl>
+            <w:tblPr>
+              <w:tblStyle w:val="Table"/>
+              <w:tblW w:type="pct" w:w="4900"/>
+              <w:tblLayout w:type="fixed"/>
+              <w:tblLook w:firstRow="0" w:lastRow="0" w:firstColumn="0" w:lastColumn="0" w:noHBand="0" w:noVBand="0" w:val="0000"/>
+            </w:tblPr>
+            <w:tblGrid>
+              <w:gridCol w:w="7761"/>
+            </w:tblGrid>
+            <w:tr>
+              <w:tc>
+                <w:tcPr/>
+                <w:bookmarkStart w:id="99" w:name="fig-prediction-2"/>
+                <w:p>
+                  <w:pPr>
+                    <w:pStyle w:val="Compact"/>
+                    <w:jc w:val="center"/>
+                    <w:jc w:val="left"/>
+                  </w:pPr>
+                  <w:r>
+                    <w:drawing>
+                      <wp:inline>
+                        <wp:extent cx="5334000" cy="2667000"/>
+                        <wp:effectExtent b="0" l="0" r="0" t="0"/>
+                        <wp:docPr descr="" title="" id="97" name="Picture"/>
+                        <a:graphic>
+                          <a:graphicData uri="http://schemas.openxmlformats.org/drawingml/2006/picture">
+                            <pic:pic>
+                              <pic:nvPicPr>
+                                <pic:cNvPr descr="manuscript_files/figure-docx/fig-prediction-2.svg" id="98" name="Picture"/>
+                                <pic:cNvPicPr>
+                                  <a:picLocks noChangeArrowheads="1" noChangeAspect="1"/>
+                                </pic:cNvPicPr>
+                              </pic:nvPicPr>
+                              <pic:blipFill>
+                                <a:blip>
+                                  <a:extLst>
+                                    <a:ext uri="{28A0092B-C50C-407E-A947-70E740481C1C}">
+                                      <a14:useLocalDpi xmlns:a14="http://schemas.microsoft.com/office/drawing/2010/main" val="0"/>
+                                    </a:ext>
+                                    <a:ext uri="{96DAC541-7B7A-43D3-8B79-37D633B846F1}">
+                                      <asvg:svgBlip xmlns:asvg="http://schemas.microsoft.com/office/drawing/2016/SVG/main" r:embed="rId96"/>
+                                    </a:ext>
+                                  </a:extLst>
+                                </a:blip>
+                                <a:stretch>
+                                  <a:fillRect/>
+                                </a:stretch>
+                              </pic:blipFill>
+                              <pic:spPr bwMode="auto">
+                                <a:xfrm>
+                                  <a:off x="0" y="0"/>
+                                  <a:ext cx="5334000" cy="2667000"/>
+                                </a:xfrm>
+                                <a:prstGeom prst="rect">
+                                  <a:avLst/>
+                                </a:prstGeom>
+                                <a:noFill/>
+                                <a:ln w="9525">
+                                  <a:noFill/>
+                                  <a:headEnd/>
+                                  <a:tailEnd/>
+                                </a:ln>
+                              </pic:spPr>
+                            </pic:pic>
+                          </a:graphicData>
+                        </a:graphic>
+                      </wp:inline>
+                    </w:drawing>
+                  </w:r>
+                </w:p>
+                <w:p>
+                  <w:pPr>
+                    <w:jc w:val="center"/>
+                    <w:jc w:val="left"/>
+                  </w:pPr>
+                  <w:pPr>
+                    <w:jc w:val="left"/>
+                    <w:spacing w:before="200"/>
+                    <w:pStyle w:val="ImageCaption"/>
+                  </w:pPr>
+                  <w:r>
+                    <w:t xml:space="preserve">(b) Face and Car model: predicted drift rate (TRUE and FALSE) values from face recognition ability scores when accounting for car recognition ability</w:t>
+                  </w:r>
+                </w:p>
+                <w:bookmarkEnd w:id="99"/>
+              </w:tc>
+            </w:tr>
+          </w:tbl>
+          <w:p/>
+        </w:tc>
+      </w:tr>
+    </w:tbl>
+    <w:p>
+      <w:pPr>
+        <w:pStyle w:val="BodyText"/>
+      </w:pPr>
+      <w:pPr>
+        <w:spacing w:before="200"/>
+        <w:pStyle w:val="ImageCaption"/>
+      </w:pPr>
+      <w:r>
+        <w:t xml:space="preserve">Figure 10: Predicted drift rate values (TRUE and FALSE) from face recognition ability scores</w:t>
+      </w:r>
+    </w:p>
+    <w:bookmarkEnd w:id="100"/>
+    <w:bookmarkEnd w:id="101"/>
+    <w:bookmarkEnd w:id="102"/>
+    <w:bookmarkStart w:id="103" w:name="discussion"/>
     <w:p>
       <w:pPr>
         <w:pStyle w:val="Heading1"/>
@@ -2425,25 +5844,11 @@
         <w:pStyle w:val="FirstParagraph"/>
       </w:pPr>
       <w:r>
-        <w:t xml:space="preserve">Paragraph 1: Quick summary of results Aim of the project: use evidence accumulation modelling to investigate the relationship between face recognition ability and the cognitive mechanisms involved in the face recognition process.</w:t>
-      </w:r>
-      <w:r>
-        <w:t xml:space="preserve"> </w:t>
-      </w:r>
-      <w:r>
-        <w:t xml:space="preserve">Our results showed that individual difference in face recognition ability is associated with different latent computational processes.</w:t>
-      </w:r>
-      <w:r>
-        <w:t xml:space="preserve"> </w:t>
-      </w:r>
-      <w:r>
-        <w:t xml:space="preserve">Face recognition ability seems to be positively associated with the rate of evidence accumulation (drift rate parameter) as well as the response caution (threshold parameter) for both learned and novel faces recognition.</w:t>
-      </w:r>
-      <w:r>
-        <w:t xml:space="preserve"> </w:t>
-      </w:r>
-      <w:r>
-        <w:t xml:space="preserve">In addition, this association (still holds) when accounting for object recognition ability.</w:t>
+        <w:rPr>
+          <w:i/>
+          <w:iCs/>
+        </w:rPr>
+        <w:t xml:space="preserve">Paragraph 1: Opening paragraph</w:t>
       </w:r>
     </w:p>
     <w:p>
@@ -2451,7 +5856,25 @@
         <w:pStyle w:val="BodyText"/>
       </w:pPr>
       <w:r>
-        <w:t xml:space="preserve">By joining experimental psychology, individual differences approach and computational models, we bla bla bla.</w:t>
+        <w:t xml:space="preserve">The aim of this project was to combine experimental, differential and computational approaches to investigate the relationship between face recognition ability and the computational mechanisms involved in the face recognition process.</w:t>
+      </w:r>
+      <w:r>
+        <w:t xml:space="preserve"> </w:t>
+      </w:r>
+      <w:r>
+        <w:t xml:space="preserve">Our results showed that individual differences in face recognition ability are not only related with different latent computational processes (and not only one), but also predict to a certain extend the pattern of these processes.</w:t>
+      </w:r>
+      <w:r>
+        <w:t xml:space="preserve"> </w:t>
+      </w:r>
+      <w:r>
+        <w:t xml:space="preserve">Face recognition ability seems to be positively associated with the rate of evidence accumulation (drift rate parameter) for both learned and novel faces as well as the response caution (threshold parameter) for learned faces.</w:t>
+      </w:r>
+      <w:r>
+        <w:t xml:space="preserve"> </w:t>
+      </w:r>
+      <w:r>
+        <w:t xml:space="preserve">One key finding is that these predictions still hold when accounting for object recognition ability, demonstrating that these these associations are partially specific to faces and cannot entirely be explained by a more general object recognition ability.</w:t>
       </w:r>
     </w:p>
     <w:p>
@@ -2459,73 +5882,11 @@
         <w:pStyle w:val="BodyText"/>
       </w:pPr>
       <w:r>
-        <w:t xml:space="preserve">Paragraph 2: Drift rate and threshold • Effect of individual differences on LBA parameters is multifaceted: effect on across several LBA parameters, not just one.</w:t>
-      </w:r>
-      <w:r>
-        <w:t xml:space="preserve"> </w:t>
-      </w:r>
-      <w:r>
-        <w:t xml:space="preserve">• Drift rate: Face recognition ability predict an increase in the rate at which evidence accumulates for both novel and visually familiar faces, where people with a better face recognition ability accumulate more recognition signal (drift rate TRUE) and are more capable to ignore noise coming from the stimulus.</w:t>
-      </w:r>
-      <w:r>
-        <w:t xml:space="preserve"> </w:t>
-      </w:r>
-      <w:r>
-        <w:t xml:space="preserve">- Finding in accordance with previous research that found that expertise effects are primarily due to a better information extraction (REF: fingerprints examiners (ref: Thompson, Tangen &amp; McCarthy, 2013), medical images perception (van der Gijp et al., 2014, 2016; Litchfiled and Donovan, 2017)).</w:t>
-      </w:r>
-      <w:r>
-        <w:t xml:space="preserve"> </w:t>
-      </w:r>
-      <w:r>
-        <w:t xml:space="preserve">- Our results extend these effect that these effects are visible in the “normal” population as well, outside of group-level differences between experts and novice.</w:t>
-      </w:r>
-      <w:r>
-        <w:t xml:space="preserve"> </w:t>
-      </w:r>
-      <w:r>
-        <w:t xml:space="preserve">• Threshold: Face recognition ability predict an increase in the response caution for both novel and visually familiar faces.</w:t>
-      </w:r>
-      <w:r>
-        <w:t xml:space="preserve"> </w:t>
-      </w:r>
-      <w:r>
-        <w:t xml:space="preserve">- Threshold: higher threshold = more accurate but slower to respond / lower threshold = less accurate but quicker to respond - People with higher face recognition ability are more cautious, prioritizing accuracy over response time.</w:t>
-      </w:r>
-      <w:r>
-        <w:t xml:space="preserve"> </w:t>
-      </w:r>
-      <w:r>
-        <w:t xml:space="preserve">However, the quality and speed of evidence accumulation is higher.</w:t>
-      </w:r>
-      <w:r>
-        <w:t xml:space="preserve"> </w:t>
-      </w:r>
-      <w:r>
-        <w:t xml:space="preserve">- General metacognition -&gt; people with higher abilities are more confident in their confidence judgement regarding this ability (ref: Lichtenstein &amp; Fischoff, 1977).</w:t>
-      </w:r>
-      <w:r>
-        <w:t xml:space="preserve"> </w:t>
-      </w:r>
-      <w:r>
-        <w:t xml:space="preserve">Previous studies have shown that confidence is itself a decision variable that can regulate future behaviour -&gt; can adjust their future caution to increase their performance (ref: Folke, Jacobsen, Fleming &amp; De Martino, 2017; Fleming, van der Putten &amp; Daw, 2018).</w:t>
-      </w:r>
-      <w:r>
-        <w:t xml:space="preserve"> </w:t>
-      </w:r>
-      <w:r>
-        <w:t xml:space="preserve">Suggestion: People with higher face recognition ability are better at estimating the difficulty of the task, voluntary increasing their threshold to ensure a better performance given the task demands.</w:t>
-      </w:r>
-      <w:r>
-        <w:t xml:space="preserve"> </w:t>
-      </w:r>
-      <w:r>
-        <w:t xml:space="preserve">However future research would be required to confirm this proposal.</w:t>
-      </w:r>
-      <w:r>
-        <w:t xml:space="preserve"> </w:t>
-      </w:r>
-      <w:r>
-        <w:t xml:space="preserve">• Overall: Our results suggest that not only does high face recognition ability predict a better ability to extract meaningful information for the recognition success but also predict the voluntary strategic decision of the subject to be more cautious.</w:t>
+        <w:rPr>
+          <w:i/>
+          <w:iCs/>
+        </w:rPr>
+        <w:t xml:space="preserve">Paragraph 2: Drift rate and threshold effects</w:t>
       </w:r>
     </w:p>
     <w:p>
@@ -2533,13 +5894,79 @@
         <w:pStyle w:val="BodyText"/>
       </w:pPr>
       <w:r>
-        <w:t xml:space="preserve">Paragraph 3: Theoretical implications Our approach provides unusual insight into individual differences in latent computational processes in the domain of face recognition.</w:t>
-      </w:r>
-      <w:r>
-        <w:t xml:space="preserve"> </w:t>
-      </w:r>
-      <w:r>
-        <w:t xml:space="preserve">These results have several theoretical implications not only for investigating individual differences and potentially expertise effects but also offer implications regarding models of face perception and memory.</w:t>
+        <w:t xml:space="preserve">One important consideration is the fact that the effect of individual differences in face recognition ability on the LBA parameters is multifaceted.</w:t>
+      </w:r>
+      <w:r>
+        <w:t xml:space="preserve"> </w:t>
+      </w:r>
+      <w:r>
+        <w:t xml:space="preserve">Drift rate and threshold are both positively associated with face recognition ability.</w:t>
+      </w:r>
+      <w:r>
+        <w:t xml:space="preserve"> </w:t>
+      </w:r>
+      <w:r>
+        <w:t xml:space="preserve">Our drift rate results suggest that people who are generally better at recognizing faces accumulates more recognition signal and are more capable to ignore noisy information coming from the stimulus.</w:t>
+      </w:r>
+      <w:r>
+        <w:t xml:space="preserve"> </w:t>
+      </w:r>
+      <w:r>
+        <w:t xml:space="preserve">Our findings are in accordance with previous research that showed that expertise effects are primarily due to a better information extraction</w:t>
+      </w:r>
+      <w:r>
+        <w:t xml:space="preserve"> </w:t>
+      </w:r>
+      <w:r>
+        <w:t xml:space="preserve">(Litchfield and Donovan 2017; Thompson et al. 2013; Van Der Gijp et al. 2014)</w:t>
+      </w:r>
+      <w:r>
+        <w:t xml:space="preserve">.</w:t>
+      </w:r>
+      <w:r>
+        <w:t xml:space="preserve"> </w:t>
+      </w:r>
+      <w:r>
+        <w:t xml:space="preserve">We extend these findings by showing that these effects are not limited to group-level differences between experts and novices but concern the range of the</w:t>
+      </w:r>
+      <w:r>
+        <w:t xml:space="preserve"> </w:t>
+      </w:r>
+      <w:r>
+        <w:t xml:space="preserve">“normal”</w:t>
+      </w:r>
+      <w:r>
+        <w:t xml:space="preserve"> </w:t>
+      </w:r>
+      <w:r>
+        <w:t xml:space="preserve">population as well.</w:t>
+      </w:r>
+      <w:r>
+        <w:t xml:space="preserve"> </w:t>
+      </w:r>
+      <w:r>
+        <w:t xml:space="preserve">Regarding response caution, previous studies have shown that confidence is itself a decision variable used to regulate future behavior</w:t>
+      </w:r>
+      <w:r>
+        <w:t xml:space="preserve"> </w:t>
+      </w:r>
+      <w:r>
+        <w:t xml:space="preserve">(Fleming et al. 2018; Folke et al. 2016)</w:t>
+      </w:r>
+      <w:r>
+        <w:t xml:space="preserve">.</w:t>
+      </w:r>
+      <w:r>
+        <w:t xml:space="preserve"> </w:t>
+      </w:r>
+      <w:r>
+        <w:t xml:space="preserve">The positive association between threshold and face recognition ability could reflect a better estimation of the task difficulty for people with higher face recognition ability, who voluntary increase their response caution to ensure a better performance given the task demands.However, future research is required to confirm this suggestion.</w:t>
+      </w:r>
+      <w:r>
+        <w:t xml:space="preserve"> </w:t>
+      </w:r>
+      <w:r>
+        <w:t xml:space="preserve">Overall, our results suggest that not only does high face recognition ability predict a better ability to extract meaningful information for the recognition success but also predict the voluntary strategic decision of the subject to be more cautious.</w:t>
       </w:r>
     </w:p>
     <w:p>
@@ -2547,7 +5974,11 @@
         <w:pStyle w:val="BodyText"/>
       </w:pPr>
       <w:r>
-        <w:t xml:space="preserve">• Implications for studying individual differences and expertise:</w:t>
+        <w:rPr>
+          <w:i/>
+          <w:iCs/>
+        </w:rPr>
+        <w:t xml:space="preserve">Paragraph 3: Theoretical implications for individual differences investigation</w:t>
       </w:r>
     </w:p>
     <w:p>
@@ -2555,7 +5986,28 @@
         <w:pStyle w:val="BodyText"/>
       </w:pPr>
       <w:r>
-        <w:t xml:space="preserve">Most of investigations of individual differences in face recognition across the entire range of face processing abilities have used associations between different abilities performance scores (ref:), addressing potential association/dissociation of abilities.</w:t>
+        <w:t xml:space="preserve">Besides the insights obtained from the associations between individual differences and latent computational processes in the domain of face recognition, our choice of combining experimental, differential and computational methodologies has several implications for future differential studies, as well as for models of face perception and memory.</w:t>
+      </w:r>
+      <w:r>
+        <w:t xml:space="preserve"> </w:t>
+      </w:r>
+      <w:r>
+        <w:t xml:space="preserve">On a more general level, it offers a novel approach to investigate individual differences and expertise effects in face processing.</w:t>
+      </w:r>
+      <w:r>
+        <w:t xml:space="preserve"> </w:t>
+      </w:r>
+      <w:r>
+        <w:t xml:space="preserve">Most differential studies in face processing have used test scores to estimate different abilities underlying face processing and investigated if these abilities were related to each other or to other predictors of interest</w:t>
+      </w:r>
+      <w:r>
+        <w:t xml:space="preserve"> </w:t>
+      </w:r>
+      <w:r>
+        <w:t xml:space="preserve">(McCaffery et al. 2018; Noyes et al. 2018)</w:t>
+      </w:r>
+      <w:r>
+        <w:t xml:space="preserve">.</w:t>
       </w:r>
       <w:r>
         <w:t xml:space="preserve"> </w:t>
@@ -2567,25 +6019,19 @@
         <w:t xml:space="preserve"> </w:t>
       </w:r>
       <w:r>
-        <w:t xml:space="preserve">On a general level, the new insights obtained from evidence-accumulation modelling about individual differences in face recognition would not have been possible using the conventional analysis of response times and accuracy (Parker &amp; Ramsey, 2023b).</w:t>
-      </w:r>
-      <w:r>
-        <w:t xml:space="preserve"> </w:t>
-      </w:r>
-      <w:r>
-        <w:t xml:space="preserve">We propose that this approach could be applicable to other types of individual differences in expertise or abilities.</w:t>
-      </w:r>
-      <w:r>
-        <w:t xml:space="preserve"> </w:t>
-      </w:r>
-      <w:r>
-        <w:t xml:space="preserve">- One key question in cognitive psychology concern the degree to which an expertise or an ability is domain-specific or domain-general.</w:t>
-      </w:r>
-      <w:r>
-        <w:t xml:space="preserve"> </w:t>
-      </w:r>
-      <w:r>
-        <w:t xml:space="preserve">- (here find some examples in which we could apply our approach to other abilities/expertise)</w:t>
+        <w:t xml:space="preserve">The important difference with past investigations is that behavioral patterns (accuracy and response times) as well as latent variables patterns (LBA parameters) were associated with ability scores.</w:t>
+      </w:r>
+      <w:r>
+        <w:t xml:space="preserve"> </w:t>
+      </w:r>
+      <w:r>
+        <w:t xml:space="preserve">Using this approach allowed more specific hypotheses regarding which parts of the system is related to which type of recognition abilities, potentially aiding the development of theory.</w:t>
+      </w:r>
+      <w:r>
+        <w:t xml:space="preserve"> </w:t>
+      </w:r>
+      <w:r>
+        <w:t xml:space="preserve">We think that this approach could benefit future research on individual differences in visual recognition memory or visual perception more generally.</w:t>
       </w:r>
     </w:p>
     <w:p>
@@ -2593,39 +6039,11 @@
         <w:pStyle w:val="BodyText"/>
       </w:pPr>
       <w:r>
-        <w:t xml:space="preserve">• Theoretical implications about models of face perception and memory</w:t>
-      </w:r>
-    </w:p>
-    <w:p>
-      <w:pPr>
-        <w:pStyle w:val="Compact"/>
-        <w:numPr>
-          <w:ilvl w:val="0"/>
-          <w:numId w:val="1014"/>
-        </w:numPr>
-      </w:pPr>
-      <w:r>
-        <w:t xml:space="preserve">Bruce and Young model</w:t>
-      </w:r>
-    </w:p>
-    <w:p>
-      <w:pPr>
-        <w:pStyle w:val="Compact"/>
-        <w:numPr>
-          <w:ilvl w:val="0"/>
-          <w:numId w:val="1014"/>
-        </w:numPr>
-      </w:pPr>
-      <w:r>
-        <w:t xml:space="preserve">Individual differences in face recognition: observations from comparing group-levels difference between two different populations (ex: prosopagnosia and control/super-recognizer and control) / individual differences in typical range of face processing ability  While Bruce and Young model describe the face perception process in general, there are some individual variabilities in the outcome of this process (outcome = performance) and in other steps in this  With this study we also contribute to the extension of this model by showing that not only there are individual differences in the outcome, but that there is also individual differences in the cognitive processes that give rise to this outcome.  Future research could use an individual differences approach to investigate how some variations in the components in the Bruce and Young face recognition model could influence estimated latent variables and how are individuals differences in face recognition ability are related to the observed differences of latent variables of interest.</w:t>
-      </w:r>
-    </w:p>
-    <w:p>
-      <w:pPr>
-        <w:pStyle w:val="FirstParagraph"/>
-      </w:pPr>
-      <w:r>
-        <w:t xml:space="preserve">Paragraph 4: Mentioning the car correlations Even if main interest of this paper was to look into the CFMT, the exploratory analysis of the CCMT correlations with LBA parameters reveal interesting associations:</w:t>
+        <w:rPr>
+          <w:i/>
+          <w:iCs/>
+        </w:rPr>
+        <w:t xml:space="preserve">Paragraph 4: Theoretical implications for models of face perception and memory</w:t>
       </w:r>
     </w:p>
     <w:p>
@@ -2633,49 +6051,107 @@
         <w:pStyle w:val="BodyText"/>
       </w:pPr>
       <w:r>
-        <w:t xml:space="preserve">• Drift rate: Cambridge Car Memory score positive association only with Novel faces, not learned faces .</w:t>
-      </w:r>
-      <w:r>
-        <w:t xml:space="preserve"> </w:t>
-      </w:r>
-      <w:r>
-        <w:t xml:space="preserve">• Object recognition memory largely relies on featural information processing (REF).</w:t>
-      </w:r>
-      <w:r>
-        <w:t xml:space="preserve"> </w:t>
-      </w:r>
-      <w:r>
-        <w:t xml:space="preserve">Does not capture (or should not capture) holistic processing.</w:t>
-      </w:r>
-      <w:r>
-        <w:t xml:space="preserve"> </w:t>
-      </w:r>
-      <w:r>
-        <w:t xml:space="preserve">• Since novel faces recognition processing relies more on feature information processing and matching, it would make sense that the CCMT score only correlate to drift rate (accumulation of evidence) for novel faces and not learned faces (combination of holistic processing and feature information processing).</w:t>
-      </w:r>
-      <w:r>
-        <w:t xml:space="preserve"> </w:t>
-      </w:r>
-      <w:r>
-        <w:t xml:space="preserve">• When looking at car recognition effect on drift rate: similar direction for TRUE and FALSE and for both type of faces: increased drift rate as the CCMT score increase.</w:t>
-      </w:r>
-      <w:r>
-        <w:t xml:space="preserve"> </w:t>
-      </w:r>
-      <w:r>
-        <w:t xml:space="preserve"> CCMT does not predict the discrimination between TRUE and FALSE drift rate.</w:t>
-      </w:r>
-      <w:r>
-        <w:t xml:space="preserve"> </w:t>
-      </w:r>
-      <w:r>
-        <w:t xml:space="preserve">Would expect that increased recognition ability lead to increase evidence accumulation when TRUE and decreased when FALSE, but not the case here -&gt; especially regarding learned faces, seems that increased recognition ability for object predict an increased drift rate when participant are wrong and that pattern is different that observed in the prediction of the CFMT regarding learned faces.</w:t>
-      </w:r>
-      <w:r>
-        <w:t xml:space="preserve"> </w:t>
-      </w:r>
-      <w:r>
-        <w:t xml:space="preserve">Suggestion: using visual information processing alone help to accumulate meaningful information for the recognition of faces but also contribute to the accumulation of information detrimental to the recognition process (noise).</w:t>
+        <w:t xml:space="preserve">Furthermore, we think that the insights obtained from this study could have theoretical implications for models of face perception and memory.</w:t>
+      </w:r>
+      <w:r>
+        <w:t xml:space="preserve"> </w:t>
+      </w:r>
+      <w:r>
+        <w:t xml:space="preserve">Previous individual differences studies in face recognition have investigated how different facets of the face recognition ability are associated across the normal population or differ between groups (ex: prosopagnosia and control/super-recognizer and control).</w:t>
+      </w:r>
+      <w:r>
+        <w:t xml:space="preserve"> </w:t>
+      </w:r>
+      <w:r>
+        <w:t xml:space="preserve">These findings extended the general cognitive model of the human face processing system (Bruce &amp; Young, 1986), by showing that the performance (i.e response times and accuracy) to a face recognition task varies as a function of individual face recognition ability.</w:t>
+      </w:r>
+      <w:r>
+        <w:t xml:space="preserve"> </w:t>
+      </w:r>
+      <w:r>
+        <w:t xml:space="preserve">With this study we also contribute to the extension of this model by showing that not only there are individual differences in the performance, but that there is also individual differences in the cognitive processes that give rise to this outcome. Furthermore these differences vary to certain degree as function of individual face recognition ability. Cognitive processes are not measurable</w:t>
+      </w:r>
+      <w:r>
+        <w:t xml:space="preserve"> </w:t>
+      </w:r>
+      <w:r>
+        <w:rPr>
+          <w:i/>
+          <w:iCs/>
+        </w:rPr>
+        <w:t xml:space="preserve">per se</w:t>
+      </w:r>
+      <w:r>
+        <w:t xml:space="preserve"> </w:t>
+      </w:r>
+      <w:r>
+        <w:t xml:space="preserve">but cognitive models can be used to estimate certain of them. In order to extend our understanding of the different cognitive processes involved in face recognition and the potential differences across individuals in these processes, future research could benefit from combining different approaches (i.e. experimental, differential…) and different computational models.</w:t>
+      </w:r>
+    </w:p>
+    <w:p>
+      <w:pPr>
+        <w:pStyle w:val="BodyText"/>
+      </w:pPr>
+      <w:r>
+        <w:rPr>
+          <w:i/>
+          <w:iCs/>
+        </w:rPr>
+        <w:t xml:space="preserve">Paragraph 5: Mentioning the object recognition ability correlations</w:t>
+      </w:r>
+      <w:r>
+        <w:t xml:space="preserve"> </w:t>
+      </w:r>
+      <w:r>
+        <w:t xml:space="preserve">While no hypotheses regarding the associations between the LBA parameters and the object recognition ability was preregistered, the exploratory analysis of the these associations reveal interesting patterns.</w:t>
+      </w:r>
+      <w:r>
+        <w:t xml:space="preserve"> </w:t>
+      </w:r>
+      <w:r>
+        <w:t xml:space="preserve">Object recognition ability is positively correlated with drift face for novel faces but not for learned faces.</w:t>
+      </w:r>
+      <w:r>
+        <w:t xml:space="preserve"> </w:t>
+      </w:r>
+      <w:r>
+        <w:t xml:space="preserve">Furthermore, object recognition does not predict the discrimination between TRUE and FALSE drift rate for learned faces like face recognition ability does.</w:t>
+      </w:r>
+      <w:r>
+        <w:t xml:space="preserve"> </w:t>
+      </w:r>
+      <w:r>
+        <w:t xml:space="preserve">Object recognition is known to rely mostly on individual features processing while face recognition combines featural and configural processing</w:t>
+      </w:r>
+      <w:r>
+        <w:t xml:space="preserve"> </w:t>
+      </w:r>
+      <w:r>
+        <w:t xml:space="preserve">(Cabeza and Kato 2000; Madole and Cohen 1995; Tversky and Hemenway 1984)</w:t>
+      </w:r>
+      <w:r>
+        <w:t xml:space="preserve">.</w:t>
+      </w:r>
+      <w:r>
+        <w:t xml:space="preserve"> </w:t>
+      </w:r>
+      <w:r>
+        <w:t xml:space="preserve">Novel faces recognition relies more on feature information matching and, as a novel face becomes more familiar, the reliance on configural processing increases</w:t>
+      </w:r>
+      <w:r>
+        <w:t xml:space="preserve"> </w:t>
+      </w:r>
+      <w:r>
+        <w:t xml:space="preserve">(Schwaninger et al. 2002)</w:t>
+      </w:r>
+      <w:r>
+        <w:t xml:space="preserve">.</w:t>
+      </w:r>
+      <w:r>
+        <w:t xml:space="preserve"> </w:t>
+      </w:r>
+      <w:r>
+        <w:t xml:space="preserve">We suggest that relying on visual feature processing alone help to accumulate meaningful information for the recognition of visually familiar faces but also contribute to the accumulation of information detrimental to the recognition process (noise).</w:t>
       </w:r>
       <w:r>
         <w:t xml:space="preserve"> </w:t>
@@ -2683,13 +6159,74 @@
       <w:r>
         <w:t xml:space="preserve">Whereas relying on both (visual information processing and holistic processing) seems to increase the accumulation of meaningful information while decreasing the noise coming from detrimental visual information to the recognition process.</w:t>
       </w:r>
+      <w:r>
+        <w:t xml:space="preserve"> </w:t>
+      </w:r>
+      <w:r>
+        <w:t xml:space="preserve">Future research should investigate if the different patterns of associations between recognition abilities and latent components of the recognition process are related to different types of information processing.</w:t>
+      </w:r>
     </w:p>
     <w:p>
       <w:pPr>
         <w:pStyle w:val="BodyText"/>
       </w:pPr>
       <w:r>
-        <w:t xml:space="preserve">Paragraph 5: Limitations</w:t>
+        <w:rPr>
+          <w:i/>
+          <w:iCs/>
+        </w:rPr>
+        <w:t xml:space="preserve">Paragraph 6: Limitations</w:t>
+      </w:r>
+      <w:r>
+        <w:t xml:space="preserve"> </w:t>
+      </w:r>
+      <w:r>
+        <w:t xml:space="preserve">Regarding the LBA parameter estimation, previous evidence accumulation model development studies have highlighted how the number of trials per cell of the design influence parameter estimation</w:t>
+      </w:r>
+      <w:r>
+        <w:t xml:space="preserve"> </w:t>
+      </w:r>
+      <w:r>
+        <w:t xml:space="preserve">(Alexandrowicz and Gula 2020; Lerche et al. 2017; Wagenmakers et al. 2007)</w:t>
+      </w:r>
+      <w:r>
+        <w:t xml:space="preserve">.</w:t>
+      </w:r>
+      <w:r>
+        <w:t xml:space="preserve"> </w:t>
+      </w:r>
+      <w:r>
+        <w:t xml:space="preserve">Our design (90 trials per condition) and control of error rates in our face recognition task followed the minimum recommendations to apply EAM</w:t>
+      </w:r>
+      <w:r>
+        <w:t xml:space="preserve"> </w:t>
+      </w:r>
+      <w:r>
+        <w:t xml:space="preserve">(Lüken et al. 2025)</w:t>
+      </w:r>
+      <w:r>
+        <w:t xml:space="preserve">.</w:t>
+      </w:r>
+      <w:r>
+        <w:t xml:space="preserve"> </w:t>
+      </w:r>
+      <w:r>
+        <w:t xml:space="preserve">Nonetheless, adding more trials per condition (e.g., 200 per condition;</w:t>
+      </w:r>
+      <w:r>
+        <w:t xml:space="preserve"> </w:t>
+      </w:r>
+      <w:r>
+        <w:t xml:space="preserve">Boag et al.</w:t>
+      </w:r>
+      <w:r>
+        <w:t xml:space="preserve"> </w:t>
+      </w:r>
+      <w:r>
+        <w:t xml:space="preserve">(2025)</w:t>
+      </w:r>
+      <w:r>
+        <w:t xml:space="preserve">) would have increased the robustness of our parameter estimates.</w:t>
       </w:r>
     </w:p>
     <w:p>
@@ -2697,56 +6234,2270 @@
         <w:pStyle w:val="BodyText"/>
       </w:pPr>
       <w:r>
-        <w:t xml:space="preserve">• Small effects size (correlations)</w:t>
-      </w:r>
-    </w:p>
-    <w:p>
-      <w:pPr>
-        <w:pStyle w:val="BodyText"/>
-      </w:pPr>
-      <w:r>
-        <w:t xml:space="preserve">• Similar limitations to LBA parameter estimation than in the first paper</w:t>
-      </w:r>
-    </w:p>
-    <w:p>
-      <w:pPr>
-        <w:pStyle w:val="BodyText"/>
-      </w:pPr>
-      <w:r>
-        <w:t xml:space="preserve">• Object recognition memory vs. Car recognition memory?</w:t>
-      </w:r>
-    </w:p>
-    <w:p>
-      <w:pPr>
-        <w:pStyle w:val="BodyText"/>
-      </w:pPr>
-      <w:r>
-        <w:t xml:space="preserve">Paragraph 6: Conclusive paragraph</w:t>
-      </w:r>
-    </w:p>
-    <w:bookmarkEnd w:id="47"/>
-    <w:bookmarkStart w:id="49" w:name="references"/>
+        <w:t xml:space="preserve">Another limitations would be the use of the scores to the Cambridge Car Memory Test as an estimate of object recognition ability. While numerous studies have used this score for this motive (ref:), it can be argued like recognizing pictures of a specific object like cars might no encompass the depth and complexity of object recognition ability. We decided to use this test because of the direct comparison it offers to the score of the Cambridge Face Memory Test as well the fact the instructions and task structure are almost identical in the two tests.</w:t>
+      </w:r>
+    </w:p>
+    <w:bookmarkEnd w:id="103"/>
+    <w:bookmarkStart w:id="203" w:name="conclusion"/>
     <w:p>
       <w:pPr>
         <w:pStyle w:val="Heading1"/>
       </w:pPr>
       <w:r>
-        <w:t xml:space="preserve">References</w:t>
-      </w:r>
-    </w:p>
-    <w:bookmarkStart w:id="48" w:name="refs"/>
-    <w:bookmarkEnd w:id="48"/>
-    <w:bookmarkEnd w:id="49"/>
-    <w:bookmarkStart w:id="50" w:name="appendix-content-here"/>
-    <w:p>
-      <w:pPr>
-        <w:pStyle w:val="Heading1"/>
-      </w:pPr>
-      <w:r>
-        <w:t xml:space="preserve">Appendix content here</w:t>
-      </w:r>
-    </w:p>
-    <w:bookmarkEnd w:id="50"/>
+        <w:t xml:space="preserve">Conclusion</w:t>
+      </w:r>
+    </w:p>
+    <w:bookmarkStart w:id="202" w:name="refs"/>
+    <w:bookmarkStart w:id="105" w:name="X85896da987693e22ebec463e62bb7d48d4e914f"/>
+    <w:p>
+      <w:pPr>
+        <w:pStyle w:val="Bibliography"/>
+      </w:pPr>
+      <w:r>
+        <w:t xml:space="preserve">Alexandrowicz, Rainer W., and Bartosz Gula. 2020.</w:t>
+      </w:r>
+      <w:r>
+        <w:t xml:space="preserve"> </w:t>
+      </w:r>
+      <w:r>
+        <w:t xml:space="preserve">“Comparing Eight Parameter Estimation Methods for the Ratcliff Diffusion Model Using Free Software.”</w:t>
+      </w:r>
+      <w:r>
+        <w:t xml:space="preserve"> </w:t>
+      </w:r>
+      <w:r>
+        <w:rPr>
+          <w:i/>
+          <w:iCs/>
+        </w:rPr>
+        <w:t xml:space="preserve">Frontiers in Psychology</w:t>
+      </w:r>
+      <w:r>
+        <w:t xml:space="preserve"> </w:t>
+      </w:r>
+      <w:r>
+        <w:t xml:space="preserve">11: 484737.</w:t>
+      </w:r>
+      <w:r>
+        <w:t xml:space="preserve"> </w:t>
+      </w:r>
+      <w:hyperlink r:id="rId104">
+        <w:r>
+          <w:rPr>
+            <w:rStyle w:val="Hyperlink"/>
+          </w:rPr>
+          <w:t xml:space="preserve">https://doi.org/10.3389/fpsyg.2020.484737</w:t>
+        </w:r>
+      </w:hyperlink>
+      <w:r>
+        <w:t xml:space="preserve">.</w:t>
+      </w:r>
+    </w:p>
+    <w:bookmarkEnd w:id="105"/>
+    <w:bookmarkStart w:id="107" w:name="ref-boagExpertGuidePlanning2025"/>
+    <w:p>
+      <w:pPr>
+        <w:pStyle w:val="Bibliography"/>
+      </w:pPr>
+      <w:r>
+        <w:t xml:space="preserve">Boag, Russell J., Reilly J. Innes, Niek Stevenson, et al.</w:t>
+      </w:r>
+      <w:r>
+        <w:t xml:space="preserve"> 2025.</w:t>
+      </w:r>
+      <w:r>
+        <w:t xml:space="preserve"> </w:t>
+      </w:r>
+      <w:r>
+        <w:t xml:space="preserve">“An Expert Guide to Planning Experimental Tasks for Evidence-Accumulation Modeling.”</w:t>
+      </w:r>
+      <w:r>
+        <w:t xml:space="preserve"> </w:t>
+      </w:r>
+      <w:r>
+        <w:rPr>
+          <w:i/>
+          <w:iCs/>
+        </w:rPr>
+        <w:t xml:space="preserve">Advances in Methods and Practices in Psychological Science</w:t>
+      </w:r>
+      <w:r>
+        <w:t xml:space="preserve"> </w:t>
+      </w:r>
+      <w:r>
+        <w:t xml:space="preserve">8 (2): 25152459251336127.</w:t>
+      </w:r>
+      <w:r>
+        <w:t xml:space="preserve"> </w:t>
+      </w:r>
+      <w:hyperlink r:id="rId106">
+        <w:r>
+          <w:rPr>
+            <w:rStyle w:val="Hyperlink"/>
+          </w:rPr>
+          <w:t xml:space="preserve">https://doi.org/10.1177/25152459251336127</w:t>
+        </w:r>
+      </w:hyperlink>
+      <w:r>
+        <w:t xml:space="preserve">.</w:t>
+      </w:r>
+    </w:p>
+    <w:bookmarkEnd w:id="107"/>
+    <w:bookmarkStart w:id="109" w:name="Xfa7c6fc1e0b06226de21f34f2730db56036d1fb"/>
+    <w:p>
+      <w:pPr>
+        <w:pStyle w:val="Bibliography"/>
+      </w:pPr>
+      <w:r>
+        <w:t xml:space="preserve">Bobak, Anna K., Peter J. B. Hancock, and Sarah Bate. 2016.</w:t>
+      </w:r>
+      <w:r>
+        <w:t xml:space="preserve"> </w:t>
+      </w:r>
+      <w:r>
+        <w:t xml:space="preserve">“Super‐recognisers in Action: Evidence from Face‐matching and Face Memory Tasks.”</w:t>
+      </w:r>
+      <w:r>
+        <w:t xml:space="preserve"> </w:t>
+      </w:r>
+      <w:r>
+        <w:rPr>
+          <w:i/>
+          <w:iCs/>
+        </w:rPr>
+        <w:t xml:space="preserve">Applied Cognitive Psychology</w:t>
+      </w:r>
+      <w:r>
+        <w:t xml:space="preserve"> </w:t>
+      </w:r>
+      <w:r>
+        <w:t xml:space="preserve">30 (1): 81–91.</w:t>
+      </w:r>
+      <w:r>
+        <w:t xml:space="preserve"> </w:t>
+      </w:r>
+      <w:hyperlink r:id="rId108">
+        <w:r>
+          <w:rPr>
+            <w:rStyle w:val="Hyperlink"/>
+          </w:rPr>
+          <w:t xml:space="preserve">https://doi.org/10.1002/acp.3170</w:t>
+        </w:r>
+      </w:hyperlink>
+      <w:r>
+        <w:t xml:space="preserve">.</w:t>
+      </w:r>
+    </w:p>
+    <w:bookmarkEnd w:id="109"/>
+    <w:bookmarkStart w:id="111" w:name="ref-brownSimplestCompleteModel2008"/>
+    <w:p>
+      <w:pPr>
+        <w:pStyle w:val="Bibliography"/>
+      </w:pPr>
+      <w:r>
+        <w:t xml:space="preserve">Brown, Scott D., and Andrew Heathcote. 2008.</w:t>
+      </w:r>
+      <w:r>
+        <w:t xml:space="preserve"> </w:t>
+      </w:r>
+      <w:r>
+        <w:t xml:space="preserve">“The Simplest Complete Model of Choice Response Time: Linear Ballistic Accumulation.”</w:t>
+      </w:r>
+      <w:r>
+        <w:t xml:space="preserve"> </w:t>
+      </w:r>
+      <w:r>
+        <w:rPr>
+          <w:i/>
+          <w:iCs/>
+        </w:rPr>
+        <w:t xml:space="preserve">Cognitive Psychology</w:t>
+      </w:r>
+      <w:r>
+        <w:t xml:space="preserve"> </w:t>
+      </w:r>
+      <w:r>
+        <w:t xml:space="preserve">57 (3): 153–78.</w:t>
+      </w:r>
+      <w:r>
+        <w:t xml:space="preserve"> </w:t>
+      </w:r>
+      <w:hyperlink r:id="rId110">
+        <w:r>
+          <w:rPr>
+            <w:rStyle w:val="Hyperlink"/>
+          </w:rPr>
+          <w:t xml:space="preserve">https://doi.org/10.1016/j.cogpsych.2007.12.002</w:t>
+        </w:r>
+      </w:hyperlink>
+      <w:r>
+        <w:t xml:space="preserve">.</w:t>
+      </w:r>
+    </w:p>
+    <w:bookmarkEnd w:id="111"/>
+    <w:bookmarkStart w:id="113" w:name="ref-burtonGlasgowFaceMatching2010"/>
+    <w:p>
+      <w:pPr>
+        <w:pStyle w:val="Bibliography"/>
+      </w:pPr>
+      <w:r>
+        <w:t xml:space="preserve">Burton, A. Mike, David White, and Allan McNeill. 2010.</w:t>
+      </w:r>
+      <w:r>
+        <w:t xml:space="preserve"> </w:t>
+      </w:r>
+      <w:r>
+        <w:t xml:space="preserve">“The Glasgow Face Matching Test.”</w:t>
+      </w:r>
+      <w:r>
+        <w:t xml:space="preserve"> </w:t>
+      </w:r>
+      <w:r>
+        <w:rPr>
+          <w:i/>
+          <w:iCs/>
+        </w:rPr>
+        <w:t xml:space="preserve">Behavior Research Methods</w:t>
+      </w:r>
+      <w:r>
+        <w:t xml:space="preserve"> </w:t>
+      </w:r>
+      <w:r>
+        <w:t xml:space="preserve">42 (1): 286–91.</w:t>
+      </w:r>
+      <w:r>
+        <w:t xml:space="preserve"> </w:t>
+      </w:r>
+      <w:hyperlink r:id="rId112">
+        <w:r>
+          <w:rPr>
+            <w:rStyle w:val="Hyperlink"/>
+          </w:rPr>
+          <w:t xml:space="preserve">https://doi.org/10.3758/BRM.42.1.286</w:t>
+        </w:r>
+      </w:hyperlink>
+      <w:r>
+        <w:t xml:space="preserve">.</w:t>
+      </w:r>
+    </w:p>
+    <w:bookmarkEnd w:id="113"/>
+    <w:bookmarkStart w:id="115" w:name="ref-cabezaFeaturesAreAlso2000"/>
+    <w:p>
+      <w:pPr>
+        <w:pStyle w:val="Bibliography"/>
+      </w:pPr>
+      <w:r>
+        <w:t xml:space="preserve">Cabeza, Roberto, and Takashi Kato. 2000.</w:t>
+      </w:r>
+      <w:r>
+        <w:t xml:space="preserve"> </w:t>
+      </w:r>
+      <w:r>
+        <w:t xml:space="preserve">“Features Are Also Important: Contributions of Featural and Configural Processing to Face Recognition.”</w:t>
+      </w:r>
+      <w:r>
+        <w:t xml:space="preserve"> </w:t>
+      </w:r>
+      <w:r>
+        <w:rPr>
+          <w:i/>
+          <w:iCs/>
+        </w:rPr>
+        <w:t xml:space="preserve">Psychological Science</w:t>
+      </w:r>
+      <w:r>
+        <w:t xml:space="preserve"> </w:t>
+      </w:r>
+      <w:r>
+        <w:t xml:space="preserve">11 (5): 429–33.</w:t>
+      </w:r>
+      <w:r>
+        <w:t xml:space="preserve"> </w:t>
+      </w:r>
+      <w:hyperlink r:id="rId114">
+        <w:r>
+          <w:rPr>
+            <w:rStyle w:val="Hyperlink"/>
+          </w:rPr>
+          <w:t xml:space="preserve">https://doi.org/10.1111/1467-9280.00283</w:t>
+        </w:r>
+      </w:hyperlink>
+      <w:r>
+        <w:t xml:space="preserve">.</w:t>
+      </w:r>
+    </w:p>
+    <w:bookmarkEnd w:id="115"/>
+    <w:bookmarkStart w:id="117" w:name="ref-cummingNewStatisticsWhy2014"/>
+    <w:p>
+      <w:pPr>
+        <w:pStyle w:val="Bibliography"/>
+      </w:pPr>
+      <w:r>
+        <w:t xml:space="preserve">Cumming, Geoff. 2014.</w:t>
+      </w:r>
+      <w:r>
+        <w:t xml:space="preserve"> </w:t>
+      </w:r>
+      <w:r>
+        <w:t xml:space="preserve">“The New Statistics: Why and How.”</w:t>
+      </w:r>
+      <w:r>
+        <w:t xml:space="preserve"> </w:t>
+      </w:r>
+      <w:r>
+        <w:rPr>
+          <w:i/>
+          <w:iCs/>
+        </w:rPr>
+        <w:t xml:space="preserve">Psychological Science</w:t>
+      </w:r>
+      <w:r>
+        <w:t xml:space="preserve"> </w:t>
+      </w:r>
+      <w:r>
+        <w:t xml:space="preserve">25 (1): 7–29.</w:t>
+      </w:r>
+      <w:r>
+        <w:t xml:space="preserve"> </w:t>
+      </w:r>
+      <w:hyperlink r:id="rId116">
+        <w:r>
+          <w:rPr>
+            <w:rStyle w:val="Hyperlink"/>
+          </w:rPr>
+          <w:t xml:space="preserve">https://doi.org/10.1177/0956797613504966</w:t>
+        </w:r>
+      </w:hyperlink>
+      <w:r>
+        <w:t xml:space="preserve">.</w:t>
+      </w:r>
+    </w:p>
+    <w:bookmarkEnd w:id="117"/>
+    <w:bookmarkStart w:id="119" w:name="ref-webmorph"/>
+    <w:p>
+      <w:pPr>
+        <w:pStyle w:val="Bibliography"/>
+      </w:pPr>
+      <w:r>
+        <w:t xml:space="preserve">DeBruine, Lisa M. 2022.</w:t>
+      </w:r>
+      <w:r>
+        <w:t xml:space="preserve"> </w:t>
+      </w:r>
+      <w:r>
+        <w:rPr>
+          <w:i/>
+          <w:iCs/>
+        </w:rPr>
+        <w:t xml:space="preserve">webmorphR : Reproducible Stimuli</w:t>
+      </w:r>
+      <w:r>
+        <w:t xml:space="preserve">. Zenodo.</w:t>
+      </w:r>
+      <w:r>
+        <w:t xml:space="preserve"> </w:t>
+      </w:r>
+      <w:hyperlink r:id="rId118">
+        <w:r>
+          <w:rPr>
+            <w:rStyle w:val="Hyperlink"/>
+          </w:rPr>
+          <w:t xml:space="preserve">https://doi.org/10.5281/zenodo.6570965</w:t>
+        </w:r>
+      </w:hyperlink>
+      <w:r>
+        <w:t xml:space="preserve">.</w:t>
+      </w:r>
+    </w:p>
+    <w:bookmarkEnd w:id="119"/>
+    <w:bookmarkStart w:id="121" w:name="ref-dennettFaceAftereffectsPredict2012"/>
+    <w:p>
+      <w:pPr>
+        <w:pStyle w:val="Bibliography"/>
+      </w:pPr>
+      <w:r>
+        <w:t xml:space="preserve">Dennett, Hugh W., Elinor McKone, Mark Edwards, and Tirta Susilo. 2012.</w:t>
+      </w:r>
+      <w:r>
+        <w:t xml:space="preserve"> </w:t>
+      </w:r>
+      <w:r>
+        <w:t xml:space="preserve">“Face Aftereffects Predict Individual Differences in Face Recognition Ability.”</w:t>
+      </w:r>
+      <w:r>
+        <w:t xml:space="preserve"> </w:t>
+      </w:r>
+      <w:r>
+        <w:rPr>
+          <w:i/>
+          <w:iCs/>
+        </w:rPr>
+        <w:t xml:space="preserve">Psychological Science</w:t>
+      </w:r>
+      <w:r>
+        <w:t xml:space="preserve"> </w:t>
+      </w:r>
+      <w:r>
+        <w:t xml:space="preserve">23 (11): 1279–87.</w:t>
+      </w:r>
+      <w:r>
+        <w:t xml:space="preserve"> </w:t>
+      </w:r>
+      <w:hyperlink r:id="rId120">
+        <w:r>
+          <w:rPr>
+            <w:rStyle w:val="Hyperlink"/>
+          </w:rPr>
+          <w:t xml:space="preserve">https://doi.org/10.1177/0956797612446350</w:t>
+        </w:r>
+      </w:hyperlink>
+      <w:r>
+        <w:t xml:space="preserve">.</w:t>
+      </w:r>
+    </w:p>
+    <w:bookmarkEnd w:id="121"/>
+    <w:bookmarkStart w:id="123" w:name="ref-dennettCambridgeCarMemory2012"/>
+    <w:p>
+      <w:pPr>
+        <w:pStyle w:val="Bibliography"/>
+      </w:pPr>
+      <w:r>
+        <w:t xml:space="preserve">Dennett, Hugh W., Elinor McKone, Raka Tavashmi, et al. 2012.</w:t>
+      </w:r>
+      <w:r>
+        <w:t xml:space="preserve"> </w:t>
+      </w:r>
+      <w:r>
+        <w:t xml:space="preserve">“The Cambridge Car Memory Test: A Task Matched in Format to the Cambridge Face Memory Test, with Norms, Reliability, Sex Differences, Dissociations from Face Memory, and Expertise Effects.”</w:t>
+      </w:r>
+      <w:r>
+        <w:t xml:space="preserve"> </w:t>
+      </w:r>
+      <w:r>
+        <w:rPr>
+          <w:i/>
+          <w:iCs/>
+        </w:rPr>
+        <w:t xml:space="preserve">Behavior Research Methods</w:t>
+      </w:r>
+      <w:r>
+        <w:t xml:space="preserve"> </w:t>
+      </w:r>
+      <w:r>
+        <w:t xml:space="preserve">44 (2): 587–605.</w:t>
+      </w:r>
+      <w:r>
+        <w:t xml:space="preserve"> </w:t>
+      </w:r>
+      <w:hyperlink r:id="rId122">
+        <w:r>
+          <w:rPr>
+            <w:rStyle w:val="Hyperlink"/>
+          </w:rPr>
+          <w:t xml:space="preserve">https://doi.org/10.3758/s13428-011-0160-2</w:t>
+        </w:r>
+      </w:hyperlink>
+      <w:r>
+        <w:t xml:space="preserve">.</w:t>
+      </w:r>
+    </w:p>
+    <w:bookmarkEnd w:id="123"/>
+    <w:bookmarkStart w:id="125" w:name="ref-dobelProsopagnosiaApparentCause2007"/>
+    <w:p>
+      <w:pPr>
+        <w:pStyle w:val="Bibliography"/>
+      </w:pPr>
+      <w:r>
+        <w:t xml:space="preserve">Dobel, C, J Bolte, M Aicher, and S Schweinberger. 2007.</w:t>
+      </w:r>
+      <w:r>
+        <w:t xml:space="preserve"> </w:t>
+      </w:r>
+      <w:r>
+        <w:t xml:space="preserve">“Prosopagnosia Without Apparent Cause: Overview and Diagnosis of Six Cases.”</w:t>
+      </w:r>
+      <w:r>
+        <w:t xml:space="preserve"> </w:t>
+      </w:r>
+      <w:r>
+        <w:rPr>
+          <w:i/>
+          <w:iCs/>
+        </w:rPr>
+        <w:t xml:space="preserve">Cortex</w:t>
+      </w:r>
+      <w:r>
+        <w:t xml:space="preserve"> </w:t>
+      </w:r>
+      <w:r>
+        <w:t xml:space="preserve">43 (6): 718–33.</w:t>
+      </w:r>
+      <w:r>
+        <w:t xml:space="preserve"> </w:t>
+      </w:r>
+      <w:hyperlink r:id="rId124">
+        <w:r>
+          <w:rPr>
+            <w:rStyle w:val="Hyperlink"/>
+          </w:rPr>
+          <w:t xml:space="preserve">https://doi.org/10.1016/S0010-9452(08)70501-X</w:t>
+        </w:r>
+      </w:hyperlink>
+      <w:r>
+        <w:t xml:space="preserve">.</w:t>
+      </w:r>
+    </w:p>
+    <w:bookmarkEnd w:id="125"/>
+    <w:bookmarkStart w:id="127" w:name="ref-donkinGettingMoreAccuracy2009"/>
+    <w:p>
+      <w:pPr>
+        <w:pStyle w:val="Bibliography"/>
+      </w:pPr>
+      <w:r>
+        <w:t xml:space="preserve">Donkin, Chris, Lee Averell, Scott Brown, and Andrew Heathcote. 2009.</w:t>
+      </w:r>
+      <w:r>
+        <w:t xml:space="preserve"> </w:t>
+      </w:r>
+      <w:r>
+        <w:t xml:space="preserve">“Getting More from Accuracy and Response Time Data: Methods for Fitting the Linear Ballistic Accumulator.”</w:t>
+      </w:r>
+      <w:r>
+        <w:t xml:space="preserve"> </w:t>
+      </w:r>
+      <w:r>
+        <w:rPr>
+          <w:i/>
+          <w:iCs/>
+        </w:rPr>
+        <w:t xml:space="preserve">Behavior Research Methods</w:t>
+      </w:r>
+      <w:r>
+        <w:t xml:space="preserve"> </w:t>
+      </w:r>
+      <w:r>
+        <w:t xml:space="preserve">41 (4): 1095–110.</w:t>
+      </w:r>
+      <w:r>
+        <w:t xml:space="preserve"> </w:t>
+      </w:r>
+      <w:hyperlink r:id="rId126">
+        <w:r>
+          <w:rPr>
+            <w:rStyle w:val="Hyperlink"/>
+          </w:rPr>
+          <w:t xml:space="preserve">https://doi.org/10.3758/BRM.41.4.1095</w:t>
+        </w:r>
+      </w:hyperlink>
+      <w:r>
+        <w:t xml:space="preserve">.</w:t>
+      </w:r>
+    </w:p>
+    <w:bookmarkEnd w:id="127"/>
+    <w:bookmarkStart w:id="129" w:name="ref-dowsettUnfamiliarFaceMatching2015"/>
+    <w:p>
+      <w:pPr>
+        <w:pStyle w:val="Bibliography"/>
+      </w:pPr>
+      <w:r>
+        <w:t xml:space="preserve">Dowsett, Andrew J., and A. Mike Burton. 2015.</w:t>
+      </w:r>
+      <w:r>
+        <w:t xml:space="preserve"> </w:t>
+      </w:r>
+      <w:r>
+        <w:t xml:space="preserve">“Unfamiliar Face Matching: Pairs Out‐perform Individuals and Provide a Route to Training.”</w:t>
+      </w:r>
+      <w:r>
+        <w:t xml:space="preserve"> </w:t>
+      </w:r>
+      <w:r>
+        <w:rPr>
+          <w:i/>
+          <w:iCs/>
+        </w:rPr>
+        <w:t xml:space="preserve">British Journal of Psychology</w:t>
+      </w:r>
+      <w:r>
+        <w:t xml:space="preserve"> </w:t>
+      </w:r>
+      <w:r>
+        <w:t xml:space="preserve">106 (3): 433–45.</w:t>
+      </w:r>
+      <w:r>
+        <w:t xml:space="preserve"> </w:t>
+      </w:r>
+      <w:hyperlink r:id="rId128">
+        <w:r>
+          <w:rPr>
+            <w:rStyle w:val="Hyperlink"/>
+          </w:rPr>
+          <w:t xml:space="preserve">https://doi.org/10.1111/bjop.12103</w:t>
+        </w:r>
+      </w:hyperlink>
+      <w:r>
+        <w:t xml:space="preserve">.</w:t>
+      </w:r>
+    </w:p>
+    <w:bookmarkEnd w:id="129"/>
+    <w:bookmarkStart w:id="131" w:name="ref-duchaineCambridgeFaceMemory2006"/>
+    <w:p>
+      <w:pPr>
+        <w:pStyle w:val="Bibliography"/>
+      </w:pPr>
+      <w:r>
+        <w:t xml:space="preserve">Duchaine, Brad, and Ken Nakayama. 2006.</w:t>
+      </w:r>
+      <w:r>
+        <w:t xml:space="preserve"> </w:t>
+      </w:r>
+      <w:r>
+        <w:t xml:space="preserve">“The Cambridge Face Memory Test: Results for Neurologically Intact Individuals and an Investigation of Its Validity Using Inverted Face Stimuli and Prosopagnosic Participants.”</w:t>
+      </w:r>
+      <w:r>
+        <w:t xml:space="preserve"> </w:t>
+      </w:r>
+      <w:r>
+        <w:rPr>
+          <w:i/>
+          <w:iCs/>
+        </w:rPr>
+        <w:t xml:space="preserve">Neuropsychologia</w:t>
+      </w:r>
+      <w:r>
+        <w:t xml:space="preserve"> </w:t>
+      </w:r>
+      <w:r>
+        <w:t xml:space="preserve">44 (4): 576–85.</w:t>
+      </w:r>
+      <w:r>
+        <w:t xml:space="preserve"> </w:t>
+      </w:r>
+      <w:hyperlink r:id="rId130">
+        <w:r>
+          <w:rPr>
+            <w:rStyle w:val="Hyperlink"/>
+          </w:rPr>
+          <w:t xml:space="preserve">https://doi.org/10.1016/j.neuropsychologia.2005.07.001</w:t>
+        </w:r>
+      </w:hyperlink>
+      <w:r>
+        <w:t xml:space="preserve">.</w:t>
+      </w:r>
+    </w:p>
+    <w:bookmarkEnd w:id="131"/>
+    <w:bookmarkStart w:id="133" w:name="ref-flemingNeuralMediatorsChanges2018"/>
+    <w:p>
+      <w:pPr>
+        <w:pStyle w:val="Bibliography"/>
+      </w:pPr>
+      <w:r>
+        <w:t xml:space="preserve">Fleming, Stephen M., Elisabeth J. Van Der Putten, and Nathaniel D. Daw. 2018.</w:t>
+      </w:r>
+      <w:r>
+        <w:t xml:space="preserve"> </w:t>
+      </w:r>
+      <w:r>
+        <w:t xml:space="preserve">“Neural Mediators of Changes of Mind about Perceptual Decisions.”</w:t>
+      </w:r>
+      <w:r>
+        <w:t xml:space="preserve"> </w:t>
+      </w:r>
+      <w:r>
+        <w:rPr>
+          <w:i/>
+          <w:iCs/>
+        </w:rPr>
+        <w:t xml:space="preserve">Nature Neuroscience</w:t>
+      </w:r>
+      <w:r>
+        <w:t xml:space="preserve"> </w:t>
+      </w:r>
+      <w:r>
+        <w:t xml:space="preserve">21 (4): 617–24.</w:t>
+      </w:r>
+      <w:r>
+        <w:t xml:space="preserve"> </w:t>
+      </w:r>
+      <w:hyperlink r:id="rId132">
+        <w:r>
+          <w:rPr>
+            <w:rStyle w:val="Hyperlink"/>
+          </w:rPr>
+          <w:t xml:space="preserve">https://doi.org/10.1038/s41593-018-0104-6</w:t>
+        </w:r>
+      </w:hyperlink>
+      <w:r>
+        <w:t xml:space="preserve">.</w:t>
+      </w:r>
+    </w:p>
+    <w:bookmarkEnd w:id="133"/>
+    <w:bookmarkStart w:id="135" w:name="X155ad0b02b8ed6bdf470674e9c3a2b9a0c2b061"/>
+    <w:p>
+      <w:pPr>
+        <w:pStyle w:val="Bibliography"/>
+      </w:pPr>
+      <w:r>
+        <w:t xml:space="preserve">Folke, Tomas, Catrine Jacobsen, Stephen M. Fleming, and Benedetto De Martino. 2016.</w:t>
+      </w:r>
+      <w:r>
+        <w:t xml:space="preserve"> </w:t>
+      </w:r>
+      <w:r>
+        <w:t xml:space="preserve">“Explicit Representation of Confidence Informs Future Value-Based Decisions.”</w:t>
+      </w:r>
+      <w:r>
+        <w:t xml:space="preserve"> </w:t>
+      </w:r>
+      <w:r>
+        <w:rPr>
+          <w:i/>
+          <w:iCs/>
+        </w:rPr>
+        <w:t xml:space="preserve">Nature Human Behaviour</w:t>
+      </w:r>
+      <w:r>
+        <w:t xml:space="preserve"> </w:t>
+      </w:r>
+      <w:r>
+        <w:t xml:space="preserve">1 (1): 0002.</w:t>
+      </w:r>
+      <w:r>
+        <w:t xml:space="preserve"> </w:t>
+      </w:r>
+      <w:hyperlink r:id="rId134">
+        <w:r>
+          <w:rPr>
+            <w:rStyle w:val="Hyperlink"/>
+          </w:rPr>
+          <w:t xml:space="preserve">https://doi.org/10.1038/s41562-016-0002</w:t>
+        </w:r>
+      </w:hyperlink>
+      <w:r>
+        <w:t xml:space="preserve">.</w:t>
+      </w:r>
+    </w:p>
+    <w:bookmarkEnd w:id="135"/>
+    <w:bookmarkStart w:id="137" w:name="X0f41da246442f3bfeff5f45b12ab8a297676005"/>
+    <w:p>
+      <w:pPr>
+        <w:pStyle w:val="Bibliography"/>
+      </w:pPr>
+      <w:r>
+        <w:t xml:space="preserve">Fysh, Matthew C., Lisa Stacchi, and Meike Ramon. 2020.</w:t>
+      </w:r>
+      <w:r>
+        <w:t xml:space="preserve"> </w:t>
+      </w:r>
+      <w:r>
+        <w:t xml:space="preserve">“Differences Between and Within Individuals, and Subprocesses of Face Cognition: Implications for Theory, Research and Personnel Selection.”</w:t>
+      </w:r>
+      <w:r>
+        <w:t xml:space="preserve"> </w:t>
+      </w:r>
+      <w:r>
+        <w:rPr>
+          <w:i/>
+          <w:iCs/>
+        </w:rPr>
+        <w:t xml:space="preserve">Royal Society Open Science</w:t>
+      </w:r>
+      <w:r>
+        <w:t xml:space="preserve"> </w:t>
+      </w:r>
+      <w:r>
+        <w:t xml:space="preserve">7 (9): 200233.</w:t>
+      </w:r>
+      <w:r>
+        <w:t xml:space="preserve"> </w:t>
+      </w:r>
+      <w:hyperlink r:id="rId136">
+        <w:r>
+          <w:rPr>
+            <w:rStyle w:val="Hyperlink"/>
+          </w:rPr>
+          <w:t xml:space="preserve">https://doi.org/10.1098/rsos.200233</w:t>
+        </w:r>
+      </w:hyperlink>
+      <w:r>
+        <w:t xml:space="preserve">.</w:t>
+      </w:r>
+    </w:p>
+    <w:bookmarkEnd w:id="137"/>
+    <w:bookmarkStart w:id="139" w:name="X94621933a4f3c7e4f99d8b1c58cab14164e6faa"/>
+    <w:p>
+      <w:pPr>
+        <w:pStyle w:val="Bibliography"/>
+      </w:pPr>
+      <w:r>
+        <w:t xml:space="preserve">Haines, Nathaniel, Peter Kvam, Louis Irving, et al. 2020.</w:t>
+      </w:r>
+      <w:r>
+        <w:t xml:space="preserve"> </w:t>
+      </w:r>
+      <w:r>
+        <w:rPr>
+          <w:i/>
+          <w:iCs/>
+        </w:rPr>
+        <w:t xml:space="preserve">Theoretically Informed Generative Models Can Advance the Psychological and Brain Sciences: Lessons from the Reliability Paradox</w:t>
+      </w:r>
+      <w:r>
+        <w:t xml:space="preserve">. August 24.</w:t>
+      </w:r>
+      <w:r>
+        <w:t xml:space="preserve"> </w:t>
+      </w:r>
+      <w:hyperlink r:id="rId138">
+        <w:r>
+          <w:rPr>
+            <w:rStyle w:val="Hyperlink"/>
+          </w:rPr>
+          <w:t xml:space="preserve">https://osf.io/xr7y3_v1</w:t>
+        </w:r>
+      </w:hyperlink>
+      <w:r>
+        <w:t xml:space="preserve">.</w:t>
+      </w:r>
+    </w:p>
+    <w:bookmarkEnd w:id="139"/>
+    <w:bookmarkStart w:id="141" w:name="ref-kruschkeBayesianDataAnalysis2018"/>
+    <w:p>
+      <w:pPr>
+        <w:pStyle w:val="Bibliography"/>
+      </w:pPr>
+      <w:r>
+        <w:t xml:space="preserve">Kruschke, John K., and Torrin M. Liddell. 2018.</w:t>
+      </w:r>
+      <w:r>
+        <w:t xml:space="preserve"> </w:t>
+      </w:r>
+      <w:r>
+        <w:t xml:space="preserve">“Bayesian Data Analysis for Newcomers.”</w:t>
+      </w:r>
+      <w:r>
+        <w:t xml:space="preserve"> </w:t>
+      </w:r>
+      <w:r>
+        <w:rPr>
+          <w:i/>
+          <w:iCs/>
+        </w:rPr>
+        <w:t xml:space="preserve">Psychonomic Bulletin &amp; Review</w:t>
+      </w:r>
+      <w:r>
+        <w:t xml:space="preserve"> </w:t>
+      </w:r>
+      <w:r>
+        <w:t xml:space="preserve">25 (1): 155–77.</w:t>
+      </w:r>
+      <w:r>
+        <w:t xml:space="preserve"> </w:t>
+      </w:r>
+      <w:hyperlink r:id="rId140">
+        <w:r>
+          <w:rPr>
+            <w:rStyle w:val="Hyperlink"/>
+          </w:rPr>
+          <w:t xml:space="preserve">https://doi.org/10.3758/s13423-017-1272-1</w:t>
+        </w:r>
+      </w:hyperlink>
+      <w:r>
+        <w:t xml:space="preserve">.</w:t>
+      </w:r>
+    </w:p>
+    <w:bookmarkEnd w:id="141"/>
+    <w:bookmarkStart w:id="143" w:name="ref-lercheHowManyTrials2017"/>
+    <w:p>
+      <w:pPr>
+        <w:pStyle w:val="Bibliography"/>
+      </w:pPr>
+      <w:r>
+        <w:t xml:space="preserve">Lerche, Veronika, Andreas Voss, and Markus Nagler. 2017.</w:t>
+      </w:r>
+      <w:r>
+        <w:t xml:space="preserve"> </w:t>
+      </w:r>
+      <w:r>
+        <w:t xml:space="preserve">“How Many Trials Are Required for Parameter Estimation in Diffusion Modeling? A Comparison of Different Optimization Criteria.”</w:t>
+      </w:r>
+      <w:r>
+        <w:t xml:space="preserve"> </w:t>
+      </w:r>
+      <w:r>
+        <w:rPr>
+          <w:i/>
+          <w:iCs/>
+        </w:rPr>
+        <w:t xml:space="preserve">Behavior Research Methods</w:t>
+      </w:r>
+      <w:r>
+        <w:t xml:space="preserve"> </w:t>
+      </w:r>
+      <w:r>
+        <w:t xml:space="preserve">49 (2): 513–37.</w:t>
+      </w:r>
+      <w:r>
+        <w:t xml:space="preserve"> </w:t>
+      </w:r>
+      <w:hyperlink r:id="rId142">
+        <w:r>
+          <w:rPr>
+            <w:rStyle w:val="Hyperlink"/>
+          </w:rPr>
+          <w:t xml:space="preserve">https://doi.org/10.3758/s13428-016-0740-2</w:t>
+        </w:r>
+      </w:hyperlink>
+      <w:r>
+        <w:t xml:space="preserve">.</w:t>
+      </w:r>
+    </w:p>
+    <w:bookmarkEnd w:id="143"/>
+    <w:bookmarkStart w:id="145" w:name="X12c33f143e416783d128dfd0c531a85b18ff1d9"/>
+    <w:p>
+      <w:pPr>
+        <w:pStyle w:val="Bibliography"/>
+      </w:pPr>
+      <w:r>
+        <w:t xml:space="preserve">Lewandowsky, Stephan, and Klaus Oberauer. 2018.</w:t>
+      </w:r>
+      <w:r>
+        <w:t xml:space="preserve"> </w:t>
+      </w:r>
+      <w:r>
+        <w:t xml:space="preserve">“Computational Modeling in Cognition and Cognitive Neuroscience.”</w:t>
+      </w:r>
+      <w:r>
+        <w:t xml:space="preserve"> </w:t>
+      </w:r>
+      <w:r>
+        <w:t xml:space="preserve">In</w:t>
+      </w:r>
+      <w:r>
+        <w:t xml:space="preserve"> </w:t>
+      </w:r>
+      <w:r>
+        <w:rPr>
+          <w:i/>
+          <w:iCs/>
+        </w:rPr>
+        <w:t xml:space="preserve">Stevens’ Handbook of Experimental Psychology and Cognitive Neuroscience</w:t>
+      </w:r>
+      <w:r>
+        <w:t xml:space="preserve">, 1st ed., edited by John T. Wixted. Wiley.</w:t>
+      </w:r>
+      <w:r>
+        <w:t xml:space="preserve"> </w:t>
+      </w:r>
+      <w:hyperlink r:id="rId144">
+        <w:r>
+          <w:rPr>
+            <w:rStyle w:val="Hyperlink"/>
+          </w:rPr>
+          <w:t xml:space="preserve">https://doi.org/10.1002/9781119170174.epcn501</w:t>
+        </w:r>
+      </w:hyperlink>
+      <w:r>
+        <w:t xml:space="preserve">.</w:t>
+      </w:r>
+    </w:p>
+    <w:bookmarkEnd w:id="145"/>
+    <w:bookmarkStart w:id="147" w:name="X364e921b4ec7db27ab54f6495943562f53a1ac5"/>
+    <w:p>
+      <w:pPr>
+        <w:pStyle w:val="Bibliography"/>
+      </w:pPr>
+      <w:r>
+        <w:t xml:space="preserve">Litchfield, Damien, and Tim Donovan. 2017.</w:t>
+      </w:r>
+      <w:r>
+        <w:t xml:space="preserve"> </w:t>
+      </w:r>
+      <w:r>
+        <w:t xml:space="preserve">“The Flash-Preview Moving Window Paradigm: Unpacking Visual Expertise One Glimpse at a Time.”</w:t>
+      </w:r>
+      <w:r>
+        <w:t xml:space="preserve"> </w:t>
+      </w:r>
+      <w:r>
+        <w:rPr>
+          <w:i/>
+          <w:iCs/>
+        </w:rPr>
+        <w:t xml:space="preserve">Frontline Learning Research</w:t>
+      </w:r>
+      <w:r>
+        <w:t xml:space="preserve"> </w:t>
+      </w:r>
+      <w:r>
+        <w:t xml:space="preserve">5 (3): 66–80.</w:t>
+      </w:r>
+      <w:r>
+        <w:t xml:space="preserve"> </w:t>
+      </w:r>
+      <w:hyperlink r:id="rId146">
+        <w:r>
+          <w:rPr>
+            <w:rStyle w:val="Hyperlink"/>
+          </w:rPr>
+          <w:t xml:space="preserve">https://doi.org/10.14786/flr.v5i3.269</w:t>
+        </w:r>
+      </w:hyperlink>
+      <w:r>
+        <w:t xml:space="preserve">.</w:t>
+      </w:r>
+    </w:p>
+    <w:bookmarkEnd w:id="147"/>
+    <w:bookmarkStart w:id="149" w:name="Xee8eb84ccdd0459cd89aeb3347a0acbf374866f"/>
+    <w:p>
+      <w:pPr>
+        <w:pStyle w:val="Bibliography"/>
+      </w:pPr>
+      <w:r>
+        <w:t xml:space="preserve">Lubinski, David. 2000.</w:t>
+      </w:r>
+      <w:r>
+        <w:t xml:space="preserve"> </w:t>
+      </w:r>
+      <w:r>
+        <w:t xml:space="preserve">“Scientific and Social Significance of Assessing Individual Differences:</w:t>
+      </w:r>
+      <w:r>
+        <w:t xml:space="preserve"> </w:t>
+      </w:r>
+      <w:r>
+        <w:t xml:space="preserve">‘Sinking Shafts at a Few Critical Points’</w:t>
+      </w:r>
+      <w:r>
+        <w:t xml:space="preserve">.”</w:t>
+      </w:r>
+      <w:r>
+        <w:t xml:space="preserve"> </w:t>
+      </w:r>
+      <w:r>
+        <w:rPr>
+          <w:i/>
+          <w:iCs/>
+        </w:rPr>
+        <w:t xml:space="preserve">Annual Review of Psychology</w:t>
+      </w:r>
+      <w:r>
+        <w:t xml:space="preserve"> </w:t>
+      </w:r>
+      <w:r>
+        <w:t xml:space="preserve">51 (1): 405–44.</w:t>
+      </w:r>
+      <w:r>
+        <w:t xml:space="preserve"> </w:t>
+      </w:r>
+      <w:hyperlink r:id="rId148">
+        <w:r>
+          <w:rPr>
+            <w:rStyle w:val="Hyperlink"/>
+          </w:rPr>
+          <w:t xml:space="preserve">https://doi.org/10.1146/annurev.psych.51.1.405</w:t>
+        </w:r>
+      </w:hyperlink>
+      <w:r>
+        <w:t xml:space="preserve">.</w:t>
+      </w:r>
+    </w:p>
+    <w:bookmarkEnd w:id="149"/>
+    <w:bookmarkStart w:id="151" w:name="Xfecf777840125aebc84cf7d8100782c92e2aaf8"/>
+    <w:p>
+      <w:pPr>
+        <w:pStyle w:val="Bibliography"/>
+      </w:pPr>
+      <w:r>
+        <w:t xml:space="preserve">Lüken, Malte, Andrew Heathcote, Julia M. Haaf, and Dora Matzke. 2025.</w:t>
+      </w:r>
+      <w:r>
+        <w:t xml:space="preserve"> </w:t>
+      </w:r>
+      <w:r>
+        <w:t xml:space="preserve">“Parameter Identifiability in Evidence-Accumulation Models: The Effect of Error Rates on the Diffusion Decision Model and the Linear Ballistic Accumulator.”</w:t>
+      </w:r>
+      <w:r>
+        <w:t xml:space="preserve"> </w:t>
+      </w:r>
+      <w:r>
+        <w:rPr>
+          <w:i/>
+          <w:iCs/>
+        </w:rPr>
+        <w:t xml:space="preserve">Psychonomic Bulletin &amp; Review</w:t>
+      </w:r>
+      <w:r>
+        <w:t xml:space="preserve"> </w:t>
+      </w:r>
+      <w:r>
+        <w:t xml:space="preserve">32 (3): 1411–24.</w:t>
+      </w:r>
+      <w:r>
+        <w:t xml:space="preserve"> </w:t>
+      </w:r>
+      <w:hyperlink r:id="rId150">
+        <w:r>
+          <w:rPr>
+            <w:rStyle w:val="Hyperlink"/>
+          </w:rPr>
+          <w:t xml:space="preserve">https://doi.org/10.3758/s13423-024-02621-1</w:t>
+        </w:r>
+      </w:hyperlink>
+      <w:r>
+        <w:t xml:space="preserve">.</w:t>
+      </w:r>
+    </w:p>
+    <w:bookmarkEnd w:id="151"/>
+    <w:bookmarkStart w:id="153" w:name="ref-lyFlexibleEfficientHierarchical2017"/>
+    <w:p>
+      <w:pPr>
+        <w:pStyle w:val="Bibliography"/>
+      </w:pPr>
+      <w:r>
+        <w:t xml:space="preserve">Ly, Alexander, Udo Boehm, Andrew Heathcote, et al. 2017.</w:t>
+      </w:r>
+      <w:r>
+        <w:t xml:space="preserve"> </w:t>
+      </w:r>
+      <w:r>
+        <w:t xml:space="preserve">“A Flexible and Efficient Hierarchical Bayesian Approach to the Exploration of Individual Differences in Cognitive‐model‐based Neuroscience.”</w:t>
+      </w:r>
+      <w:r>
+        <w:t xml:space="preserve"> </w:t>
+      </w:r>
+      <w:r>
+        <w:t xml:space="preserve">In</w:t>
+      </w:r>
+      <w:r>
+        <w:t xml:space="preserve"> </w:t>
+      </w:r>
+      <w:r>
+        <w:rPr>
+          <w:i/>
+          <w:iCs/>
+        </w:rPr>
+        <w:t xml:space="preserve">Computational Models of Brain and Behavior</w:t>
+      </w:r>
+      <w:r>
+        <w:t xml:space="preserve">, 1st ed., edited by Ahmed A. Moustafa. Wiley.</w:t>
+      </w:r>
+      <w:r>
+        <w:t xml:space="preserve"> </w:t>
+      </w:r>
+      <w:hyperlink r:id="rId152">
+        <w:r>
+          <w:rPr>
+            <w:rStyle w:val="Hyperlink"/>
+          </w:rPr>
+          <w:t xml:space="preserve">https://doi.org/10.1002/9781119159193.ch34</w:t>
+        </w:r>
+      </w:hyperlink>
+      <w:r>
+        <w:t xml:space="preserve">.</w:t>
+      </w:r>
+    </w:p>
+    <w:bookmarkEnd w:id="153"/>
+    <w:bookmarkStart w:id="155" w:name="ref-madoleRoleObjectParts1995"/>
+    <w:p>
+      <w:pPr>
+        <w:pStyle w:val="Bibliography"/>
+      </w:pPr>
+      <w:r>
+        <w:t xml:space="preserve">Madole, Kelly L., and Leslie B. Cohen. 1995.</w:t>
+      </w:r>
+      <w:r>
+        <w:t xml:space="preserve"> </w:t>
+      </w:r>
+      <w:r>
+        <w:t xml:space="preserve">“The Role of Object Parts in Infants’ Attention to Form-Function Correlations.”</w:t>
+      </w:r>
+      <w:r>
+        <w:t xml:space="preserve"> </w:t>
+      </w:r>
+      <w:r>
+        <w:rPr>
+          <w:i/>
+          <w:iCs/>
+        </w:rPr>
+        <w:t xml:space="preserve">Developmental Psychology</w:t>
+      </w:r>
+      <w:r>
+        <w:t xml:space="preserve"> </w:t>
+      </w:r>
+      <w:r>
+        <w:t xml:space="preserve">31 (4): 637–48.</w:t>
+      </w:r>
+      <w:r>
+        <w:t xml:space="preserve"> </w:t>
+      </w:r>
+      <w:hyperlink r:id="rId154">
+        <w:r>
+          <w:rPr>
+            <w:rStyle w:val="Hyperlink"/>
+          </w:rPr>
+          <w:t xml:space="preserve">https://doi.org/10.1037/0012-1649.31.4.637</w:t>
+        </w:r>
+      </w:hyperlink>
+      <w:r>
+        <w:t xml:space="preserve">.</w:t>
+      </w:r>
+    </w:p>
+    <w:bookmarkEnd w:id="155"/>
+    <w:bookmarkStart w:id="157" w:name="X1efc7fd8570db51349887989b15006720b9e7ec"/>
+    <w:p>
+      <w:pPr>
+        <w:pStyle w:val="Bibliography"/>
+      </w:pPr>
+      <w:r>
+        <w:t xml:space="preserve">Marsh, Tim, and Simon Boag. 2013.</w:t>
+      </w:r>
+      <w:r>
+        <w:t xml:space="preserve"> </w:t>
+      </w:r>
+      <w:r>
+        <w:t xml:space="preserve">“Evolutionary and Differential Psychology: Conceptual Conflicts and the Path to Integration.”</w:t>
+      </w:r>
+      <w:r>
+        <w:t xml:space="preserve"> </w:t>
+      </w:r>
+      <w:r>
+        <w:rPr>
+          <w:i/>
+          <w:iCs/>
+        </w:rPr>
+        <w:t xml:space="preserve">Frontiers in Psychology</w:t>
+      </w:r>
+      <w:r>
+        <w:t xml:space="preserve"> </w:t>
+      </w:r>
+      <w:r>
+        <w:t xml:space="preserve">4.</w:t>
+      </w:r>
+      <w:r>
+        <w:t xml:space="preserve"> </w:t>
+      </w:r>
+      <w:hyperlink r:id="rId156">
+        <w:r>
+          <w:rPr>
+            <w:rStyle w:val="Hyperlink"/>
+          </w:rPr>
+          <w:t xml:space="preserve">https://doi.org/10.3389/fpsyg.2013.00655</w:t>
+        </w:r>
+      </w:hyperlink>
+      <w:r>
+        <w:t xml:space="preserve">.</w:t>
+      </w:r>
+    </w:p>
+    <w:bookmarkEnd w:id="157"/>
+    <w:bookmarkStart w:id="159" w:name="X6e0b4f19c532138040331e05620ecdf325452b6"/>
+    <w:p>
+      <w:pPr>
+        <w:pStyle w:val="Bibliography"/>
+      </w:pPr>
+      <w:r>
+        <w:t xml:space="preserve">Matzke, Dora, Alexander Ly, Ravi Selker, et al. 2017.</w:t>
+      </w:r>
+      <w:r>
+        <w:t xml:space="preserve"> </w:t>
+      </w:r>
+      <w:r>
+        <w:t xml:space="preserve">“Bayesian Inference for Correlations in the Presence of Measurement Error and Estimation Uncertainty.”</w:t>
+      </w:r>
+      <w:r>
+        <w:t xml:space="preserve"> </w:t>
+      </w:r>
+      <w:r>
+        <w:rPr>
+          <w:i/>
+          <w:iCs/>
+        </w:rPr>
+        <w:t xml:space="preserve">Collabra: Psychology</w:t>
+      </w:r>
+      <w:r>
+        <w:t xml:space="preserve"> </w:t>
+      </w:r>
+      <w:r>
+        <w:t xml:space="preserve">3 (1): 25.</w:t>
+      </w:r>
+      <w:r>
+        <w:t xml:space="preserve"> </w:t>
+      </w:r>
+      <w:hyperlink r:id="rId158">
+        <w:r>
+          <w:rPr>
+            <w:rStyle w:val="Hyperlink"/>
+          </w:rPr>
+          <w:t xml:space="preserve">https://doi.org/10.1525/collabra.78</w:t>
+        </w:r>
+      </w:hyperlink>
+      <w:r>
+        <w:t xml:space="preserve">.</w:t>
+      </w:r>
+    </w:p>
+    <w:bookmarkEnd w:id="159"/>
+    <w:bookmarkStart w:id="161" w:name="Xd291082069468dd06d3e48a212c6a46296aa17c"/>
+    <w:p>
+      <w:pPr>
+        <w:pStyle w:val="Bibliography"/>
+      </w:pPr>
+      <w:r>
+        <w:t xml:space="preserve">McCaffery, Jennifer M., David J. Robertson, Andrew W. Young, and A. Mike Burton. 2018.</w:t>
+      </w:r>
+      <w:r>
+        <w:t xml:space="preserve"> </w:t>
+      </w:r>
+      <w:r>
+        <w:t xml:space="preserve">“Individual Differences in Face Identity Processing.”</w:t>
+      </w:r>
+      <w:r>
+        <w:t xml:space="preserve"> </w:t>
+      </w:r>
+      <w:r>
+        <w:rPr>
+          <w:i/>
+          <w:iCs/>
+        </w:rPr>
+        <w:t xml:space="preserve">Cognitive Research: Principles and Implications</w:t>
+      </w:r>
+      <w:r>
+        <w:t xml:space="preserve"> </w:t>
+      </w:r>
+      <w:r>
+        <w:t xml:space="preserve">3 (1): 21.</w:t>
+      </w:r>
+      <w:r>
+        <w:t xml:space="preserve"> </w:t>
+      </w:r>
+      <w:hyperlink r:id="rId160">
+        <w:r>
+          <w:rPr>
+            <w:rStyle w:val="Hyperlink"/>
+          </w:rPr>
+          <w:t xml:space="preserve">https://doi.org/10.1186/s41235-018-0112-9</w:t>
+        </w:r>
+      </w:hyperlink>
+      <w:r>
+        <w:t xml:space="preserve">.</w:t>
+      </w:r>
+    </w:p>
+    <w:bookmarkEnd w:id="161"/>
+    <w:bookmarkStart w:id="163" w:name="Xbfcaea294babdc460b333c9d07e0539b78ceb25"/>
+    <w:p>
+      <w:pPr>
+        <w:pStyle w:val="Bibliography"/>
+      </w:pPr>
+      <w:r>
+        <w:t xml:space="preserve">McConachie, Helen R. 1976.</w:t>
+      </w:r>
+      <w:r>
+        <w:t xml:space="preserve"> </w:t>
+      </w:r>
+      <w:r>
+        <w:t xml:space="preserve">“Developmental Prosopagnosia. A Single Case Report.”</w:t>
+      </w:r>
+      <w:r>
+        <w:t xml:space="preserve"> </w:t>
+      </w:r>
+      <w:r>
+        <w:rPr>
+          <w:i/>
+          <w:iCs/>
+        </w:rPr>
+        <w:t xml:space="preserve">Cortex</w:t>
+      </w:r>
+      <w:r>
+        <w:t xml:space="preserve"> </w:t>
+      </w:r>
+      <w:r>
+        <w:t xml:space="preserve">12 (1): 76–82.</w:t>
+      </w:r>
+      <w:r>
+        <w:t xml:space="preserve"> </w:t>
+      </w:r>
+      <w:hyperlink r:id="rId162">
+        <w:r>
+          <w:rPr>
+            <w:rStyle w:val="Hyperlink"/>
+          </w:rPr>
+          <w:t xml:space="preserve">https://doi.org/10.1016/S0010-9452(76)80033-0</w:t>
+        </w:r>
+      </w:hyperlink>
+      <w:r>
+        <w:t xml:space="preserve">.</w:t>
+      </w:r>
+    </w:p>
+    <w:bookmarkEnd w:id="163"/>
+    <w:bookmarkStart w:id="164" w:name="X6190e082567c2b45625bcc38836e438f077586a"/>
+    <w:p>
+      <w:pPr>
+        <w:pStyle w:val="Bibliography"/>
+      </w:pPr>
+      <w:r>
+        <w:t xml:space="preserve">McElreath, Richard. n.d.</w:t>
+      </w:r>
+      <w:r>
+        <w:t xml:space="preserve"> </w:t>
+      </w:r>
+      <w:r>
+        <w:rPr>
+          <w:i/>
+          <w:iCs/>
+        </w:rPr>
+        <w:t xml:space="preserve">Statistical Rethinking: A Bayesian Course with Examples in r and Stan</w:t>
+      </w:r>
+      <w:r>
+        <w:t xml:space="preserve">.</w:t>
+      </w:r>
+    </w:p>
+    <w:bookmarkEnd w:id="164"/>
+    <w:bookmarkStart w:id="166" w:name="ref-noyesFaceRecognitionAbility2018"/>
+    <w:p>
+      <w:pPr>
+        <w:pStyle w:val="Bibliography"/>
+      </w:pPr>
+      <w:r>
+        <w:t xml:space="preserve">Noyes, Eilidh, Matthew Q. Hill, and Alice J. O’Toole. 2018.</w:t>
+      </w:r>
+      <w:r>
+        <w:t xml:space="preserve"> </w:t>
+      </w:r>
+      <w:r>
+        <w:t xml:space="preserve">“Face Recognition Ability Does Not Predict Person Identification Performance: Using Individual Data in the Interpretation of Group Results.”</w:t>
+      </w:r>
+      <w:r>
+        <w:t xml:space="preserve"> </w:t>
+      </w:r>
+      <w:r>
+        <w:rPr>
+          <w:i/>
+          <w:iCs/>
+        </w:rPr>
+        <w:t xml:space="preserve">Cognitive Research: Principles and Implications</w:t>
+      </w:r>
+      <w:r>
+        <w:t xml:space="preserve"> </w:t>
+      </w:r>
+      <w:r>
+        <w:t xml:space="preserve">3 (1): 23.</w:t>
+      </w:r>
+      <w:r>
+        <w:t xml:space="preserve"> </w:t>
+      </w:r>
+      <w:hyperlink r:id="rId165">
+        <w:r>
+          <w:rPr>
+            <w:rStyle w:val="Hyperlink"/>
+          </w:rPr>
+          <w:t xml:space="preserve">https://doi.org/10.1186/s41235-018-0117-4</w:t>
+        </w:r>
+      </w:hyperlink>
+      <w:r>
+        <w:t xml:space="preserve">.</w:t>
+      </w:r>
+    </w:p>
+    <w:bookmarkEnd w:id="166"/>
+    <w:bookmarkStart w:id="168" w:name="ref-ratcliffDiffusionDecisionModel2016"/>
+    <w:p>
+      <w:pPr>
+        <w:pStyle w:val="Bibliography"/>
+      </w:pPr>
+      <w:r>
+        <w:t xml:space="preserve">Ratcliff, Roger, Philip L. Smith, Scott D. Brown, and Gail McKoon. 2016.</w:t>
+      </w:r>
+      <w:r>
+        <w:t xml:space="preserve"> </w:t>
+      </w:r>
+      <w:r>
+        <w:t xml:space="preserve">“Diffusion Decision Model: Current Issues and History.”</w:t>
+      </w:r>
+      <w:r>
+        <w:t xml:space="preserve"> </w:t>
+      </w:r>
+      <w:r>
+        <w:rPr>
+          <w:i/>
+          <w:iCs/>
+        </w:rPr>
+        <w:t xml:space="preserve">Trends in Cognitive Sciences</w:t>
+      </w:r>
+      <w:r>
+        <w:t xml:space="preserve"> </w:t>
+      </w:r>
+      <w:r>
+        <w:t xml:space="preserve">20 (4): 260–81.</w:t>
+      </w:r>
+      <w:r>
+        <w:t xml:space="preserve"> </w:t>
+      </w:r>
+      <w:hyperlink r:id="rId167">
+        <w:r>
+          <w:rPr>
+            <w:rStyle w:val="Hyperlink"/>
+          </w:rPr>
+          <w:t xml:space="preserve">https://doi.org/10.1016/j.tics.2016.01.007</w:t>
+        </w:r>
+      </w:hyperlink>
+      <w:r>
+        <w:t xml:space="preserve">.</w:t>
+      </w:r>
+    </w:p>
+    <w:bookmarkEnd w:id="168"/>
+    <w:bookmarkStart w:id="170" w:name="X9fe6a6f80e23a5a50722ac5624fa1651c567c79"/>
+    <w:p>
+      <w:pPr>
+        <w:pStyle w:val="Bibliography"/>
+      </w:pPr>
+      <w:r>
+        <w:t xml:space="preserve">Richler, Jennifer J., Andrew J. Tomarken, Mackenzie A. Sunday, et al. 2019.</w:t>
+      </w:r>
+      <w:r>
+        <w:t xml:space="preserve"> </w:t>
+      </w:r>
+      <w:r>
+        <w:t xml:space="preserve">“Individual Differences in Object Recognition.”</w:t>
+      </w:r>
+      <w:r>
+        <w:t xml:space="preserve"> </w:t>
+      </w:r>
+      <w:r>
+        <w:rPr>
+          <w:i/>
+          <w:iCs/>
+        </w:rPr>
+        <w:t xml:space="preserve">Psychological Review</w:t>
+      </w:r>
+      <w:r>
+        <w:t xml:space="preserve"> </w:t>
+      </w:r>
+      <w:r>
+        <w:t xml:space="preserve">126 (2): 226–51.</w:t>
+      </w:r>
+      <w:r>
+        <w:t xml:space="preserve"> </w:t>
+      </w:r>
+      <w:hyperlink r:id="rId169">
+        <w:r>
+          <w:rPr>
+            <w:rStyle w:val="Hyperlink"/>
+          </w:rPr>
+          <w:t xml:space="preserve">https://doi.org/10.1037/rev0000129</w:t>
+        </w:r>
+      </w:hyperlink>
+      <w:r>
+        <w:t xml:space="preserve">.</w:t>
+      </w:r>
+    </w:p>
+    <w:bookmarkEnd w:id="170"/>
+    <w:bookmarkStart w:id="171" w:name="ref-richlerIndividualDifferencesObject"/>
+    <w:p>
+      <w:pPr>
+        <w:pStyle w:val="Bibliography"/>
+      </w:pPr>
+      <w:r>
+        <w:t xml:space="preserve">Richler, Jennifer J, Andrew J Tomarken, Mackenzie A Sunday, et al. n.d.</w:t>
+      </w:r>
+      <w:r>
+        <w:t xml:space="preserve"> </w:t>
+      </w:r>
+      <w:r>
+        <w:rPr>
+          <w:i/>
+          <w:iCs/>
+        </w:rPr>
+        <w:t xml:space="preserve">Individual Differences in Object Recognition</w:t>
+      </w:r>
+      <w:r>
+        <w:t xml:space="preserve">.</w:t>
+      </w:r>
+    </w:p>
+    <w:bookmarkEnd w:id="171"/>
+    <w:bookmarkStart w:id="173" w:name="X7cdc7ff1decf24b7d9aabf7adb4c3eb2dafa3dd"/>
+    <w:p>
+      <w:pPr>
+        <w:pStyle w:val="Bibliography"/>
+      </w:pPr>
+      <w:r>
+        <w:t xml:space="preserve">Russell, Richard, Brad Duchaine, and Ken Nakayama. 2009.</w:t>
+      </w:r>
+      <w:r>
+        <w:t xml:space="preserve"> </w:t>
+      </w:r>
+      <w:r>
+        <w:t xml:space="preserve">“Super-Recognizers: People with Extraordinary Face Recognition Ability.”</w:t>
+      </w:r>
+      <w:r>
+        <w:t xml:space="preserve"> </w:t>
+      </w:r>
+      <w:r>
+        <w:rPr>
+          <w:i/>
+          <w:iCs/>
+        </w:rPr>
+        <w:t xml:space="preserve">Psychonomic Bulletin &amp; Review</w:t>
+      </w:r>
+      <w:r>
+        <w:t xml:space="preserve"> </w:t>
+      </w:r>
+      <w:r>
+        <w:t xml:space="preserve">16 (2): 252–57.</w:t>
+      </w:r>
+      <w:r>
+        <w:t xml:space="preserve"> </w:t>
+      </w:r>
+      <w:hyperlink r:id="rId172">
+        <w:r>
+          <w:rPr>
+            <w:rStyle w:val="Hyperlink"/>
+          </w:rPr>
+          <w:t xml:space="preserve">https://doi.org/10.3758/PBR.16.2.252</w:t>
+        </w:r>
+      </w:hyperlink>
+      <w:r>
+        <w:t xml:space="preserve">.</w:t>
+      </w:r>
+    </w:p>
+    <w:bookmarkEnd w:id="173"/>
+    <w:bookmarkStart w:id="175" w:name="Xe75dc92e832917d7b0a8bd8823c927a72b52b4e"/>
+    <w:p>
+      <w:pPr>
+        <w:pStyle w:val="Bibliography"/>
+      </w:pPr>
+      <w:r>
+        <w:t xml:space="preserve">Schwaninger, Adrian, Janek S. Lobmaier, and Stephan M. Collishaw. 2002.</w:t>
+      </w:r>
+      <w:r>
+        <w:t xml:space="preserve"> </w:t>
+      </w:r>
+      <w:r>
+        <w:t xml:space="preserve">“Role of Featural and Configural Information in Familiar and Unfamiliar Face Recognition.”</w:t>
+      </w:r>
+      <w:r>
+        <w:t xml:space="preserve"> </w:t>
+      </w:r>
+      <w:r>
+        <w:t xml:space="preserve">In</w:t>
+      </w:r>
+      <w:r>
+        <w:t xml:space="preserve"> </w:t>
+      </w:r>
+      <w:r>
+        <w:rPr>
+          <w:i/>
+          <w:iCs/>
+        </w:rPr>
+        <w:t xml:space="preserve">Biologically Motivated Computer Vision</w:t>
+      </w:r>
+      <w:r>
+        <w:t xml:space="preserve">, edited by Heinrich H. Bülthoff, Christian Wallraven, Seong-Whan Lee, and Tomaso A. Poggio, vol. 2525. Springer Berlin Heidelberg.</w:t>
+      </w:r>
+      <w:r>
+        <w:t xml:space="preserve"> </w:t>
+      </w:r>
+      <w:hyperlink r:id="rId174">
+        <w:r>
+          <w:rPr>
+            <w:rStyle w:val="Hyperlink"/>
+          </w:rPr>
+          <w:t xml:space="preserve">https://doi.org/10.1007/3-540-36181-2_64</w:t>
+        </w:r>
+      </w:hyperlink>
+      <w:r>
+        <w:t xml:space="preserve">.</w:t>
+      </w:r>
+    </w:p>
+    <w:bookmarkEnd w:id="175"/>
+    <w:bookmarkStart w:id="177" w:name="ref-simonsConstraintsGeneralityCOG2017"/>
+    <w:p>
+      <w:pPr>
+        <w:pStyle w:val="Bibliography"/>
+      </w:pPr>
+      <w:r>
+        <w:t xml:space="preserve">Simons, Daniel, Yuichi Shoda, and D. Lindsay. 2017.</w:t>
+      </w:r>
+      <w:r>
+        <w:t xml:space="preserve"> </w:t>
+      </w:r>
+      <w:r>
+        <w:t xml:space="preserve">“Constraints on Generality (COG): A Proposed Addition to All Empirical Papers.”</w:t>
+      </w:r>
+      <w:r>
+        <w:t xml:space="preserve"> </w:t>
+      </w:r>
+      <w:r>
+        <w:rPr>
+          <w:i/>
+          <w:iCs/>
+        </w:rPr>
+        <w:t xml:space="preserve">Perspectives on Psychological Science</w:t>
+      </w:r>
+      <w:r>
+        <w:t xml:space="preserve"> </w:t>
+      </w:r>
+      <w:r>
+        <w:t xml:space="preserve">12 (August): 174569161770863.</w:t>
+      </w:r>
+      <w:r>
+        <w:t xml:space="preserve"> </w:t>
+      </w:r>
+      <w:hyperlink r:id="rId176">
+        <w:r>
+          <w:rPr>
+            <w:rStyle w:val="Hyperlink"/>
+          </w:rPr>
+          <w:t xml:space="preserve">https://doi.org/10.1177/1745691617708630</w:t>
+        </w:r>
+      </w:hyperlink>
+      <w:r>
+        <w:t xml:space="preserve">.</w:t>
+      </w:r>
+    </w:p>
+    <w:bookmarkEnd w:id="177"/>
+    <w:bookmarkStart w:id="179" w:name="ref-EMC2"/>
+    <w:p>
+      <w:pPr>
+        <w:pStyle w:val="Bibliography"/>
+      </w:pPr>
+      <w:r>
+        <w:t xml:space="preserve">Stevenson, Niek, Michelle Donzallaz, Andrew Heathcote, and Steven Miletić. 2026.</w:t>
+      </w:r>
+      <w:r>
+        <w:t xml:space="preserve"> </w:t>
+      </w:r>
+      <w:r>
+        <w:rPr>
+          <w:i/>
+          <w:iCs/>
+        </w:rPr>
+        <w:t xml:space="preserve">EMC2: Bayesian Hierarchical Analysis of Cognitive Models of Choice</w:t>
+      </w:r>
+      <w:r>
+        <w:t xml:space="preserve">.</w:t>
+      </w:r>
+      <w:r>
+        <w:t xml:space="preserve"> </w:t>
+      </w:r>
+      <w:hyperlink r:id="rId178">
+        <w:r>
+          <w:rPr>
+            <w:rStyle w:val="Hyperlink"/>
+          </w:rPr>
+          <w:t xml:space="preserve">https://doi.org/10.32614/CRAN.package.EMC2</w:t>
+        </w:r>
+      </w:hyperlink>
+      <w:r>
+        <w:t xml:space="preserve">.</w:t>
+      </w:r>
+    </w:p>
+    <w:bookmarkEnd w:id="179"/>
+    <w:bookmarkStart w:id="181" w:name="Xfd10cfe941a83b5af44e87339f1e1a46333d8a2"/>
+    <w:p>
+      <w:pPr>
+        <w:pStyle w:val="Bibliography"/>
+      </w:pPr>
+      <w:r>
+        <w:t xml:space="preserve">Thompson, Matthew B., Jason M. Tangen, and Duncan J. McCarthy. 2013.</w:t>
+      </w:r>
+      <w:r>
+        <w:t xml:space="preserve"> </w:t>
+      </w:r>
+      <w:r>
+        <w:t xml:space="preserve">“Expertise in Fingerprint Identification.”</w:t>
+      </w:r>
+      <w:r>
+        <w:t xml:space="preserve"> </w:t>
+      </w:r>
+      <w:r>
+        <w:rPr>
+          <w:i/>
+          <w:iCs/>
+        </w:rPr>
+        <w:t xml:space="preserve">Journal of Forensic Sciences</w:t>
+      </w:r>
+      <w:r>
+        <w:t xml:space="preserve"> </w:t>
+      </w:r>
+      <w:r>
+        <w:t xml:space="preserve">58 (6): 1519–30.</w:t>
+      </w:r>
+      <w:r>
+        <w:t xml:space="preserve"> </w:t>
+      </w:r>
+      <w:hyperlink r:id="rId180">
+        <w:r>
+          <w:rPr>
+            <w:rStyle w:val="Hyperlink"/>
+          </w:rPr>
+          <w:t xml:space="preserve">https://doi.org/10.1111/1556-4029.12203</w:t>
+        </w:r>
+      </w:hyperlink>
+      <w:r>
+        <w:t xml:space="preserve">.</w:t>
+      </w:r>
+    </w:p>
+    <w:bookmarkEnd w:id="181"/>
+    <w:bookmarkStart w:id="183" w:name="ref-tverskyObjectsPartsCategories1984"/>
+    <w:p>
+      <w:pPr>
+        <w:pStyle w:val="Bibliography"/>
+      </w:pPr>
+      <w:r>
+        <w:t xml:space="preserve">Tversky, Barbara, and Kathleen Hemenway. 1984.</w:t>
+      </w:r>
+      <w:r>
+        <w:t xml:space="preserve"> </w:t>
+      </w:r>
+      <w:r>
+        <w:t xml:space="preserve">“Objects, Parts, and Categories.”</w:t>
+      </w:r>
+      <w:r>
+        <w:t xml:space="preserve"> </w:t>
+      </w:r>
+      <w:r>
+        <w:rPr>
+          <w:i/>
+          <w:iCs/>
+        </w:rPr>
+        <w:t xml:space="preserve">Journal of Experimental Psychology: General</w:t>
+      </w:r>
+      <w:r>
+        <w:t xml:space="preserve"> </w:t>
+      </w:r>
+      <w:r>
+        <w:t xml:space="preserve">113 (2): 169–93.</w:t>
+      </w:r>
+      <w:r>
+        <w:t xml:space="preserve"> </w:t>
+      </w:r>
+      <w:hyperlink r:id="rId182">
+        <w:r>
+          <w:rPr>
+            <w:rStyle w:val="Hyperlink"/>
+          </w:rPr>
+          <w:t xml:space="preserve">https://doi.org/10.1037/0096-3445.113.2.169</w:t>
+        </w:r>
+      </w:hyperlink>
+      <w:r>
+        <w:t xml:space="preserve">.</w:t>
+      </w:r>
+    </w:p>
+    <w:bookmarkEnd w:id="183"/>
+    <w:bookmarkStart w:id="185" w:name="Xac8d936acd38dba0a32db913f4d15b2c7c3b3f5"/>
+    <w:p>
+      <w:pPr>
+        <w:pStyle w:val="Bibliography"/>
+      </w:pPr>
+      <w:r>
+        <w:t xml:space="preserve">Van Der Gijp, A., M. F. Van Der Schaaf, I. C. Van Der Schaaf, et al. 2014.</w:t>
+      </w:r>
+      <w:r>
+        <w:t xml:space="preserve"> </w:t>
+      </w:r>
+      <w:r>
+        <w:t xml:space="preserve">“Interpretation of Radiological Images: Towards a Framework of Knowledge and Skills.”</w:t>
+      </w:r>
+      <w:r>
+        <w:t xml:space="preserve"> </w:t>
+      </w:r>
+      <w:r>
+        <w:rPr>
+          <w:i/>
+          <w:iCs/>
+        </w:rPr>
+        <w:t xml:space="preserve">Advances in Health Sciences Education</w:t>
+      </w:r>
+      <w:r>
+        <w:t xml:space="preserve"> </w:t>
+      </w:r>
+      <w:r>
+        <w:t xml:space="preserve">19 (4): 565–80.</w:t>
+      </w:r>
+      <w:r>
+        <w:t xml:space="preserve"> </w:t>
+      </w:r>
+      <w:hyperlink r:id="rId184">
+        <w:r>
+          <w:rPr>
+            <w:rStyle w:val="Hyperlink"/>
+          </w:rPr>
+          <w:t xml:space="preserve">https://doi.org/10.1007/s10459-013-9488-y</w:t>
+        </w:r>
+      </w:hyperlink>
+      <w:r>
+        <w:t xml:space="preserve">.</w:t>
+      </w:r>
+    </w:p>
+    <w:bookmarkEnd w:id="185"/>
+    <w:bookmarkStart w:id="187" w:name="ref-verhallenGeneralSpecificFactors2017"/>
+    <w:p>
+      <w:pPr>
+        <w:pStyle w:val="Bibliography"/>
+      </w:pPr>
+      <w:r>
+        <w:t xml:space="preserve">Verhallen, Roeland J., Jenny M. Bosten, Patrick T. Goodbourn, Adam J. Lawrance-Owen, Gary Bargary, and J. D. Mollon. 2017.</w:t>
+      </w:r>
+      <w:r>
+        <w:t xml:space="preserve"> </w:t>
+      </w:r>
+      <w:r>
+        <w:t xml:space="preserve">“General and Specific Factors in the Processing of Faces.”</w:t>
+      </w:r>
+      <w:r>
+        <w:t xml:space="preserve"> </w:t>
+      </w:r>
+      <w:r>
+        <w:rPr>
+          <w:i/>
+          <w:iCs/>
+        </w:rPr>
+        <w:t xml:space="preserve">Vision Research</w:t>
+      </w:r>
+      <w:r>
+        <w:t xml:space="preserve"> </w:t>
+      </w:r>
+      <w:r>
+        <w:t xml:space="preserve">141 (December): 217–27.</w:t>
+      </w:r>
+      <w:r>
+        <w:t xml:space="preserve"> </w:t>
+      </w:r>
+      <w:hyperlink r:id="rId186">
+        <w:r>
+          <w:rPr>
+            <w:rStyle w:val="Hyperlink"/>
+          </w:rPr>
+          <w:t xml:space="preserve">https://doi.org/10.1016/j.visres.2016.12.014</w:t>
+        </w:r>
+      </w:hyperlink>
+      <w:r>
+        <w:t xml:space="preserve">.</w:t>
+      </w:r>
+    </w:p>
+    <w:bookmarkEnd w:id="187"/>
+    <w:bookmarkStart w:id="189" w:name="X8ee45e5be2bbd8590a48be764294600478f647e"/>
+    <w:p>
+      <w:pPr>
+        <w:pStyle w:val="Bibliography"/>
+      </w:pPr>
+      <w:r>
+        <w:t xml:space="preserve">Wagenmakers, Eric-Jan, Han L. J. Van Der Maas, and Raoul P. P. P. Grasman. 2007.</w:t>
+      </w:r>
+      <w:r>
+        <w:t xml:space="preserve"> </w:t>
+      </w:r>
+      <w:r>
+        <w:t xml:space="preserve">“An EZ-Diffusion Model for Response Time and Accuracy.”</w:t>
+      </w:r>
+      <w:r>
+        <w:t xml:space="preserve"> </w:t>
+      </w:r>
+      <w:r>
+        <w:rPr>
+          <w:i/>
+          <w:iCs/>
+        </w:rPr>
+        <w:t xml:space="preserve">Psychonomic Bulletin &amp; Review</w:t>
+      </w:r>
+      <w:r>
+        <w:t xml:space="preserve"> </w:t>
+      </w:r>
+      <w:r>
+        <w:t xml:space="preserve">14 (1): 3–22.</w:t>
+      </w:r>
+      <w:r>
+        <w:t xml:space="preserve"> </w:t>
+      </w:r>
+      <w:hyperlink r:id="rId188">
+        <w:r>
+          <w:rPr>
+            <w:rStyle w:val="Hyperlink"/>
+          </w:rPr>
+          <w:t xml:space="preserve">https://doi.org/10.3758/BF03194023</w:t>
+        </w:r>
+      </w:hyperlink>
+      <w:r>
+        <w:t xml:space="preserve">.</w:t>
+      </w:r>
+    </w:p>
+    <w:bookmarkEnd w:id="189"/>
+    <w:bookmarkStart w:id="191" w:name="ref-whiteUsingDecisionModels2016"/>
+    <w:p>
+      <w:pPr>
+        <w:pStyle w:val="Bibliography"/>
+      </w:pPr>
+      <w:r>
+        <w:t xml:space="preserve">White, Corey N., Ryan A. Curl, and Jennifer F. Sloane. 2016.</w:t>
+      </w:r>
+      <w:r>
+        <w:t xml:space="preserve"> </w:t>
+      </w:r>
+      <w:r>
+        <w:t xml:space="preserve">“Using Decision Models to Enhance Investigations of Individual Differences in Cognitive Neuroscience.”</w:t>
+      </w:r>
+      <w:r>
+        <w:t xml:space="preserve"> </w:t>
+      </w:r>
+      <w:r>
+        <w:rPr>
+          <w:i/>
+          <w:iCs/>
+        </w:rPr>
+        <w:t xml:space="preserve">Frontiers in Psychology</w:t>
+      </w:r>
+      <w:r>
+        <w:t xml:space="preserve"> </w:t>
+      </w:r>
+      <w:r>
+        <w:t xml:space="preserve">7 (February).</w:t>
+      </w:r>
+      <w:r>
+        <w:t xml:space="preserve"> </w:t>
+      </w:r>
+      <w:hyperlink r:id="rId190">
+        <w:r>
+          <w:rPr>
+            <w:rStyle w:val="Hyperlink"/>
+          </w:rPr>
+          <w:t xml:space="preserve">https://doi.org/10.3389/fpsyg.2016.00081</w:t>
+        </w:r>
+      </w:hyperlink>
+      <w:r>
+        <w:t xml:space="preserve">.</w:t>
+      </w:r>
+    </w:p>
+    <w:bookmarkEnd w:id="191"/>
+    <w:bookmarkStart w:id="193" w:name="ref-whiteNeedImproveWay2022"/>
+    <w:p>
+      <w:pPr>
+        <w:pStyle w:val="Bibliography"/>
+      </w:pPr>
+      <w:r>
+        <w:t xml:space="preserve">White, Corey N., and Kiah N. Kitchen. 2022.</w:t>
+      </w:r>
+      <w:r>
+        <w:t xml:space="preserve"> </w:t>
+      </w:r>
+      <w:r>
+        <w:t xml:space="preserve">“On the Need to Improve the Way Individual Differences in Cognitive Function Are Measured with Reaction Time Tasks.”</w:t>
+      </w:r>
+      <w:r>
+        <w:t xml:space="preserve"> </w:t>
+      </w:r>
+      <w:r>
+        <w:rPr>
+          <w:i/>
+          <w:iCs/>
+        </w:rPr>
+        <w:t xml:space="preserve">Current Directions in Psychological Science</w:t>
+      </w:r>
+      <w:r>
+        <w:t xml:space="preserve"> </w:t>
+      </w:r>
+      <w:r>
+        <w:t xml:space="preserve">31 (3): 223–30.</w:t>
+      </w:r>
+      <w:r>
+        <w:t xml:space="preserve"> </w:t>
+      </w:r>
+      <w:hyperlink r:id="rId192">
+        <w:r>
+          <w:rPr>
+            <w:rStyle w:val="Hyperlink"/>
+          </w:rPr>
+          <w:t xml:space="preserve">https://doi.org/10.1177/09637214221077060</w:t>
+        </w:r>
+      </w:hyperlink>
+      <w:r>
+        <w:t xml:space="preserve">.</w:t>
+      </w:r>
+    </w:p>
+    <w:bookmarkEnd w:id="193"/>
+    <w:bookmarkStart w:id="195" w:name="ref-whitePassportOfficersErrors2014"/>
+    <w:p>
+      <w:pPr>
+        <w:pStyle w:val="Bibliography"/>
+      </w:pPr>
+      <w:r>
+        <w:t xml:space="preserve">White, David, Richard I. Kemp, Rob Jenkins, Michael Matheson, and A. Mike Burton. 2014.</w:t>
+      </w:r>
+      <w:r>
+        <w:t xml:space="preserve"> </w:t>
+      </w:r>
+      <w:r>
+        <w:t xml:space="preserve">“Passport Officers’ Errors in Face Matching.”</w:t>
+      </w:r>
+      <w:r>
+        <w:t xml:space="preserve"> </w:t>
+      </w:r>
+      <w:r>
+        <w:rPr>
+          <w:i/>
+          <w:iCs/>
+        </w:rPr>
+        <w:t xml:space="preserve">PLoS ONE</w:t>
+      </w:r>
+      <w:r>
+        <w:t xml:space="preserve"> </w:t>
+      </w:r>
+      <w:r>
+        <w:t xml:space="preserve">9 (8): e103510.</w:t>
+      </w:r>
+      <w:r>
+        <w:t xml:space="preserve"> </w:t>
+      </w:r>
+      <w:hyperlink r:id="rId194">
+        <w:r>
+          <w:rPr>
+            <w:rStyle w:val="Hyperlink"/>
+          </w:rPr>
+          <w:t xml:space="preserve">https://doi.org/10.1371/journal.pone.0103510</w:t>
+        </w:r>
+      </w:hyperlink>
+      <w:r>
+        <w:t xml:space="preserve">.</w:t>
+      </w:r>
+    </w:p>
+    <w:bookmarkEnd w:id="195"/>
+    <w:bookmarkStart w:id="197" w:name="ref-wilmerHumanFaceRecognition2010"/>
+    <w:p>
+      <w:pPr>
+        <w:pStyle w:val="Bibliography"/>
+      </w:pPr>
+      <w:r>
+        <w:t xml:space="preserve">Wilmer, Jeremy B., Laura Germine, Christopher F. Chabris, et al. 2010.</w:t>
+      </w:r>
+      <w:r>
+        <w:t xml:space="preserve"> </w:t>
+      </w:r>
+      <w:r>
+        <w:t xml:space="preserve">“Human Face Recognition Ability Is Specific and Highly Heritable.”</w:t>
+      </w:r>
+      <w:r>
+        <w:t xml:space="preserve"> </w:t>
+      </w:r>
+      <w:r>
+        <w:rPr>
+          <w:i/>
+          <w:iCs/>
+        </w:rPr>
+        <w:t xml:space="preserve">Proceedings of the National Academy of Sciences</w:t>
+      </w:r>
+      <w:r>
+        <w:t xml:space="preserve"> </w:t>
+      </w:r>
+      <w:r>
+        <w:t xml:space="preserve">107 (11): 5238–41.</w:t>
+      </w:r>
+      <w:r>
+        <w:t xml:space="preserve"> </w:t>
+      </w:r>
+      <w:hyperlink r:id="rId196">
+        <w:r>
+          <w:rPr>
+            <w:rStyle w:val="Hyperlink"/>
+          </w:rPr>
+          <w:t xml:space="preserve">https://doi.org/10.1073/pnas.0913053107</w:t>
+        </w:r>
+      </w:hyperlink>
+      <w:r>
+        <w:t xml:space="preserve">.</w:t>
+      </w:r>
+    </w:p>
+    <w:bookmarkEnd w:id="197"/>
+    <w:bookmarkStart w:id="199" w:name="ref-wilmerCapturingSpecificAbilities2012"/>
+    <w:p>
+      <w:pPr>
+        <w:pStyle w:val="Bibliography"/>
+      </w:pPr>
+      <w:r>
+        <w:t xml:space="preserve">Wilmer, Jeremy B., Laura Germine, Christopher F. Chabris, Garga Chatterjee, Margaret Gerbasi, and Ken Nakayama. 2012.</w:t>
+      </w:r>
+      <w:r>
+        <w:t xml:space="preserve"> </w:t>
+      </w:r>
+      <w:r>
+        <w:t xml:space="preserve">“Capturing Specific Abilities as a Window into Human Individuality: The Example of Face Recognition.”</w:t>
+      </w:r>
+      <w:r>
+        <w:t xml:space="preserve"> </w:t>
+      </w:r>
+      <w:r>
+        <w:rPr>
+          <w:i/>
+          <w:iCs/>
+        </w:rPr>
+        <w:t xml:space="preserve">Cognitive Neuropsychology</w:t>
+      </w:r>
+      <w:r>
+        <w:t xml:space="preserve"> </w:t>
+      </w:r>
+      <w:r>
+        <w:t xml:space="preserve">29 (5-6): 360–92.</w:t>
+      </w:r>
+      <w:r>
+        <w:t xml:space="preserve"> </w:t>
+      </w:r>
+      <w:hyperlink r:id="rId198">
+        <w:r>
+          <w:rPr>
+            <w:rStyle w:val="Hyperlink"/>
+          </w:rPr>
+          <w:t xml:space="preserve">https://doi.org/10.1080/02643294.2012.753433</w:t>
+        </w:r>
+      </w:hyperlink>
+      <w:r>
+        <w:t xml:space="preserve">.</w:t>
+      </w:r>
+    </w:p>
+    <w:bookmarkEnd w:id="199"/>
+    <w:bookmarkStart w:id="201" w:name="ref-yarkoniGeneralizabilityCrisis2022"/>
+    <w:p>
+      <w:pPr>
+        <w:pStyle w:val="Bibliography"/>
+      </w:pPr>
+      <w:r>
+        <w:t xml:space="preserve">Yarkoni, Tal. 2022.</w:t>
+      </w:r>
+      <w:r>
+        <w:t xml:space="preserve"> </w:t>
+      </w:r>
+      <w:r>
+        <w:t xml:space="preserve">“The Generalizability Crisis.”</w:t>
+      </w:r>
+      <w:r>
+        <w:t xml:space="preserve"> </w:t>
+      </w:r>
+      <w:r>
+        <w:rPr>
+          <w:i/>
+          <w:iCs/>
+        </w:rPr>
+        <w:t xml:space="preserve">Behavioral and Brain Sciences</w:t>
+      </w:r>
+      <w:r>
+        <w:t xml:space="preserve"> </w:t>
+      </w:r>
+      <w:r>
+        <w:t xml:space="preserve">45 (January): e1.</w:t>
+      </w:r>
+      <w:r>
+        <w:t xml:space="preserve"> </w:t>
+      </w:r>
+      <w:hyperlink r:id="rId200">
+        <w:r>
+          <w:rPr>
+            <w:rStyle w:val="Hyperlink"/>
+          </w:rPr>
+          <w:t xml:space="preserve">https://doi.org/10.1017/S0140525X20001685</w:t>
+        </w:r>
+      </w:hyperlink>
+      <w:r>
+        <w:t xml:space="preserve">.</w:t>
+      </w:r>
+    </w:p>
+    <w:bookmarkEnd w:id="201"/>
+    <w:bookmarkEnd w:id="202"/>
+    <w:bookmarkEnd w:id="203"/>
     <w:sectPr>
       <w:footnotePr>
         <w:numRestart w:val="eachSect"/>

--- a/manuscript/manuscript.docx
+++ b/manuscript/manuscript.docx
@@ -7,7 +7,7 @@
         <w:pStyle w:val="Title"/>
       </w:pPr>
       <w:r>
-        <w:t xml:space="preserve">Individual differences in the computational processes of face recognition and their association to face recognition ability</w:t>
+        <w:t xml:space="preserve">Individual differences in the computational processes that support face recognition</w:t>
       </w:r>
     </w:p>
     <w:p>
@@ -39,7 +39,7 @@
         <w:pStyle w:val="Date"/>
       </w:pPr>
       <w:r>
-        <w:t xml:space="preserve">2026-08-20</w:t>
+        <w:t xml:space="preserve">2026-09-01</w:t>
       </w:r>
     </w:p>
     <w:p>
@@ -61,11 +61,64 @@
         <w:pStyle w:val="FirstParagraph"/>
       </w:pPr>
       <w:r>
-        <w:rPr>
-          <w:i/>
-          <w:iCs/>
-        </w:rPr>
-        <w:t xml:space="preserve">Paragraph 1: general comment on face recognition and on the important variability in the “normal” population</w:t>
+        <w:t xml:space="preserve">Being able to quickly and accurately recognise other people is an important aspect of everyday life, which impacts social interactions as well as more specific tasks, such as eye-witness identification and passport control checks.</w:t>
+      </w:r>
+      <w:r>
+        <w:t xml:space="preserve"> </w:t>
+      </w:r>
+      <w:r>
+        <w:t xml:space="preserve">However, face recognition ability varies across the population.</w:t>
+      </w:r>
+      <w:r>
+        <w:t xml:space="preserve"> </w:t>
+      </w:r>
+      <w:r>
+        <w:t xml:space="preserve">For instance, people with developmental prosopagnosia show relatively poor face recognition ability,</w:t>
+      </w:r>
+      <w:r>
+        <w:t xml:space="preserve"> </w:t>
+      </w:r>
+      <w:r>
+        <w:t xml:space="preserve">(Dobel et al. 2007; McConachie 1976)</w:t>
+      </w:r>
+      <w:r>
+        <w:t xml:space="preserve">, whereas so-called “super-recognisers” show a remarkably high face recognition ability compared to the average person</w:t>
+      </w:r>
+      <w:r>
+        <w:t xml:space="preserve"> </w:t>
+      </w:r>
+      <w:r>
+        <w:t xml:space="preserve">(Bobak et al. 2016; Russell et al. 2009)</w:t>
+      </w:r>
+      <w:r>
+        <w:t xml:space="preserve">.</w:t>
+      </w:r>
+      <w:r>
+        <w:t xml:space="preserve"> </w:t>
+      </w:r>
+      <w:r>
+        <w:t xml:space="preserve">Even if we ignore these two extreme cases, face recognition ability varies throughout the general population, especially when identifying unfamiliar individuals</w:t>
+      </w:r>
+      <w:r>
+        <w:t xml:space="preserve"> </w:t>
+      </w:r>
+      <w:r>
+        <w:t xml:space="preserve">(Dowsett and Burton 2015; White et al. 2014)</w:t>
+      </w:r>
+      <w:r>
+        <w:t xml:space="preserve">.</w:t>
+      </w:r>
+      <w:r>
+        <w:t xml:space="preserve"> </w:t>
+      </w:r>
+      <w:r>
+        <w:t xml:space="preserve">Unsurprisingly, therefore, recent research has attempted to understand the mental processes that determine variation in face recognition ability as a route to uncover the architecture of a key dimension of social perception and cognition [REF??].</w:t>
+      </w:r>
+      <w:r>
+        <w:t xml:space="preserve"> </w:t>
+      </w:r>
+      <w:r>
+        <w:t xml:space="preserve">Here, in this project, we move this research field forward by combining approaches from experimental, differential and mathematical psychology, to investigate how individual differences in face recognition ability relate to the computational processes that support face recognition.</w:t>
       </w:r>
     </w:p>
     <w:p>
@@ -73,55 +126,19 @@
         <w:pStyle w:val="BodyText"/>
       </w:pPr>
       <w:r>
-        <w:t xml:space="preserve">Being able to quickly and accurately identify a known face is an important ability in every day’s life.</w:t>
-      </w:r>
-      <w:r>
-        <w:t xml:space="preserve"> </w:t>
-      </w:r>
-      <w:r>
-        <w:t xml:space="preserve">It becomes even more important in several real-life task, like eye-witness identification or passport control.</w:t>
-      </w:r>
-      <w:r>
-        <w:t xml:space="preserve"> </w:t>
-      </w:r>
-      <w:r>
-        <w:t xml:space="preserve">However, face recognition ability is not distributed equally across the population.</w:t>
-      </w:r>
-      <w:r>
-        <w:t xml:space="preserve"> </w:t>
-      </w:r>
-      <w:r>
-        <w:t xml:space="preserve">Without organic cause (like brain damage), people affected with developmental prosopagnosia show a poor face recognition ability throughout their life</w:t>
-      </w:r>
-      <w:r>
-        <w:t xml:space="preserve"> </w:t>
-      </w:r>
-      <w:r>
-        <w:t xml:space="preserve">(Dobel et al. 2007; McConachie 1976)</w:t>
-      </w:r>
-      <w:r>
-        <w:t xml:space="preserve"> </w:t>
-      </w:r>
-      <w:r>
-        <w:t xml:space="preserve">and report an inability to recognize familiar faces.</w:t>
-      </w:r>
-      <w:r>
-        <w:t xml:space="preserve"> </w:t>
-      </w:r>
-      <w:r>
-        <w:t xml:space="preserve">The other end of the face recognition ability spectrum regroups the “super-recognizers”.</w:t>
-      </w:r>
-      <w:r>
-        <w:t xml:space="preserve"> </w:t>
-      </w:r>
-      <w:r>
-        <w:t xml:space="preserve">These individuals show a remarkably high face recognition ability compared to the average person</w:t>
-      </w:r>
-      <w:r>
-        <w:t xml:space="preserve"> </w:t>
-      </w:r>
-      <w:r>
-        <w:t xml:space="preserve">(Bobak et al. 2016; Russell et al. 2009)</w:t>
+        <w:t xml:space="preserve">Attempts to understand differences between individuals has a long history in psychological research.</w:t>
+      </w:r>
+      <w:r>
+        <w:t xml:space="preserve"> </w:t>
+      </w:r>
+      <w:r>
+        <w:t xml:space="preserve">Indeed, differential psychology represents a major branch of psychological research that aims to understand individual differences in thought, behaviour and ability</w:t>
+      </w:r>
+      <w:r>
+        <w:t xml:space="preserve"> </w:t>
+      </w:r>
+      <w:r>
+        <w:t xml:space="preserve">(Marsh and Boag 2013; Lubinski 2000)</w:t>
       </w:r>
       <w:r>
         <w:t xml:space="preserve">.</w:t>
@@ -130,13 +147,19 @@
         <w:t xml:space="preserve"> </w:t>
       </w:r>
       <w:r>
-        <w:t xml:space="preserve">However, even when ignoring these two extreme cases, face recognition ability remains highly variable in the normal population, especially for unfamiliar faces recognition</w:t>
-      </w:r>
-      <w:r>
-        <w:t xml:space="preserve"> </w:t>
-      </w:r>
-      <w:r>
-        <w:t xml:space="preserve">(Dowsett and Burton 2015; White et al. 2014)</w:t>
+        <w:t xml:space="preserve">In the domain of face recognition, there is a growing interest in investigating individual differences across the entire spectrum of face recognition ability, rather than focussing on specific subgroups, such as</w:t>
+      </w:r>
+      <w:r>
+        <w:t xml:space="preserve"> </w:t>
+      </w:r>
+      <w:r>
+        <w:t xml:space="preserve">“super-recognisers”</w:t>
+      </w:r>
+      <w:r>
+        <w:t xml:space="preserve"> </w:t>
+      </w:r>
+      <w:r>
+        <w:t xml:space="preserve">(White and Kitchen 2022)</w:t>
       </w:r>
       <w:r>
         <w:t xml:space="preserve">.</w:t>
@@ -145,7 +168,49 @@
         <w:t xml:space="preserve"> </w:t>
       </w:r>
       <w:r>
-        <w:t xml:space="preserve">In this project, by linking experimental, differential and computational approaches, we tried to build on results from one of our previous work to investigate how individual differences in face recognition ability in the normal population is related to computational processes that support face recognition.</w:t>
+        <w:t xml:space="preserve">To this end, several assessment tools have been designed to measure different facets of face recognition performance(</w:t>
+      </w:r>
+      <w:r>
+        <w:t xml:space="preserve">Duchaine and Nakayama (2006)</w:t>
+      </w:r>
+      <w:r>
+        <w:t xml:space="preserve">;</w:t>
+      </w:r>
+      <w:r>
+        <w:t xml:space="preserve"> </w:t>
+      </w:r>
+      <w:r>
+        <w:t xml:space="preserve">Burton et al. (2010)</w:t>
+      </w:r>
+      <w:r>
+        <w:t xml:space="preserve">;</w:t>
+      </w:r>
+      <w:r>
+        <w:t xml:space="preserve"> </w:t>
+      </w:r>
+      <w:r>
+        <w:t xml:space="preserve">Russell et al. (2009)</w:t>
+      </w:r>
+      <w:r>
+        <w:t xml:space="preserve">).</w:t>
+      </w:r>
+      <w:r>
+        <w:t xml:space="preserve"> </w:t>
+      </w:r>
+      <w:r>
+        <w:t xml:space="preserve">For example, the Cambridge Face Memory Test (</w:t>
+      </w:r>
+      <w:r>
+        <w:t xml:space="preserve">Duchaine and Nakayama (2006)</w:t>
+      </w:r>
+      <w:r>
+        <w:t xml:space="preserve">) measures how many previously seen faces individuals can accurately recognise, with performance varying across the general population and being poorer in individuals with developmental prosopagnosia.</w:t>
+      </w:r>
+      <w:r>
+        <w:t xml:space="preserve"> </w:t>
+      </w:r>
+      <w:r>
+        <w:t xml:space="preserve">As such, these tools appear to have sufficient validity to represent a marker of an individuals face recognition ability.</w:t>
       </w:r>
     </w:p>
     <w:p>
@@ -153,11 +218,76 @@
         <w:pStyle w:val="BodyText"/>
       </w:pPr>
       <w:r>
-        <w:rPr>
-          <w:i/>
-          <w:iCs/>
-        </w:rPr>
-        <w:t xml:space="preserve">Paragraph 2: past investigation of individual difference in face identity processing</w:t>
+        <w:t xml:space="preserve">Using these tools as a marker of face recognition ability, past research has estimated the association between the performance on these tests and broader perceptual and cognitive processes</w:t>
+      </w:r>
+      <w:r>
+        <w:t xml:space="preserve"> </w:t>
+      </w:r>
+      <w:r>
+        <w:t xml:space="preserve">(McCaffery et al. 2018; Noyes et al. 2018)</w:t>
+      </w:r>
+      <w:r>
+        <w:t xml:space="preserve">.</w:t>
+      </w:r>
+      <w:r>
+        <w:t xml:space="preserve"> </w:t>
+      </w:r>
+      <w:r>
+        <w:t xml:space="preserve">For instance, one line of research has studied the extent to which individual difference in face processing reflect domain-general or more domain-specific differences in perceptual and cognitive abilities</w:t>
+      </w:r>
+      <w:r>
+        <w:t xml:space="preserve"> </w:t>
+      </w:r>
+      <w:r>
+        <w:t xml:space="preserve">(McCaffery et al. 2018; Verhallen et al. 2017)</w:t>
+      </w:r>
+      <w:r>
+        <w:t xml:space="preserve">.</w:t>
+      </w:r>
+      <w:r>
+        <w:t xml:space="preserve"> </w:t>
+      </w:r>
+      <w:r>
+        <w:t xml:space="preserve">[[Raph - the importance and relevance for the next two sentences needs spelling out. See my comments in the Notes file.]]</w:t>
+      </w:r>
+      <w:r>
+        <w:t xml:space="preserve"> </w:t>
+      </w:r>
+      <w:r>
+        <w:t xml:space="preserve">Some studies have shown that face and general object perception ability are positively, but modestly associated</w:t>
+      </w:r>
+      <w:r>
+        <w:t xml:space="preserve"> </w:t>
+      </w:r>
+      <w:r>
+        <w:t xml:space="preserve">(Dennett, McKone, Tavashmi, et al. 2012; Richler et al., n.d.; Wilmer et al. 2012)</w:t>
+      </w:r>
+      <w:r>
+        <w:t xml:space="preserve">.</w:t>
+      </w:r>
+      <w:r>
+        <w:t xml:space="preserve"> </w:t>
+      </w:r>
+      <w:r>
+        <w:t xml:space="preserve">These associations remain constantly weaker than those between different face or object recognition task</w:t>
+      </w:r>
+      <w:r>
+        <w:t xml:space="preserve"> </w:t>
+      </w:r>
+      <w:r>
+        <w:t xml:space="preserve">(Fysh et al. 2020; McCaffery et al. 2018; Wilmer et al. 2010)</w:t>
+      </w:r>
+      <w:r>
+        <w:t xml:space="preserve">, suggesting that domain-specific processing explains at least part of the variance between these tasks</w:t>
+      </w:r>
+      <w:r>
+        <w:t xml:space="preserve"> </w:t>
+      </w:r>
+      <w:r>
+        <w:t xml:space="preserve">(Richler et al. 2019)</w:t>
+      </w:r>
+      <w:r>
+        <w:t xml:space="preserve">.</w:t>
       </w:r>
     </w:p>
     <w:p>
@@ -165,19 +295,19 @@
         <w:pStyle w:val="BodyText"/>
       </w:pPr>
       <w:r>
-        <w:t xml:space="preserve">Differential psychology can be understood as the</w:t>
-      </w:r>
-      <w:r>
-        <w:t xml:space="preserve"> </w:t>
-      </w:r>
-      <w:r>
-        <w:t xml:space="preserve">“study of the normative individual differences in thought, behavior and ability”</w:t>
-      </w:r>
-      <w:r>
-        <w:t xml:space="preserve"> </w:t>
-      </w:r>
-      <w:r>
-        <w:t xml:space="preserve">(Marsh and Boag 2013)</w:t>
+        <w:t xml:space="preserve">The use of directly observed or manifest measures, such as reaction time and accuracy, has made a valuable contribution to understanding the relationship between psychological processes in general and in the context of face perception.</w:t>
+      </w:r>
+      <w:r>
+        <w:t xml:space="preserve"> </w:t>
+      </w:r>
+      <w:r>
+        <w:t xml:space="preserve">However, performance on such tests remains a distant proxy of the underlying cognitive processes at work during face recognition, which makes them far from ideal for capturing individual differences in cognitive processes</w:t>
+      </w:r>
+      <w:r>
+        <w:t xml:space="preserve"> </w:t>
+      </w:r>
+      <w:r>
+        <w:t xml:space="preserve">(Haines et al. 2020)</w:t>
       </w:r>
       <w:r>
         <w:t xml:space="preserve">.</w:t>
@@ -186,13 +316,13 @@
         <w:t xml:space="preserve"> </w:t>
       </w:r>
       <w:r>
-        <w:t xml:space="preserve">Multiple fields of theoretical and applied psychology have used a differential approach to understand variability within the general population including psychometric assessment, educational and developmental psychology, and even psychopathology</w:t>
-      </w:r>
-      <w:r>
-        <w:t xml:space="preserve"> </w:t>
-      </w:r>
-      <w:r>
-        <w:t xml:space="preserve">(Lubinski 2000)</w:t>
+        <w:t xml:space="preserve">An alternative approach to this problem has emerged in the domain of mathematical psychology and involves using a computational model to estimate latent computational parameters, which can be closer to the cognitive processes of interest</w:t>
+      </w:r>
+      <w:r>
+        <w:t xml:space="preserve"> </w:t>
+      </w:r>
+      <w:r>
+        <w:t xml:space="preserve">(Yarkoni 2022)</w:t>
       </w:r>
       <w:r>
         <w:t xml:space="preserve">.</w:t>
@@ -201,276 +331,45 @@
         <w:t xml:space="preserve"> </w:t>
       </w:r>
       <w:r>
-        <w:t xml:space="preserve">Regarding face recognition, there is a growing interest in the value of investigating individual differences across the entire spectrum of face recognition ability as well, and not only by using group-level comparisons between the two extremes (prosopagnosic patients and “super-recognizers”) and average recognizers</w:t>
-      </w:r>
-      <w:r>
-        <w:t xml:space="preserve"> </w:t>
-      </w:r>
-      <w:r>
-        <w:t xml:space="preserve">(White and Kitchen 2022)</w:t>
-      </w:r>
-      <w:r>
-        <w:t xml:space="preserve">.</w:t>
-      </w:r>
-      <w:r>
-        <w:t xml:space="preserve"> </w:t>
-      </w:r>
-      <w:r>
-        <w:t xml:space="preserve">Several tests have been designed to measure performance on defined set of tasks like new faces learning (Cambridge Face Memory test, CFMT;</w:t>
-      </w:r>
-      <w:r>
-        <w:t xml:space="preserve"> </w:t>
-      </w:r>
-      <w:r>
-        <w:t xml:space="preserve">Duchaine and Nakayama (2006)</w:t>
-      </w:r>
-      <w:r>
-        <w:t xml:space="preserve">), unfamiliar face perception (Glasgow Face Matching Test, GFMT;</w:t>
-      </w:r>
-      <w:r>
-        <w:t xml:space="preserve"> </w:t>
-      </w:r>
-      <w:r>
-        <w:t xml:space="preserve">Burton et al. (2010)</w:t>
-      </w:r>
-      <w:r>
-        <w:t xml:space="preserve">) or familiar face perception (Before They Were Famous, BTWF;</w:t>
-      </w:r>
-      <w:r>
-        <w:t xml:space="preserve"> </w:t>
-      </w:r>
-      <w:r>
-        <w:t xml:space="preserve">Russell et al. (2009)</w:t>
-      </w:r>
-      <w:r>
-        <w:t xml:space="preserve">).</w:t>
-      </w:r>
-      <w:r>
-        <w:t xml:space="preserve"> </w:t>
-      </w:r>
-      <w:r>
-        <w:t xml:space="preserve">Using correlational approaches, past research has derived quantitative measures of the association between the performances at these tests or between test scores and other broader perceptual and cognitive processes</w:t>
-      </w:r>
-      <w:r>
-        <w:t xml:space="preserve"> </w:t>
-      </w:r>
-      <w:r>
-        <w:t xml:space="preserve">(McCaffery et al. 2018; Noyes et al. 2018)</w:t>
-      </w:r>
-      <w:r>
-        <w:t xml:space="preserve">.</w:t>
-      </w:r>
-      <w:r>
-        <w:t xml:space="preserve"> </w:t>
-      </w:r>
-      <w:r>
-        <w:t xml:space="preserve">This individual difference approach provides an opportunity to investigate the relationships between fundamental processes that are difficult to uncover using group-level analyses.</w:t>
-      </w:r>
-    </w:p>
-    <w:p>
-      <w:pPr>
-        <w:pStyle w:val="BodyText"/>
-      </w:pPr>
-      <w:r>
-        <w:rPr>
-          <w:i/>
-          <w:iCs/>
-        </w:rPr>
-        <w:t xml:space="preserve">Paragraph 3: key question: domain-specific vs domain-general</w:t>
-      </w:r>
-    </w:p>
-    <w:p>
-      <w:pPr>
-        <w:pStyle w:val="BodyText"/>
-      </w:pPr>
-      <w:r>
-        <w:t xml:space="preserve">For example, one key question that association studies have investigated is to what extend individual difference in face processing reflect domain-general differences in other perceptual and cognitive abilities</w:t>
-      </w:r>
-      <w:r>
-        <w:t xml:space="preserve"> </w:t>
-      </w:r>
-      <w:r>
-        <w:t xml:space="preserve">(McCaffery et al. 2018; Verhallen et al. 2017)</w:t>
-      </w:r>
-      <w:r>
-        <w:t xml:space="preserve">.</w:t>
-      </w:r>
-      <w:r>
-        <w:t xml:space="preserve"> </w:t>
-      </w:r>
-      <w:r>
-        <w:t xml:space="preserve">Using tests scores as variables of interest, some studies have shown that face and general object perception ability are positively associated but with modest effect sizes</w:t>
-      </w:r>
-      <w:r>
-        <w:t xml:space="preserve"> </w:t>
-      </w:r>
-      <w:r>
-        <w:t xml:space="preserve">(Dennett, McKone, Tavashmi, et al. 2012; Richler et al., n.d.; Wilmer et al. 2012)</w:t>
-      </w:r>
-      <w:r>
-        <w:t xml:space="preserve">.</w:t>
-      </w:r>
-      <w:r>
-        <w:t xml:space="preserve"> </w:t>
-      </w:r>
-      <w:r>
-        <w:t xml:space="preserve">However, these associations remains constantly weaker than those between different face or object recognition task</w:t>
-      </w:r>
-      <w:r>
-        <w:t xml:space="preserve"> </w:t>
-      </w:r>
-      <w:r>
-        <w:t xml:space="preserve">(Fysh et al. 2020; McCaffery et al. 2018; Wilmer et al. 2010)</w:t>
-      </w:r>
-      <w:r>
-        <w:t xml:space="preserve">, suggesting that domain-specific processing explains at least some part of the variance between these tasks</w:t>
-      </w:r>
-      <w:r>
-        <w:t xml:space="preserve"> </w:t>
-      </w:r>
-      <w:r>
-        <w:t xml:space="preserve">(Richler et al. 2019)</w:t>
-      </w:r>
-      <w:r>
-        <w:t xml:space="preserve">.</w:t>
-      </w:r>
-    </w:p>
-    <w:p>
-      <w:pPr>
-        <w:pStyle w:val="BodyText"/>
-      </w:pPr>
-      <w:r>
-        <w:rPr>
-          <w:i/>
-          <w:iCs/>
-        </w:rPr>
-        <w:t xml:space="preserve">Paragraph 4: Investigating individual differences in latent processes using computational approaches</w:t>
-      </w:r>
-    </w:p>
-    <w:p>
-      <w:pPr>
-        <w:pStyle w:val="BodyText"/>
-      </w:pPr>
-      <w:r>
-        <w:t xml:space="preserve">While the associations between manifest measures like test scores remains important to understand relationship between fundamental processes, performance remains a distant proxy of the underlying cognitive processes at work during face recognition, thus could not be ideal for capturing individual differences in these processes</w:t>
-      </w:r>
-      <w:r>
-        <w:t xml:space="preserve"> </w:t>
-      </w:r>
-      <w:r>
-        <w:t xml:space="preserve">(Haines et al. 2020)</w:t>
-      </w:r>
-      <w:r>
-        <w:t xml:space="preserve">.</w:t>
-      </w:r>
-      <w:r>
-        <w:t xml:space="preserve"> </w:t>
-      </w:r>
-      <w:r>
-        <w:t xml:space="preserve">Using a computational approach to disentangle the multiple components of these processes could provide meaningful information regarding the relationships between the specific parts of the face recognition process and face recognition ability</w:t>
-      </w:r>
-      <w:r>
-        <w:t xml:space="preserve"> </w:t>
-      </w:r>
-      <w:r>
-        <w:t xml:space="preserve">(Yarkoni 2022)</w:t>
-      </w:r>
-      <w:r>
-        <w:t xml:space="preserve">.</w:t>
-      </w:r>
-      <w:r>
-        <w:t xml:space="preserve"> </w:t>
-      </w:r>
-      <w:r>
-        <w:t xml:space="preserve">Analyzing individual differences in these components could provide meaningful insights about cognitive variability in general as well and as how variation in these latent unobserved processes, which are driving behavior, is related to individual face recognition ability</w:t>
-      </w:r>
-      <w:r>
-        <w:t xml:space="preserve"> </w:t>
-      </w:r>
-      <w:r>
-        <w:t xml:space="preserve">(White et al. 2016)</w:t>
-      </w:r>
-      <w:r>
-        <w:t xml:space="preserve">.</w:t>
-      </w:r>
-    </w:p>
-    <w:p>
-      <w:pPr>
-        <w:pStyle w:val="BodyText"/>
-      </w:pPr>
-      <w:r>
-        <w:rPr>
-          <w:i/>
-          <w:iCs/>
-        </w:rPr>
-        <w:t xml:space="preserve">Paragraph 5: building upon our past project results summary and application of individual differences in face recognition ability</w:t>
-      </w:r>
-    </w:p>
-    <w:p>
-      <w:pPr>
-        <w:pStyle w:val="BodyText"/>
-      </w:pPr>
-      <w:r>
-        <w:t xml:space="preserve">One of our previous work (Fournier, Downing &amp; Ramsey, in press) has used Bayesian hierarchical evidence-accumulation models (see</w:t>
-      </w:r>
-      <w:r>
-        <w:t xml:space="preserve"> </w:t>
+        <w:t xml:space="preserve">For instance, [</w:t>
       </w:r>
       <w:hyperlink w:anchor="fig-LBA">
         <w:r>
           <w:rPr>
             <w:rStyle w:val="Hyperlink"/>
           </w:rPr>
-          <w:t xml:space="preserve">Figure 1</w:t>
+          <w:t xml:space="preserve">Raph - one or two sentences on the basics of evidence accumulation models.</w:t>
+        </w:r>
+        <w:r>
+          <w:rPr>
+            <w:rStyle w:val="Hyperlink"/>
+          </w:rPr>
+          <w:t xml:space="preserve"> </w:t>
+        </w:r>
+        <w:r>
+          <w:rPr>
+            <w:rStyle w:val="Hyperlink"/>
+          </w:rPr>
+          <w:t xml:space="preserve">refer to ( 1</w:t>
         </w:r>
       </w:hyperlink>
       <w:r>
-        <w:t xml:space="preserve">) to fit choice-rt data in a face recognition (old/new) task (for a review on evidence-accumulation models see</w:t>
-      </w:r>
-      <w:r>
-        <w:t xml:space="preserve"> </w:t>
-      </w:r>
-      <w:r>
-        <w:t xml:space="preserve">Ratcliff et al. (2016)</w:t>
-      </w:r>
-      <w:r>
-        <w:t xml:space="preserve">).</w:t>
-      </w:r>
-      <w:r>
-        <w:t xml:space="preserve"> </w:t>
-      </w:r>
-      <w:r>
-        <w:t xml:space="preserve">We found that distinct computational processes involved in the decision-making process of face recognition are affected by face familiarity.</w:t>
-      </w:r>
-      <w:r>
-        <w:t xml:space="preserve"> </w:t>
-      </w:r>
-      <w:r>
-        <w:t xml:space="preserve">Compared to learned faces, novel faces induced a great accumulation of evidence (drift rate) and the response caution (threshold) towards the novel response was higher as well.</w:t>
-      </w:r>
-      <w:r>
-        <w:t xml:space="preserve"> </w:t>
-      </w:r>
-      <w:r>
-        <w:t xml:space="preserve">However these conclusions were drawn from an experimental psychology approach (i.e. from the group-average posterior distributions of these two parameters) and this approach did not consider the fact that the between-subject variability in these estimated parameters was important.</w:t>
-      </w:r>
-      <w:r>
-        <w:t xml:space="preserve"> </w:t>
-      </w:r>
-      <w:r>
-        <w:t xml:space="preserve">In the present study, we used an individual difference approach to investigate the between-subject variability found in these estimated parameters.</w:t>
-      </w:r>
-      <w:r>
-        <w:t xml:space="preserve"> </w:t>
-      </w:r>
-      <w:r>
-        <w:t xml:space="preserve">More specifically, we were interested to see if the estimated parameters computed from choice-rt data in a face memory task were associated with face recognition ability specifically or if they reflect a general recognition ability unspecific to faces.</w:t>
-      </w:r>
-      <w:r>
-        <w:t xml:space="preserve"> </w:t>
-      </w:r>
-      <w:r>
-        <w:t xml:space="preserve">We think that this approach could give us precious insights regarding the specificity of these computational processes involved in face recognition.</w:t>
+        <w:t xml:space="preserve">]</w:t>
+      </w:r>
+      <w:r>
+        <w:t xml:space="preserve"> </w:t>
+      </w:r>
+      <w:r>
+        <w:t xml:space="preserve">From an individual differences perspective, one can then study how variation in these latent computational parameters relates to key aspects of social behaviour, such as face recognition ability</w:t>
+      </w:r>
+      <w:r>
+        <w:t xml:space="preserve"> </w:t>
+      </w:r>
+      <w:r>
+        <w:t xml:space="preserve">(White et al. 2016)</w:t>
+      </w:r>
+      <w:r>
+        <w:t xml:space="preserve">.</w:t>
       </w:r>
     </w:p>
     <w:tbl>
@@ -582,11 +481,43 @@
         <w:pStyle w:val="BodyText"/>
       </w:pPr>
       <w:r>
-        <w:rPr>
-          <w:i/>
-          <w:iCs/>
-        </w:rPr>
-        <w:t xml:space="preserve">Paragraph 6: Short description of how we are going to address the questions</w:t>
+        <w:t xml:space="preserve">Approaches from differential psychology have historically run alongside, and largely separate to, research traditions from experimental psychology, which aim to estimate the average effect (aggregated across individuals) of an experimental manipulation [REF??].</w:t>
+      </w:r>
+      <w:r>
+        <w:t xml:space="preserve"> </w:t>
+      </w:r>
+      <w:r>
+        <w:t xml:space="preserve">For example, we previously used an experimental approach in combination with evidence accumulation modelling to study how familiarity impacts the computational processes that support face recognition (Fournier, Downing &amp; Ramsey, 2026).</w:t>
+      </w:r>
+      <w:r>
+        <w:t xml:space="preserve"> </w:t>
+      </w:r>
+      <w:r>
+        <w:t xml:space="preserve">We found that different types of familiarity (visually familiar faces vs. famous faces) had a similar impact on the computational processes involved in the decision-making process of face recognition.</w:t>
+      </w:r>
+      <w:r>
+        <w:t xml:space="preserve"> </w:t>
+      </w:r>
+      <w:r>
+        <w:t xml:space="preserve">Compared to learned faces, novel faces induced a greater accumulation of evidence (drift rate), as well as modest increase in response caution (threshold).</w:t>
+      </w:r>
+      <w:r>
+        <w:t xml:space="preserve"> </w:t>
+      </w:r>
+      <w:r>
+        <w:t xml:space="preserve">[[This showed that – Raph what is the inference or interpretation here?? Why is it relevant in this paragraph??]].</w:t>
+      </w:r>
+      <w:r>
+        <w:t xml:space="preserve"> </w:t>
+      </w:r>
+      <w:r>
+        <w:t xml:space="preserve">Although we showed that these results could be replicated in both laboratory and online settings, the work aimed to estimate an average effect across a relatively small number of individuals (N~30), rather than investigate individual differences.</w:t>
+      </w:r>
+      <w:r>
+        <w:t xml:space="preserve"> </w:t>
+      </w:r>
+      <w:r>
+        <w:t xml:space="preserve">As such, Fournier and colleagues (2026) were unable to estimate how variation in face recognition ability between individuals shapes the computational processes that determine how face recognition judgements are made.</w:t>
       </w:r>
     </w:p>
     <w:p>
@@ -594,25 +525,37 @@
         <w:pStyle w:val="BodyText"/>
       </w:pPr>
       <w:r>
-        <w:t xml:space="preserve">We used a similar face memory task to the one described in Fournier et al. (in press) to compute the threshold and drift rate parameter for both learned and novel faces.</w:t>
-      </w:r>
-      <w:r>
-        <w:t xml:space="preserve"> </w:t>
-      </w:r>
-      <w:r>
-        <w:t xml:space="preserve">In addition to this task, face recognition ability was assessed using the Cambridge Face Memory Test (CFMT) and general object recognition ability was assessed by using the Cambridge Car Memory Test (CCMT).</w:t>
-      </w:r>
-      <w:r>
-        <w:t xml:space="preserve"> </w:t>
-      </w:r>
-      <w:r>
-        <w:t xml:space="preserve">We wanted to investigate to what extend do drift rate and threshold vary as a function of face recognition ability alone and when adjusted by general object recognition ability.</w:t>
-      </w:r>
-      <w:r>
-        <w:t xml:space="preserve"> </w:t>
-      </w:r>
-      <w:r>
-        <w:t xml:space="preserve">Based on our pilot work, we hypothesized that the accumulation of evidence for learned faces (drift rate learned-TRUE) will be positively associated with face recognition ability and that this association will remain positive after adjusting for general object recognition.</w:t>
+        <w:t xml:space="preserve">In the present study, therefore, we combined approaches from differential, experimental and mathematical psychology to investigate how latent computational parameters in face recognition relate to face recognition ability.</w:t>
+      </w:r>
+      <w:r>
+        <w:t xml:space="preserve"> </w:t>
+      </w:r>
+      <w:r>
+        <w:t xml:space="preserve">More specifically, based on prior results from our lab (Fournier et al., 2026), we investigated the extent to which drift rate and threshold vary as a function of face recognition ability specifically or a more general object recognition ability.</w:t>
+      </w:r>
+      <w:r>
+        <w:t xml:space="preserve"> </w:t>
+      </w:r>
+      <w:r>
+        <w:t xml:space="preserve">This approach can provide insights regarding the domain-specificity of the computational processes involved in face recognition.</w:t>
+      </w:r>
+      <w:r>
+        <w:t xml:space="preserve"> </w:t>
+      </w:r>
+      <w:r>
+        <w:t xml:space="preserve">To do so, we used a similar face memory task as used previously by Fournier et al. (2026) to compute key latent parameters, whilst also measuring face recognition ability (REF) and general object recognition ability (REF) in a considerably larger sample of participants (N~300) than our prior work to enable more robust estimates of between participant individual differences.</w:t>
+      </w:r>
+      <w:r>
+        <w:t xml:space="preserve"> </w:t>
+      </w:r>
+      <w:r>
+        <w:t xml:space="preserve">Based on past research, we might expect … drift rate diff to correlate with greater ability … (REF), but it is less clear how threshold may vary. For instance, could better face recognition result in more caution or less caution…</w:t>
+      </w:r>
+      <w:r>
+        <w:t xml:space="preserve"> </w:t>
+      </w:r>
+      <w:r>
+        <w:t xml:space="preserve">Moreover, how these patterns vary by familiar vs novel faces is also ….</w:t>
       </w:r>
     </w:p>
     <w:bookmarkEnd w:id="13"/>
@@ -2721,7 +2664,7 @@
     <w:bookmarkEnd w:id="43"/>
     <w:bookmarkEnd w:id="44"/>
     <w:bookmarkEnd w:id="45"/>
-    <w:bookmarkStart w:id="102" w:name="results"/>
+    <w:bookmarkStart w:id="110" w:name="results"/>
     <w:p>
       <w:pPr>
         <w:pStyle w:val="Heading1"/>
@@ -3701,7 +3644,7 @@
       </w:tr>
     </w:tbl>
     <w:bookmarkEnd w:id="65"/>
-    <w:bookmarkStart w:id="67" w:name="correlations"/>
+    <w:bookmarkStart w:id="75" w:name="correlations"/>
     <w:p>
       <w:pPr>
         <w:pStyle w:val="Heading2"/>
@@ -3787,7 +3730,7 @@
         <w:t xml:space="preserve">value is 0.24) and we used a Bayesian plausible value correlational approach to determine the uncertainty linked to these associations.</w:t>
       </w:r>
     </w:p>
-    <w:bookmarkStart w:id="66" w:name="fig-corr-point-estimates"/>
+    <w:bookmarkStart w:id="74" w:name="fig-corr-point-estimates"/>
     <w:tbl>
       <w:tblPr>
         <w:tblStyle w:val="Table"/>
@@ -3801,19 +3744,214 @@
       <w:tr>
         <w:tc>
           <w:tcPr/>
-          <w:p>
-            <w:pPr>
-              <w:jc w:val="left"/>
-            </w:pPr>
-            <w:r>
-              <w:t xml:space="preserve">Point estimates correlations with recognition scores</w:t>
-            </w:r>
-          </w:p>
+          <w:tbl>
+            <w:tblPr>
+              <w:tblStyle w:val="Table"/>
+              <w:tblW w:type="pct" w:w="4900"/>
+              <w:tblLayout w:type="fixed"/>
+              <w:tblLook w:firstRow="0" w:lastRow="0" w:firstColumn="0" w:lastColumn="0" w:noHBand="0" w:noVBand="0" w:val="0000"/>
+            </w:tblPr>
+            <w:tblGrid>
+              <w:gridCol w:w="7761"/>
+            </w:tblGrid>
+            <w:tr>
+              <w:tc>
+                <w:tcPr/>
+                <w:bookmarkStart w:id="69" w:name="fig-corr-point-estimates-1"/>
+                <w:p>
+                  <w:pPr>
+                    <w:pStyle w:val="Compact"/>
+                    <w:jc w:val="center"/>
+                    <w:jc w:val="left"/>
+                  </w:pPr>
+                  <w:r>
+                    <w:drawing>
+                      <wp:inline>
+                        <wp:extent cx="5334000" cy="3733799"/>
+                        <wp:effectExtent b="0" l="0" r="0" t="0"/>
+                        <wp:docPr descr="" title="" id="67" name="Picture"/>
+                        <a:graphic>
+                          <a:graphicData uri="http://schemas.openxmlformats.org/drawingml/2006/picture">
+                            <pic:pic>
+                              <pic:nvPicPr>
+                                <pic:cNvPr descr="manuscript_files/figure-docx/fig-corr-point-estimates-1.svg" id="68" name="Picture"/>
+                                <pic:cNvPicPr>
+                                  <a:picLocks noChangeArrowheads="1" noChangeAspect="1"/>
+                                </pic:cNvPicPr>
+                              </pic:nvPicPr>
+                              <pic:blipFill>
+                                <a:blip>
+                                  <a:extLst>
+                                    <a:ext uri="{28A0092B-C50C-407E-A947-70E740481C1C}">
+                                      <a14:useLocalDpi xmlns:a14="http://schemas.microsoft.com/office/drawing/2010/main" val="0"/>
+                                    </a:ext>
+                                    <a:ext uri="{96DAC541-7B7A-43D3-8B79-37D633B846F1}">
+                                      <asvg:svgBlip xmlns:asvg="http://schemas.microsoft.com/office/drawing/2016/SVG/main" r:embed="rId66"/>
+                                    </a:ext>
+                                  </a:extLst>
+                                </a:blip>
+                                <a:stretch>
+                                  <a:fillRect/>
+                                </a:stretch>
+                              </pic:blipFill>
+                              <pic:spPr bwMode="auto">
+                                <a:xfrm>
+                                  <a:off x="0" y="0"/>
+                                  <a:ext cx="5334000" cy="3733799"/>
+                                </a:xfrm>
+                                <a:prstGeom prst="rect">
+                                  <a:avLst/>
+                                </a:prstGeom>
+                                <a:noFill/>
+                                <a:ln w="9525">
+                                  <a:noFill/>
+                                  <a:headEnd/>
+                                  <a:tailEnd/>
+                                </a:ln>
+                              </pic:spPr>
+                            </pic:pic>
+                          </a:graphicData>
+                        </a:graphic>
+                      </wp:inline>
+                    </w:drawing>
+                  </w:r>
+                </w:p>
+                <w:p>
+                  <w:pPr>
+                    <w:jc w:val="center"/>
+                    <w:jc w:val="left"/>
+                  </w:pPr>
+                  <w:pPr>
+                    <w:jc w:val="left"/>
+                    <w:spacing w:before="200"/>
+                    <w:pStyle w:val="ImageCaption"/>
+                  </w:pPr>
+                  <w:r>
+                    <w:t xml:space="preserve">(a) Median threshold correlations with recognition ability</w:t>
+                  </w:r>
+                </w:p>
+                <w:bookmarkEnd w:id="69"/>
+              </w:tc>
+            </w:tr>
+          </w:tbl>
+          <w:p/>
         </w:tc>
       </w:tr>
     </w:tbl>
     <w:p>
       <w:pPr>
+        <w:framePr w:w="0" w:h="0" w:vAnchor="margin" w:hAnchor="margin" w:xAlign="right" w:yAlign="top"/>
+      </w:pPr>
+    </w:p>
+    <w:tbl>
+      <w:tblPr>
+        <w:tblStyle w:val="Table"/>
+        <w:tblW w:type="pct" w:w="4900"/>
+        <w:tblLayout w:type="fixed"/>
+        <w:tblLook w:firstRow="0" w:lastRow="0" w:firstColumn="0" w:lastColumn="0" w:noHBand="0" w:noVBand="0" w:val="0000"/>
+      </w:tblPr>
+      <w:tblGrid>
+        <w:gridCol w:w="7761"/>
+      </w:tblGrid>
+      <w:tr>
+        <w:tc>
+          <w:tcPr/>
+          <w:tbl>
+            <w:tblPr>
+              <w:tblStyle w:val="Table"/>
+              <w:tblW w:type="pct" w:w="4900"/>
+              <w:tblLayout w:type="fixed"/>
+              <w:tblLook w:firstRow="0" w:lastRow="0" w:firstColumn="0" w:lastColumn="0" w:noHBand="0" w:noVBand="0" w:val="0000"/>
+            </w:tblPr>
+            <w:tblGrid>
+              <w:gridCol w:w="7761"/>
+            </w:tblGrid>
+            <w:tr>
+              <w:tc>
+                <w:tcPr/>
+                <w:bookmarkStart w:id="73" w:name="fig-corr-point-estimates-2"/>
+                <w:p>
+                  <w:pPr>
+                    <w:pStyle w:val="Compact"/>
+                    <w:jc w:val="center"/>
+                    <w:jc w:val="left"/>
+                  </w:pPr>
+                  <w:r>
+                    <w:drawing>
+                      <wp:inline>
+                        <wp:extent cx="5334000" cy="3733799"/>
+                        <wp:effectExtent b="0" l="0" r="0" t="0"/>
+                        <wp:docPr descr="" title="" id="71" name="Picture"/>
+                        <a:graphic>
+                          <a:graphicData uri="http://schemas.openxmlformats.org/drawingml/2006/picture">
+                            <pic:pic>
+                              <pic:nvPicPr>
+                                <pic:cNvPr descr="manuscript_files/figure-docx/fig-corr-point-estimates-2.svg" id="72" name="Picture"/>
+                                <pic:cNvPicPr>
+                                  <a:picLocks noChangeArrowheads="1" noChangeAspect="1"/>
+                                </pic:cNvPicPr>
+                              </pic:nvPicPr>
+                              <pic:blipFill>
+                                <a:blip>
+                                  <a:extLst>
+                                    <a:ext uri="{28A0092B-C50C-407E-A947-70E740481C1C}">
+                                      <a14:useLocalDpi xmlns:a14="http://schemas.microsoft.com/office/drawing/2010/main" val="0"/>
+                                    </a:ext>
+                                    <a:ext uri="{96DAC541-7B7A-43D3-8B79-37D633B846F1}">
+                                      <asvg:svgBlip xmlns:asvg="http://schemas.microsoft.com/office/drawing/2016/SVG/main" r:embed="rId70"/>
+                                    </a:ext>
+                                  </a:extLst>
+                                </a:blip>
+                                <a:stretch>
+                                  <a:fillRect/>
+                                </a:stretch>
+                              </pic:blipFill>
+                              <pic:spPr bwMode="auto">
+                                <a:xfrm>
+                                  <a:off x="0" y="0"/>
+                                  <a:ext cx="5334000" cy="3733799"/>
+                                </a:xfrm>
+                                <a:prstGeom prst="rect">
+                                  <a:avLst/>
+                                </a:prstGeom>
+                                <a:noFill/>
+                                <a:ln w="9525">
+                                  <a:noFill/>
+                                  <a:headEnd/>
+                                  <a:tailEnd/>
+                                </a:ln>
+                              </pic:spPr>
+                            </pic:pic>
+                          </a:graphicData>
+                        </a:graphic>
+                      </wp:inline>
+                    </w:drawing>
+                  </w:r>
+                </w:p>
+                <w:p>
+                  <w:pPr>
+                    <w:jc w:val="center"/>
+                    <w:jc w:val="left"/>
+                  </w:pPr>
+                  <w:pPr>
+                    <w:jc w:val="left"/>
+                    <w:spacing w:before="200"/>
+                    <w:pStyle w:val="ImageCaption"/>
+                  </w:pPr>
+                  <w:r>
+                    <w:t xml:space="preserve">(b) Median drift rate correlations with recognition ability</w:t>
+                  </w:r>
+                </w:p>
+                <w:bookmarkEnd w:id="73"/>
+              </w:tc>
+            </w:tr>
+          </w:tbl>
+          <w:p/>
+        </w:tc>
+      </w:tr>
+    </w:tbl>
+    <w:p>
+      <w:pPr>
         <w:pStyle w:val="BodyText"/>
       </w:pPr>
       <w:pPr>
@@ -3821,12 +3959,12 @@
         <w:pStyle w:val="ImageCaption"/>
       </w:pPr>
       <w:r>
-        <w:t xml:space="preserve">Figure 6</w:t>
-      </w:r>
-    </w:p>
-    <w:bookmarkEnd w:id="66"/>
-    <w:bookmarkEnd w:id="67"/>
-    <w:bookmarkStart w:id="91" w:name="X6cdd5d6c49b55a2e70739db2f79c1d6ae2787d0"/>
+        <w:t xml:space="preserve">Figure 6: Point estimates correlations with recognition scores</w:t>
+      </w:r>
+    </w:p>
+    <w:bookmarkEnd w:id="74"/>
+    <w:bookmarkEnd w:id="75"/>
+    <w:bookmarkStart w:id="99" w:name="X6cdd5d6c49b55a2e70739db2f79c1d6ae2787d0"/>
     <w:p>
       <w:pPr>
         <w:pStyle w:val="Heading2"/>
@@ -3990,7 +4128,7 @@
         <w:t xml:space="preserve">However, a higher car recognition ability is only associated with an increase drift rate for novel faces.</w:t>
       </w:r>
     </w:p>
-    <w:bookmarkStart w:id="76" w:name="fig-plausible-corr-thresh"/>
+    <w:bookmarkStart w:id="84" w:name="fig-plausible-corr-thresh"/>
     <w:tbl>
       <w:tblPr>
         <w:tblStyle w:val="Table"/>
@@ -4018,7 +4156,7 @@
             <w:tr>
               <w:tc>
                 <w:tcPr/>
-                <w:bookmarkStart w:id="71" w:name="fig-plausible-corr-thresh-1"/>
+                <w:bookmarkStart w:id="79" w:name="fig-plausible-corr-thresh-1"/>
                 <w:p>
                   <w:pPr>
                     <w:pStyle w:val="Compact"/>
@@ -4030,12 +4168,12 @@
                       <wp:inline>
                         <wp:extent cx="2971800" cy="1485900"/>
                         <wp:effectExtent b="0" l="0" r="0" t="0"/>
-                        <wp:docPr descr="" title="" id="69" name="Picture"/>
+                        <wp:docPr descr="" title="" id="77" name="Picture"/>
                         <a:graphic>
                           <a:graphicData uri="http://schemas.openxmlformats.org/drawingml/2006/picture">
                             <pic:pic>
                               <pic:nvPicPr>
-                                <pic:cNvPr descr="manuscript_files/figure-docx/fig-plausible-corr-thresh-1.svg" id="70" name="Picture"/>
+                                <pic:cNvPr descr="manuscript_files/figure-docx/fig-plausible-corr-thresh-1.svg" id="78" name="Picture"/>
                                 <pic:cNvPicPr>
                                   <a:picLocks noChangeArrowheads="1" noChangeAspect="1"/>
                                 </pic:cNvPicPr>
@@ -4047,7 +4185,7 @@
                                       <a14:useLocalDpi xmlns:a14="http://schemas.microsoft.com/office/drawing/2010/main" val="0"/>
                                     </a:ext>
                                     <a:ext uri="{96DAC541-7B7A-43D3-8B79-37D633B846F1}">
-                                      <asvg:svgBlip xmlns:asvg="http://schemas.microsoft.com/office/drawing/2016/SVG/main" r:embed="rId68"/>
+                                      <asvg:svgBlip xmlns:asvg="http://schemas.microsoft.com/office/drawing/2016/SVG/main" r:embed="rId76"/>
                                     </a:ext>
                                   </a:extLst>
                                 </a:blip>
@@ -4091,7 +4229,7 @@
                     <w:t xml:space="preserve">(a) Posterior correlations values distributions between threshold by response and recognition abilities</w:t>
                   </w:r>
                 </w:p>
-                <w:bookmarkEnd w:id="71"/>
+                <w:bookmarkEnd w:id="79"/>
               </w:tc>
             </w:tr>
           </w:tbl>
@@ -4112,7 +4250,7 @@
             <w:tr>
               <w:tc>
                 <w:tcPr/>
-                <w:bookmarkStart w:id="75" w:name="fig-plausible-corr-thresh-2"/>
+                <w:bookmarkStart w:id="83" w:name="fig-plausible-corr-thresh-2"/>
                 <w:p>
                   <w:pPr>
                     <w:pStyle w:val="Compact"/>
@@ -4124,12 +4262,12 @@
                       <wp:inline>
                         <wp:extent cx="2971800" cy="1485900"/>
                         <wp:effectExtent b="0" l="0" r="0" t="0"/>
-                        <wp:docPr descr="" title="" id="73" name="Picture"/>
+                        <wp:docPr descr="" title="" id="81" name="Picture"/>
                         <a:graphic>
                           <a:graphicData uri="http://schemas.openxmlformats.org/drawingml/2006/picture">
                             <pic:pic>
                               <pic:nvPicPr>
-                                <pic:cNvPr descr="manuscript_files/figure-docx/fig-plausible-corr-thresh-2.svg" id="74" name="Picture"/>
+                                <pic:cNvPr descr="manuscript_files/figure-docx/fig-plausible-corr-thresh-2.svg" id="82" name="Picture"/>
                                 <pic:cNvPicPr>
                                   <a:picLocks noChangeArrowheads="1" noChangeAspect="1"/>
                                 </pic:cNvPicPr>
@@ -4141,7 +4279,7 @@
                                       <a14:useLocalDpi xmlns:a14="http://schemas.microsoft.com/office/drawing/2010/main" val="0"/>
                                     </a:ext>
                                     <a:ext uri="{96DAC541-7B7A-43D3-8B79-37D633B846F1}">
-                                      <asvg:svgBlip xmlns:asvg="http://schemas.microsoft.com/office/drawing/2016/SVG/main" r:embed="rId72"/>
+                                      <asvg:svgBlip xmlns:asvg="http://schemas.microsoft.com/office/drawing/2016/SVG/main" r:embed="rId80"/>
                                     </a:ext>
                                   </a:extLst>
                                 </a:blip>
@@ -4185,7 +4323,7 @@
                     <w:t xml:space="preserve">(b) Posterior correlations values distribution between threshold difference (novel-learned) and recognition abilities</w:t>
                   </w:r>
                 </w:p>
-                <w:bookmarkEnd w:id="75"/>
+                <w:bookmarkEnd w:id="83"/>
               </w:tc>
             </w:tr>
           </w:tbl>
@@ -4205,7 +4343,7 @@
         <w:t xml:space="preserve">Figure 7: Plausible correlation values distributions between threshold and recognition abilities. Points denote the median of the distribution and error bars represent 95% quantile intervals.</w:t>
       </w:r>
     </w:p>
-    <w:bookmarkEnd w:id="76"/>
+    <w:bookmarkEnd w:id="84"/>
     <w:tbl>
       <w:tblPr>
         <w:tblStyle w:val="Table"/>
@@ -4219,7 +4357,7 @@
       <w:tr>
         <w:tc>
           <w:tcPr/>
-          <w:bookmarkStart w:id="80" w:name="fig-plausible-corr-drift-true-false"/>
+          <w:bookmarkStart w:id="88" w:name="fig-plausible-corr-drift-true-false"/>
           <w:p>
             <w:pPr>
               <w:pStyle w:val="Compact"/>
@@ -4230,12 +4368,12 @@
                 <wp:inline>
                   <wp:extent cx="5334000" cy="2667000"/>
                   <wp:effectExtent b="0" l="0" r="0" t="0"/>
-                  <wp:docPr descr="" title="" id="78" name="Picture"/>
+                  <wp:docPr descr="" title="" id="86" name="Picture"/>
                   <a:graphic>
                     <a:graphicData uri="http://schemas.openxmlformats.org/drawingml/2006/picture">
                       <pic:pic>
                         <pic:nvPicPr>
-                          <pic:cNvPr descr="manuscript_files/figure-docx/fig-plausible-corr-drift-true-false-1.svg" id="79" name="Picture"/>
+                          <pic:cNvPr descr="manuscript_files/figure-docx/fig-plausible-corr-drift-true-false-1.svg" id="87" name="Picture"/>
                           <pic:cNvPicPr>
                             <a:picLocks noChangeArrowheads="1" noChangeAspect="1"/>
                           </pic:cNvPicPr>
@@ -4247,7 +4385,7 @@
                                 <a14:useLocalDpi xmlns:a14="http://schemas.microsoft.com/office/drawing/2010/main" val="0"/>
                               </a:ext>
                               <a:ext uri="{96DAC541-7B7A-43D3-8B79-37D633B846F1}">
-                                <asvg:svgBlip xmlns:asvg="http://schemas.microsoft.com/office/drawing/2016/SVG/main" r:embed="rId77"/>
+                                <asvg:svgBlip xmlns:asvg="http://schemas.microsoft.com/office/drawing/2016/SVG/main" r:embed="rId85"/>
                               </a:ext>
                             </a:extLst>
                           </a:blip>
@@ -4290,11 +4428,11 @@
               <w:t xml:space="preserve">Figure 8: Plausible correlation values distributions between drift rate TRUE and FALSE by stimulus and recognition abilities. Points denote the median of the distribution and error bars represent 95% quantile intervals.</w:t>
             </w:r>
           </w:p>
-          <w:bookmarkEnd w:id="80"/>
+          <w:bookmarkEnd w:id="88"/>
         </w:tc>
       </w:tr>
     </w:tbl>
-    <w:bookmarkStart w:id="89" w:name="fig-plausible-corr-drift-diff"/>
+    <w:bookmarkStart w:id="97" w:name="fig-plausible-corr-drift-diff"/>
     <w:tbl>
       <w:tblPr>
         <w:tblStyle w:val="Table"/>
@@ -4322,7 +4460,7 @@
             <w:tr>
               <w:tc>
                 <w:tcPr/>
-                <w:bookmarkStart w:id="84" w:name="fig-plausible-corr-drift-diff-1"/>
+                <w:bookmarkStart w:id="92" w:name="fig-plausible-corr-drift-diff-1"/>
                 <w:p>
                   <w:pPr>
                     <w:pStyle w:val="Compact"/>
@@ -4334,12 +4472,12 @@
                       <wp:inline>
                         <wp:extent cx="2971800" cy="2080259"/>
                         <wp:effectExtent b="0" l="0" r="0" t="0"/>
-                        <wp:docPr descr="" title="" id="82" name="Picture"/>
+                        <wp:docPr descr="" title="" id="90" name="Picture"/>
                         <a:graphic>
                           <a:graphicData uri="http://schemas.openxmlformats.org/drawingml/2006/picture">
                             <pic:pic>
                               <pic:nvPicPr>
-                                <pic:cNvPr descr="manuscript_files/figure-docx/fig-plausible-corr-drift-diff-1.svg" id="83" name="Picture"/>
+                                <pic:cNvPr descr="manuscript_files/figure-docx/fig-plausible-corr-drift-diff-1.svg" id="91" name="Picture"/>
                                 <pic:cNvPicPr>
                                   <a:picLocks noChangeArrowheads="1" noChangeAspect="1"/>
                                 </pic:cNvPicPr>
@@ -4351,7 +4489,7 @@
                                       <a14:useLocalDpi xmlns:a14="http://schemas.microsoft.com/office/drawing/2010/main" val="0"/>
                                     </a:ext>
                                     <a:ext uri="{96DAC541-7B7A-43D3-8B79-37D633B846F1}">
-                                      <asvg:svgBlip xmlns:asvg="http://schemas.microsoft.com/office/drawing/2016/SVG/main" r:embed="rId81"/>
+                                      <asvg:svgBlip xmlns:asvg="http://schemas.microsoft.com/office/drawing/2016/SVG/main" r:embed="rId89"/>
                                     </a:ext>
                                   </a:extLst>
                                 </a:blip>
@@ -4395,7 +4533,7 @@
                     <w:t xml:space="preserve">(a) Posterior correlations values distributions between drift rate by stimulus (TRUE - FALSE) and recognition abilities</w:t>
                   </w:r>
                 </w:p>
-                <w:bookmarkEnd w:id="84"/>
+                <w:bookmarkEnd w:id="92"/>
               </w:tc>
             </w:tr>
           </w:tbl>
@@ -4416,7 +4554,7 @@
             <w:tr>
               <w:tc>
                 <w:tcPr/>
-                <w:bookmarkStart w:id="88" w:name="fig-plausible-corr-drift-diff-2"/>
+                <w:bookmarkStart w:id="96" w:name="fig-plausible-corr-drift-diff-2"/>
                 <w:p>
                   <w:pPr>
                     <w:pStyle w:val="Compact"/>
@@ -4428,12 +4566,12 @@
                       <wp:inline>
                         <wp:extent cx="2971800" cy="2080259"/>
                         <wp:effectExtent b="0" l="0" r="0" t="0"/>
-                        <wp:docPr descr="" title="" id="86" name="Picture"/>
+                        <wp:docPr descr="" title="" id="94" name="Picture"/>
                         <a:graphic>
                           <a:graphicData uri="http://schemas.openxmlformats.org/drawingml/2006/picture">
                             <pic:pic>
                               <pic:nvPicPr>
-                                <pic:cNvPr descr="manuscript_files/figure-docx/fig-plausible-corr-drift-diff-2.svg" id="87" name="Picture"/>
+                                <pic:cNvPr descr="manuscript_files/figure-docx/fig-plausible-corr-drift-diff-2.svg" id="95" name="Picture"/>
                                 <pic:cNvPicPr>
                                   <a:picLocks noChangeArrowheads="1" noChangeAspect="1"/>
                                 </pic:cNvPicPr>
@@ -4445,7 +4583,7 @@
                                       <a14:useLocalDpi xmlns:a14="http://schemas.microsoft.com/office/drawing/2010/main" val="0"/>
                                     </a:ext>
                                     <a:ext uri="{96DAC541-7B7A-43D3-8B79-37D633B846F1}">
-                                      <asvg:svgBlip xmlns:asvg="http://schemas.microsoft.com/office/drawing/2016/SVG/main" r:embed="rId85"/>
+                                      <asvg:svgBlip xmlns:asvg="http://schemas.microsoft.com/office/drawing/2016/SVG/main" r:embed="rId93"/>
                                     </a:ext>
                                   </a:extLst>
                                 </a:blip>
@@ -4489,7 +4627,7 @@
                     <w:t xml:space="preserve">(b) Posterior correlations values distribution between drift rate difference (novel-learned) and recognition abilities</w:t>
                   </w:r>
                 </w:p>
-                <w:bookmarkEnd w:id="88"/>
+                <w:bookmarkEnd w:id="96"/>
               </w:tc>
             </w:tr>
           </w:tbl>
@@ -4509,7 +4647,7 @@
         <w:t xml:space="preserve">Figure 9: Plausible correlation values distributions between drift rate differences and recognition abilities. Points denote the median of the distribution and error bars represent 95% quantile intervals.</w:t>
       </w:r>
     </w:p>
-    <w:bookmarkEnd w:id="89"/>
+    <w:bookmarkEnd w:id="97"/>
     <w:p>
       <w:pPr>
         <w:pStyle w:val="BodyText"/>
@@ -4531,7 +4669,7 @@
       <w:tr>
         <w:tc>
           <w:tcPr/>
-          <w:bookmarkStart w:id="90" w:name="tbl-plausible-cor"/>
+          <w:bookmarkStart w:id="98" w:name="tbl-plausible-cor"/>
           <w:p>
             <w:pPr>
               <w:jc w:val="center"/>
@@ -5558,13 +5696,13 @@
               </w:tc>
             </w:tr>
           </w:tbl>
-          <w:bookmarkEnd w:id="90"/>
+          <w:bookmarkEnd w:id="98"/>
           <w:p/>
         </w:tc>
       </w:tr>
     </w:tbl>
-    <w:bookmarkEnd w:id="91"/>
-    <w:bookmarkStart w:id="101" w:name="bayesian-linear-regression"/>
+    <w:bookmarkEnd w:id="99"/>
+    <w:bookmarkStart w:id="109" w:name="bayesian-linear-regression"/>
     <w:p>
       <w:pPr>
         <w:pStyle w:val="Heading2"/>
@@ -5595,7 +5733,7 @@
         <w:t xml:space="preserve">.</w:t>
       </w:r>
     </w:p>
-    <w:bookmarkStart w:id="100" w:name="fig-prediction"/>
+    <w:bookmarkStart w:id="108" w:name="fig-prediction"/>
     <w:tbl>
       <w:tblPr>
         <w:tblStyle w:val="Table"/>
@@ -5622,7 +5760,7 @@
             <w:tr>
               <w:tc>
                 <w:tcPr/>
-                <w:bookmarkStart w:id="95" w:name="fig-prediction-1"/>
+                <w:bookmarkStart w:id="103" w:name="fig-prediction-1"/>
                 <w:p>
                   <w:pPr>
                     <w:pStyle w:val="Compact"/>
@@ -5634,12 +5772,12 @@
                       <wp:inline>
                         <wp:extent cx="5334000" cy="2667000"/>
                         <wp:effectExtent b="0" l="0" r="0" t="0"/>
-                        <wp:docPr descr="" title="" id="93" name="Picture"/>
+                        <wp:docPr descr="" title="" id="101" name="Picture"/>
                         <a:graphic>
                           <a:graphicData uri="http://schemas.openxmlformats.org/drawingml/2006/picture">
                             <pic:pic>
                               <pic:nvPicPr>
-                                <pic:cNvPr descr="manuscript_files/figure-docx/fig-prediction-1.svg" id="94" name="Picture"/>
+                                <pic:cNvPr descr="manuscript_files/figure-docx/fig-prediction-1.svg" id="102" name="Picture"/>
                                 <pic:cNvPicPr>
                                   <a:picLocks noChangeArrowheads="1" noChangeAspect="1"/>
                                 </pic:cNvPicPr>
@@ -5651,7 +5789,7 @@
                                       <a14:useLocalDpi xmlns:a14="http://schemas.microsoft.com/office/drawing/2010/main" val="0"/>
                                     </a:ext>
                                     <a:ext uri="{96DAC541-7B7A-43D3-8B79-37D633B846F1}">
-                                      <asvg:svgBlip xmlns:asvg="http://schemas.microsoft.com/office/drawing/2016/SVG/main" r:embed="rId92"/>
+                                      <asvg:svgBlip xmlns:asvg="http://schemas.microsoft.com/office/drawing/2016/SVG/main" r:embed="rId100"/>
                                     </a:ext>
                                   </a:extLst>
                                 </a:blip>
@@ -5695,7 +5833,7 @@
                     <w:t xml:space="preserve">(a) Face model: predicted drift rate (TRUE and FALSE) values from face recognition ability scores</w:t>
                   </w:r>
                 </w:p>
-                <w:bookmarkEnd w:id="95"/>
+                <w:bookmarkEnd w:id="103"/>
               </w:tc>
             </w:tr>
           </w:tbl>
@@ -5734,7 +5872,7 @@
             <w:tr>
               <w:tc>
                 <w:tcPr/>
-                <w:bookmarkStart w:id="99" w:name="fig-prediction-2"/>
+                <w:bookmarkStart w:id="107" w:name="fig-prediction-2"/>
                 <w:p>
                   <w:pPr>
                     <w:pStyle w:val="Compact"/>
@@ -5746,12 +5884,12 @@
                       <wp:inline>
                         <wp:extent cx="5334000" cy="2667000"/>
                         <wp:effectExtent b="0" l="0" r="0" t="0"/>
-                        <wp:docPr descr="" title="" id="97" name="Picture"/>
+                        <wp:docPr descr="" title="" id="105" name="Picture"/>
                         <a:graphic>
                           <a:graphicData uri="http://schemas.openxmlformats.org/drawingml/2006/picture">
                             <pic:pic>
                               <pic:nvPicPr>
-                                <pic:cNvPr descr="manuscript_files/figure-docx/fig-prediction-2.svg" id="98" name="Picture"/>
+                                <pic:cNvPr descr="manuscript_files/figure-docx/fig-prediction-2.svg" id="106" name="Picture"/>
                                 <pic:cNvPicPr>
                                   <a:picLocks noChangeArrowheads="1" noChangeAspect="1"/>
                                 </pic:cNvPicPr>
@@ -5763,7 +5901,7 @@
                                       <a14:useLocalDpi xmlns:a14="http://schemas.microsoft.com/office/drawing/2010/main" val="0"/>
                                     </a:ext>
                                     <a:ext uri="{96DAC541-7B7A-43D3-8B79-37D633B846F1}">
-                                      <asvg:svgBlip xmlns:asvg="http://schemas.microsoft.com/office/drawing/2016/SVG/main" r:embed="rId96"/>
+                                      <asvg:svgBlip xmlns:asvg="http://schemas.microsoft.com/office/drawing/2016/SVG/main" r:embed="rId104"/>
                                     </a:ext>
                                   </a:extLst>
                                 </a:blip>
@@ -5807,7 +5945,7 @@
                     <w:t xml:space="preserve">(b) Face and Car model: predicted drift rate (TRUE and FALSE) values from face recognition ability scores when accounting for car recognition ability</w:t>
                   </w:r>
                 </w:p>
-                <w:bookmarkEnd w:id="99"/>
+                <w:bookmarkEnd w:id="107"/>
               </w:tc>
             </w:tr>
           </w:tbl>
@@ -5827,10 +5965,10 @@
         <w:t xml:space="preserve">Figure 10: Predicted drift rate values (TRUE and FALSE) from face recognition ability scores</w:t>
       </w:r>
     </w:p>
-    <w:bookmarkEnd w:id="100"/>
-    <w:bookmarkEnd w:id="101"/>
-    <w:bookmarkEnd w:id="102"/>
-    <w:bookmarkStart w:id="103" w:name="discussion"/>
+    <w:bookmarkEnd w:id="108"/>
+    <w:bookmarkEnd w:id="109"/>
+    <w:bookmarkEnd w:id="110"/>
+    <w:bookmarkStart w:id="208" w:name="discussion"/>
     <w:p>
       <w:pPr>
         <w:pStyle w:val="Heading1"/>
@@ -5856,25 +5994,25 @@
         <w:pStyle w:val="BodyText"/>
       </w:pPr>
       <w:r>
-        <w:t xml:space="preserve">The aim of this project was to combine experimental, differential and computational approaches to investigate the relationship between face recognition ability and the computational mechanisms involved in the face recognition process.</w:t>
-      </w:r>
-      <w:r>
-        <w:t xml:space="preserve"> </w:t>
-      </w:r>
-      <w:r>
-        <w:t xml:space="preserve">Our results showed that individual differences in face recognition ability are not only related with different latent computational processes (and not only one), but also predict to a certain extend the pattern of these processes.</w:t>
-      </w:r>
-      <w:r>
-        <w:t xml:space="preserve"> </w:t>
-      </w:r>
-      <w:r>
-        <w:t xml:space="preserve">Face recognition ability seems to be positively associated with the rate of evidence accumulation (drift rate parameter) for both learned and novel faces as well as the response caution (threshold parameter) for learned faces.</w:t>
-      </w:r>
-      <w:r>
-        <w:t xml:space="preserve"> </w:t>
-      </w:r>
-      <w:r>
-        <w:t xml:space="preserve">One key finding is that these predictions still hold when accounting for object recognition ability, demonstrating that these these associations are partially specific to faces and cannot entirely be explained by a more general object recognition ability.</w:t>
+        <w:t xml:space="preserve">This project combined approaches from experimental, differential and mathematical psychology to investigate individual differences in the computational processes that support face recognition.</w:t>
+      </w:r>
+      <w:r>
+        <w:t xml:space="preserve"> </w:t>
+      </w:r>
+      <w:r>
+        <w:t xml:space="preserve">We show that face recognition ability is positively associated with the rate of evidence accumulation (drift rate parameter) for both learned and novel faces, as well as the response caution (threshold parameter) for learned faces.</w:t>
+      </w:r>
+      <w:r>
+        <w:t xml:space="preserve"> </w:t>
+      </w:r>
+      <w:r>
+        <w:t xml:space="preserve">Further analyses showed that this pattern of results does not appear to reflect a more general object recognition ability, and thus the observed relationship may be partially specific to processing faces.</w:t>
+      </w:r>
+      <w:r>
+        <w:t xml:space="preserve"> </w:t>
+      </w:r>
+      <w:r>
+        <w:t xml:space="preserve">More generally, these findings extend past work on face perception by showing that there is value to be gained by estimating how expertise in face recognition shapes the latent computational processes that support a key dimension of everyday social interactions.</w:t>
       </w:r>
     </w:p>
     <w:p>
@@ -5886,7 +6024,7 @@
           <w:i/>
           <w:iCs/>
         </w:rPr>
-        <w:t xml:space="preserve">Paragraph 2: Drift rate and threshold effects</w:t>
+        <w:t xml:space="preserve">Paragraph 2: Drift rate</w:t>
       </w:r>
     </w:p>
     <w:p>
@@ -5894,25 +6032,19 @@
         <w:pStyle w:val="BodyText"/>
       </w:pPr>
       <w:r>
-        <w:t xml:space="preserve">One important consideration is the fact that the effect of individual differences in face recognition ability on the LBA parameters is multifaceted.</w:t>
-      </w:r>
-      <w:r>
-        <w:t xml:space="preserve"> </w:t>
-      </w:r>
-      <w:r>
-        <w:t xml:space="preserve">Drift rate and threshold are both positively associated with face recognition ability.</w:t>
-      </w:r>
-      <w:r>
-        <w:t xml:space="preserve"> </w:t>
-      </w:r>
-      <w:r>
-        <w:t xml:space="preserve">Our drift rate results suggest that people who are generally better at recognizing faces accumulates more recognition signal and are more capable to ignore noisy information coming from the stimulus.</w:t>
-      </w:r>
-      <w:r>
-        <w:t xml:space="preserve"> </w:t>
-      </w:r>
-      <w:r>
-        <w:t xml:space="preserve">Our findings are in accordance with previous research that showed that expertise effects are primarily due to a better information extraction</w:t>
+        <w:t xml:space="preserve">Variation in face recognition ability had a multifaceted impact on parameters in our decision-making model, such that drift rate and threshold were both positively associated with face recognition ability.</w:t>
+      </w:r>
+      <w:r>
+        <w:t xml:space="preserve"> </w:t>
+      </w:r>
+      <w:r>
+        <w:t xml:space="preserve">The drift rate results suggest that people who are generally better at recognizing faces accumulates more recognition signal and are more capable to ignore noisy information coming from the stimulus.</w:t>
+      </w:r>
+      <w:r>
+        <w:t xml:space="preserve"> </w:t>
+      </w:r>
+      <w:r>
+        <w:t xml:space="preserve">Our findings are, therefore, in accordance with previous research that showed that expertise effects are primarily due to a better information extraction</w:t>
       </w:r>
       <w:r>
         <w:t xml:space="preserve"> </w:t>
@@ -5927,46 +6059,7 @@
         <w:t xml:space="preserve"> </w:t>
       </w:r>
       <w:r>
-        <w:t xml:space="preserve">We extend these findings by showing that these effects are not limited to group-level differences between experts and novices but concern the range of the</w:t>
-      </w:r>
-      <w:r>
-        <w:t xml:space="preserve"> </w:t>
-      </w:r>
-      <w:r>
-        <w:t xml:space="preserve">“normal”</w:t>
-      </w:r>
-      <w:r>
-        <w:t xml:space="preserve"> </w:t>
-      </w:r>
-      <w:r>
-        <w:t xml:space="preserve">population as well.</w:t>
-      </w:r>
-      <w:r>
-        <w:t xml:space="preserve"> </w:t>
-      </w:r>
-      <w:r>
-        <w:t xml:space="preserve">Regarding response caution, previous studies have shown that confidence is itself a decision variable used to regulate future behavior</w:t>
-      </w:r>
-      <w:r>
-        <w:t xml:space="preserve"> </w:t>
-      </w:r>
-      <w:r>
-        <w:t xml:space="preserve">(Fleming et al. 2018; Folke et al. 2016)</w:t>
-      </w:r>
-      <w:r>
-        <w:t xml:space="preserve">.</w:t>
-      </w:r>
-      <w:r>
-        <w:t xml:space="preserve"> </w:t>
-      </w:r>
-      <w:r>
-        <w:t xml:space="preserve">The positive association between threshold and face recognition ability could reflect a better estimation of the task difficulty for people with higher face recognition ability, who voluntary increase their response caution to ensure a better performance given the task demands.However, future research is required to confirm this suggestion.</w:t>
-      </w:r>
-      <w:r>
-        <w:t xml:space="preserve"> </w:t>
-      </w:r>
-      <w:r>
-        <w:t xml:space="preserve">Overall, our results suggest that not only does high face recognition ability predict a better ability to extract meaningful information for the recognition success but also predict the voluntary strategic decision of the subject to be more cautious.</w:t>
+        <w:t xml:space="preserve">We extend these findings by showing that these effects are not limited to differences between smaller subgroups of experts and novices at the edge of the face recognition distributions, but they concern variation in the general population as well.</w:t>
       </w:r>
     </w:p>
     <w:p>
@@ -5978,7 +6071,7 @@
           <w:i/>
           <w:iCs/>
         </w:rPr>
-        <w:t xml:space="preserve">Paragraph 3: Theoretical implications for individual differences investigation</w:t>
+        <w:t xml:space="preserve">Para 3: caution</w:t>
       </w:r>
     </w:p>
     <w:p>
@@ -5986,25 +6079,13 @@
         <w:pStyle w:val="BodyText"/>
       </w:pPr>
       <w:r>
-        <w:t xml:space="preserve">Besides the insights obtained from the associations between individual differences and latent computational processes in the domain of face recognition, our choice of combining experimental, differential and computational methodologies has several implications for future differential studies, as well as for models of face perception and memory.</w:t>
-      </w:r>
-      <w:r>
-        <w:t xml:space="preserve"> </w:t>
-      </w:r>
-      <w:r>
-        <w:t xml:space="preserve">On a more general level, it offers a novel approach to investigate individual differences and expertise effects in face processing.</w:t>
-      </w:r>
-      <w:r>
-        <w:t xml:space="preserve"> </w:t>
-      </w:r>
-      <w:r>
-        <w:t xml:space="preserve">Most differential studies in face processing have used test scores to estimate different abilities underlying face processing and investigated if these abilities were related to each other or to other predictors of interest</w:t>
-      </w:r>
-      <w:r>
-        <w:t xml:space="preserve"> </w:t>
-      </w:r>
-      <w:r>
-        <w:t xml:space="preserve">(McCaffery et al. 2018; Noyes et al. 2018)</w:t>
+        <w:t xml:space="preserve">Regarding response caution, previous studies have shown that confidence is itself a decision variable used to regulate future behavior</w:t>
+      </w:r>
+      <w:r>
+        <w:t xml:space="preserve"> </w:t>
+      </w:r>
+      <w:r>
+        <w:t xml:space="preserve">(Fleming et al. 2018; Folke et al. 2016)</w:t>
       </w:r>
       <w:r>
         <w:t xml:space="preserve">.</w:t>
@@ -6013,25 +6094,19 @@
         <w:t xml:space="preserve"> </w:t>
       </w:r>
       <w:r>
-        <w:t xml:space="preserve">In this study we used traditional approach of an experimental manipulation in a large sample, extended the separate analysis of response times and accuracy to the estimation of latent variables through computational modelling that we then associated with face recognition ability.</w:t>
-      </w:r>
-      <w:r>
-        <w:t xml:space="preserve"> </w:t>
-      </w:r>
-      <w:r>
-        <w:t xml:space="preserve">The important difference with past investigations is that behavioral patterns (accuracy and response times) as well as latent variables patterns (LBA parameters) were associated with ability scores.</w:t>
-      </w:r>
-      <w:r>
-        <w:t xml:space="preserve"> </w:t>
-      </w:r>
-      <w:r>
-        <w:t xml:space="preserve">Using this approach allowed more specific hypotheses regarding which parts of the system is related to which type of recognition abilities, potentially aiding the development of theory.</w:t>
-      </w:r>
-      <w:r>
-        <w:t xml:space="preserve"> </w:t>
-      </w:r>
-      <w:r>
-        <w:t xml:space="preserve">We think that this approach could benefit future research on individual differences in visual recognition memory or visual perception more generally.</w:t>
+        <w:t xml:space="preserve">The positive association between threshold and face recognition ability could reflect a better estimation of the task difficulty for people with higher face recognition ability, who voluntary increase their response caution to ensure a better performance given the task demands.</w:t>
+      </w:r>
+      <w:r>
+        <w:t xml:space="preserve"> </w:t>
+      </w:r>
+      <w:r>
+        <w:t xml:space="preserve">However, future research is required to confirm this suggestion.</w:t>
+      </w:r>
+      <w:r>
+        <w:t xml:space="preserve"> </w:t>
+      </w:r>
+      <w:r>
+        <w:t xml:space="preserve">Overall, our results suggest that not only does high face recognition ability predict a better ability to extract meaningful information for the recognition success but also predict the voluntary strategic decision of the subject to be more cautious.</w:t>
       </w:r>
     </w:p>
     <w:p>
@@ -6043,7 +6118,7 @@
           <w:i/>
           <w:iCs/>
         </w:rPr>
-        <w:t xml:space="preserve">Paragraph 4: Theoretical implications for models of face perception and memory</w:t>
+        <w:t xml:space="preserve">Paragraph 4: Theoretical implications for individual differences investigation</w:t>
       </w:r>
     </w:p>
     <w:p>
@@ -6051,41 +6126,34 @@
         <w:pStyle w:val="BodyText"/>
       </w:pPr>
       <w:r>
-        <w:t xml:space="preserve">Furthermore, we think that the insights obtained from this study could have theoretical implications for models of face perception and memory.</w:t>
-      </w:r>
-      <w:r>
-        <w:t xml:space="preserve"> </w:t>
-      </w:r>
-      <w:r>
-        <w:t xml:space="preserve">Previous individual differences studies in face recognition have investigated how different facets of the face recognition ability are associated across the normal population or differ between groups (ex: prosopagnosia and control/super-recognizer and control).</w:t>
-      </w:r>
-      <w:r>
-        <w:t xml:space="preserve"> </w:t>
-      </w:r>
-      <w:r>
-        <w:t xml:space="preserve">These findings extended the general cognitive model of the human face processing system (Bruce &amp; Young, 1986), by showing that the performance (i.e response times and accuracy) to a face recognition task varies as a function of individual face recognition ability.</w:t>
-      </w:r>
-      <w:r>
-        <w:t xml:space="preserve"> </w:t>
-      </w:r>
-      <w:r>
-        <w:t xml:space="preserve">With this study we also contribute to the extension of this model by showing that not only there are individual differences in the performance, but that there is also individual differences in the cognitive processes that give rise to this outcome. Furthermore these differences vary to certain degree as function of individual face recognition ability. Cognitive processes are not measurable</w:t>
-      </w:r>
-      <w:r>
-        <w:t xml:space="preserve"> </w:t>
-      </w:r>
-      <w:r>
-        <w:rPr>
-          <w:i/>
-          <w:iCs/>
-        </w:rPr>
-        <w:t xml:space="preserve">per se</w:t>
-      </w:r>
-      <w:r>
-        <w:t xml:space="preserve"> </w:t>
-      </w:r>
-      <w:r>
-        <w:t xml:space="preserve">but cognitive models can be used to estimate certain of them. In order to extend our understanding of the different cognitive processes involved in face recognition and the potential differences across individuals in these processes, future research could benefit from combining different approaches (i.e. experimental, differential…) and different computational models.</w:t>
+        <w:t xml:space="preserve">Moving beyond manifest / observed measures to uncover novel insight into the structure of cognition and expertise in the domain of face perception.</w:t>
+      </w:r>
+      <w:r>
+        <w:t xml:space="preserve"> </w:t>
+      </w:r>
+      <w:r>
+        <w:t xml:space="preserve">Most differential studies in face processing have used test scores to estimate different abilities underlying face processing and investigated if these abilities were related to each other or to other predictors of interest</w:t>
+      </w:r>
+      <w:r>
+        <w:t xml:space="preserve"> </w:t>
+      </w:r>
+      <w:r>
+        <w:t xml:space="preserve">(McCaffery et al. 2018; Noyes et al. 2018)</w:t>
+      </w:r>
+      <w:r>
+        <w:t xml:space="preserve">.</w:t>
+      </w:r>
+      <w:r>
+        <w:t xml:space="preserve"> </w:t>
+      </w:r>
+      <w:r>
+        <w:t xml:space="preserve">Here we move this research field into a new direction, which feel has many benefits for understanding the cognitive processes involved in social perception and cognition more generally.</w:t>
+      </w:r>
+      <w:r>
+        <w:t xml:space="preserve"> </w:t>
+      </w:r>
+      <w:r>
+        <w:t xml:space="preserve">[[Raph - some more detail and depth here eventually - I can help. Just signposting for now]]</w:t>
       </w:r>
     </w:p>
     <w:p>
@@ -6103,25 +6171,45 @@
         <w:t xml:space="preserve"> </w:t>
       </w:r>
       <w:r>
-        <w:t xml:space="preserve">While no hypotheses regarding the associations between the LBA parameters and the object recognition ability was preregistered, the exploratory analysis of the these associations reveal interesting patterns.</w:t>
-      </w:r>
-      <w:r>
-        <w:t xml:space="preserve"> </w:t>
-      </w:r>
-      <w:r>
-        <w:t xml:space="preserve">Object recognition ability is positively correlated with drift face for novel faces but not for learned faces.</w:t>
-      </w:r>
-      <w:r>
-        <w:t xml:space="preserve"> </w:t>
-      </w:r>
-      <w:r>
-        <w:t xml:space="preserve">Furthermore, object recognition does not predict the discrimination between TRUE and FALSE drift rate for learned faces like face recognition ability does.</w:t>
-      </w:r>
-      <w:r>
-        <w:t xml:space="preserve"> </w:t>
-      </w:r>
-      <w:r>
-        <w:t xml:space="preserve">Object recognition is known to rely mostly on individual features processing while face recognition combines featural and configural processing</w:t>
+        <w:t xml:space="preserve">Our main aim of this work was to investigate how face recognition ability predicts computational processes involved in face perception.</w:t>
+      </w:r>
+      <w:r>
+        <w:t xml:space="preserve"> </w:t>
+      </w:r>
+      <w:r>
+        <w:t xml:space="preserve">However, since we measured object (car) recognition ability in all participants, we decided to run some exploratory analyses using car recognition as a predictor to see how car and face recognition abilities may compare.</w:t>
+      </w:r>
+      <w:r>
+        <w:br/>
+      </w:r>
+      <w:r>
+        <w:t xml:space="preserve">Object recognition ability was positively correlated with drift face for novel faces, but not for learned faces.</w:t>
+      </w:r>
+      <w:r>
+        <w:t xml:space="preserve"> </w:t>
+      </w:r>
+      <w:r>
+        <w:t xml:space="preserve">Furthermore, object recognition did not predict the discrimination between TRUE and FALSE drift rate for learned faces, like face recognition ability does.</w:t>
+      </w:r>
+      <w:r>
+        <w:t xml:space="preserve"> </w:t>
+      </w:r>
+      <w:r>
+        <w:t xml:space="preserve">These exploratory analyses point towards a situation where variation in car recognition abilities shows a distinctly different relationship to the computational processes involved in face recognition.</w:t>
+      </w:r>
+    </w:p>
+    <w:p>
+      <w:pPr>
+        <w:pStyle w:val="BodyText"/>
+      </w:pPr>
+      <w:r>
+        <w:t xml:space="preserve">We speculate on the differences between car and recognition abilities, which may lead to this pattern of results, but stress that future work would need to confirm these proposals.</w:t>
+      </w:r>
+      <w:r>
+        <w:t xml:space="preserve"> </w:t>
+      </w:r>
+      <w:r>
+        <w:t xml:space="preserve">Object recognition is known to rely mostly on individual features processing, while face recognition combines featural and configural processing</w:t>
       </w:r>
       <w:r>
         <w:t xml:space="preserve"> </w:t>
@@ -6136,7 +6224,7 @@
         <w:t xml:space="preserve"> </w:t>
       </w:r>
       <w:r>
-        <w:t xml:space="preserve">Novel faces recognition relies more on feature information matching and, as a novel face becomes more familiar, the reliance on configural processing increases</w:t>
+        <w:t xml:space="preserve">Novel face recognition relies more on feature information matching and, as a novel face becomes more familiar, the reliance on configural processing increases</w:t>
       </w:r>
       <w:r>
         <w:t xml:space="preserve"> </w:t>
@@ -6181,7 +6269,7 @@
         <w:t xml:space="preserve"> </w:t>
       </w:r>
       <w:r>
-        <w:t xml:space="preserve">Regarding the LBA parameter estimation, previous evidence accumulation model development studies have highlighted how the number of trials per cell of the design influence parameter estimation</w:t>
+        <w:t xml:space="preserve">Previous evidence accumulation model development studies have highlighted how the number of trials per cell of the design influences the validity and precision of how model parameters are estimated</w:t>
       </w:r>
       <w:r>
         <w:t xml:space="preserve"> </w:t>
@@ -6234,21 +6322,23 @@
         <w:pStyle w:val="BodyText"/>
       </w:pPr>
       <w:r>
-        <w:t xml:space="preserve">Another limitations would be the use of the scores to the Cambridge Car Memory Test as an estimate of object recognition ability. While numerous studies have used this score for this motive (ref:), it can be argued like recognizing pictures of a specific object like cars might no encompass the depth and complexity of object recognition ability. We decided to use this test because of the direct comparison it offers to the score of the Cambridge Face Memory Test as well the fact the instructions and task structure are almost identical in the two tests.</w:t>
-      </w:r>
-    </w:p>
-    <w:bookmarkEnd w:id="103"/>
-    <w:bookmarkStart w:id="203" w:name="conclusion"/>
-    <w:p>
-      <w:pPr>
-        <w:pStyle w:val="Heading1"/>
-      </w:pPr>
-      <w:r>
-        <w:t xml:space="preserve">Conclusion</w:t>
-      </w:r>
-    </w:p>
-    <w:bookmarkStart w:id="202" w:name="refs"/>
-    <w:bookmarkStart w:id="105" w:name="X85896da987693e22ebec463e62bb7d48d4e914f"/>
+        <w:t xml:space="preserve">Another limitation is the use of the Cambridge Car Memory Test as an estimate of object recognition ability.</w:t>
+      </w:r>
+      <w:r>
+        <w:t xml:space="preserve"> </w:t>
+      </w:r>
+      <w:r>
+        <w:t xml:space="preserve">While numerous studies have used this score for this motive (ref:), it can be argued like recognizing pictures of a specific object like cars might not encompass the depth and complexity of object recognition ability.</w:t>
+      </w:r>
+      <w:r>
+        <w:t xml:space="preserve"> </w:t>
+      </w:r>
+      <w:r>
+        <w:t xml:space="preserve">We decided to use this test because of the direct comparison it offers to the score of the Cambridge Face Memory Test as well the fact the instructions and task structure are almost identical in the two tests.</w:t>
+      </w:r>
+    </w:p>
+    <w:bookmarkStart w:id="207" w:name="refs"/>
+    <w:bookmarkStart w:id="112" w:name="X85896da987693e22ebec463e62bb7d48d4e914f"/>
     <w:p>
       <w:pPr>
         <w:pStyle w:val="Bibliography"/>
@@ -6281,7 +6371,7 @@
       <w:r>
         <w:t xml:space="preserve"> </w:t>
       </w:r>
-      <w:hyperlink r:id="rId104">
+      <w:hyperlink r:id="rId111">
         <w:r>
           <w:rPr>
             <w:rStyle w:val="Hyperlink"/>
@@ -6293,8 +6383,8 @@
         <w:t xml:space="preserve">.</w:t>
       </w:r>
     </w:p>
-    <w:bookmarkEnd w:id="105"/>
-    <w:bookmarkStart w:id="107" w:name="ref-boagExpertGuidePlanning2025"/>
+    <w:bookmarkEnd w:id="112"/>
+    <w:bookmarkStart w:id="114" w:name="ref-boagExpertGuidePlanning2025"/>
     <w:p>
       <w:pPr>
         <w:pStyle w:val="Bibliography"/>
@@ -6330,7 +6420,7 @@
       <w:r>
         <w:t xml:space="preserve"> </w:t>
       </w:r>
-      <w:hyperlink r:id="rId106">
+      <w:hyperlink r:id="rId113">
         <w:r>
           <w:rPr>
             <w:rStyle w:val="Hyperlink"/>
@@ -6342,8 +6432,8 @@
         <w:t xml:space="preserve">.</w:t>
       </w:r>
     </w:p>
-    <w:bookmarkEnd w:id="107"/>
-    <w:bookmarkStart w:id="109" w:name="Xfa7c6fc1e0b06226de21f34f2730db56036d1fb"/>
+    <w:bookmarkEnd w:id="114"/>
+    <w:bookmarkStart w:id="116" w:name="Xfa7c6fc1e0b06226de21f34f2730db56036d1fb"/>
     <w:p>
       <w:pPr>
         <w:pStyle w:val="Bibliography"/>
@@ -6376,7 +6466,7 @@
       <w:r>
         <w:t xml:space="preserve"> </w:t>
       </w:r>
-      <w:hyperlink r:id="rId108">
+      <w:hyperlink r:id="rId115">
         <w:r>
           <w:rPr>
             <w:rStyle w:val="Hyperlink"/>
@@ -6388,8 +6478,8 @@
         <w:t xml:space="preserve">.</w:t>
       </w:r>
     </w:p>
-    <w:bookmarkEnd w:id="109"/>
-    <w:bookmarkStart w:id="111" w:name="ref-brownSimplestCompleteModel2008"/>
+    <w:bookmarkEnd w:id="116"/>
+    <w:bookmarkStart w:id="118" w:name="ref-brownSimplestCompleteModel2008"/>
     <w:p>
       <w:pPr>
         <w:pStyle w:val="Bibliography"/>
@@ -6422,7 +6512,7 @@
       <w:r>
         <w:t xml:space="preserve"> </w:t>
       </w:r>
-      <w:hyperlink r:id="rId110">
+      <w:hyperlink r:id="rId117">
         <w:r>
           <w:rPr>
             <w:rStyle w:val="Hyperlink"/>
@@ -6434,8 +6524,8 @@
         <w:t xml:space="preserve">.</w:t>
       </w:r>
     </w:p>
-    <w:bookmarkEnd w:id="111"/>
-    <w:bookmarkStart w:id="113" w:name="ref-burtonGlasgowFaceMatching2010"/>
+    <w:bookmarkEnd w:id="118"/>
+    <w:bookmarkStart w:id="120" w:name="ref-burtonGlasgowFaceMatching2010"/>
     <w:p>
       <w:pPr>
         <w:pStyle w:val="Bibliography"/>
@@ -6468,7 +6558,7 @@
       <w:r>
         <w:t xml:space="preserve"> </w:t>
       </w:r>
-      <w:hyperlink r:id="rId112">
+      <w:hyperlink r:id="rId119">
         <w:r>
           <w:rPr>
             <w:rStyle w:val="Hyperlink"/>
@@ -6480,8 +6570,8 @@
         <w:t xml:space="preserve">.</w:t>
       </w:r>
     </w:p>
-    <w:bookmarkEnd w:id="113"/>
-    <w:bookmarkStart w:id="115" w:name="ref-cabezaFeaturesAreAlso2000"/>
+    <w:bookmarkEnd w:id="120"/>
+    <w:bookmarkStart w:id="122" w:name="ref-cabezaFeaturesAreAlso2000"/>
     <w:p>
       <w:pPr>
         <w:pStyle w:val="Bibliography"/>
@@ -6514,7 +6604,7 @@
       <w:r>
         <w:t xml:space="preserve"> </w:t>
       </w:r>
-      <w:hyperlink r:id="rId114">
+      <w:hyperlink r:id="rId121">
         <w:r>
           <w:rPr>
             <w:rStyle w:val="Hyperlink"/>
@@ -6526,8 +6616,8 @@
         <w:t xml:space="preserve">.</w:t>
       </w:r>
     </w:p>
-    <w:bookmarkEnd w:id="115"/>
-    <w:bookmarkStart w:id="117" w:name="ref-cummingNewStatisticsWhy2014"/>
+    <w:bookmarkEnd w:id="122"/>
+    <w:bookmarkStart w:id="124" w:name="ref-cummingNewStatisticsWhy2014"/>
     <w:p>
       <w:pPr>
         <w:pStyle w:val="Bibliography"/>
@@ -6560,7 +6650,7 @@
       <w:r>
         <w:t xml:space="preserve"> </w:t>
       </w:r>
-      <w:hyperlink r:id="rId116">
+      <w:hyperlink r:id="rId123">
         <w:r>
           <w:rPr>
             <w:rStyle w:val="Hyperlink"/>
@@ -6572,8 +6662,8 @@
         <w:t xml:space="preserve">.</w:t>
       </w:r>
     </w:p>
-    <w:bookmarkEnd w:id="117"/>
-    <w:bookmarkStart w:id="119" w:name="ref-webmorph"/>
+    <w:bookmarkEnd w:id="124"/>
+    <w:bookmarkStart w:id="126" w:name="ref-webmorph"/>
     <w:p>
       <w:pPr>
         <w:pStyle w:val="Bibliography"/>
@@ -6597,7 +6687,7 @@
       <w:r>
         <w:t xml:space="preserve"> </w:t>
       </w:r>
-      <w:hyperlink r:id="rId118">
+      <w:hyperlink r:id="rId125">
         <w:r>
           <w:rPr>
             <w:rStyle w:val="Hyperlink"/>
@@ -6609,8 +6699,8 @@
         <w:t xml:space="preserve">.</w:t>
       </w:r>
     </w:p>
-    <w:bookmarkEnd w:id="119"/>
-    <w:bookmarkStart w:id="121" w:name="ref-dennettFaceAftereffectsPredict2012"/>
+    <w:bookmarkEnd w:id="126"/>
+    <w:bookmarkStart w:id="128" w:name="ref-dennettFaceAftereffectsPredict2012"/>
     <w:p>
       <w:pPr>
         <w:pStyle w:val="Bibliography"/>
@@ -6643,7 +6733,7 @@
       <w:r>
         <w:t xml:space="preserve"> </w:t>
       </w:r>
-      <w:hyperlink r:id="rId120">
+      <w:hyperlink r:id="rId127">
         <w:r>
           <w:rPr>
             <w:rStyle w:val="Hyperlink"/>
@@ -6655,8 +6745,8 @@
         <w:t xml:space="preserve">.</w:t>
       </w:r>
     </w:p>
-    <w:bookmarkEnd w:id="121"/>
-    <w:bookmarkStart w:id="123" w:name="ref-dennettCambridgeCarMemory2012"/>
+    <w:bookmarkEnd w:id="128"/>
+    <w:bookmarkStart w:id="130" w:name="ref-dennettCambridgeCarMemory2012"/>
     <w:p>
       <w:pPr>
         <w:pStyle w:val="Bibliography"/>
@@ -6689,7 +6779,7 @@
       <w:r>
         <w:t xml:space="preserve"> </w:t>
       </w:r>
-      <w:hyperlink r:id="rId122">
+      <w:hyperlink r:id="rId129">
         <w:r>
           <w:rPr>
             <w:rStyle w:val="Hyperlink"/>
@@ -6701,8 +6791,8 @@
         <w:t xml:space="preserve">.</w:t>
       </w:r>
     </w:p>
-    <w:bookmarkEnd w:id="123"/>
-    <w:bookmarkStart w:id="125" w:name="ref-dobelProsopagnosiaApparentCause2007"/>
+    <w:bookmarkEnd w:id="130"/>
+    <w:bookmarkStart w:id="132" w:name="ref-dobelProsopagnosiaApparentCause2007"/>
     <w:p>
       <w:pPr>
         <w:pStyle w:val="Bibliography"/>
@@ -6735,7 +6825,7 @@
       <w:r>
         <w:t xml:space="preserve"> </w:t>
       </w:r>
-      <w:hyperlink r:id="rId124">
+      <w:hyperlink r:id="rId131">
         <w:r>
           <w:rPr>
             <w:rStyle w:val="Hyperlink"/>
@@ -6747,8 +6837,8 @@
         <w:t xml:space="preserve">.</w:t>
       </w:r>
     </w:p>
-    <w:bookmarkEnd w:id="125"/>
-    <w:bookmarkStart w:id="127" w:name="ref-donkinGettingMoreAccuracy2009"/>
+    <w:bookmarkEnd w:id="132"/>
+    <w:bookmarkStart w:id="134" w:name="ref-donkinGettingMoreAccuracy2009"/>
     <w:p>
       <w:pPr>
         <w:pStyle w:val="Bibliography"/>
@@ -6781,7 +6871,7 @@
       <w:r>
         <w:t xml:space="preserve"> </w:t>
       </w:r>
-      <w:hyperlink r:id="rId126">
+      <w:hyperlink r:id="rId133">
         <w:r>
           <w:rPr>
             <w:rStyle w:val="Hyperlink"/>
@@ -6793,8 +6883,8 @@
         <w:t xml:space="preserve">.</w:t>
       </w:r>
     </w:p>
-    <w:bookmarkEnd w:id="127"/>
-    <w:bookmarkStart w:id="129" w:name="ref-dowsettUnfamiliarFaceMatching2015"/>
+    <w:bookmarkEnd w:id="134"/>
+    <w:bookmarkStart w:id="136" w:name="ref-dowsettUnfamiliarFaceMatching2015"/>
     <w:p>
       <w:pPr>
         <w:pStyle w:val="Bibliography"/>
@@ -6827,7 +6917,7 @@
       <w:r>
         <w:t xml:space="preserve"> </w:t>
       </w:r>
-      <w:hyperlink r:id="rId128">
+      <w:hyperlink r:id="rId135">
         <w:r>
           <w:rPr>
             <w:rStyle w:val="Hyperlink"/>
@@ -6839,8 +6929,8 @@
         <w:t xml:space="preserve">.</w:t>
       </w:r>
     </w:p>
-    <w:bookmarkEnd w:id="129"/>
-    <w:bookmarkStart w:id="131" w:name="ref-duchaineCambridgeFaceMemory2006"/>
+    <w:bookmarkEnd w:id="136"/>
+    <w:bookmarkStart w:id="138" w:name="ref-duchaineCambridgeFaceMemory2006"/>
     <w:p>
       <w:pPr>
         <w:pStyle w:val="Bibliography"/>
@@ -6873,7 +6963,7 @@
       <w:r>
         <w:t xml:space="preserve"> </w:t>
       </w:r>
-      <w:hyperlink r:id="rId130">
+      <w:hyperlink r:id="rId137">
         <w:r>
           <w:rPr>
             <w:rStyle w:val="Hyperlink"/>
@@ -6885,8 +6975,8 @@
         <w:t xml:space="preserve">.</w:t>
       </w:r>
     </w:p>
-    <w:bookmarkEnd w:id="131"/>
-    <w:bookmarkStart w:id="133" w:name="ref-flemingNeuralMediatorsChanges2018"/>
+    <w:bookmarkEnd w:id="138"/>
+    <w:bookmarkStart w:id="140" w:name="ref-flemingNeuralMediatorsChanges2018"/>
     <w:p>
       <w:pPr>
         <w:pStyle w:val="Bibliography"/>
@@ -6919,7 +7009,7 @@
       <w:r>
         <w:t xml:space="preserve"> </w:t>
       </w:r>
-      <w:hyperlink r:id="rId132">
+      <w:hyperlink r:id="rId139">
         <w:r>
           <w:rPr>
             <w:rStyle w:val="Hyperlink"/>
@@ -6931,8 +7021,8 @@
         <w:t xml:space="preserve">.</w:t>
       </w:r>
     </w:p>
-    <w:bookmarkEnd w:id="133"/>
-    <w:bookmarkStart w:id="135" w:name="X155ad0b02b8ed6bdf470674e9c3a2b9a0c2b061"/>
+    <w:bookmarkEnd w:id="140"/>
+    <w:bookmarkStart w:id="142" w:name="X155ad0b02b8ed6bdf470674e9c3a2b9a0c2b061"/>
     <w:p>
       <w:pPr>
         <w:pStyle w:val="Bibliography"/>
@@ -6965,7 +7055,7 @@
       <w:r>
         <w:t xml:space="preserve"> </w:t>
       </w:r>
-      <w:hyperlink r:id="rId134">
+      <w:hyperlink r:id="rId141">
         <w:r>
           <w:rPr>
             <w:rStyle w:val="Hyperlink"/>
@@ -6977,8 +7067,8 @@
         <w:t xml:space="preserve">.</w:t>
       </w:r>
     </w:p>
-    <w:bookmarkEnd w:id="135"/>
-    <w:bookmarkStart w:id="137" w:name="X0f41da246442f3bfeff5f45b12ab8a297676005"/>
+    <w:bookmarkEnd w:id="142"/>
+    <w:bookmarkStart w:id="144" w:name="X0f41da246442f3bfeff5f45b12ab8a297676005"/>
     <w:p>
       <w:pPr>
         <w:pStyle w:val="Bibliography"/>
@@ -7011,7 +7101,7 @@
       <w:r>
         <w:t xml:space="preserve"> </w:t>
       </w:r>
-      <w:hyperlink r:id="rId136">
+      <w:hyperlink r:id="rId143">
         <w:r>
           <w:rPr>
             <w:rStyle w:val="Hyperlink"/>
@@ -7023,8 +7113,8 @@
         <w:t xml:space="preserve">.</w:t>
       </w:r>
     </w:p>
-    <w:bookmarkEnd w:id="137"/>
-    <w:bookmarkStart w:id="139" w:name="X94621933a4f3c7e4f99d8b1c58cab14164e6faa"/>
+    <w:bookmarkEnd w:id="144"/>
+    <w:bookmarkStart w:id="146" w:name="X94621933a4f3c7e4f99d8b1c58cab14164e6faa"/>
     <w:p>
       <w:pPr>
         <w:pStyle w:val="Bibliography"/>
@@ -7048,7 +7138,7 @@
       <w:r>
         <w:t xml:space="preserve"> </w:t>
       </w:r>
-      <w:hyperlink r:id="rId138">
+      <w:hyperlink r:id="rId145">
         <w:r>
           <w:rPr>
             <w:rStyle w:val="Hyperlink"/>
@@ -7060,8 +7150,8 @@
         <w:t xml:space="preserve">.</w:t>
       </w:r>
     </w:p>
-    <w:bookmarkEnd w:id="139"/>
-    <w:bookmarkStart w:id="141" w:name="ref-kruschkeBayesianDataAnalysis2018"/>
+    <w:bookmarkEnd w:id="146"/>
+    <w:bookmarkStart w:id="148" w:name="ref-kruschkeBayesianDataAnalysis2018"/>
     <w:p>
       <w:pPr>
         <w:pStyle w:val="Bibliography"/>
@@ -7094,7 +7184,7 @@
       <w:r>
         <w:t xml:space="preserve"> </w:t>
       </w:r>
-      <w:hyperlink r:id="rId140">
+      <w:hyperlink r:id="rId147">
         <w:r>
           <w:rPr>
             <w:rStyle w:val="Hyperlink"/>
@@ -7106,8 +7196,8 @@
         <w:t xml:space="preserve">.</w:t>
       </w:r>
     </w:p>
-    <w:bookmarkEnd w:id="141"/>
-    <w:bookmarkStart w:id="143" w:name="ref-lercheHowManyTrials2017"/>
+    <w:bookmarkEnd w:id="148"/>
+    <w:bookmarkStart w:id="150" w:name="ref-lercheHowManyTrials2017"/>
     <w:p>
       <w:pPr>
         <w:pStyle w:val="Bibliography"/>
@@ -7140,7 +7230,7 @@
       <w:r>
         <w:t xml:space="preserve"> </w:t>
       </w:r>
-      <w:hyperlink r:id="rId142">
+      <w:hyperlink r:id="rId149">
         <w:r>
           <w:rPr>
             <w:rStyle w:val="Hyperlink"/>
@@ -7152,8 +7242,8 @@
         <w:t xml:space="preserve">.</w:t>
       </w:r>
     </w:p>
-    <w:bookmarkEnd w:id="143"/>
-    <w:bookmarkStart w:id="145" w:name="X12c33f143e416783d128dfd0c531a85b18ff1d9"/>
+    <w:bookmarkEnd w:id="150"/>
+    <w:bookmarkStart w:id="152" w:name="X12c33f143e416783d128dfd0c531a85b18ff1d9"/>
     <w:p>
       <w:pPr>
         <w:pStyle w:val="Bibliography"/>
@@ -7189,7 +7279,7 @@
       <w:r>
         <w:t xml:space="preserve"> </w:t>
       </w:r>
-      <w:hyperlink r:id="rId144">
+      <w:hyperlink r:id="rId151">
         <w:r>
           <w:rPr>
             <w:rStyle w:val="Hyperlink"/>
@@ -7201,8 +7291,8 @@
         <w:t xml:space="preserve">.</w:t>
       </w:r>
     </w:p>
-    <w:bookmarkEnd w:id="145"/>
-    <w:bookmarkStart w:id="147" w:name="X364e921b4ec7db27ab54f6495943562f53a1ac5"/>
+    <w:bookmarkEnd w:id="152"/>
+    <w:bookmarkStart w:id="154" w:name="X364e921b4ec7db27ab54f6495943562f53a1ac5"/>
     <w:p>
       <w:pPr>
         <w:pStyle w:val="Bibliography"/>
@@ -7235,7 +7325,7 @@
       <w:r>
         <w:t xml:space="preserve"> </w:t>
       </w:r>
-      <w:hyperlink r:id="rId146">
+      <w:hyperlink r:id="rId153">
         <w:r>
           <w:rPr>
             <w:rStyle w:val="Hyperlink"/>
@@ -7247,8 +7337,8 @@
         <w:t xml:space="preserve">.</w:t>
       </w:r>
     </w:p>
-    <w:bookmarkEnd w:id="147"/>
-    <w:bookmarkStart w:id="149" w:name="Xee8eb84ccdd0459cd89aeb3347a0acbf374866f"/>
+    <w:bookmarkEnd w:id="154"/>
+    <w:bookmarkStart w:id="156" w:name="Xee8eb84ccdd0459cd89aeb3347a0acbf374866f"/>
     <w:p>
       <w:pPr>
         <w:pStyle w:val="Bibliography"/>
@@ -7290,7 +7380,7 @@
       <w:r>
         <w:t xml:space="preserve"> </w:t>
       </w:r>
-      <w:hyperlink r:id="rId148">
+      <w:hyperlink r:id="rId155">
         <w:r>
           <w:rPr>
             <w:rStyle w:val="Hyperlink"/>
@@ -7302,8 +7392,8 @@
         <w:t xml:space="preserve">.</w:t>
       </w:r>
     </w:p>
-    <w:bookmarkEnd w:id="149"/>
-    <w:bookmarkStart w:id="151" w:name="Xfecf777840125aebc84cf7d8100782c92e2aaf8"/>
+    <w:bookmarkEnd w:id="156"/>
+    <w:bookmarkStart w:id="158" w:name="Xfecf777840125aebc84cf7d8100782c92e2aaf8"/>
     <w:p>
       <w:pPr>
         <w:pStyle w:val="Bibliography"/>
@@ -7336,7 +7426,7 @@
       <w:r>
         <w:t xml:space="preserve"> </w:t>
       </w:r>
-      <w:hyperlink r:id="rId150">
+      <w:hyperlink r:id="rId157">
         <w:r>
           <w:rPr>
             <w:rStyle w:val="Hyperlink"/>
@@ -7348,8 +7438,8 @@
         <w:t xml:space="preserve">.</w:t>
       </w:r>
     </w:p>
-    <w:bookmarkEnd w:id="151"/>
-    <w:bookmarkStart w:id="153" w:name="ref-lyFlexibleEfficientHierarchical2017"/>
+    <w:bookmarkEnd w:id="158"/>
+    <w:bookmarkStart w:id="160" w:name="ref-lyFlexibleEfficientHierarchical2017"/>
     <w:p>
       <w:pPr>
         <w:pStyle w:val="Bibliography"/>
@@ -7385,7 +7475,7 @@
       <w:r>
         <w:t xml:space="preserve"> </w:t>
       </w:r>
-      <w:hyperlink r:id="rId152">
+      <w:hyperlink r:id="rId159">
         <w:r>
           <w:rPr>
             <w:rStyle w:val="Hyperlink"/>
@@ -7397,8 +7487,8 @@
         <w:t xml:space="preserve">.</w:t>
       </w:r>
     </w:p>
-    <w:bookmarkEnd w:id="153"/>
-    <w:bookmarkStart w:id="155" w:name="ref-madoleRoleObjectParts1995"/>
+    <w:bookmarkEnd w:id="160"/>
+    <w:bookmarkStart w:id="162" w:name="ref-madoleRoleObjectParts1995"/>
     <w:p>
       <w:pPr>
         <w:pStyle w:val="Bibliography"/>
@@ -7431,7 +7521,7 @@
       <w:r>
         <w:t xml:space="preserve"> </w:t>
       </w:r>
-      <w:hyperlink r:id="rId154">
+      <w:hyperlink r:id="rId161">
         <w:r>
           <w:rPr>
             <w:rStyle w:val="Hyperlink"/>
@@ -7443,8 +7533,8 @@
         <w:t xml:space="preserve">.</w:t>
       </w:r>
     </w:p>
-    <w:bookmarkEnd w:id="155"/>
-    <w:bookmarkStart w:id="157" w:name="X1efc7fd8570db51349887989b15006720b9e7ec"/>
+    <w:bookmarkEnd w:id="162"/>
+    <w:bookmarkStart w:id="164" w:name="X1efc7fd8570db51349887989b15006720b9e7ec"/>
     <w:p>
       <w:pPr>
         <w:pStyle w:val="Bibliography"/>
@@ -7477,7 +7567,7 @@
       <w:r>
         <w:t xml:space="preserve"> </w:t>
       </w:r>
-      <w:hyperlink r:id="rId156">
+      <w:hyperlink r:id="rId163">
         <w:r>
           <w:rPr>
             <w:rStyle w:val="Hyperlink"/>
@@ -7489,8 +7579,8 @@
         <w:t xml:space="preserve">.</w:t>
       </w:r>
     </w:p>
-    <w:bookmarkEnd w:id="157"/>
-    <w:bookmarkStart w:id="159" w:name="X6e0b4f19c532138040331e05620ecdf325452b6"/>
+    <w:bookmarkEnd w:id="164"/>
+    <w:bookmarkStart w:id="166" w:name="X6e0b4f19c532138040331e05620ecdf325452b6"/>
     <w:p>
       <w:pPr>
         <w:pStyle w:val="Bibliography"/>
@@ -7523,7 +7613,7 @@
       <w:r>
         <w:t xml:space="preserve"> </w:t>
       </w:r>
-      <w:hyperlink r:id="rId158">
+      <w:hyperlink r:id="rId165">
         <w:r>
           <w:rPr>
             <w:rStyle w:val="Hyperlink"/>
@@ -7535,8 +7625,8 @@
         <w:t xml:space="preserve">.</w:t>
       </w:r>
     </w:p>
-    <w:bookmarkEnd w:id="159"/>
-    <w:bookmarkStart w:id="161" w:name="Xd291082069468dd06d3e48a212c6a46296aa17c"/>
+    <w:bookmarkEnd w:id="166"/>
+    <w:bookmarkStart w:id="168" w:name="Xd291082069468dd06d3e48a212c6a46296aa17c"/>
     <w:p>
       <w:pPr>
         <w:pStyle w:val="Bibliography"/>
@@ -7569,7 +7659,7 @@
       <w:r>
         <w:t xml:space="preserve"> </w:t>
       </w:r>
-      <w:hyperlink r:id="rId160">
+      <w:hyperlink r:id="rId167">
         <w:r>
           <w:rPr>
             <w:rStyle w:val="Hyperlink"/>
@@ -7581,8 +7671,8 @@
         <w:t xml:space="preserve">.</w:t>
       </w:r>
     </w:p>
-    <w:bookmarkEnd w:id="161"/>
-    <w:bookmarkStart w:id="163" w:name="Xbfcaea294babdc460b333c9d07e0539b78ceb25"/>
+    <w:bookmarkEnd w:id="168"/>
+    <w:bookmarkStart w:id="170" w:name="Xbfcaea294babdc460b333c9d07e0539b78ceb25"/>
     <w:p>
       <w:pPr>
         <w:pStyle w:val="Bibliography"/>
@@ -7615,7 +7705,7 @@
       <w:r>
         <w:t xml:space="preserve"> </w:t>
       </w:r>
-      <w:hyperlink r:id="rId162">
+      <w:hyperlink r:id="rId169">
         <w:r>
           <w:rPr>
             <w:rStyle w:val="Hyperlink"/>
@@ -7627,8 +7717,8 @@
         <w:t xml:space="preserve">.</w:t>
       </w:r>
     </w:p>
-    <w:bookmarkEnd w:id="163"/>
-    <w:bookmarkStart w:id="164" w:name="X6190e082567c2b45625bcc38836e438f077586a"/>
+    <w:bookmarkEnd w:id="170"/>
+    <w:bookmarkStart w:id="171" w:name="X6190e082567c2b45625bcc38836e438f077586a"/>
     <w:p>
       <w:pPr>
         <w:pStyle w:val="Bibliography"/>
@@ -7650,8 +7740,8 @@
         <w:t xml:space="preserve">.</w:t>
       </w:r>
     </w:p>
-    <w:bookmarkEnd w:id="164"/>
-    <w:bookmarkStart w:id="166" w:name="ref-noyesFaceRecognitionAbility2018"/>
+    <w:bookmarkEnd w:id="171"/>
+    <w:bookmarkStart w:id="173" w:name="ref-noyesFaceRecognitionAbility2018"/>
     <w:p>
       <w:pPr>
         <w:pStyle w:val="Bibliography"/>
@@ -7684,7 +7774,7 @@
       <w:r>
         <w:t xml:space="preserve"> </w:t>
       </w:r>
-      <w:hyperlink r:id="rId165">
+      <w:hyperlink r:id="rId172">
         <w:r>
           <w:rPr>
             <w:rStyle w:val="Hyperlink"/>
@@ -7696,54 +7786,8 @@
         <w:t xml:space="preserve">.</w:t>
       </w:r>
     </w:p>
-    <w:bookmarkEnd w:id="166"/>
-    <w:bookmarkStart w:id="168" w:name="ref-ratcliffDiffusionDecisionModel2016"/>
-    <w:p>
-      <w:pPr>
-        <w:pStyle w:val="Bibliography"/>
-      </w:pPr>
-      <w:r>
-        <w:t xml:space="preserve">Ratcliff, Roger, Philip L. Smith, Scott D. Brown, and Gail McKoon. 2016.</w:t>
-      </w:r>
-      <w:r>
-        <w:t xml:space="preserve"> </w:t>
-      </w:r>
-      <w:r>
-        <w:t xml:space="preserve">“Diffusion Decision Model: Current Issues and History.”</w:t>
-      </w:r>
-      <w:r>
-        <w:t xml:space="preserve"> </w:t>
-      </w:r>
-      <w:r>
-        <w:rPr>
-          <w:i/>
-          <w:iCs/>
-        </w:rPr>
-        <w:t xml:space="preserve">Trends in Cognitive Sciences</w:t>
-      </w:r>
-      <w:r>
-        <w:t xml:space="preserve"> </w:t>
-      </w:r>
-      <w:r>
-        <w:t xml:space="preserve">20 (4): 260–81.</w:t>
-      </w:r>
-      <w:r>
-        <w:t xml:space="preserve"> </w:t>
-      </w:r>
-      <w:hyperlink r:id="rId167">
-        <w:r>
-          <w:rPr>
-            <w:rStyle w:val="Hyperlink"/>
-          </w:rPr>
-          <w:t xml:space="preserve">https://doi.org/10.1016/j.tics.2016.01.007</w:t>
-        </w:r>
-      </w:hyperlink>
-      <w:r>
-        <w:t xml:space="preserve">.</w:t>
-      </w:r>
-    </w:p>
-    <w:bookmarkEnd w:id="168"/>
-    <w:bookmarkStart w:id="170" w:name="X9fe6a6f80e23a5a50722ac5624fa1651c567c79"/>
+    <w:bookmarkEnd w:id="173"/>
+    <w:bookmarkStart w:id="175" w:name="X9fe6a6f80e23a5a50722ac5624fa1651c567c79"/>
     <w:p>
       <w:pPr>
         <w:pStyle w:val="Bibliography"/>
@@ -7776,7 +7820,7 @@
       <w:r>
         <w:t xml:space="preserve"> </w:t>
       </w:r>
-      <w:hyperlink r:id="rId169">
+      <w:hyperlink r:id="rId174">
         <w:r>
           <w:rPr>
             <w:rStyle w:val="Hyperlink"/>
@@ -7788,8 +7832,8 @@
         <w:t xml:space="preserve">.</w:t>
       </w:r>
     </w:p>
-    <w:bookmarkEnd w:id="170"/>
-    <w:bookmarkStart w:id="171" w:name="ref-richlerIndividualDifferencesObject"/>
+    <w:bookmarkEnd w:id="175"/>
+    <w:bookmarkStart w:id="176" w:name="ref-richlerIndividualDifferencesObject"/>
     <w:p>
       <w:pPr>
         <w:pStyle w:val="Bibliography"/>
@@ -7811,8 +7855,8 @@
         <w:t xml:space="preserve">.</w:t>
       </w:r>
     </w:p>
-    <w:bookmarkEnd w:id="171"/>
-    <w:bookmarkStart w:id="173" w:name="X7cdc7ff1decf24b7d9aabf7adb4c3eb2dafa3dd"/>
+    <w:bookmarkEnd w:id="176"/>
+    <w:bookmarkStart w:id="178" w:name="X7cdc7ff1decf24b7d9aabf7adb4c3eb2dafa3dd"/>
     <w:p>
       <w:pPr>
         <w:pStyle w:val="Bibliography"/>
@@ -7845,7 +7889,7 @@
       <w:r>
         <w:t xml:space="preserve"> </w:t>
       </w:r>
-      <w:hyperlink r:id="rId172">
+      <w:hyperlink r:id="rId177">
         <w:r>
           <w:rPr>
             <w:rStyle w:val="Hyperlink"/>
@@ -7857,8 +7901,8 @@
         <w:t xml:space="preserve">.</w:t>
       </w:r>
     </w:p>
-    <w:bookmarkEnd w:id="173"/>
-    <w:bookmarkStart w:id="175" w:name="Xe75dc92e832917d7b0a8bd8823c927a72b52b4e"/>
+    <w:bookmarkEnd w:id="178"/>
+    <w:bookmarkStart w:id="180" w:name="Xe75dc92e832917d7b0a8bd8823c927a72b52b4e"/>
     <w:p>
       <w:pPr>
         <w:pStyle w:val="Bibliography"/>
@@ -7894,7 +7938,7 @@
       <w:r>
         <w:t xml:space="preserve"> </w:t>
       </w:r>
-      <w:hyperlink r:id="rId174">
+      <w:hyperlink r:id="rId179">
         <w:r>
           <w:rPr>
             <w:rStyle w:val="Hyperlink"/>
@@ -7906,8 +7950,8 @@
         <w:t xml:space="preserve">.</w:t>
       </w:r>
     </w:p>
-    <w:bookmarkEnd w:id="175"/>
-    <w:bookmarkStart w:id="177" w:name="ref-simonsConstraintsGeneralityCOG2017"/>
+    <w:bookmarkEnd w:id="180"/>
+    <w:bookmarkStart w:id="182" w:name="ref-simonsConstraintsGeneralityCOG2017"/>
     <w:p>
       <w:pPr>
         <w:pStyle w:val="Bibliography"/>
@@ -7940,7 +7984,7 @@
       <w:r>
         <w:t xml:space="preserve"> </w:t>
       </w:r>
-      <w:hyperlink r:id="rId176">
+      <w:hyperlink r:id="rId181">
         <w:r>
           <w:rPr>
             <w:rStyle w:val="Hyperlink"/>
@@ -7952,8 +7996,8 @@
         <w:t xml:space="preserve">.</w:t>
       </w:r>
     </w:p>
-    <w:bookmarkEnd w:id="177"/>
-    <w:bookmarkStart w:id="179" w:name="ref-EMC2"/>
+    <w:bookmarkEnd w:id="182"/>
+    <w:bookmarkStart w:id="184" w:name="ref-EMC2"/>
     <w:p>
       <w:pPr>
         <w:pStyle w:val="Bibliography"/>
@@ -7977,7 +8021,7 @@
       <w:r>
         <w:t xml:space="preserve"> </w:t>
       </w:r>
-      <w:hyperlink r:id="rId178">
+      <w:hyperlink r:id="rId183">
         <w:r>
           <w:rPr>
             <w:rStyle w:val="Hyperlink"/>
@@ -7989,8 +8033,8 @@
         <w:t xml:space="preserve">.</w:t>
       </w:r>
     </w:p>
-    <w:bookmarkEnd w:id="179"/>
-    <w:bookmarkStart w:id="181" w:name="Xfd10cfe941a83b5af44e87339f1e1a46333d8a2"/>
+    <w:bookmarkEnd w:id="184"/>
+    <w:bookmarkStart w:id="186" w:name="Xfd10cfe941a83b5af44e87339f1e1a46333d8a2"/>
     <w:p>
       <w:pPr>
         <w:pStyle w:val="Bibliography"/>
@@ -8023,7 +8067,7 @@
       <w:r>
         <w:t xml:space="preserve"> </w:t>
       </w:r>
-      <w:hyperlink r:id="rId180">
+      <w:hyperlink r:id="rId185">
         <w:r>
           <w:rPr>
             <w:rStyle w:val="Hyperlink"/>
@@ -8035,8 +8079,8 @@
         <w:t xml:space="preserve">.</w:t>
       </w:r>
     </w:p>
-    <w:bookmarkEnd w:id="181"/>
-    <w:bookmarkStart w:id="183" w:name="ref-tverskyObjectsPartsCategories1984"/>
+    <w:bookmarkEnd w:id="186"/>
+    <w:bookmarkStart w:id="188" w:name="ref-tverskyObjectsPartsCategories1984"/>
     <w:p>
       <w:pPr>
         <w:pStyle w:val="Bibliography"/>
@@ -8069,7 +8113,7 @@
       <w:r>
         <w:t xml:space="preserve"> </w:t>
       </w:r>
-      <w:hyperlink r:id="rId182">
+      <w:hyperlink r:id="rId187">
         <w:r>
           <w:rPr>
             <w:rStyle w:val="Hyperlink"/>
@@ -8081,8 +8125,8 @@
         <w:t xml:space="preserve">.</w:t>
       </w:r>
     </w:p>
-    <w:bookmarkEnd w:id="183"/>
-    <w:bookmarkStart w:id="185" w:name="Xac8d936acd38dba0a32db913f4d15b2c7c3b3f5"/>
+    <w:bookmarkEnd w:id="188"/>
+    <w:bookmarkStart w:id="190" w:name="Xac8d936acd38dba0a32db913f4d15b2c7c3b3f5"/>
     <w:p>
       <w:pPr>
         <w:pStyle w:val="Bibliography"/>
@@ -8115,7 +8159,7 @@
       <w:r>
         <w:t xml:space="preserve"> </w:t>
       </w:r>
-      <w:hyperlink r:id="rId184">
+      <w:hyperlink r:id="rId189">
         <w:r>
           <w:rPr>
             <w:rStyle w:val="Hyperlink"/>
@@ -8127,8 +8171,8 @@
         <w:t xml:space="preserve">.</w:t>
       </w:r>
     </w:p>
-    <w:bookmarkEnd w:id="185"/>
-    <w:bookmarkStart w:id="187" w:name="ref-verhallenGeneralSpecificFactors2017"/>
+    <w:bookmarkEnd w:id="190"/>
+    <w:bookmarkStart w:id="192" w:name="ref-verhallenGeneralSpecificFactors2017"/>
     <w:p>
       <w:pPr>
         <w:pStyle w:val="Bibliography"/>
@@ -8161,7 +8205,7 @@
       <w:r>
         <w:t xml:space="preserve"> </w:t>
       </w:r>
-      <w:hyperlink r:id="rId186">
+      <w:hyperlink r:id="rId191">
         <w:r>
           <w:rPr>
             <w:rStyle w:val="Hyperlink"/>
@@ -8173,8 +8217,8 @@
         <w:t xml:space="preserve">.</w:t>
       </w:r>
     </w:p>
-    <w:bookmarkEnd w:id="187"/>
-    <w:bookmarkStart w:id="189" w:name="X8ee45e5be2bbd8590a48be764294600478f647e"/>
+    <w:bookmarkEnd w:id="192"/>
+    <w:bookmarkStart w:id="194" w:name="X8ee45e5be2bbd8590a48be764294600478f647e"/>
     <w:p>
       <w:pPr>
         <w:pStyle w:val="Bibliography"/>
@@ -8207,7 +8251,7 @@
       <w:r>
         <w:t xml:space="preserve"> </w:t>
       </w:r>
-      <w:hyperlink r:id="rId188">
+      <w:hyperlink r:id="rId193">
         <w:r>
           <w:rPr>
             <w:rStyle w:val="Hyperlink"/>
@@ -8219,8 +8263,8 @@
         <w:t xml:space="preserve">.</w:t>
       </w:r>
     </w:p>
-    <w:bookmarkEnd w:id="189"/>
-    <w:bookmarkStart w:id="191" w:name="ref-whiteUsingDecisionModels2016"/>
+    <w:bookmarkEnd w:id="194"/>
+    <w:bookmarkStart w:id="196" w:name="ref-whiteUsingDecisionModels2016"/>
     <w:p>
       <w:pPr>
         <w:pStyle w:val="Bibliography"/>
@@ -8253,7 +8297,7 @@
       <w:r>
         <w:t xml:space="preserve"> </w:t>
       </w:r>
-      <w:hyperlink r:id="rId190">
+      <w:hyperlink r:id="rId195">
         <w:r>
           <w:rPr>
             <w:rStyle w:val="Hyperlink"/>
@@ -8265,8 +8309,8 @@
         <w:t xml:space="preserve">.</w:t>
       </w:r>
     </w:p>
-    <w:bookmarkEnd w:id="191"/>
-    <w:bookmarkStart w:id="193" w:name="ref-whiteNeedImproveWay2022"/>
+    <w:bookmarkEnd w:id="196"/>
+    <w:bookmarkStart w:id="198" w:name="ref-whiteNeedImproveWay2022"/>
     <w:p>
       <w:pPr>
         <w:pStyle w:val="Bibliography"/>
@@ -8299,7 +8343,7 @@
       <w:r>
         <w:t xml:space="preserve"> </w:t>
       </w:r>
-      <w:hyperlink r:id="rId192">
+      <w:hyperlink r:id="rId197">
         <w:r>
           <w:rPr>
             <w:rStyle w:val="Hyperlink"/>
@@ -8311,8 +8355,8 @@
         <w:t xml:space="preserve">.</w:t>
       </w:r>
     </w:p>
-    <w:bookmarkEnd w:id="193"/>
-    <w:bookmarkStart w:id="195" w:name="ref-whitePassportOfficersErrors2014"/>
+    <w:bookmarkEnd w:id="198"/>
+    <w:bookmarkStart w:id="200" w:name="ref-whitePassportOfficersErrors2014"/>
     <w:p>
       <w:pPr>
         <w:pStyle w:val="Bibliography"/>
@@ -8345,7 +8389,7 @@
       <w:r>
         <w:t xml:space="preserve"> </w:t>
       </w:r>
-      <w:hyperlink r:id="rId194">
+      <w:hyperlink r:id="rId199">
         <w:r>
           <w:rPr>
             <w:rStyle w:val="Hyperlink"/>
@@ -8357,8 +8401,8 @@
         <w:t xml:space="preserve">.</w:t>
       </w:r>
     </w:p>
-    <w:bookmarkEnd w:id="195"/>
-    <w:bookmarkStart w:id="197" w:name="ref-wilmerHumanFaceRecognition2010"/>
+    <w:bookmarkEnd w:id="200"/>
+    <w:bookmarkStart w:id="202" w:name="ref-wilmerHumanFaceRecognition2010"/>
     <w:p>
       <w:pPr>
         <w:pStyle w:val="Bibliography"/>
@@ -8391,7 +8435,7 @@
       <w:r>
         <w:t xml:space="preserve"> </w:t>
       </w:r>
-      <w:hyperlink r:id="rId196">
+      <w:hyperlink r:id="rId201">
         <w:r>
           <w:rPr>
             <w:rStyle w:val="Hyperlink"/>
@@ -8403,8 +8447,8 @@
         <w:t xml:space="preserve">.</w:t>
       </w:r>
     </w:p>
-    <w:bookmarkEnd w:id="197"/>
-    <w:bookmarkStart w:id="199" w:name="ref-wilmerCapturingSpecificAbilities2012"/>
+    <w:bookmarkEnd w:id="202"/>
+    <w:bookmarkStart w:id="204" w:name="ref-wilmerCapturingSpecificAbilities2012"/>
     <w:p>
       <w:pPr>
         <w:pStyle w:val="Bibliography"/>
@@ -8437,7 +8481,7 @@
       <w:r>
         <w:t xml:space="preserve"> </w:t>
       </w:r>
-      <w:hyperlink r:id="rId198">
+      <w:hyperlink r:id="rId203">
         <w:r>
           <w:rPr>
             <w:rStyle w:val="Hyperlink"/>
@@ -8449,8 +8493,8 @@
         <w:t xml:space="preserve">.</w:t>
       </w:r>
     </w:p>
-    <w:bookmarkEnd w:id="199"/>
-    <w:bookmarkStart w:id="201" w:name="ref-yarkoniGeneralizabilityCrisis2022"/>
+    <w:bookmarkEnd w:id="204"/>
+    <w:bookmarkStart w:id="206" w:name="ref-yarkoniGeneralizabilityCrisis2022"/>
     <w:p>
       <w:pPr>
         <w:pStyle w:val="Bibliography"/>
@@ -8483,7 +8527,7 @@
       <w:r>
         <w:t xml:space="preserve"> </w:t>
       </w:r>
-      <w:hyperlink r:id="rId200">
+      <w:hyperlink r:id="rId205">
         <w:r>
           <w:rPr>
             <w:rStyle w:val="Hyperlink"/>
@@ -8495,9 +8539,9 @@
         <w:t xml:space="preserve">.</w:t>
       </w:r>
     </w:p>
-    <w:bookmarkEnd w:id="201"/>
-    <w:bookmarkEnd w:id="202"/>
-    <w:bookmarkEnd w:id="203"/>
+    <w:bookmarkEnd w:id="206"/>
+    <w:bookmarkEnd w:id="207"/>
+    <w:bookmarkEnd w:id="208"/>
     <w:sectPr>
       <w:footnotePr>
         <w:numRestart w:val="eachSect"/>

--- a/manuscript/manuscript.docx
+++ b/manuscript/manuscript.docx
@@ -39,7 +39,23 @@
         <w:pStyle w:val="Date"/>
       </w:pPr>
       <w:r>
-        <w:t xml:space="preserve">2026-09-01</w:t>
+        <w:t xml:space="preserve">2026-09-21</w:t>
+      </w:r>
+    </w:p>
+    <w:p>
+      <w:pPr>
+        <w:pStyle w:val="AbstractTitle"/>
+      </w:pPr>
+      <w:r>
+        <w:t xml:space="preserve">Abstract</w:t>
+      </w:r>
+    </w:p>
+    <w:p>
+      <w:pPr>
+        <w:pStyle w:val="Abstract"/>
+      </w:pPr>
+      <w:r>
+        <w:t xml:space="preserve">Face recognition ability varies substantially across the population, yet the cognitive and computational processes that give rise to this variation remain poorly understood. Here, we combined approaches from experimental, differential and mathematical psychology to test how individual differences in face recognition ability relate to latent parameters of the decision-making process. Participants (N = 300) completed a face memory task with learned and novel faces, together with measures of face recognition ability (Cambridge Face Memory Test) and general object recognition ability (car recognition). We modelled task performance with an evidence-accumulation model that translates accuracy and response times into latent parameters, including drift rate (the signal-to-noise ratio of the evidence) and threshold (response caution). Higher face recognition ability was associated with greater drift rate discrimination between correct and incorrect response accumulators, for both learned and novel faces and to a similar degree, consistent with expertise effects in other domains. This association remained largely unchanged when accounting for car recognition ability, suggesting that it is at least partly tied to face processing itself. Higher face recognition ability was also associated with greater response caution, which may reflect better calibration to task demands. Although the associations were modest in size, these findings suggest that individual differences in face recognition ability are reflected in distinct computational mechanisms, namely more efficient extraction of information from faces and a more cautious decision policy. This approach offers a more specific basis for theories of face recognition, and for testing whether these mechanisms operate similarly across the full spectrum of ability.</w:t>
       </w:r>
     </w:p>
     <w:p>
@@ -61,7 +77,7 @@
         <w:pStyle w:val="FirstParagraph"/>
       </w:pPr>
       <w:r>
-        <w:t xml:space="preserve">Being able to quickly and accurately recognise other people is an important aspect of everyday life, which impacts social interactions as well as more specific tasks, such as eye-witness identification and passport control checks.</w:t>
+        <w:t xml:space="preserve">Being able to quickly and accurately recognise other people is a central aspect of everyday social interactions, as well as more specific tasks, such as eye-witness identification and passport control checks.</w:t>
       </w:r>
       <w:r>
         <w:t xml:space="preserve"> </w:t>
@@ -91,19 +107,66 @@
         <w:t xml:space="preserve">(Bobak et al. 2016; Russell et al. 2009)</w:t>
       </w:r>
       <w:r>
+        <w:t xml:space="preserve">. Even if we ignore these two extreme cases, face recognition ability varies throughout the general population, especially when identifying unfamiliar individuals</w:t>
+      </w:r>
+      <w:r>
+        <w:t xml:space="preserve"> </w:t>
+      </w:r>
+      <w:r>
+        <w:t xml:space="preserve">(Dowsett and Burton 2015; White et al. 2014)</w:t>
+      </w:r>
+      <w:r>
+        <w:t xml:space="preserve">. Unsurprisingly, therefore, research has attempted to understand the mental processes that determine variation in face recognition ability as one way to probe the structure of social perception and cognition</w:t>
+      </w:r>
+      <w:r>
+        <w:t xml:space="preserve"> </w:t>
+      </w:r>
+      <w:r>
+        <w:t xml:space="preserve">(Rhodes et al. 2014; Wang et al. 2012; Yovel et al. 2014)</w:t>
+      </w:r>
+      <w:r>
+        <w:t xml:space="preserve">. Here, in this project, we move this research field forward by combining approaches from experimental, differential and mathematical psychology, to investigate how individual differences in face recognition ability relate to the computational processes that support face recognition.</w:t>
+      </w:r>
+    </w:p>
+    <w:p>
+      <w:pPr>
+        <w:pStyle w:val="BodyText"/>
+      </w:pPr>
+      <w:r>
+        <w:t xml:space="preserve">Attempts to understand differences between individuals has a long history in psychological research.</w:t>
+      </w:r>
+      <w:r>
+        <w:t xml:space="preserve"> </w:t>
+      </w:r>
+      <w:r>
+        <w:t xml:space="preserve">Indeed, differential psychology represents a major branch of psychological research that aims to understand individual differences in thought, behaviour and ability</w:t>
+      </w:r>
+      <w:r>
+        <w:t xml:space="preserve"> </w:t>
+      </w:r>
+      <w:r>
+        <w:t xml:space="preserve">(Marsh and Boag 2013; Lubinski 2000)</w:t>
+      </w:r>
+      <w:r>
         <w:t xml:space="preserve">.</w:t>
       </w:r>
       <w:r>
         <w:t xml:space="preserve"> </w:t>
       </w:r>
       <w:r>
-        <w:t xml:space="preserve">Even if we ignore these two extreme cases, face recognition ability varies throughout the general population, especially when identifying unfamiliar individuals</w:t>
-      </w:r>
-      <w:r>
-        <w:t xml:space="preserve"> </w:t>
-      </w:r>
-      <w:r>
-        <w:t xml:space="preserve">(Dowsett and Burton 2015; White et al. 2014)</w:t>
+        <w:t xml:space="preserve">In the domain of face recognition, there is a growing interest in investigating individual differences across the entire spectrum of face recognition ability, rather than focusing on specific subgroups, such as</w:t>
+      </w:r>
+      <w:r>
+        <w:t xml:space="preserve"> </w:t>
+      </w:r>
+      <w:r>
+        <w:t xml:space="preserve">“super-recognisers”</w:t>
+      </w:r>
+      <w:r>
+        <w:t xml:space="preserve"> </w:t>
+      </w:r>
+      <w:r>
+        <w:t xml:space="preserve">(White and Kitchen 2022)</w:t>
       </w:r>
       <w:r>
         <w:t xml:space="preserve">.</w:t>
@@ -112,13 +175,34 @@
         <w:t xml:space="preserve"> </w:t>
       </w:r>
       <w:r>
-        <w:t xml:space="preserve">Unsurprisingly, therefore, recent research has attempted to understand the mental processes that determine variation in face recognition ability as a route to uncover the architecture of a key dimension of social perception and cognition [REF??].</w:t>
-      </w:r>
-      <w:r>
-        <w:t xml:space="preserve"> </w:t>
-      </w:r>
-      <w:r>
-        <w:t xml:space="preserve">Here, in this project, we move this research field forward by combining approaches from experimental, differential and mathematical psychology, to investigate how individual differences in face recognition ability relate to the computational processes that support face recognition.</w:t>
+        <w:t xml:space="preserve">To this end, several assessment tools have been designed to measure different facets of face recognition performance</w:t>
+      </w:r>
+      <w:r>
+        <w:t xml:space="preserve"> </w:t>
+      </w:r>
+      <w:r>
+        <w:t xml:space="preserve">(Duchaine and Nakayama 2006; Burton et al. 2010; Russell et al. 2009)</w:t>
+      </w:r>
+      <w:r>
+        <w:t xml:space="preserve">.</w:t>
+      </w:r>
+      <w:r>
+        <w:t xml:space="preserve"> </w:t>
+      </w:r>
+      <w:r>
+        <w:t xml:space="preserve">For example, the Cambridge Face Memory Test (</w:t>
+      </w:r>
+      <w:r>
+        <w:t xml:space="preserve">Duchaine and Nakayama (2006)</w:t>
+      </w:r>
+      <w:r>
+        <w:t xml:space="preserve">) measures how many previously seen faces individuals can accurately recognise, with performance varying across the general population and being poorer in individuals with developmental prosopagnosia.</w:t>
+      </w:r>
+      <w:r>
+        <w:t xml:space="preserve"> </w:t>
+      </w:r>
+      <w:r>
+        <w:t xml:space="preserve">As such, these tools appear to have sufficient validity to represent a marker of an individuals face recognition ability.</w:t>
       </w:r>
     </w:p>
     <w:p>
@@ -126,19 +210,13 @@
         <w:pStyle w:val="BodyText"/>
       </w:pPr>
       <w:r>
-        <w:t xml:space="preserve">Attempts to understand differences between individuals has a long history in psychological research.</w:t>
-      </w:r>
-      <w:r>
-        <w:t xml:space="preserve"> </w:t>
-      </w:r>
-      <w:r>
-        <w:t xml:space="preserve">Indeed, differential psychology represents a major branch of psychological research that aims to understand individual differences in thought, behaviour and ability</w:t>
-      </w:r>
-      <w:r>
-        <w:t xml:space="preserve"> </w:t>
-      </w:r>
-      <w:r>
-        <w:t xml:space="preserve">(Marsh and Boag 2013; Lubinski 2000)</w:t>
+        <w:t xml:space="preserve">Using these tools as a marker of face recognition ability, past research has estimated the association between the performance on these tests and broader perceptual and cognitive processes</w:t>
+      </w:r>
+      <w:r>
+        <w:t xml:space="preserve"> </w:t>
+      </w:r>
+      <w:r>
+        <w:t xml:space="preserve">(McCaffery et al. 2018; Noyes et al. 2018)</w:t>
       </w:r>
       <w:r>
         <w:t xml:space="preserve">.</w:t>
@@ -147,19 +225,13 @@
         <w:t xml:space="preserve"> </w:t>
       </w:r>
       <w:r>
-        <w:t xml:space="preserve">In the domain of face recognition, there is a growing interest in investigating individual differences across the entire spectrum of face recognition ability, rather than focussing on specific subgroups, such as</w:t>
-      </w:r>
-      <w:r>
-        <w:t xml:space="preserve"> </w:t>
-      </w:r>
-      <w:r>
-        <w:t xml:space="preserve">“super-recognisers”</w:t>
-      </w:r>
-      <w:r>
-        <w:t xml:space="preserve"> </w:t>
-      </w:r>
-      <w:r>
-        <w:t xml:space="preserve">(White and Kitchen 2022)</w:t>
+        <w:t xml:space="preserve">One line of research has studied the extent to which individual differences in face processing reflect domain-general or more domain-specific variation in perceptual and cognitive abilities</w:t>
+      </w:r>
+      <w:r>
+        <w:t xml:space="preserve"> </w:t>
+      </w:r>
+      <w:r>
+        <w:t xml:space="preserve">(McCaffery et al. 2018; Verhallen et al. 2017)</w:t>
       </w:r>
       <w:r>
         <w:t xml:space="preserve">.</w:t>
@@ -168,49 +240,46 @@
         <w:t xml:space="preserve"> </w:t>
       </w:r>
       <w:r>
-        <w:t xml:space="preserve">To this end, several assessment tools have been designed to measure different facets of face recognition performance(</w:t>
-      </w:r>
-      <w:r>
-        <w:t xml:space="preserve">Duchaine and Nakayama (2006)</w:t>
-      </w:r>
-      <w:r>
-        <w:t xml:space="preserve">;</w:t>
-      </w:r>
-      <w:r>
-        <w:t xml:space="preserve"> </w:t>
-      </w:r>
-      <w:r>
-        <w:t xml:space="preserve">Burton et al. (2010)</w:t>
-      </w:r>
-      <w:r>
-        <w:t xml:space="preserve">;</w:t>
-      </w:r>
-      <w:r>
-        <w:t xml:space="preserve"> </w:t>
-      </w:r>
-      <w:r>
-        <w:t xml:space="preserve">Russell et al. (2009)</w:t>
-      </w:r>
-      <w:r>
-        <w:t xml:space="preserve">).</w:t>
-      </w:r>
-      <w:r>
-        <w:t xml:space="preserve"> </w:t>
-      </w:r>
-      <w:r>
-        <w:t xml:space="preserve">For example, the Cambridge Face Memory Test (</w:t>
-      </w:r>
-      <w:r>
-        <w:t xml:space="preserve">Duchaine and Nakayama (2006)</w:t>
-      </w:r>
-      <w:r>
-        <w:t xml:space="preserve">) measures how many previously seen faces individuals can accurately recognise, with performance varying across the general population and being poorer in individuals with developmental prosopagnosia.</w:t>
-      </w:r>
-      <w:r>
-        <w:t xml:space="preserve"> </w:t>
-      </w:r>
-      <w:r>
-        <w:t xml:space="preserve">As such, these tools appear to have sufficient validity to represent a marker of an individuals face recognition ability.</w:t>
+        <w:t xml:space="preserve">These findings show that face and general object recognition ability are positively, but modestly associated</w:t>
+      </w:r>
+      <w:r>
+        <w:t xml:space="preserve"> </w:t>
+      </w:r>
+      <w:r>
+        <w:t xml:space="preserve">(Dennett, McKone, Tavashmi, et al. 2012; Richler, Tomarken, Sunday, Vickery, Kaitlin F. Ryan, et al. 2019; Wilmer et al. 2012)</w:t>
+      </w:r>
+      <w:r>
+        <w:t xml:space="preserve">.</w:t>
+      </w:r>
+      <w:r>
+        <w:t xml:space="preserve"> </w:t>
+      </w:r>
+      <w:r>
+        <w:t xml:space="preserve">Nonetheless, they remain constantly weaker than associations between different face recognition tasks</w:t>
+      </w:r>
+      <w:r>
+        <w:t xml:space="preserve"> </w:t>
+      </w:r>
+      <w:r>
+        <w:t xml:space="preserve">(Fysh et al. 2020; McCaffery et al. 2018; Wilmer et al. 2010)</w:t>
+      </w:r>
+      <w:r>
+        <w:t xml:space="preserve">.</w:t>
+      </w:r>
+      <w:r>
+        <w:t xml:space="preserve"> </w:t>
+      </w:r>
+      <w:r>
+        <w:t xml:space="preserve">One interpretation of these results is that face recognition tasks rely partly on a specialised, domain-specific set of mental processes</w:t>
+      </w:r>
+      <w:r>
+        <w:t xml:space="preserve"> </w:t>
+      </w:r>
+      <w:r>
+        <w:t xml:space="preserve">(Richler, Tomarken, Sunday, Vickery, Katherine F. Ryan, et al. 2019)</w:t>
+      </w:r>
+      <w:r>
+        <w:t xml:space="preserve">, in addition to more domain-general perceptual abilities.</w:t>
       </w:r>
     </w:p>
     <w:p>
@@ -218,13 +287,19 @@
         <w:pStyle w:val="BodyText"/>
       </w:pPr>
       <w:r>
-        <w:t xml:space="preserve">Using these tools as a marker of face recognition ability, past research has estimated the association between the performance on these tests and broader perceptual and cognitive processes</w:t>
-      </w:r>
-      <w:r>
-        <w:t xml:space="preserve"> </w:t>
-      </w:r>
-      <w:r>
-        <w:t xml:space="preserve">(McCaffery et al. 2018; Noyes et al. 2018)</w:t>
+        <w:t xml:space="preserve">The use of directly observed or manifest measures, such as reaction time and accuracy, has made a valuable contribution to understanding the relationship between psychological processes in general and in the context of face perception.</w:t>
+      </w:r>
+      <w:r>
+        <w:t xml:space="preserve"> </w:t>
+      </w:r>
+      <w:r>
+        <w:t xml:space="preserve">However, performance on such tests remains a distant proxy of the underlying cognitive processes at work during face recognition, which makes them far from ideal for capturing individual differences in cognitive processes</w:t>
+      </w:r>
+      <w:r>
+        <w:t xml:space="preserve"> </w:t>
+      </w:r>
+      <w:r>
+        <w:t xml:space="preserve">(Haines et al. 2020)</w:t>
       </w:r>
       <w:r>
         <w:t xml:space="preserve">.</w:t>
@@ -233,13 +308,13 @@
         <w:t xml:space="preserve"> </w:t>
       </w:r>
       <w:r>
-        <w:t xml:space="preserve">For instance, one line of research has studied the extent to which individual difference in face processing reflect domain-general or more domain-specific differences in perceptual and cognitive abilities</w:t>
-      </w:r>
-      <w:r>
-        <w:t xml:space="preserve"> </w:t>
-      </w:r>
-      <w:r>
-        <w:t xml:space="preserve">(McCaffery et al. 2018; Verhallen et al. 2017)</w:t>
+        <w:t xml:space="preserve">An alternative approach to this problem has emerged in the domain of mathematical psychology and involves using a computational model to estimate latent computational parameters, which can be closer to the cognitive processes of interest</w:t>
+      </w:r>
+      <w:r>
+        <w:t xml:space="preserve"> </w:t>
+      </w:r>
+      <w:r>
+        <w:t xml:space="preserve">(Yarkoni 2022)</w:t>
       </w:r>
       <w:r>
         <w:t xml:space="preserve">.</w:t>
@@ -248,46 +323,19 @@
         <w:t xml:space="preserve"> </w:t>
       </w:r>
       <w:r>
-        <w:t xml:space="preserve">[[Raph - the importance and relevance for the next two sentences needs spelling out. See my comments in the Notes file.]]</w:t>
-      </w:r>
-      <w:r>
-        <w:t xml:space="preserve"> </w:t>
-      </w:r>
-      <w:r>
-        <w:t xml:space="preserve">Some studies have shown that face and general object perception ability are positively, but modestly associated</w:t>
-      </w:r>
-      <w:r>
-        <w:t xml:space="preserve"> </w:t>
-      </w:r>
-      <w:r>
-        <w:t xml:space="preserve">(Dennett, McKone, Tavashmi, et al. 2012; Richler et al., n.d.; Wilmer et al. 2012)</w:t>
-      </w:r>
-      <w:r>
-        <w:t xml:space="preserve">.</w:t>
-      </w:r>
-      <w:r>
-        <w:t xml:space="preserve"> </w:t>
-      </w:r>
-      <w:r>
-        <w:t xml:space="preserve">These associations remain constantly weaker than those between different face or object recognition task</w:t>
-      </w:r>
-      <w:r>
-        <w:t xml:space="preserve"> </w:t>
-      </w:r>
-      <w:r>
-        <w:t xml:space="preserve">(Fysh et al. 2020; McCaffery et al. 2018; Wilmer et al. 2010)</w:t>
-      </w:r>
-      <w:r>
-        <w:t xml:space="preserve">, suggesting that domain-specific processing explains at least part of the variance between these tasks</w:t>
-      </w:r>
-      <w:r>
-        <w:t xml:space="preserve"> </w:t>
-      </w:r>
-      <w:r>
-        <w:t xml:space="preserve">(Richler et al. 2019)</w:t>
-      </w:r>
-      <w:r>
-        <w:t xml:space="preserve">.</w:t>
+        <w:t xml:space="preserve">For instance, evidence-accumulation models translate the distribution of response times for correct and incorrect responses into parameters reflecting latent computational processes that are supposed to underlie the decision-making process (see</w:t>
+      </w:r>
+      <w:r>
+        <w:t xml:space="preserve"> </w:t>
+      </w:r>
+      <w:r>
+        <w:t xml:space="preserve">Ratcliff et al. (2016)</w:t>
+      </w:r>
+      <w:r>
+        <w:t xml:space="preserve"> </w:t>
+      </w:r>
+      <w:r>
+        <w:t xml:space="preserve">for a review).</w:t>
       </w:r>
     </w:p>
     <w:p>
@@ -295,72 +343,57 @@
         <w:pStyle w:val="BodyText"/>
       </w:pPr>
       <w:r>
-        <w:t xml:space="preserve">The use of directly observed or manifest measures, such as reaction time and accuracy, has made a valuable contribution to understanding the relationship between psychological processes in general and in the context of face perception.</w:t>
-      </w:r>
-      <w:r>
-        <w:t xml:space="preserve"> </w:t>
-      </w:r>
-      <w:r>
-        <w:t xml:space="preserve">However, performance on such tests remains a distant proxy of the underlying cognitive processes at work during face recognition, which makes them far from ideal for capturing individual differences in cognitive processes</w:t>
-      </w:r>
-      <w:r>
-        <w:t xml:space="preserve"> </w:t>
-      </w:r>
-      <w:r>
-        <w:t xml:space="preserve">(Haines et al. 2020)</w:t>
-      </w:r>
-      <w:r>
-        <w:t xml:space="preserve">.</w:t>
-      </w:r>
-      <w:r>
-        <w:t xml:space="preserve"> </w:t>
-      </w:r>
-      <w:r>
-        <w:t xml:space="preserve">An alternative approach to this problem has emerged in the domain of mathematical psychology and involves using a computational model to estimate latent computational parameters, which can be closer to the cognitive processes of interest</w:t>
-      </w:r>
-      <w:r>
-        <w:t xml:space="preserve"> </w:t>
-      </w:r>
-      <w:r>
-        <w:t xml:space="preserve">(Yarkoni 2022)</w:t>
-      </w:r>
-      <w:r>
-        <w:t xml:space="preserve">.</w:t>
-      </w:r>
-      <w:r>
-        <w:t xml:space="preserve"> </w:t>
-      </w:r>
-      <w:r>
-        <w:t xml:space="preserve">For instance, [</w:t>
+        <w:t xml:space="preserve">One example of such evidence-accumulation models is the linear ballistic accumulator (LBA) model (</w:t>
       </w:r>
       <w:hyperlink w:anchor="fig-LBA">
         <w:r>
           <w:rPr>
             <w:rStyle w:val="Hyperlink"/>
           </w:rPr>
-          <w:t xml:space="preserve">Raph - one or two sentences on the basics of evidence accumulation models.</w:t>
-        </w:r>
-        <w:r>
-          <w:rPr>
-            <w:rStyle w:val="Hyperlink"/>
-          </w:rPr>
-          <w:t xml:space="preserve"> </w:t>
-        </w:r>
-        <w:r>
-          <w:rPr>
-            <w:rStyle w:val="Hyperlink"/>
-          </w:rPr>
-          <w:t xml:space="preserve">refer to ( 1</w:t>
+          <w:t xml:space="preserve">Figure 1</w:t>
         </w:r>
       </w:hyperlink>
       <w:r>
-        <w:t xml:space="preserve">]</w:t>
-      </w:r>
-      <w:r>
-        <w:t xml:space="preserve"> </w:t>
-      </w:r>
-      <w:r>
-        <w:t xml:space="preserve">From an individual differences perspective, one can then study how variation in these latent computational parameters relates to key aspects of social behaviour, such as face recognition ability</w:t>
+        <w:t xml:space="preserve">) (</w:t>
+      </w:r>
+      <w:r>
+        <w:t xml:space="preserve">Brown and Heathcote (2008)</w:t>
+      </w:r>
+      <w:r>
+        <w:t xml:space="preserve">).</w:t>
+      </w:r>
+      <w:r>
+        <w:t xml:space="preserve"> </w:t>
+      </w:r>
+      <w:r>
+        <w:t xml:space="preserve">In two-alternatives forced choice tasks, this model describes the accumulation of evidence (drift rate parameter) towards the two alternative options.</w:t>
+      </w:r>
+      <w:r>
+        <w:t xml:space="preserve"> </w:t>
+      </w:r>
+      <w:r>
+        <w:t xml:space="preserve">Once the accumulation of evidence crosses a threshold, the corresponding response is then chosen.</w:t>
+      </w:r>
+      <w:r>
+        <w:t xml:space="preserve"> </w:t>
+      </w:r>
+      <w:r>
+        <w:t xml:space="preserve">Importantly, parameters from this model can be interpreted in psychologically meaningful ways: the drift rate parameter reflects the signal-to-noise ratio provided by the stimulus and the threshold parameter reflects the response caution towards a response (the amount of evidence needed to trigger a particular response;</w:t>
+      </w:r>
+      <w:r>
+        <w:t xml:space="preserve"> </w:t>
+      </w:r>
+      <w:r>
+        <w:t xml:space="preserve">Myers et al. (2022)</w:t>
+      </w:r>
+      <w:r>
+        <w:t xml:space="preserve">).</w:t>
+      </w:r>
+      <w:r>
+        <w:t xml:space="preserve"> </w:t>
+      </w:r>
+      <w:r>
+        <w:t xml:space="preserve">As a consequence, one can then study how variation between people in these latent computational parameters, rather than manifest or observed measures, relates to key aspects of social behaviour, such as face recognition ability</w:t>
       </w:r>
       <w:r>
         <w:t xml:space="preserve"> </w:t>
@@ -481,13 +514,31 @@
         <w:pStyle w:val="BodyText"/>
       </w:pPr>
       <w:r>
-        <w:t xml:space="preserve">Approaches from differential psychology have historically run alongside, and largely separate to, research traditions from experimental psychology, which aim to estimate the average effect (aggregated across individuals) of an experimental manipulation [REF??].</w:t>
-      </w:r>
-      <w:r>
-        <w:t xml:space="preserve"> </w:t>
-      </w:r>
-      <w:r>
-        <w:t xml:space="preserve">For example, we previously used an experimental approach in combination with evidence accumulation modelling to study how familiarity impacts the computational processes that support face recognition (Fournier, Downing &amp; Ramsey, 2026).</w:t>
+        <w:t xml:space="preserve">Approaches from differential psychology have historically run alongside, and largely separate to, research traditions from experimental psychology, which aim to estimate the average effect (aggregated across individuals) of an experimental manipulation</w:t>
+      </w:r>
+      <w:r>
+        <w:t xml:space="preserve"> </w:t>
+      </w:r>
+      <w:r>
+        <w:t xml:space="preserve">(Myers and Hansen 2006)</w:t>
+      </w:r>
+      <w:r>
+        <w:t xml:space="preserve">.</w:t>
+      </w:r>
+      <w:r>
+        <w:t xml:space="preserve"> </w:t>
+      </w:r>
+      <w:r>
+        <w:t xml:space="preserve">For example, we previously used an experimental approach in combination with evidence accumulation modelling to study how familiarity impacts the computational processes that support face recognition</w:t>
+      </w:r>
+      <w:r>
+        <w:t xml:space="preserve"> </w:t>
+      </w:r>
+      <w:r>
+        <w:t xml:space="preserve">(Fournier et al. 2026)</w:t>
+      </w:r>
+      <w:r>
+        <w:t xml:space="preserve">.</w:t>
       </w:r>
       <w:r>
         <w:t xml:space="preserve"> </w:t>
@@ -505,19 +556,25 @@
         <w:t xml:space="preserve"> </w:t>
       </w:r>
       <w:r>
-        <w:t xml:space="preserve">[[This showed that – Raph what is the inference or interpretation here?? Why is it relevant in this paragraph??]].</w:t>
-      </w:r>
-      <w:r>
-        <w:t xml:space="preserve"> </w:t>
-      </w:r>
-      <w:r>
         <w:t xml:space="preserve">Although we showed that these results could be replicated in both laboratory and online settings, the work aimed to estimate an average effect across a relatively small number of individuals (N~30), rather than investigate individual differences.</w:t>
       </w:r>
       <w:r>
         <w:t xml:space="preserve"> </w:t>
       </w:r>
       <w:r>
-        <w:t xml:space="preserve">As such, Fournier and colleagues (2026) were unable to estimate how variation in face recognition ability between individuals shapes the computational processes that determine how face recognition judgements are made.</w:t>
+        <w:t xml:space="preserve">As such,</w:t>
+      </w:r>
+      <w:r>
+        <w:t xml:space="preserve"> </w:t>
+      </w:r>
+      <w:r>
+        <w:t xml:space="preserve">Fournier et al. (2026)</w:t>
+      </w:r>
+      <w:r>
+        <w:t xml:space="preserve"> </w:t>
+      </w:r>
+      <w:r>
+        <w:t xml:space="preserve">were unable to estimate how variation in face recognition ability between individuals shapes the computational processes that determine how face recognition judgements are made.</w:t>
       </w:r>
     </w:p>
     <w:p>
@@ -531,35 +588,68 @@
         <w:t xml:space="preserve"> </w:t>
       </w:r>
       <w:r>
-        <w:t xml:space="preserve">More specifically, based on prior results from our lab (Fournier et al., 2026), we investigated the extent to which drift rate and threshold vary as a function of face recognition ability specifically or a more general object recognition ability.</w:t>
-      </w:r>
-      <w:r>
-        <w:t xml:space="preserve"> </w:t>
-      </w:r>
-      <w:r>
-        <w:t xml:space="preserve">This approach can provide insights regarding the domain-specificity of the computational processes involved in face recognition.</w:t>
-      </w:r>
-      <w:r>
-        <w:t xml:space="preserve"> </w:t>
-      </w:r>
-      <w:r>
-        <w:t xml:space="preserve">To do so, we used a similar face memory task as used previously by Fournier et al. (2026) to compute key latent parameters, whilst also measuring face recognition ability (REF) and general object recognition ability (REF) in a considerably larger sample of participants (N~300) than our prior work to enable more robust estimates of between participant individual differences.</w:t>
-      </w:r>
-      <w:r>
-        <w:t xml:space="preserve"> </w:t>
-      </w:r>
-      <w:r>
-        <w:t xml:space="preserve">Based on past research, we might expect … drift rate diff to correlate with greater ability … (REF), but it is less clear how threshold may vary. For instance, could better face recognition result in more caution or less caution…</w:t>
-      </w:r>
-      <w:r>
-        <w:t xml:space="preserve"> </w:t>
-      </w:r>
-      <w:r>
-        <w:t xml:space="preserve">Moreover, how these patterns vary by familiar vs novel faces is also ….</w:t>
+        <w:t xml:space="preserve">To do so, we used our prior face memory task</w:t>
+      </w:r>
+      <w:r>
+        <w:t xml:space="preserve"> </w:t>
+      </w:r>
+      <w:r>
+        <w:t xml:space="preserve">(Fournier et al. 2026)</w:t>
+      </w:r>
+      <w:r>
+        <w:t xml:space="preserve"> </w:t>
+      </w:r>
+      <w:r>
+        <w:t xml:space="preserve">to compute key latent parameters, whilst also measuring face recognition ability</w:t>
+      </w:r>
+      <w:r>
+        <w:t xml:space="preserve"> </w:t>
+      </w:r>
+      <w:r>
+        <w:t xml:space="preserve">(Duchaine and Nakayama 2006)</w:t>
+      </w:r>
+      <w:r>
+        <w:t xml:space="preserve"> </w:t>
+      </w:r>
+      <w:r>
+        <w:t xml:space="preserve">and general object recognition ability</w:t>
+      </w:r>
+      <w:r>
+        <w:t xml:space="preserve"> </w:t>
+      </w:r>
+      <w:r>
+        <w:t xml:space="preserve">(Dennett, McKone, Tavashmi, et al. 2012)</w:t>
+      </w:r>
+      <w:r>
+        <w:t xml:space="preserve"> </w:t>
+      </w:r>
+      <w:r>
+        <w:t xml:space="preserve">We also studied a considerably larger sample of participants (N~300) than our prior work to enable more robust estimates of between participant individual differences.</w:t>
+      </w:r>
+      <w:r>
+        <w:t xml:space="preserve"> </w:t>
+      </w:r>
+      <w:r>
+        <w:t xml:space="preserve">Based on this research design, we were then able to estimate individual differences in drift rate and threshold as a function by face familiarity (i.e., novel vs visually familiar faces), as well as the extent to which such associations reflect the operation of domain-specific (face) or domain-general (object) processes.</w:t>
+      </w:r>
+      <w:r>
+        <w:t xml:space="preserve"> </w:t>
+      </w:r>
+      <w:r>
+        <w:t xml:space="preserve">In general, and based on past research on the development of expertise</w:t>
+      </w:r>
+      <w:r>
+        <w:t xml:space="preserve"> </w:t>
+      </w:r>
+      <w:r>
+        <w:t xml:space="preserve">(Dutilh et al. 2009, 2011; Parker et al. 2026; Reinhartz et al. 2023)</w:t>
+      </w:r>
+      <w:r>
+        <w:t xml:space="preserve">, we expect drift rate discrimination (the quality of the evidence accumulation) to positively correlate with face recognition ability, but it is less clear how threshold (response caution towards a response) may vary, as it is plausible that better face recognition could result in being more or less cautious.</w:t>
       </w:r>
     </w:p>
     <w:bookmarkEnd w:id="13"/>
-    <w:bookmarkStart w:id="45" w:name="method-and-materials"/>
+    <w:bookmarkStart w:id="46" w:name="method-and-materials"/>
     <w:p>
       <w:pPr>
         <w:pStyle w:val="Heading1"/>
@@ -614,7 +704,7 @@
         <w:t xml:space="preserve"> </w:t>
       </w:r>
       <w:r>
-        <w:t xml:space="preserve">Raw data and analysis code are available on Github (link github).</w:t>
+        <w:t xml:space="preserve">Raw data and analysis code are available on Github (add link).</w:t>
       </w:r>
     </w:p>
     <w:bookmarkEnd w:id="15"/>
@@ -632,7 +722,7 @@
         <w:pStyle w:val="FirstParagraph"/>
       </w:pPr>
       <w:r>
-        <w:t xml:space="preserve">All participant were recruited on the Prolific platform (</w:t>
+        <w:t xml:space="preserve">All participants were recruited on the Prolific platform (</w:t>
       </w:r>
       <w:hyperlink r:id="rId16">
         <w:r>
@@ -1443,13 +1533,19 @@
         <w:pStyle w:val="BodyText"/>
       </w:pPr>
       <w:r>
-        <w:t xml:space="preserve">To ensure that the stimuli that we used are reproducible, we used the webmorphR R Package (</w:t>
-      </w:r>
-      <w:r>
-        <w:t xml:space="preserve">DeBruine (2022)</w:t>
-      </w:r>
-      <w:r>
-        <w:t xml:space="preserve">) to crop the face images.</w:t>
+        <w:t xml:space="preserve">To ensure that the stimuli that we used are reproducible, we used the webmorphR R Package</w:t>
+      </w:r>
+      <w:r>
+        <w:t xml:space="preserve"> </w:t>
+      </w:r>
+      <w:r>
+        <w:t xml:space="preserve">(DeBruine 2022)</w:t>
+      </w:r>
+      <w:r>
+        <w:t xml:space="preserve"> </w:t>
+      </w:r>
+      <w:r>
+        <w:t xml:space="preserve">to crop the face images.</w:t>
       </w:r>
       <w:r>
         <w:t xml:space="preserve"> </w:t>
@@ -1567,25 +1663,31 @@
         <w:t xml:space="preserve"> </w:t>
       </w:r>
       <w:r>
-        <w:t xml:space="preserve">The difference in drift rate between the TRUE and FALSE accumulators reflects the quality of information supporting a decision, with larger differences indicating stronger and more discriminative evidence accumulation (</w:t>
-      </w:r>
-      <w:r>
-        <w:t xml:space="preserve">Lewandowsky and Oberauer (2018)</w:t>
-      </w:r>
-      <w:r>
-        <w:t xml:space="preserve">).</w:t>
-      </w:r>
-      <w:r>
-        <w:t xml:space="preserve"> </w:t>
-      </w:r>
-      <w:r>
-        <w:t xml:space="preserve">The standard deviation of the TRUE accumulator was allowed to vary according to accumulator match status, whereas the standard deviation of the FALSE accumulator was constrained to be constant to ensure model identifiability (</w:t>
-      </w:r>
-      <w:r>
-        <w:t xml:space="preserve">Donkin et al. (2009)</w:t>
-      </w:r>
-      <w:r>
-        <w:t xml:space="preserve">).</w:t>
+        <w:t xml:space="preserve">The difference in drift rate between the TRUE and FALSE accumulators reflects the quality of information supporting a decision, with larger differences indicating stronger and more discriminative evidence accumulation</w:t>
+      </w:r>
+      <w:r>
+        <w:t xml:space="preserve"> </w:t>
+      </w:r>
+      <w:r>
+        <w:t xml:space="preserve">(Lewandowsky and Oberauer 2018)</w:t>
+      </w:r>
+      <w:r>
+        <w:t xml:space="preserve">.</w:t>
+      </w:r>
+      <w:r>
+        <w:t xml:space="preserve"> </w:t>
+      </w:r>
+      <w:r>
+        <w:t xml:space="preserve">The standard deviation of the TRUE accumulator was allowed to vary according to accumulator match status, whereas the standard deviation of the FALSE accumulator was constrained to be constant to ensure model identifiability</w:t>
+      </w:r>
+      <w:r>
+        <w:t xml:space="preserve"> </w:t>
+      </w:r>
+      <w:r>
+        <w:t xml:space="preserve">(Donkin et al. 2009)</w:t>
+      </w:r>
+      <w:r>
+        <w:t xml:space="preserve">.</w:t>
       </w:r>
       <w:r>
         <w:t xml:space="preserve"> </w:t>
@@ -2199,12 +2301,18 @@
         <w:pStyle w:val="FirstParagraph"/>
       </w:pPr>
       <w:r>
-        <w:t xml:space="preserve">To ensure that the fit of our model can capture most of the main trends in the data, graphical summaries of the posterior predictions were examined. Convergence plots and posterior predictive checks can be found in Supplementary Materials.</w:t>
+        <w:t xml:space="preserve">To ensure that the fit of our model can capture most of the main trends in the data, graphical summaries of the posterior predictions were examined.</w:t>
+      </w:r>
+      <w:r>
+        <w:t xml:space="preserve"> </w:t>
+      </w:r>
+      <w:r>
+        <w:t xml:space="preserve">Convergence plots and posterior predictive checks can be found in Supplementary Materials.</w:t>
       </w:r>
     </w:p>
     <w:bookmarkEnd w:id="36"/>
     <w:bookmarkEnd w:id="37"/>
-    <w:bookmarkStart w:id="44" w:name="data-analysis"/>
+    <w:bookmarkStart w:id="45" w:name="data-analysis"/>
     <w:p>
       <w:pPr>
         <w:pStyle w:val="Heading2"/>
@@ -2213,24 +2321,51 @@
         <w:t xml:space="preserve">Data analysis</w:t>
       </w:r>
     </w:p>
+    <w:bookmarkStart w:id="38" w:name="X037017c264be3e11b009c8d5762cf1fa8847820"/>
+    <w:p>
+      <w:pPr>
+        <w:pStyle w:val="Heading3"/>
+      </w:pPr>
+      <w:r>
+        <w:t xml:space="preserve">An overview of our general analytical strategy</w:t>
+      </w:r>
+    </w:p>
     <w:p>
       <w:pPr>
         <w:pStyle w:val="FirstParagraph"/>
       </w:pPr>
       <w:r>
-        <w:t xml:space="preserve">Regarding the general analytical strategy, two main approaches were considered.</w:t>
-      </w:r>
-      <w:r>
-        <w:t xml:space="preserve"> </w:t>
-      </w:r>
-      <w:r>
-        <w:t xml:space="preserve">Correlations and data visualizations were used to characterize the zero-order relationships between parameters of interest (drift rate and threshold) from the LBA model with face and object recognition ability.</w:t>
-      </w:r>
-      <w:r>
-        <w:t xml:space="preserve"> </w:t>
-      </w:r>
-      <w:r>
-        <w:t xml:space="preserve">Linear regression was then conducted to estimate how much LBA parameters vary as a function of face recognition ability, as well as how much these parameters vary after adjusting for car recognition ability.</w:t>
+        <w:t xml:space="preserve">We used two main analytical approaches to address our research questions.</w:t>
+      </w:r>
+      <w:r>
+        <w:t xml:space="preserve"> </w:t>
+      </w:r>
+      <w:r>
+        <w:t xml:space="preserve">First, we used correlations and data visualizations to characterize the zero-order relationships between parameters of interest (drift rate and threshold) from the LBA model with face and object recognition ability.</w:t>
+      </w:r>
+      <w:r>
+        <w:t xml:space="preserve"> </w:t>
+      </w:r>
+      <w:r>
+        <w:t xml:space="preserve">We used a</w:t>
+      </w:r>
+      <w:r>
+        <w:t xml:space="preserve"> </w:t>
+      </w:r>
+      <w:r>
+        <w:t xml:space="preserve">“classical”</w:t>
+      </w:r>
+      <w:r>
+        <w:t xml:space="preserve"> </w:t>
+      </w:r>
+      <w:r>
+        <w:t xml:space="preserve">correlation approach to generate point estimates of the correlation value and present those alongside scatter plots, as well as a Bayesian plausible value correlation approach to estimate the uncertainty in the estimated correlation values.</w:t>
+      </w:r>
+      <w:r>
+        <w:t xml:space="preserve"> </w:t>
+      </w:r>
+      <w:r>
+        <w:t xml:space="preserve">Second, we used linear regression to estimate how LBA parameters vary as a function of face recognition ability, both before and after adjusting for general object (car) recognition ability.</w:t>
       </w:r>
       <w:r>
         <w:t xml:space="preserve"> </w:t>
@@ -2247,10 +2382,11 @@
         </w:r>
       </w:hyperlink>
       <w:r>
-        <w:t xml:space="preserve">).</w:t>
-      </w:r>
-    </w:p>
-    <w:bookmarkStart w:id="38" w:name="lba-parameters"/>
+        <w:t xml:space="preserve">) and more specific details are presented below.</w:t>
+      </w:r>
+    </w:p>
+    <w:bookmarkEnd w:id="38"/>
+    <w:bookmarkStart w:id="39" w:name="lba-parameters"/>
     <w:p>
       <w:pPr>
         <w:pStyle w:val="Heading3"/>
@@ -2264,7 +2400,25 @@
         <w:pStyle w:val="FirstParagraph"/>
       </w:pPr>
       <w:r>
-        <w:t xml:space="preserve">In order to make inference about the magnitude of familiarity effects, differences in parameter estimates across conditions were compared.</w:t>
+        <w:t xml:space="preserve">In order to make inference about the potential associations between LBA parameters and recognition abilities, subject specific estimates and group estimates posterior distributions were computed.</w:t>
+      </w:r>
+      <w:r>
+        <w:t xml:space="preserve"> </w:t>
+      </w:r>
+      <w:r>
+        <w:t xml:space="preserve">Group estimates were contrasted across conditions (learned vs novel) to establish that the basic experimental effect found in</w:t>
+      </w:r>
+      <w:r>
+        <w:t xml:space="preserve"> </w:t>
+      </w:r>
+      <w:r>
+        <w:t xml:space="preserve">Fournier et al. (2026)</w:t>
+      </w:r>
+      <w:r>
+        <w:t xml:space="preserve"> </w:t>
+      </w:r>
+      <w:r>
+        <w:t xml:space="preserve">is replicable at the group level.</w:t>
       </w:r>
       <w:r>
         <w:t xml:space="preserve"> </w:t>
@@ -2272,9 +2426,15 @@
       <w:r>
         <w:t xml:space="preserve">To summarize the distribution of parameters of interest, we report the median of the posterior distribution together with 95% quantile interval of the posterior distribution.</w:t>
       </w:r>
-    </w:p>
-    <w:bookmarkEnd w:id="38"/>
-    <w:bookmarkStart w:id="39" w:name="classical-correlational-analysis"/>
+      <w:r>
+        <w:t xml:space="preserve"> </w:t>
+      </w:r>
+      <w:r>
+        <w:t xml:space="preserve">Assessment of individual differences in parameter estimates was pursued using subject specific estimates.</w:t>
+      </w:r>
+    </w:p>
+    <w:bookmarkEnd w:id="39"/>
+    <w:bookmarkStart w:id="40" w:name="classical-correlational-analysis"/>
     <w:p>
       <w:pPr>
         <w:pStyle w:val="Heading3"/>
@@ -2288,11 +2448,47 @@
         <w:pStyle w:val="FirstParagraph"/>
       </w:pPr>
       <w:r>
-        <w:t xml:space="preserve">The median value of each parameter’s posterior distribution was correlated with the two centred scores of each of the Cambridge Memory Tests to assess the relationship between these variables.</w:t>
-      </w:r>
-    </w:p>
-    <w:bookmarkEnd w:id="39"/>
-    <w:bookmarkStart w:id="40" w:name="X5cf9b71b8935608aa7550ba24e694189a777f54"/>
+        <w:t xml:space="preserve">To assess the relationship between LBA parameters and Cambridge Memory tests, we computed the median value of each parameter’s posterior distribution with the z-scored scores of each Memory Tests.</w:t>
+      </w:r>
+      <w:r>
+        <w:t xml:space="preserve"> </w:t>
+      </w:r>
+      <w:r>
+        <w:t xml:space="preserve">For the threshold parameter, we computed the median of the two threshold parameters (threshold for learned and novel responses).</w:t>
+      </w:r>
+      <w:r>
+        <w:t xml:space="preserve"> </w:t>
+      </w:r>
+      <w:r>
+        <w:t xml:space="preserve">For the drift rate parameter, we computed the median of the median of the six drift rate parameters.</w:t>
+      </w:r>
+      <w:r>
+        <w:t xml:space="preserve"> </w:t>
+      </w:r>
+      <w:r>
+        <w:t xml:space="preserve">Drift rate (TRUE) reflects the accumulation of evidence when the response was correct (accumulation of signal) whereas drift rate (FALSE) represents the accumulation of evidence when the response was incorrect (accumulation of noise).</w:t>
+      </w:r>
+      <w:r>
+        <w:t xml:space="preserve"> </w:t>
+      </w:r>
+      <w:r>
+        <w:t xml:space="preserve">Drift rate (TRUE-FALSE) is the subtraction drift rate (TRUE) - drift rate (FALSE) and represent the signal to noise ratio provided by the stimulus.</w:t>
+      </w:r>
+      <w:r>
+        <w:t xml:space="preserve"> </w:t>
+      </w:r>
+      <w:r>
+        <w:t xml:space="preserve">For each stimulus condition (learned and novel), the median drift rate (TRUE), drift rate (FALSE) and drift rate (TRUE-FALSE) was computed.</w:t>
+      </w:r>
+      <w:r>
+        <w:t xml:space="preserve"> </w:t>
+      </w:r>
+      <w:r>
+        <w:t xml:space="preserve">All the these median parameters were then correlated with the z-transformed scores of each Memory Test (Cambridge Face Mmeory Test and Cambridge Car Memory Test).</w:t>
+      </w:r>
+    </w:p>
+    <w:bookmarkEnd w:id="40"/>
+    <w:bookmarkStart w:id="41" w:name="X5cf9b71b8935608aa7550ba24e694189a777f54"/>
     <w:p>
       <w:pPr>
         <w:pStyle w:val="Heading3"/>
@@ -2327,29 +2523,29 @@
         <w:t xml:space="preserve"> </w:t>
       </w:r>
       <w:r>
-        <w:t xml:space="preserve">A distribution of the plausible correlations between each parameter and the memory scores can then obtained.</w:t>
-      </w:r>
-      <w:r>
-        <w:t xml:space="preserve"> </w:t>
-      </w:r>
-      <w:r>
-        <w:t xml:space="preserve">These distributions can compared between stimuli conditions (Learned vs Novel) or memory scores (face vs car) using difference contrasts.</w:t>
-      </w:r>
-      <w:r>
-        <w:t xml:space="preserve"> </w:t>
-      </w:r>
-      <w:r>
-        <w:t xml:space="preserve">It allowed us to estimate if the strength of the correlation differs or not between conditions of interest.</w:t>
-      </w:r>
-    </w:p>
-    <w:bookmarkEnd w:id="40"/>
-    <w:bookmarkStart w:id="42" w:name="linear-regression"/>
+        <w:t xml:space="preserve">A distribution of the plausible correlations between each parameter and the memory scores can then be obtained.</w:t>
+      </w:r>
+      <w:r>
+        <w:t xml:space="preserve"> </w:t>
+      </w:r>
+      <w:r>
+        <w:t xml:space="preserve">These distributions can then be compared between stimuli conditions (Learned vs Novel) or memory scores (face vs car) using difference contrasts.</w:t>
+      </w:r>
+      <w:r>
+        <w:t xml:space="preserve"> </w:t>
+      </w:r>
+      <w:r>
+        <w:t xml:space="preserve">By summarising the posterior distribution of these correlation values, this approach naturally lends itself to estimates of the uncertainty of the estimated correlation values.</w:t>
+      </w:r>
+    </w:p>
+    <w:bookmarkEnd w:id="41"/>
+    <w:bookmarkStart w:id="43" w:name="bayesian-linear-regression"/>
     <w:p>
       <w:pPr>
         <w:pStyle w:val="Heading3"/>
       </w:pPr>
       <w:r>
-        <w:t xml:space="preserve">Linear regression</w:t>
+        <w:t xml:space="preserve">Bayesian linear regression</w:t>
       </w:r>
     </w:p>
     <w:p>
@@ -2357,13 +2553,13 @@
         <w:pStyle w:val="FirstParagraph"/>
       </w:pPr>
       <w:r>
-        <w:t xml:space="preserve">Based on our pilot results, we preregistered two Bayesian linear regression models to quantify the extent to which drift rate vary as a function of face recognition ability alone and when accounting for car recognition ability.</w:t>
-      </w:r>
-      <w:r>
-        <w:t xml:space="preserve"> </w:t>
-      </w:r>
-      <w:r>
-        <w:t xml:space="preserve">The results of the linear regresison for the threshold parameter are available in the Supplementary materials.An index coding approach was used (no grand interecept) where each condition of interest has its own intercept (see</w:t>
+        <w:t xml:space="preserve">Using Bayesian linear regression allowed us ot investigate how individual differences in face recognition ability predicted the median drift rate values.</w:t>
+      </w:r>
+      <w:r>
+        <w:t xml:space="preserve"> </w:t>
+      </w:r>
+      <w:r>
+        <w:t xml:space="preserve">Based on our pilot results, we preregistered two Bayesian linear regression models to quantify the extent to which drift rate vary as a function of face recognition ability alone and when accounting for car recognition ability (see</w:t>
       </w:r>
       <w:r>
         <w:t xml:space="preserve"> </w:t>
@@ -2381,6 +2577,45 @@
       </w:r>
       <w:r>
         <w:t xml:space="preserve">for the details of each regression models).</w:t>
+      </w:r>
+      <w:r>
+        <w:t xml:space="preserve"> </w:t>
+      </w:r>
+      <w:r>
+        <w:t xml:space="preserve">More specifically, the first model (Face model) predicts the median drift rate value as a function of the interaction effect between condition (learned vs novel) and accuracy (TRUE vs FALSE) and the main effect of face recognition ability (z-transformed scores to the Cambridge Face Memory score).</w:t>
+      </w:r>
+      <w:r>
+        <w:t xml:space="preserve"> </w:t>
+      </w:r>
+      <w:r>
+        <w:t xml:space="preserve">An index coding approach (no grand intercept) was used, meaning that each sub-term of the interaction term has its own intercept (Learned_TRUE, Learned_FALSE, Novel_TRUE and Novel_FALSE).</w:t>
+      </w:r>
+      <w:r>
+        <w:t xml:space="preserve"> </w:t>
+      </w:r>
+      <w:r>
+        <w:t xml:space="preserve">To account for non-face recognition ability, we added the z-transformed scores of the Cambridge Car Memory Test as a predictor to the second model.</w:t>
+      </w:r>
+      <w:r>
+        <w:t xml:space="preserve"> </w:t>
+      </w:r>
+      <w:r>
+        <w:t xml:space="preserve">Regarding threshold, the two models as well as the results of the linear regression are available in the Supplementary materials.</w:t>
+      </w:r>
+      <w:r>
+        <w:t xml:space="preserve"> </w:t>
+      </w:r>
+      <w:r>
+        <w:t xml:space="preserve">The bayesian linear models were fitted using the brms R package</w:t>
+      </w:r>
+      <w:r>
+        <w:t xml:space="preserve"> </w:t>
+      </w:r>
+      <w:r>
+        <w:t xml:space="preserve">(Bürkner 2017)</w:t>
+      </w:r>
+      <w:r>
+        <w:t xml:space="preserve">.</w:t>
       </w:r>
     </w:p>
     <w:tbl>
@@ -2396,7 +2631,7 @@
       <w:tr>
         <w:tc>
           <w:tcPr/>
-          <w:bookmarkStart w:id="41" w:name="tbl-regression-model-formula"/>
+          <w:bookmarkStart w:id="42" w:name="tbl-regression-model-formula"/>
           <w:p>
             <w:pPr>
               <w:jc w:val="center"/>
@@ -2593,13 +2828,13 @@
               </w:tc>
             </w:tr>
           </w:tbl>
-          <w:bookmarkEnd w:id="41"/>
+          <w:bookmarkEnd w:id="42"/>
           <w:p/>
         </w:tc>
       </w:tr>
     </w:tbl>
-    <w:bookmarkEnd w:id="42"/>
-    <w:bookmarkStart w:id="43" w:name="inferential-criteria"/>
+    <w:bookmarkEnd w:id="43"/>
+    <w:bookmarkStart w:id="44" w:name="inferential-criteria"/>
     <w:p>
       <w:pPr>
         <w:pStyle w:val="Heading3"/>
@@ -2625,7 +2860,7 @@
         <w:t xml:space="preserve"> </w:t>
       </w:r>
       <w:r>
-        <w:t xml:space="preserve">(Cumming 2014; Kruschke and Liddell 2018; McElreath, n.d.)</w:t>
+        <w:t xml:space="preserve">(Cumming 2014; Kruschke and Liddell 2018; McElreath 2018)</w:t>
       </w:r>
       <w:r>
         <w:t xml:space="preserve">.</w:t>
@@ -2661,10 +2896,10 @@
         <w:t xml:space="preserve">Whereas narrow estimates indicate precise estimates, wider intervals indicate substantial uncertainty about the estimated parameter value, which may warrant a more cautious interpretation.</w:t>
       </w:r>
     </w:p>
-    <w:bookmarkEnd w:id="43"/>
     <w:bookmarkEnd w:id="44"/>
     <w:bookmarkEnd w:id="45"/>
-    <w:bookmarkStart w:id="110" w:name="results"/>
+    <w:bookmarkEnd w:id="46"/>
+    <w:bookmarkStart w:id="94" w:name="results"/>
     <w:p>
       <w:pPr>
         <w:pStyle w:val="Heading1"/>
@@ -2673,13 +2908,33 @@
         <w:t xml:space="preserve">Results</w:t>
       </w:r>
     </w:p>
-    <w:bookmarkStart w:id="65" w:name="lba-parameters-1"/>
+    <w:p>
+      <w:pPr>
+        <w:pStyle w:val="FirstParagraph"/>
+      </w:pPr>
+      <w:r>
+        <w:t xml:space="preserve">We preregistered to assess the relationships between the two recognition abilities (Face and Car) and the LBA parameters (drift rate and threshold).</w:t>
+      </w:r>
+      <w:r>
+        <w:t xml:space="preserve"> </w:t>
+      </w:r>
+      <w:r>
+        <w:t xml:space="preserve">Since our research questions focus on the associations between face recognition ability only and these LBA parameters, we are showing the results of these associations in this Results section.</w:t>
+      </w:r>
+      <w:r>
+        <w:t xml:space="preserve"> </w:t>
+      </w:r>
+      <w:r>
+        <w:t xml:space="preserve">The results of the associations between car recognition ability and LBA parameters can be found in Supplementary Materials.</w:t>
+      </w:r>
+    </w:p>
+    <w:bookmarkStart w:id="57" w:name="estimates-of-the-lba-parameters"/>
     <w:p>
       <w:pPr>
         <w:pStyle w:val="Heading2"/>
       </w:pPr>
       <w:r>
-        <w:t xml:space="preserve">LBA parameters</w:t>
+        <w:t xml:space="preserve">Estimates of the LBA parameters</w:t>
       </w:r>
     </w:p>
     <w:p>
@@ -2687,12 +2942,42 @@
         <w:pStyle w:val="FirstParagraph"/>
       </w:pPr>
       <w:r>
-        <w:t xml:space="preserve">Posterior distributions for drift rate and threshold parameters are visualized in</w:t>
-      </w:r>
-      <w:r>
-        <w:t xml:space="preserve"> </w:t>
-      </w:r>
-      <w:hyperlink w:anchor="fig-threshold">
+        <w:t xml:space="preserve">In this section, we describe the posterior distributions of the drift rate and threshold parameters for both Learned and Novel faces estimated from the distribution of response times and accuracy collected in the face recognition task.</w:t>
+      </w:r>
+      <w:r>
+        <w:t xml:space="preserve"> </w:t>
+      </w:r>
+      <w:r>
+        <w:t xml:space="preserve">These distributions reflect the group-level effects of the two stimulus condition on drift rate (learned vs novel) and response conditions on threshold (learned vs novel).</w:t>
+      </w:r>
+      <w:r>
+        <w:t xml:space="preserve"> </w:t>
+      </w:r>
+      <w:r>
+        <w:t xml:space="preserve">Contrasts between conditions were plotted to assess the difference between them as well as to establish that the basic experimental effects found in</w:t>
+      </w:r>
+      <w:r>
+        <w:t xml:space="preserve"> </w:t>
+      </w:r>
+      <w:r>
+        <w:t xml:space="preserve">Fournier et al. (2026)</w:t>
+      </w:r>
+      <w:r>
+        <w:t xml:space="preserve"> </w:t>
+      </w:r>
+      <w:r>
+        <w:t xml:space="preserve">was replicated at the group level with larger sample size.</w:t>
+      </w:r>
+      <w:r>
+        <w:t xml:space="preserve"> </w:t>
+      </w:r>
+      <w:r>
+        <w:t xml:space="preserve">Posterior distributions for threshold and drift rate parameters are visualized in</w:t>
+      </w:r>
+      <w:r>
+        <w:t xml:space="preserve"> </w:t>
+      </w:r>
+      <w:hyperlink w:anchor="fig-param">
         <w:r>
           <w:rPr>
             <w:rStyle w:val="Hyperlink"/>
@@ -2704,24 +2989,7 @@
         <w:t xml:space="preserve"> </w:t>
       </w:r>
       <w:r>
-        <w:t xml:space="preserve">and</w:t>
-      </w:r>
-      <w:r>
-        <w:t xml:space="preserve"> </w:t>
-      </w:r>
-      <w:hyperlink w:anchor="fig-drift">
-        <w:r>
-          <w:rPr>
-            <w:rStyle w:val="Hyperlink"/>
-          </w:rPr>
-          <w:t xml:space="preserve">Figure 5</w:t>
-        </w:r>
-      </w:hyperlink>
-      <w:r>
-        <w:t xml:space="preserve"> </w:t>
-      </w:r>
-      <w:r>
-        <w:t xml:space="preserve">and the medians and 95% quantile intervals are summarised in</w:t>
+        <w:t xml:space="preserve">and the medians and 95% quantile intervals are summarized in</w:t>
       </w:r>
       <w:r>
         <w:t xml:space="preserve"> </w:t>
@@ -2747,40 +3015,19 @@
           <w:i/>
           <w:iCs/>
         </w:rPr>
-        <w:t xml:space="preserve">Threshold:</w:t>
-      </w:r>
-      <w:r>
-        <w:t xml:space="preserve"> </w:t>
-      </w:r>
-      <w:r>
-        <w:t xml:space="preserve">Inspection of the posterior distribution shows that there is an effect of familiarity on the threshold parameter.</w:t>
-      </w:r>
-    </w:p>
-    <w:p>
-      <w:pPr>
-        <w:pStyle w:val="BodyText"/>
-      </w:pPr>
-      <w:r>
-        <w:rPr>
-          <w:i/>
-          <w:iCs/>
-        </w:rPr>
-        <w:t xml:space="preserve">Drift rate:</w:t>
-      </w:r>
-      <w:r>
-        <w:t xml:space="preserve"> </w:t>
-      </w:r>
-      <w:r>
-        <w:t xml:space="preserve">Inspection of the posterior distribution shows that there is a familiarity effect in drift rate difference.</w:t>
-      </w:r>
-      <w:r>
-        <w:t xml:space="preserve"> </w:t>
-      </w:r>
-      <w:r>
-        <w:t xml:space="preserve">The quality of the evidence accumulation was greater for Novel faces compared to Learned faces.</w:t>
-      </w:r>
-    </w:p>
-    <w:bookmarkStart w:id="54" w:name="fig-threshold"/>
+        <w:t xml:space="preserve">Threshold</w:t>
+      </w:r>
+      <w:r>
+        <w:t xml:space="preserve">: Inspection of the posterior distributions shows that there is an effect of familiarity on the threshold parameter.</w:t>
+      </w:r>
+      <w:r>
+        <w:t xml:space="preserve"> </w:t>
+      </w:r>
+      <w:r>
+        <w:t xml:space="preserve">The threshold parameter is higher for the Novel response compared to the Learned response.</w:t>
+      </w:r>
+    </w:p>
+    <w:bookmarkStart w:id="55" w:name="fig-param"/>
     <w:tbl>
       <w:tblPr>
         <w:tblStyle w:val="Table"/>
@@ -2789,8 +3036,7 @@
         <w:tblLook w:firstRow="0" w:lastRow="0" w:firstColumn="0" w:lastColumn="0" w:noHBand="0" w:noVBand="0" w:val="0000"/>
       </w:tblPr>
       <w:tblGrid>
-        <w:gridCol w:w="3880"/>
-        <w:gridCol w:w="3880"/>
+        <w:gridCol w:w="7761"/>
       </w:tblGrid>
       <w:tr>
         <w:tc>
@@ -2808,7 +3054,7 @@
             <w:tr>
               <w:tc>
                 <w:tcPr/>
-                <w:bookmarkStart w:id="49" w:name="fig-threshold-1"/>
+                <w:bookmarkStart w:id="50" w:name="fig-param-1"/>
                 <w:p>
                   <w:pPr>
                     <w:pStyle w:val="Compact"/>
@@ -2818,14 +3064,14 @@
                   <w:r>
                     <w:drawing>
                       <wp:inline>
-                        <wp:extent cx="2971800" cy="2547257"/>
+                        <wp:extent cx="5334000" cy="2667000"/>
                         <wp:effectExtent b="0" l="0" r="0" t="0"/>
-                        <wp:docPr descr="" title="" id="47" name="Picture"/>
+                        <wp:docPr descr="" title="" id="48" name="Picture"/>
                         <a:graphic>
                           <a:graphicData uri="http://schemas.openxmlformats.org/drawingml/2006/picture">
                             <pic:pic>
                               <pic:nvPicPr>
-                                <pic:cNvPr descr="manuscript_files/figure-docx/fig-threshold-1.svg" id="48" name="Picture"/>
+                                <pic:cNvPr descr="manuscript_files/figure-docx/fig-param-1.svg" id="49" name="Picture"/>
                                 <pic:cNvPicPr>
                                   <a:picLocks noChangeArrowheads="1" noChangeAspect="1"/>
                                 </pic:cNvPicPr>
@@ -2837,7 +3083,7 @@
                                       <a14:useLocalDpi xmlns:a14="http://schemas.microsoft.com/office/drawing/2010/main" val="0"/>
                                     </a:ext>
                                     <a:ext uri="{96DAC541-7B7A-43D3-8B79-37D633B846F1}">
-                                      <asvg:svgBlip xmlns:asvg="http://schemas.microsoft.com/office/drawing/2016/SVG/main" r:embed="rId46"/>
+                                      <asvg:svgBlip xmlns:asvg="http://schemas.microsoft.com/office/drawing/2016/SVG/main" r:embed="rId47"/>
                                     </a:ext>
                                   </a:extLst>
                                 </a:blip>
@@ -2848,7 +3094,7 @@
                               <pic:spPr bwMode="auto">
                                 <a:xfrm>
                                   <a:off x="0" y="0"/>
-                                  <a:ext cx="2971800" cy="2547257"/>
+                                  <a:ext cx="5334000" cy="2667000"/>
                                 </a:xfrm>
                                 <a:prstGeom prst="rect">
                                   <a:avLst/>
@@ -2878,15 +3124,33 @@
                     <w:pStyle w:val="ImageCaption"/>
                   </w:pPr>
                   <w:r>
-                    <w:t xml:space="preserve">(a) Threshold by response</w:t>
-                  </w:r>
-                </w:p>
-                <w:bookmarkEnd w:id="49"/>
+                    <w:t xml:space="preserve">(a) Left panel: Threshold by response / Right panel: Threshold (novel - learned) contrast</w:t>
+                  </w:r>
+                </w:p>
+                <w:bookmarkEnd w:id="50"/>
               </w:tc>
             </w:tr>
           </w:tbl>
           <w:p/>
         </w:tc>
+      </w:tr>
+    </w:tbl>
+    <w:p>
+      <w:pPr>
+        <w:framePr w:w="0" w:h="0" w:vAnchor="margin" w:hAnchor="margin" w:xAlign="right" w:yAlign="top"/>
+      </w:pPr>
+    </w:p>
+    <w:tbl>
+      <w:tblPr>
+        <w:tblStyle w:val="Table"/>
+        <w:tblW w:type="pct" w:w="4900"/>
+        <w:tblLayout w:type="fixed"/>
+        <w:tblLook w:firstRow="0" w:lastRow="0" w:firstColumn="0" w:lastColumn="0" w:noHBand="0" w:noVBand="0" w:val="0000"/>
+      </w:tblPr>
+      <w:tblGrid>
+        <w:gridCol w:w="7761"/>
+      </w:tblGrid>
+      <w:tr>
         <w:tc>
           <w:tcPr/>
           <w:tbl>
@@ -2902,7 +3166,7 @@
             <w:tr>
               <w:tc>
                 <w:tcPr/>
-                <w:bookmarkStart w:id="53" w:name="fig-threshold-2"/>
+                <w:bookmarkStart w:id="54" w:name="fig-param-2"/>
                 <w:p>
                   <w:pPr>
                     <w:pStyle w:val="Compact"/>
@@ -2912,14 +3176,14 @@
                   <w:r>
                     <w:drawing>
                       <wp:inline>
-                        <wp:extent cx="2971800" cy="2547257"/>
+                        <wp:extent cx="5334000" cy="2667000"/>
                         <wp:effectExtent b="0" l="0" r="0" t="0"/>
-                        <wp:docPr descr="" title="" id="51" name="Picture"/>
+                        <wp:docPr descr="" title="" id="52" name="Picture"/>
                         <a:graphic>
                           <a:graphicData uri="http://schemas.openxmlformats.org/drawingml/2006/picture">
                             <pic:pic>
                               <pic:nvPicPr>
-                                <pic:cNvPr descr="manuscript_files/figure-docx/fig-threshold-2.svg" id="52" name="Picture"/>
+                                <pic:cNvPr descr="manuscript_files/figure-docx/fig-param-2.svg" id="53" name="Picture"/>
                                 <pic:cNvPicPr>
                                   <a:picLocks noChangeArrowheads="1" noChangeAspect="1"/>
                                 </pic:cNvPicPr>
@@ -2931,7 +3195,7 @@
                                       <a14:useLocalDpi xmlns:a14="http://schemas.microsoft.com/office/drawing/2010/main" val="0"/>
                                     </a:ext>
                                     <a:ext uri="{96DAC541-7B7A-43D3-8B79-37D633B846F1}">
-                                      <asvg:svgBlip xmlns:asvg="http://schemas.microsoft.com/office/drawing/2016/SVG/main" r:embed="rId50"/>
+                                      <asvg:svgBlip xmlns:asvg="http://schemas.microsoft.com/office/drawing/2016/SVG/main" r:embed="rId51"/>
                                     </a:ext>
                                   </a:extLst>
                                 </a:blip>
@@ -2942,7 +3206,7 @@
                               <pic:spPr bwMode="auto">
                                 <a:xfrm>
                                   <a:off x="0" y="0"/>
-                                  <a:ext cx="2971800" cy="2547257"/>
+                                  <a:ext cx="5334000" cy="2667000"/>
                                 </a:xfrm>
                                 <a:prstGeom prst="rect">
                                   <a:avLst/>
@@ -2972,10 +3236,10 @@
                     <w:pStyle w:val="ImageCaption"/>
                   </w:pPr>
                   <w:r>
-                    <w:t xml:space="preserve">(b) Threshold (novel - learned) contrast</w:t>
-                  </w:r>
-                </w:p>
-                <w:bookmarkEnd w:id="53"/>
+                    <w:t xml:space="preserve">(b) Left panel: Drift rate (TRUE - FALSE) by stimulus / Right panel: Drift rate (novel - learned) contrast</w:t>
+                  </w:r>
+                </w:p>
+                <w:bookmarkEnd w:id="54"/>
               </w:tc>
             </w:tr>
           </w:tbl>
@@ -2992,240 +3256,29 @@
         <w:pStyle w:val="ImageCaption"/>
       </w:pPr>
       <w:r>
-        <w:t xml:space="preserve">Figure 4: Threshold estimates</w:t>
-      </w:r>
-    </w:p>
-    <w:bookmarkEnd w:id="54"/>
+        <w:t xml:space="preserve">Figure 4: Threshold and drift rate estimates</w:t>
+      </w:r>
+    </w:p>
+    <w:bookmarkEnd w:id="55"/>
     <w:p>
       <w:pPr>
         <w:pStyle w:val="BodyText"/>
       </w:pPr>
       <w:r>
-        <w:t xml:space="preserve"> </w:t>
-      </w:r>
-    </w:p>
-    <w:bookmarkStart w:id="63" w:name="fig-drift"/>
-    <w:tbl>
-      <w:tblPr>
-        <w:tblStyle w:val="Table"/>
-        <w:tblW w:type="pct" w:w="4900"/>
-        <w:tblLayout w:type="fixed"/>
-        <w:tblLook w:firstRow="0" w:lastRow="0" w:firstColumn="0" w:lastColumn="0" w:noHBand="0" w:noVBand="0" w:val="0000"/>
-      </w:tblPr>
-      <w:tblGrid>
-        <w:gridCol w:w="3880"/>
-        <w:gridCol w:w="3880"/>
-      </w:tblGrid>
-      <w:tr>
-        <w:tc>
-          <w:tcPr/>
-          <w:tbl>
-            <w:tblPr>
-              <w:tblStyle w:val="Table"/>
-              <w:tblW w:type="pct" w:w="4900"/>
-              <w:tblLayout w:type="fixed"/>
-              <w:tblLook w:firstRow="0" w:lastRow="0" w:firstColumn="0" w:lastColumn="0" w:noHBand="0" w:noVBand="0" w:val="0000"/>
-            </w:tblPr>
-            <w:tblGrid>
-              <w:gridCol w:w="7761"/>
-            </w:tblGrid>
-            <w:tr>
-              <w:tc>
-                <w:tcPr/>
-                <w:bookmarkStart w:id="58" w:name="fig-drift-1"/>
-                <w:p>
-                  <w:pPr>
-                    <w:pStyle w:val="Compact"/>
-                    <w:jc w:val="center"/>
-                    <w:jc w:val="left"/>
-                  </w:pPr>
-                  <w:r>
-                    <w:drawing>
-                      <wp:inline>
-                        <wp:extent cx="2971800" cy="2547257"/>
-                        <wp:effectExtent b="0" l="0" r="0" t="0"/>
-                        <wp:docPr descr="" title="" id="56" name="Picture"/>
-                        <a:graphic>
-                          <a:graphicData uri="http://schemas.openxmlformats.org/drawingml/2006/picture">
-                            <pic:pic>
-                              <pic:nvPicPr>
-                                <pic:cNvPr descr="manuscript_files/figure-docx/fig-drift-1.svg" id="57" name="Picture"/>
-                                <pic:cNvPicPr>
-                                  <a:picLocks noChangeArrowheads="1" noChangeAspect="1"/>
-                                </pic:cNvPicPr>
-                              </pic:nvPicPr>
-                              <pic:blipFill>
-                                <a:blip>
-                                  <a:extLst>
-                                    <a:ext uri="{28A0092B-C50C-407E-A947-70E740481C1C}">
-                                      <a14:useLocalDpi xmlns:a14="http://schemas.microsoft.com/office/drawing/2010/main" val="0"/>
-                                    </a:ext>
-                                    <a:ext uri="{96DAC541-7B7A-43D3-8B79-37D633B846F1}">
-                                      <asvg:svgBlip xmlns:asvg="http://schemas.microsoft.com/office/drawing/2016/SVG/main" r:embed="rId55"/>
-                                    </a:ext>
-                                  </a:extLst>
-                                </a:blip>
-                                <a:stretch>
-                                  <a:fillRect/>
-                                </a:stretch>
-                              </pic:blipFill>
-                              <pic:spPr bwMode="auto">
-                                <a:xfrm>
-                                  <a:off x="0" y="0"/>
-                                  <a:ext cx="2971800" cy="2547257"/>
-                                </a:xfrm>
-                                <a:prstGeom prst="rect">
-                                  <a:avLst/>
-                                </a:prstGeom>
-                                <a:noFill/>
-                                <a:ln w="9525">
-                                  <a:noFill/>
-                                  <a:headEnd/>
-                                  <a:tailEnd/>
-                                </a:ln>
-                              </pic:spPr>
-                            </pic:pic>
-                          </a:graphicData>
-                        </a:graphic>
-                      </wp:inline>
-                    </w:drawing>
-                  </w:r>
-                </w:p>
-                <w:p>
-                  <w:pPr>
-                    <w:jc w:val="center"/>
-                    <w:jc w:val="left"/>
-                  </w:pPr>
-                  <w:pPr>
-                    <w:jc w:val="left"/>
-                    <w:spacing w:before="200"/>
-                    <w:pStyle w:val="ImageCaption"/>
-                  </w:pPr>
-                  <w:r>
-                    <w:t xml:space="preserve">(a) Drift rate (TRUE - FALSE) by condition</w:t>
-                  </w:r>
-                </w:p>
-                <w:bookmarkEnd w:id="58"/>
-              </w:tc>
-            </w:tr>
-          </w:tbl>
-          <w:p/>
-        </w:tc>
-        <w:tc>
-          <w:tcPr/>
-          <w:tbl>
-            <w:tblPr>
-              <w:tblStyle w:val="Table"/>
-              <w:tblW w:type="pct" w:w="4900"/>
-              <w:tblLayout w:type="fixed"/>
-              <w:tblLook w:firstRow="0" w:lastRow="0" w:firstColumn="0" w:lastColumn="0" w:noHBand="0" w:noVBand="0" w:val="0000"/>
-            </w:tblPr>
-            <w:tblGrid>
-              <w:gridCol w:w="7761"/>
-            </w:tblGrid>
-            <w:tr>
-              <w:tc>
-                <w:tcPr/>
-                <w:bookmarkStart w:id="62" w:name="fig-drift-2"/>
-                <w:p>
-                  <w:pPr>
-                    <w:pStyle w:val="Compact"/>
-                    <w:jc w:val="center"/>
-                    <w:jc w:val="left"/>
-                  </w:pPr>
-                  <w:r>
-                    <w:drawing>
-                      <wp:inline>
-                        <wp:extent cx="2971800" cy="2547257"/>
-                        <wp:effectExtent b="0" l="0" r="0" t="0"/>
-                        <wp:docPr descr="" title="" id="60" name="Picture"/>
-                        <a:graphic>
-                          <a:graphicData uri="http://schemas.openxmlformats.org/drawingml/2006/picture">
-                            <pic:pic>
-                              <pic:nvPicPr>
-                                <pic:cNvPr descr="manuscript_files/figure-docx/fig-drift-2.svg" id="61" name="Picture"/>
-                                <pic:cNvPicPr>
-                                  <a:picLocks noChangeArrowheads="1" noChangeAspect="1"/>
-                                </pic:cNvPicPr>
-                              </pic:nvPicPr>
-                              <pic:blipFill>
-                                <a:blip>
-                                  <a:extLst>
-                                    <a:ext uri="{28A0092B-C50C-407E-A947-70E740481C1C}">
-                                      <a14:useLocalDpi xmlns:a14="http://schemas.microsoft.com/office/drawing/2010/main" val="0"/>
-                                    </a:ext>
-                                    <a:ext uri="{96DAC541-7B7A-43D3-8B79-37D633B846F1}">
-                                      <asvg:svgBlip xmlns:asvg="http://schemas.microsoft.com/office/drawing/2016/SVG/main" r:embed="rId59"/>
-                                    </a:ext>
-                                  </a:extLst>
-                                </a:blip>
-                                <a:stretch>
-                                  <a:fillRect/>
-                                </a:stretch>
-                              </pic:blipFill>
-                              <pic:spPr bwMode="auto">
-                                <a:xfrm>
-                                  <a:off x="0" y="0"/>
-                                  <a:ext cx="2971800" cy="2547257"/>
-                                </a:xfrm>
-                                <a:prstGeom prst="rect">
-                                  <a:avLst/>
-                                </a:prstGeom>
-                                <a:noFill/>
-                                <a:ln w="9525">
-                                  <a:noFill/>
-                                  <a:headEnd/>
-                                  <a:tailEnd/>
-                                </a:ln>
-                              </pic:spPr>
-                            </pic:pic>
-                          </a:graphicData>
-                        </a:graphic>
-                      </wp:inline>
-                    </w:drawing>
-                  </w:r>
-                </w:p>
-                <w:p>
-                  <w:pPr>
-                    <w:jc w:val="center"/>
-                    <w:jc w:val="left"/>
-                  </w:pPr>
-                  <w:pPr>
-                    <w:jc w:val="left"/>
-                    <w:spacing w:before="200"/>
-                    <w:pStyle w:val="ImageCaption"/>
-                  </w:pPr>
-                  <w:r>
-                    <w:t xml:space="preserve">(b) Drift rate (novel - learned) contrast</w:t>
-                  </w:r>
-                </w:p>
-                <w:bookmarkEnd w:id="62"/>
-              </w:tc>
-            </w:tr>
-          </w:tbl>
-          <w:p/>
-        </w:tc>
-      </w:tr>
-    </w:tbl>
-    <w:p>
-      <w:pPr>
-        <w:pStyle w:val="BodyText"/>
-      </w:pPr>
-      <w:pPr>
-        <w:spacing w:before="200"/>
-        <w:pStyle w:val="ImageCaption"/>
-      </w:pPr>
-      <w:r>
-        <w:t xml:space="preserve">Figure 5: Drift rate estimates</w:t>
-      </w:r>
-    </w:p>
-    <w:bookmarkEnd w:id="63"/>
-    <w:p>
-      <w:pPr>
-        <w:pStyle w:val="BodyText"/>
-      </w:pPr>
-      <w:r>
-        <w:t xml:space="preserve"> </w:t>
+        <w:rPr>
+          <w:i/>
+          <w:iCs/>
+        </w:rPr>
+        <w:t xml:space="preserve">Drift rate</w:t>
+      </w:r>
+      <w:r>
+        <w:t xml:space="preserve">: Inspection of the posterior distributions shows that there is a familiarity effect in drift rate difference.</w:t>
+      </w:r>
+      <w:r>
+        <w:t xml:space="preserve"> </w:t>
+      </w:r>
+      <w:r>
+        <w:t xml:space="preserve">The quality of the evidence accumulation was greater for Novel faces compared to Learned faces.</w:t>
       </w:r>
     </w:p>
     <w:tbl>
@@ -3241,7 +3294,7 @@
       <w:tr>
         <w:tc>
           <w:tcPr/>
-          <w:bookmarkStart w:id="64" w:name="tbl-lba-params"/>
+          <w:bookmarkStart w:id="56" w:name="tbl-lba-params"/>
           <w:p>
             <w:pPr>
               <w:jc w:val="center"/>
@@ -3342,7 +3395,7 @@
                     <w:jc w:val="center"/>
                   </w:pPr>
                   <w:r>
-                    <w:t xml:space="preserve">novel</w:t>
+                    <w:t xml:space="preserve">Novel</w:t>
                   </w:r>
                 </w:p>
               </w:tc>
@@ -3392,7 +3445,7 @@
                     <w:jc w:val="center"/>
                   </w:pPr>
                   <w:r>
-                    <w:t xml:space="preserve">learned</w:t>
+                    <w:t xml:space="preserve">Learned</w:t>
                   </w:r>
                 </w:p>
               </w:tc>
@@ -3442,7 +3495,7 @@
                     <w:jc w:val="center"/>
                   </w:pPr>
                   <w:r>
-                    <w:t xml:space="preserve">novel - learned</w:t>
+                    <w:t xml:space="preserve">Novel - Learned</w:t>
                   </w:r>
                 </w:p>
               </w:tc>
@@ -3492,7 +3545,7 @@
                     <w:jc w:val="center"/>
                   </w:pPr>
                   <w:r>
-                    <w:t xml:space="preserve">novel</w:t>
+                    <w:t xml:space="preserve">Novel</w:t>
                   </w:r>
                 </w:p>
               </w:tc>
@@ -3542,7 +3595,7 @@
                     <w:jc w:val="center"/>
                   </w:pPr>
                   <w:r>
-                    <w:t xml:space="preserve">learned</w:t>
+                    <w:t xml:space="preserve">Learned</w:t>
                   </w:r>
                 </w:p>
               </w:tc>
@@ -3592,7 +3645,7 @@
                     <w:jc w:val="center"/>
                   </w:pPr>
                   <w:r>
-                    <w:t xml:space="preserve">novel - learned</w:t>
+                    <w:t xml:space="preserve">Novel - Learned</w:t>
                   </w:r>
                 </w:p>
               </w:tc>
@@ -3638,19 +3691,19 @@
               </w:tc>
             </w:tr>
           </w:tbl>
-          <w:bookmarkEnd w:id="64"/>
+          <w:bookmarkEnd w:id="56"/>
           <w:p/>
         </w:tc>
       </w:tr>
     </w:tbl>
-    <w:bookmarkEnd w:id="65"/>
-    <w:bookmarkStart w:id="75" w:name="correlations"/>
+    <w:bookmarkEnd w:id="57"/>
+    <w:bookmarkStart w:id="67" w:name="classical-correlation-analysis"/>
     <w:p>
       <w:pPr>
         <w:pStyle w:val="Heading2"/>
       </w:pPr>
       <w:r>
-        <w:t xml:space="preserve">Correlations</w:t>
+        <w:t xml:space="preserve">Classical correlation analysis</w:t>
       </w:r>
     </w:p>
     <w:p>
@@ -3658,13 +3711,13 @@
         <w:pStyle w:val="FirstParagraph"/>
       </w:pPr>
       <w:r>
-        <w:t xml:space="preserve">We examined point-wise recognition ability linear relationship with point estimates (median) of the posterior distribution of each of the LBA parameters of interest.</w:t>
-      </w:r>
-      <w:r>
-        <w:t xml:space="preserve"> </w:t>
-      </w:r>
-      <w:r>
-        <w:t xml:space="preserve">These relationships can been see in</w:t>
+        <w:t xml:space="preserve">To estimate the association between LBA parameters and face recognition ability, we computed the linear relationship between the median of the posterior distribution of each estimated parameters of interest and the face recognition ability scores centred (z-transformed).</w:t>
+      </w:r>
+      <w:r>
+        <w:t xml:space="preserve"> </w:t>
+      </w:r>
+      <w:r>
+        <w:t xml:space="preserve">These relationships can be seen in</w:t>
       </w:r>
       <w:r>
         <w:t xml:space="preserve"> </w:t>
@@ -3674,44 +3727,67 @@
           <w:rPr>
             <w:rStyle w:val="Hyperlink"/>
           </w:rPr>
-          <w:t xml:space="preserve">Figure 6</w:t>
+          <w:t xml:space="preserve">Figure 5</w:t>
         </w:r>
       </w:hyperlink>
       <w:r>
-        <w:t xml:space="preserve"> </w:t>
-      </w:r>
-      <w:r>
-        <w:t xml:space="preserve">for both recognition ability.</w:t>
-      </w:r>
-      <w:r>
-        <w:t xml:space="preserve"> </w:t>
-      </w:r>
-      <w:r>
-        <w:t xml:space="preserve">Visual inspections of these correlations seemed to show that the accumulation of evidence (drift rate) for learned and novel faces increases as face recognition ability increases.</w:t>
-      </w:r>
-      <w:r>
-        <w:t xml:space="preserve"> </w:t>
-      </w:r>
-      <w:r>
-        <w:t xml:space="preserve">A similar conclusion could be drawn from the inspection of the response caution (threshold) towards the</w:t>
-      </w:r>
-      <w:r>
-        <w:t xml:space="preserve"> </w:t>
-      </w:r>
-      <w:r>
-        <w:t xml:space="preserve">“Learned”</w:t>
-      </w:r>
-      <w:r>
-        <w:t xml:space="preserve"> </w:t>
-      </w:r>
-      <w:r>
-        <w:t xml:space="preserve">response.</w:t>
-      </w:r>
-      <w:r>
-        <w:t xml:space="preserve"> </w:t>
-      </w:r>
-      <w:r>
-        <w:t xml:space="preserve">However the strength of these relationship remains weak (the highest</w:t>
+        <w:t xml:space="preserve">.</w:t>
+      </w:r>
+    </w:p>
+    <w:p>
+      <w:pPr>
+        <w:pStyle w:val="BodyText"/>
+      </w:pPr>
+      <w:r>
+        <w:rPr>
+          <w:i/>
+          <w:iCs/>
+        </w:rPr>
+        <w:t xml:space="preserve">Threshold</w:t>
+      </w:r>
+      <w:r>
+        <w:t xml:space="preserve">: Visual inspection of the point estimates correlations shows that when face recognition ability increases, the threshold for learned faces, reflecting the response caution towards the</w:t>
+      </w:r>
+      <w:r>
+        <w:t xml:space="preserve"> </w:t>
+      </w:r>
+      <w:r>
+        <w:t xml:space="preserve">“learned”</w:t>
+      </w:r>
+      <w:r>
+        <w:t xml:space="preserve"> </w:t>
+      </w:r>
+      <w:r>
+        <w:t xml:space="preserve">response, increases.</w:t>
+      </w:r>
+      <w:r>
+        <w:t xml:space="preserve"> </w:t>
+      </w:r>
+      <w:r>
+        <w:t xml:space="preserve">The response caution towards novel faces only seems to increase when car recognition ability increases.</w:t>
+      </w:r>
+    </w:p>
+    <w:p>
+      <w:pPr>
+        <w:pStyle w:val="BodyText"/>
+      </w:pPr>
+      <w:r>
+        <w:rPr>
+          <w:i/>
+          <w:iCs/>
+        </w:rPr>
+        <w:t xml:space="preserve">Drift rate</w:t>
+      </w:r>
+      <w:r>
+        <w:t xml:space="preserve">: Visual inspection of the point estimates correlations shows that when face recognition ability increases, the drift rate (TRUE-FALSE) for learned and novel faces, reflecting the signal-to-noise ratio provided by learned faces, increases as well.</w:t>
+      </w:r>
+    </w:p>
+    <w:p>
+      <w:pPr>
+        <w:pStyle w:val="BodyText"/>
+      </w:pPr>
+      <w:r>
+        <w:t xml:space="preserve">However, the strength of these relationship remains weak (the highest</w:t>
       </w:r>
       <w:r>
         <w:t xml:space="preserve"> </w:t>
@@ -3727,10 +3803,10 @@
         <w:t xml:space="preserve"> </w:t>
       </w:r>
       <w:r>
-        <w:t xml:space="preserve">value is 0.24) and we used a Bayesian plausible value correlational approach to determine the uncertainty linked to these associations.</w:t>
-      </w:r>
-    </w:p>
-    <w:bookmarkStart w:id="74" w:name="fig-corr-point-estimates"/>
+        <w:t xml:space="preserve">value is 0.24).</w:t>
+      </w:r>
+    </w:p>
+    <w:bookmarkStart w:id="66" w:name="fig-corr-point-estimates"/>
     <w:tbl>
       <w:tblPr>
         <w:tblStyle w:val="Table"/>
@@ -3757,7 +3833,7 @@
             <w:tr>
               <w:tc>
                 <w:tcPr/>
-                <w:bookmarkStart w:id="69" w:name="fig-corr-point-estimates-1"/>
+                <w:bookmarkStart w:id="61" w:name="fig-corr-point-estimates-1"/>
                 <w:p>
                   <w:pPr>
                     <w:pStyle w:val="Compact"/>
@@ -3769,12 +3845,12 @@
                       <wp:inline>
                         <wp:extent cx="5334000" cy="3733799"/>
                         <wp:effectExtent b="0" l="0" r="0" t="0"/>
-                        <wp:docPr descr="" title="" id="67" name="Picture"/>
+                        <wp:docPr descr="" title="" id="59" name="Picture"/>
                         <a:graphic>
                           <a:graphicData uri="http://schemas.openxmlformats.org/drawingml/2006/picture">
                             <pic:pic>
                               <pic:nvPicPr>
-                                <pic:cNvPr descr="manuscript_files/figure-docx/fig-corr-point-estimates-1.svg" id="68" name="Picture"/>
+                                <pic:cNvPr descr="manuscript_files/figure-docx/fig-corr-point-estimates-1.svg" id="60" name="Picture"/>
                                 <pic:cNvPicPr>
                                   <a:picLocks noChangeArrowheads="1" noChangeAspect="1"/>
                                 </pic:cNvPicPr>
@@ -3786,7 +3862,7 @@
                                       <a14:useLocalDpi xmlns:a14="http://schemas.microsoft.com/office/drawing/2010/main" val="0"/>
                                     </a:ext>
                                     <a:ext uri="{96DAC541-7B7A-43D3-8B79-37D633B846F1}">
-                                      <asvg:svgBlip xmlns:asvg="http://schemas.microsoft.com/office/drawing/2016/SVG/main" r:embed="rId66"/>
+                                      <asvg:svgBlip xmlns:asvg="http://schemas.microsoft.com/office/drawing/2016/SVG/main" r:embed="rId58"/>
                                     </a:ext>
                                   </a:extLst>
                                 </a:blip>
@@ -3827,10 +3903,10 @@
                     <w:pStyle w:val="ImageCaption"/>
                   </w:pPr>
                   <w:r>
-                    <w:t xml:space="preserve">(a) Median threshold correlations with recognition ability</w:t>
-                  </w:r>
-                </w:p>
-                <w:bookmarkEnd w:id="69"/>
+                    <w:t xml:space="preserve">(a) Median threshold correlations with face recognition ability</w:t>
+                  </w:r>
+                </w:p>
+                <w:bookmarkEnd w:id="61"/>
               </w:tc>
             </w:tr>
           </w:tbl>
@@ -3869,7 +3945,7 @@
             <w:tr>
               <w:tc>
                 <w:tcPr/>
-                <w:bookmarkStart w:id="73" w:name="fig-corr-point-estimates-2"/>
+                <w:bookmarkStart w:id="65" w:name="fig-corr-point-estimates-2"/>
                 <w:p>
                   <w:pPr>
                     <w:pStyle w:val="Compact"/>
@@ -3881,12 +3957,12 @@
                       <wp:inline>
                         <wp:extent cx="5334000" cy="3733799"/>
                         <wp:effectExtent b="0" l="0" r="0" t="0"/>
-                        <wp:docPr descr="" title="" id="71" name="Picture"/>
+                        <wp:docPr descr="" title="" id="63" name="Picture"/>
                         <a:graphic>
                           <a:graphicData uri="http://schemas.openxmlformats.org/drawingml/2006/picture">
                             <pic:pic>
                               <pic:nvPicPr>
-                                <pic:cNvPr descr="manuscript_files/figure-docx/fig-corr-point-estimates-2.svg" id="72" name="Picture"/>
+                                <pic:cNvPr descr="manuscript_files/figure-docx/fig-corr-point-estimates-2.svg" id="64" name="Picture"/>
                                 <pic:cNvPicPr>
                                   <a:picLocks noChangeArrowheads="1" noChangeAspect="1"/>
                                 </pic:cNvPicPr>
@@ -3898,7 +3974,7 @@
                                       <a14:useLocalDpi xmlns:a14="http://schemas.microsoft.com/office/drawing/2010/main" val="0"/>
                                     </a:ext>
                                     <a:ext uri="{96DAC541-7B7A-43D3-8B79-37D633B846F1}">
-                                      <asvg:svgBlip xmlns:asvg="http://schemas.microsoft.com/office/drawing/2016/SVG/main" r:embed="rId70"/>
+                                      <asvg:svgBlip xmlns:asvg="http://schemas.microsoft.com/office/drawing/2016/SVG/main" r:embed="rId62"/>
                                     </a:ext>
                                   </a:extLst>
                                 </a:blip>
@@ -3939,10 +4015,10 @@
                     <w:pStyle w:val="ImageCaption"/>
                   </w:pPr>
                   <w:r>
-                    <w:t xml:space="preserve">(b) Median drift rate correlations with recognition ability</w:t>
-                  </w:r>
-                </w:p>
-                <w:bookmarkEnd w:id="73"/>
+                    <w:t xml:space="preserve">(b) Median drift rates correlations with face recognition ability</w:t>
+                  </w:r>
+                </w:p>
+                <w:bookmarkEnd w:id="65"/>
               </w:tc>
             </w:tr>
           </w:tbl>
@@ -3959,12 +4035,12 @@
         <w:pStyle w:val="ImageCaption"/>
       </w:pPr>
       <w:r>
-        <w:t xml:space="preserve">Figure 6: Point estimates correlations with recognition scores</w:t>
-      </w:r>
-    </w:p>
-    <w:bookmarkEnd w:id="74"/>
-    <w:bookmarkEnd w:id="75"/>
-    <w:bookmarkStart w:id="99" w:name="X6cdd5d6c49b55a2e70739db2f79c1d6ae2787d0"/>
+        <w:t xml:space="preserve">Figure 5: Point estimates correlations with recognition scores. In (b), drift rate (TRUE) reflects the accumulation of evidence when the response is correct and drift rate (FALSE) the accumulation of evidence when the response is incorrect. Drift rate (TRUE-FALSE) represent the signal-to-noise ratio provided by the stimulus.</w:t>
+      </w:r>
+    </w:p>
+    <w:bookmarkEnd w:id="66"/>
+    <w:bookmarkEnd w:id="67"/>
+    <w:bookmarkStart w:id="82" w:name="X6cdd5d6c49b55a2e70739db2f79c1d6ae2787d0"/>
     <w:p>
       <w:pPr>
         <w:pStyle w:val="Heading2"/>
@@ -3984,7 +4060,7 @@
         <w:t xml:space="preserve"> </w:t>
       </w:r>
       <w:r>
-        <w:t xml:space="preserve">Like described above (see Methods), instead of using a single point estimate to assess the strength of the relationship between our variables of interest, the posterior distribution of the LBA parameters allow us to use the entire sampling distribution to do it.</w:t>
+        <w:t xml:space="preserve">Like described above (see Methods), instead of using a single point estimate to assess the strength of the relationship between our variables of interest, the posterior distribution of the LBA parameters allows us to use the entire sampling distribution to do it.</w:t>
       </w:r>
       <w:r>
         <w:t xml:space="preserve"> </w:t>
@@ -4012,12 +4088,32 @@
         <w:t xml:space="preserve"> </w:t>
       </w:r>
       <w:r>
-        <w:t xml:space="preserve">The posterior distributions of threshold plausible correlation values and their contrast are shown in</w:t>
+        <w:t xml:space="preserve">The posterior distributions of threshold plausible correlation values are shown in</w:t>
       </w:r>
       <w:r>
         <w:t xml:space="preserve"> </w:t>
       </w:r>
       <w:hyperlink w:anchor="fig-plausible-corr-thresh">
+        <w:r>
+          <w:rPr>
+            <w:rStyle w:val="Hyperlink"/>
+          </w:rPr>
+          <w:t xml:space="preserve">Figure 6</w:t>
+        </w:r>
+      </w:hyperlink>
+      <w:r>
+        <w:t xml:space="preserve">.</w:t>
+      </w:r>
+      <w:r>
+        <w:t xml:space="preserve"> </w:t>
+      </w:r>
+      <w:r>
+        <w:t xml:space="preserve">Posterior correlations for the different drift rate parameters for both conditions and face recognition ability can be found in</w:t>
+      </w:r>
+      <w:r>
+        <w:t xml:space="preserve"> </w:t>
+      </w:r>
+      <w:hyperlink w:anchor="fig-plausible-corr-drift">
         <w:r>
           <w:rPr>
             <w:rStyle w:val="Hyperlink"/>
@@ -4032,35 +4128,13 @@
         <w:t xml:space="preserve"> </w:t>
       </w:r>
       <w:r>
-        <w:t xml:space="preserve">Posterior correlations with true and false drift rate for both conditions and recognition abilities can be found in</w:t>
-      </w:r>
-      <w:r>
-        <w:t xml:space="preserve"> </w:t>
-      </w:r>
-      <w:hyperlink w:anchor="fig-plausible-corr-drift-true-false">
-        <w:r>
-          <w:rPr>
-            <w:rStyle w:val="Hyperlink"/>
-          </w:rPr>
-          <w:t xml:space="preserve">Figure 8</w:t>
-        </w:r>
-      </w:hyperlink>
-      <w:r>
-        <w:t xml:space="preserve">, and correlations with drift rate differences (true-false) by conditions as well as drift rate contrast (novel-false) in</w:t>
-      </w:r>
-      <w:r>
-        <w:t xml:space="preserve"> </w:t>
-      </w:r>
-      <w:hyperlink w:anchor="fig-plausible-corr-drift-diff">
-        <w:r>
-          <w:rPr>
-            <w:rStyle w:val="Hyperlink"/>
-          </w:rPr>
-          <w:t xml:space="preserve">Figure 9</w:t>
-        </w:r>
-      </w:hyperlink>
-      <w:r>
-        <w:t xml:space="preserve">.</w:t>
+        <w:t xml:space="preserve">For both threshold and drift rate, we evaluated the 95% CI of the posterior distributions.</w:t>
+      </w:r>
+      <w:r>
+        <w:t xml:space="preserve"> </w:t>
+      </w:r>
+      <w:r>
+        <w:t xml:space="preserve">If the 95% CI of the distribution does not include 0, we would be confident in the existence of a relationship between these parameters and the face recognition ability.</w:t>
       </w:r>
       <w:r>
         <w:t xml:space="preserve"> </w:t>
@@ -4101,249 +4175,9 @@
         <w:t xml:space="preserve"> </w:t>
       </w:r>
       <w:r>
-        <w:t xml:space="preserve">Regarding face recognition ability, people with a higher face recognition ability have a higher response caution for learned faces whereas people with a higher car recognition ability have a higher threshold for both learned and novel faces.</w:t>
-      </w:r>
-    </w:p>
-    <w:p>
-      <w:pPr>
-        <w:pStyle w:val="BodyText"/>
-      </w:pPr>
-      <w:r>
-        <w:rPr>
-          <w:i/>
-          <w:iCs/>
-        </w:rPr>
-        <w:t xml:space="preserve">Drift rate:</w:t>
-      </w:r>
-      <w:r>
-        <w:t xml:space="preserve"> </w:t>
-      </w:r>
-      <w:r>
-        <w:t xml:space="preserve">A higher face recognition ability is associated with a greater drift rate for both novel and learned faces.</w:t>
-      </w:r>
-      <w:r>
-        <w:t xml:space="preserve"> </w:t>
-      </w:r>
-      <w:r>
-        <w:t xml:space="preserve">However, a higher car recognition ability is only associated with an increase drift rate for novel faces.</w:t>
-      </w:r>
-    </w:p>
-    <w:bookmarkStart w:id="84" w:name="fig-plausible-corr-thresh"/>
-    <w:tbl>
-      <w:tblPr>
-        <w:tblStyle w:val="Table"/>
-        <w:tblW w:type="pct" w:w="4900"/>
-        <w:tblLayout w:type="fixed"/>
-        <w:tblLook w:firstRow="0" w:lastRow="0" w:firstColumn="0" w:lastColumn="0" w:noHBand="0" w:noVBand="0" w:val="0000"/>
-      </w:tblPr>
-      <w:tblGrid>
-        <w:gridCol w:w="3880"/>
-        <w:gridCol w:w="3880"/>
-      </w:tblGrid>
-      <w:tr>
-        <w:tc>
-          <w:tcPr/>
-          <w:tbl>
-            <w:tblPr>
-              <w:tblStyle w:val="Table"/>
-              <w:tblW w:type="pct" w:w="4900"/>
-              <w:tblLayout w:type="fixed"/>
-              <w:tblLook w:firstRow="0" w:lastRow="0" w:firstColumn="0" w:lastColumn="0" w:noHBand="0" w:noVBand="0" w:val="0000"/>
-            </w:tblPr>
-            <w:tblGrid>
-              <w:gridCol w:w="7761"/>
-            </w:tblGrid>
-            <w:tr>
-              <w:tc>
-                <w:tcPr/>
-                <w:bookmarkStart w:id="79" w:name="fig-plausible-corr-thresh-1"/>
-                <w:p>
-                  <w:pPr>
-                    <w:pStyle w:val="Compact"/>
-                    <w:jc w:val="center"/>
-                    <w:jc w:val="left"/>
-                  </w:pPr>
-                  <w:r>
-                    <w:drawing>
-                      <wp:inline>
-                        <wp:extent cx="2971800" cy="1485900"/>
-                        <wp:effectExtent b="0" l="0" r="0" t="0"/>
-                        <wp:docPr descr="" title="" id="77" name="Picture"/>
-                        <a:graphic>
-                          <a:graphicData uri="http://schemas.openxmlformats.org/drawingml/2006/picture">
-                            <pic:pic>
-                              <pic:nvPicPr>
-                                <pic:cNvPr descr="manuscript_files/figure-docx/fig-plausible-corr-thresh-1.svg" id="78" name="Picture"/>
-                                <pic:cNvPicPr>
-                                  <a:picLocks noChangeArrowheads="1" noChangeAspect="1"/>
-                                </pic:cNvPicPr>
-                              </pic:nvPicPr>
-                              <pic:blipFill>
-                                <a:blip>
-                                  <a:extLst>
-                                    <a:ext uri="{28A0092B-C50C-407E-A947-70E740481C1C}">
-                                      <a14:useLocalDpi xmlns:a14="http://schemas.microsoft.com/office/drawing/2010/main" val="0"/>
-                                    </a:ext>
-                                    <a:ext uri="{96DAC541-7B7A-43D3-8B79-37D633B846F1}">
-                                      <asvg:svgBlip xmlns:asvg="http://schemas.microsoft.com/office/drawing/2016/SVG/main" r:embed="rId76"/>
-                                    </a:ext>
-                                  </a:extLst>
-                                </a:blip>
-                                <a:stretch>
-                                  <a:fillRect/>
-                                </a:stretch>
-                              </pic:blipFill>
-                              <pic:spPr bwMode="auto">
-                                <a:xfrm>
-                                  <a:off x="0" y="0"/>
-                                  <a:ext cx="2971800" cy="1485900"/>
-                                </a:xfrm>
-                                <a:prstGeom prst="rect">
-                                  <a:avLst/>
-                                </a:prstGeom>
-                                <a:noFill/>
-                                <a:ln w="9525">
-                                  <a:noFill/>
-                                  <a:headEnd/>
-                                  <a:tailEnd/>
-                                </a:ln>
-                              </pic:spPr>
-                            </pic:pic>
-                          </a:graphicData>
-                        </a:graphic>
-                      </wp:inline>
-                    </w:drawing>
-                  </w:r>
-                </w:p>
-                <w:p>
-                  <w:pPr>
-                    <w:jc w:val="center"/>
-                    <w:jc w:val="left"/>
-                  </w:pPr>
-                  <w:pPr>
-                    <w:jc w:val="left"/>
-                    <w:spacing w:before="200"/>
-                    <w:pStyle w:val="ImageCaption"/>
-                  </w:pPr>
-                  <w:r>
-                    <w:t xml:space="preserve">(a) Posterior correlations values distributions between threshold by response and recognition abilities</w:t>
-                  </w:r>
-                </w:p>
-                <w:bookmarkEnd w:id="79"/>
-              </w:tc>
-            </w:tr>
-          </w:tbl>
-          <w:p/>
-        </w:tc>
-        <w:tc>
-          <w:tcPr/>
-          <w:tbl>
-            <w:tblPr>
-              <w:tblStyle w:val="Table"/>
-              <w:tblW w:type="pct" w:w="4900"/>
-              <w:tblLayout w:type="fixed"/>
-              <w:tblLook w:firstRow="0" w:lastRow="0" w:firstColumn="0" w:lastColumn="0" w:noHBand="0" w:noVBand="0" w:val="0000"/>
-            </w:tblPr>
-            <w:tblGrid>
-              <w:gridCol w:w="7761"/>
-            </w:tblGrid>
-            <w:tr>
-              <w:tc>
-                <w:tcPr/>
-                <w:bookmarkStart w:id="83" w:name="fig-plausible-corr-thresh-2"/>
-                <w:p>
-                  <w:pPr>
-                    <w:pStyle w:val="Compact"/>
-                    <w:jc w:val="center"/>
-                    <w:jc w:val="left"/>
-                  </w:pPr>
-                  <w:r>
-                    <w:drawing>
-                      <wp:inline>
-                        <wp:extent cx="2971800" cy="1485900"/>
-                        <wp:effectExtent b="0" l="0" r="0" t="0"/>
-                        <wp:docPr descr="" title="" id="81" name="Picture"/>
-                        <a:graphic>
-                          <a:graphicData uri="http://schemas.openxmlformats.org/drawingml/2006/picture">
-                            <pic:pic>
-                              <pic:nvPicPr>
-                                <pic:cNvPr descr="manuscript_files/figure-docx/fig-plausible-corr-thresh-2.svg" id="82" name="Picture"/>
-                                <pic:cNvPicPr>
-                                  <a:picLocks noChangeArrowheads="1" noChangeAspect="1"/>
-                                </pic:cNvPicPr>
-                              </pic:nvPicPr>
-                              <pic:blipFill>
-                                <a:blip>
-                                  <a:extLst>
-                                    <a:ext uri="{28A0092B-C50C-407E-A947-70E740481C1C}">
-                                      <a14:useLocalDpi xmlns:a14="http://schemas.microsoft.com/office/drawing/2010/main" val="0"/>
-                                    </a:ext>
-                                    <a:ext uri="{96DAC541-7B7A-43D3-8B79-37D633B846F1}">
-                                      <asvg:svgBlip xmlns:asvg="http://schemas.microsoft.com/office/drawing/2016/SVG/main" r:embed="rId80"/>
-                                    </a:ext>
-                                  </a:extLst>
-                                </a:blip>
-                                <a:stretch>
-                                  <a:fillRect/>
-                                </a:stretch>
-                              </pic:blipFill>
-                              <pic:spPr bwMode="auto">
-                                <a:xfrm>
-                                  <a:off x="0" y="0"/>
-                                  <a:ext cx="2971800" cy="1485900"/>
-                                </a:xfrm>
-                                <a:prstGeom prst="rect">
-                                  <a:avLst/>
-                                </a:prstGeom>
-                                <a:noFill/>
-                                <a:ln w="9525">
-                                  <a:noFill/>
-                                  <a:headEnd/>
-                                  <a:tailEnd/>
-                                </a:ln>
-                              </pic:spPr>
-                            </pic:pic>
-                          </a:graphicData>
-                        </a:graphic>
-                      </wp:inline>
-                    </w:drawing>
-                  </w:r>
-                </w:p>
-                <w:p>
-                  <w:pPr>
-                    <w:jc w:val="center"/>
-                    <w:jc w:val="left"/>
-                  </w:pPr>
-                  <w:pPr>
-                    <w:jc w:val="left"/>
-                    <w:spacing w:before="200"/>
-                    <w:pStyle w:val="ImageCaption"/>
-                  </w:pPr>
-                  <w:r>
-                    <w:t xml:space="preserve">(b) Posterior correlations values distribution between threshold difference (novel-learned) and recognition abilities</w:t>
-                  </w:r>
-                </w:p>
-                <w:bookmarkEnd w:id="83"/>
-              </w:tc>
-            </w:tr>
-          </w:tbl>
-          <w:p/>
-        </w:tc>
-      </w:tr>
-    </w:tbl>
-    <w:p>
-      <w:pPr>
-        <w:pStyle w:val="BodyText"/>
-      </w:pPr>
-      <w:pPr>
-        <w:spacing w:before="200"/>
-        <w:pStyle w:val="ImageCaption"/>
-      </w:pPr>
-      <w:r>
-        <w:t xml:space="preserve">Figure 7: Plausible correlation values distributions between threshold and recognition abilities. Points denote the median of the distribution and error bars represent 95% quantile intervals.</w:t>
-      </w:r>
-    </w:p>
-    <w:bookmarkEnd w:id="84"/>
+        <w:t xml:space="preserve">People with a higher face recognition ability have a higher response caution for learned faces.</w:t>
+      </w:r>
+    </w:p>
     <w:tbl>
       <w:tblPr>
         <w:tblStyle w:val="Table"/>
@@ -4357,7 +4191,7 @@
       <w:tr>
         <w:tc>
           <w:tcPr/>
-          <w:bookmarkStart w:id="88" w:name="fig-plausible-corr-drift-true-false"/>
+          <w:bookmarkStart w:id="71" w:name="fig-plausible-corr-thresh"/>
           <w:p>
             <w:pPr>
               <w:pStyle w:val="Compact"/>
@@ -4368,12 +4202,12 @@
                 <wp:inline>
                   <wp:extent cx="5334000" cy="2667000"/>
                   <wp:effectExtent b="0" l="0" r="0" t="0"/>
-                  <wp:docPr descr="" title="" id="86" name="Picture"/>
+                  <wp:docPr descr="" title="" id="69" name="Picture"/>
                   <a:graphic>
                     <a:graphicData uri="http://schemas.openxmlformats.org/drawingml/2006/picture">
                       <pic:pic>
                         <pic:nvPicPr>
-                          <pic:cNvPr descr="manuscript_files/figure-docx/fig-plausible-corr-drift-true-false-1.svg" id="87" name="Picture"/>
+                          <pic:cNvPr descr="manuscript_files/figure-docx/fig-plausible-corr-thresh-1.svg" id="70" name="Picture"/>
                           <pic:cNvPicPr>
                             <a:picLocks noChangeArrowheads="1" noChangeAspect="1"/>
                           </pic:cNvPicPr>
@@ -4385,7 +4219,7 @@
                                 <a14:useLocalDpi xmlns:a14="http://schemas.microsoft.com/office/drawing/2010/main" val="0"/>
                               </a:ext>
                               <a:ext uri="{96DAC541-7B7A-43D3-8B79-37D633B846F1}">
-                                <asvg:svgBlip xmlns:asvg="http://schemas.microsoft.com/office/drawing/2016/SVG/main" r:embed="rId85"/>
+                                <asvg:svgBlip xmlns:asvg="http://schemas.microsoft.com/office/drawing/2016/SVG/main" r:embed="rId68"/>
                               </a:ext>
                             </a:extLst>
                           </a:blip>
@@ -4425,1315 +4259,32 @@
               <w:pStyle w:val="ImageCaption"/>
             </w:pPr>
             <w:r>
-              <w:t xml:space="preserve">Figure 8: Plausible correlation values distributions between drift rate TRUE and FALSE by stimulus and recognition abilities. Points denote the median of the distribution and error bars represent 95% quantile intervals.</w:t>
+              <w:t xml:space="preserve">Figure 6: Plausible correlation values distributions between threshold by response and recognition abilities. Points denote the median of the distribution and error bars represent 95% quantile intervals.</w:t>
             </w:r>
           </w:p>
-          <w:bookmarkEnd w:id="88"/>
+          <w:bookmarkEnd w:id="71"/>
         </w:tc>
       </w:tr>
     </w:tbl>
-    <w:bookmarkStart w:id="97" w:name="fig-plausible-corr-drift-diff"/>
-    <w:tbl>
-      <w:tblPr>
-        <w:tblStyle w:val="Table"/>
-        <w:tblW w:type="pct" w:w="4900"/>
-        <w:tblLayout w:type="fixed"/>
-        <w:tblLook w:firstRow="0" w:lastRow="0" w:firstColumn="0" w:lastColumn="0" w:noHBand="0" w:noVBand="0" w:val="0000"/>
-      </w:tblPr>
-      <w:tblGrid>
-        <w:gridCol w:w="3880"/>
-        <w:gridCol w:w="3880"/>
-      </w:tblGrid>
-      <w:tr>
-        <w:tc>
-          <w:tcPr/>
-          <w:tbl>
-            <w:tblPr>
-              <w:tblStyle w:val="Table"/>
-              <w:tblW w:type="pct" w:w="4900"/>
-              <w:tblLayout w:type="fixed"/>
-              <w:tblLook w:firstRow="0" w:lastRow="0" w:firstColumn="0" w:lastColumn="0" w:noHBand="0" w:noVBand="0" w:val="0000"/>
-            </w:tblPr>
-            <w:tblGrid>
-              <w:gridCol w:w="7761"/>
-            </w:tblGrid>
-            <w:tr>
-              <w:tc>
-                <w:tcPr/>
-                <w:bookmarkStart w:id="92" w:name="fig-plausible-corr-drift-diff-1"/>
-                <w:p>
-                  <w:pPr>
-                    <w:pStyle w:val="Compact"/>
-                    <w:jc w:val="center"/>
-                    <w:jc w:val="left"/>
-                  </w:pPr>
-                  <w:r>
-                    <w:drawing>
-                      <wp:inline>
-                        <wp:extent cx="2971800" cy="2080259"/>
-                        <wp:effectExtent b="0" l="0" r="0" t="0"/>
-                        <wp:docPr descr="" title="" id="90" name="Picture"/>
-                        <a:graphic>
-                          <a:graphicData uri="http://schemas.openxmlformats.org/drawingml/2006/picture">
-                            <pic:pic>
-                              <pic:nvPicPr>
-                                <pic:cNvPr descr="manuscript_files/figure-docx/fig-plausible-corr-drift-diff-1.svg" id="91" name="Picture"/>
-                                <pic:cNvPicPr>
-                                  <a:picLocks noChangeArrowheads="1" noChangeAspect="1"/>
-                                </pic:cNvPicPr>
-                              </pic:nvPicPr>
-                              <pic:blipFill>
-                                <a:blip>
-                                  <a:extLst>
-                                    <a:ext uri="{28A0092B-C50C-407E-A947-70E740481C1C}">
-                                      <a14:useLocalDpi xmlns:a14="http://schemas.microsoft.com/office/drawing/2010/main" val="0"/>
-                                    </a:ext>
-                                    <a:ext uri="{96DAC541-7B7A-43D3-8B79-37D633B846F1}">
-                                      <asvg:svgBlip xmlns:asvg="http://schemas.microsoft.com/office/drawing/2016/SVG/main" r:embed="rId89"/>
-                                    </a:ext>
-                                  </a:extLst>
-                                </a:blip>
-                                <a:stretch>
-                                  <a:fillRect/>
-                                </a:stretch>
-                              </pic:blipFill>
-                              <pic:spPr bwMode="auto">
-                                <a:xfrm>
-                                  <a:off x="0" y="0"/>
-                                  <a:ext cx="2971800" cy="2080259"/>
-                                </a:xfrm>
-                                <a:prstGeom prst="rect">
-                                  <a:avLst/>
-                                </a:prstGeom>
-                                <a:noFill/>
-                                <a:ln w="9525">
-                                  <a:noFill/>
-                                  <a:headEnd/>
-                                  <a:tailEnd/>
-                                </a:ln>
-                              </pic:spPr>
-                            </pic:pic>
-                          </a:graphicData>
-                        </a:graphic>
-                      </wp:inline>
-                    </w:drawing>
-                  </w:r>
-                </w:p>
-                <w:p>
-                  <w:pPr>
-                    <w:jc w:val="center"/>
-                    <w:jc w:val="left"/>
-                  </w:pPr>
-                  <w:pPr>
-                    <w:jc w:val="left"/>
-                    <w:spacing w:before="200"/>
-                    <w:pStyle w:val="ImageCaption"/>
-                  </w:pPr>
-                  <w:r>
-                    <w:t xml:space="preserve">(a) Posterior correlations values distributions between drift rate by stimulus (TRUE - FALSE) and recognition abilities</w:t>
-                  </w:r>
-                </w:p>
-                <w:bookmarkEnd w:id="92"/>
-              </w:tc>
-            </w:tr>
-          </w:tbl>
-          <w:p/>
-        </w:tc>
-        <w:tc>
-          <w:tcPr/>
-          <w:tbl>
-            <w:tblPr>
-              <w:tblStyle w:val="Table"/>
-              <w:tblW w:type="pct" w:w="4900"/>
-              <w:tblLayout w:type="fixed"/>
-              <w:tblLook w:firstRow="0" w:lastRow="0" w:firstColumn="0" w:lastColumn="0" w:noHBand="0" w:noVBand="0" w:val="0000"/>
-            </w:tblPr>
-            <w:tblGrid>
-              <w:gridCol w:w="7761"/>
-            </w:tblGrid>
-            <w:tr>
-              <w:tc>
-                <w:tcPr/>
-                <w:bookmarkStart w:id="96" w:name="fig-plausible-corr-drift-diff-2"/>
-                <w:p>
-                  <w:pPr>
-                    <w:pStyle w:val="Compact"/>
-                    <w:jc w:val="center"/>
-                    <w:jc w:val="left"/>
-                  </w:pPr>
-                  <w:r>
-                    <w:drawing>
-                      <wp:inline>
-                        <wp:extent cx="2971800" cy="2080259"/>
-                        <wp:effectExtent b="0" l="0" r="0" t="0"/>
-                        <wp:docPr descr="" title="" id="94" name="Picture"/>
-                        <a:graphic>
-                          <a:graphicData uri="http://schemas.openxmlformats.org/drawingml/2006/picture">
-                            <pic:pic>
-                              <pic:nvPicPr>
-                                <pic:cNvPr descr="manuscript_files/figure-docx/fig-plausible-corr-drift-diff-2.svg" id="95" name="Picture"/>
-                                <pic:cNvPicPr>
-                                  <a:picLocks noChangeArrowheads="1" noChangeAspect="1"/>
-                                </pic:cNvPicPr>
-                              </pic:nvPicPr>
-                              <pic:blipFill>
-                                <a:blip>
-                                  <a:extLst>
-                                    <a:ext uri="{28A0092B-C50C-407E-A947-70E740481C1C}">
-                                      <a14:useLocalDpi xmlns:a14="http://schemas.microsoft.com/office/drawing/2010/main" val="0"/>
-                                    </a:ext>
-                                    <a:ext uri="{96DAC541-7B7A-43D3-8B79-37D633B846F1}">
-                                      <asvg:svgBlip xmlns:asvg="http://schemas.microsoft.com/office/drawing/2016/SVG/main" r:embed="rId93"/>
-                                    </a:ext>
-                                  </a:extLst>
-                                </a:blip>
-                                <a:stretch>
-                                  <a:fillRect/>
-                                </a:stretch>
-                              </pic:blipFill>
-                              <pic:spPr bwMode="auto">
-                                <a:xfrm>
-                                  <a:off x="0" y="0"/>
-                                  <a:ext cx="2971800" cy="2080259"/>
-                                </a:xfrm>
-                                <a:prstGeom prst="rect">
-                                  <a:avLst/>
-                                </a:prstGeom>
-                                <a:noFill/>
-                                <a:ln w="9525">
-                                  <a:noFill/>
-                                  <a:headEnd/>
-                                  <a:tailEnd/>
-                                </a:ln>
-                              </pic:spPr>
-                            </pic:pic>
-                          </a:graphicData>
-                        </a:graphic>
-                      </wp:inline>
-                    </w:drawing>
-                  </w:r>
-                </w:p>
-                <w:p>
-                  <w:pPr>
-                    <w:jc w:val="center"/>
-                    <w:jc w:val="left"/>
-                  </w:pPr>
-                  <w:pPr>
-                    <w:jc w:val="left"/>
-                    <w:spacing w:before="200"/>
-                    <w:pStyle w:val="ImageCaption"/>
-                  </w:pPr>
-                  <w:r>
-                    <w:t xml:space="preserve">(b) Posterior correlations values distribution between drift rate difference (novel-learned) and recognition abilities</w:t>
-                  </w:r>
-                </w:p>
-                <w:bookmarkEnd w:id="96"/>
-              </w:tc>
-            </w:tr>
-          </w:tbl>
-          <w:p/>
-        </w:tc>
-      </w:tr>
-    </w:tbl>
     <w:p>
       <w:pPr>
         <w:pStyle w:val="BodyText"/>
       </w:pPr>
-      <w:pPr>
-        <w:spacing w:before="200"/>
-        <w:pStyle w:val="ImageCaption"/>
-      </w:pPr>
-      <w:r>
-        <w:t xml:space="preserve">Figure 9: Plausible correlation values distributions between drift rate differences and recognition abilities. Points denote the median of the distribution and error bars represent 95% quantile intervals.</w:t>
-      </w:r>
-    </w:p>
-    <w:bookmarkEnd w:id="97"/>
-    <w:p>
-      <w:pPr>
-        <w:pStyle w:val="BodyText"/>
-      </w:pPr>
-      <w:r>
-        <w:t xml:space="preserve"> </w:t>
-      </w:r>
-    </w:p>
-    <w:tbl>
-      <w:tblPr>
-        <w:tblStyle w:val="Table"/>
-        <w:tblW w:type="pct" w:w="5000"/>
-        <w:tblLayout w:type="fixed"/>
-        <w:tblLook w:firstRow="0" w:lastRow="0" w:firstColumn="0" w:lastColumn="0" w:noHBand="0" w:noVBand="0" w:val="0000"/>
-      </w:tblPr>
-      <w:tblGrid>
-        <w:gridCol w:w="7920"/>
-      </w:tblGrid>
-      <w:tr>
-        <w:tc>
-          <w:tcPr/>
-          <w:bookmarkStart w:id="98" w:name="tbl-plausible-cor"/>
-          <w:p>
-            <w:pPr>
-              <w:jc w:val="center"/>
-            </w:pPr>
-            <w:pPr>
-              <w:jc w:val="left"/>
-              <w:spacing w:before="200"/>
-              <w:pStyle w:val="ImageCaption"/>
-            </w:pPr>
-            <w:r>
-              <w:t xml:space="preserve">Table 4: Median r and 95% quantile intervals of the plausible value correlations between LBA parameters and recogntion ability scores.</w:t>
-            </w:r>
-          </w:p>
-          <w:tbl>
-            <w:tblPr>
-              <w:tblStyle w:val="Table"/>
-              <w:tblW w:type="pct" w:w="4802"/>
-              <w:tblLayout w:type="fixed"/>
-              <w:tblLook w:firstRow="1" w:lastRow="1" w:firstColumn="0" w:lastColumn="0" w:noHBand="0" w:noVBand="0" w:val="0020"/>
-            </w:tblPr>
-            <w:tblGrid>
-              <w:gridCol w:w="1005"/>
-              <w:gridCol w:w="1005"/>
-              <w:gridCol w:w="942"/>
-              <w:gridCol w:w="1257"/>
-              <w:gridCol w:w="1131"/>
-              <w:gridCol w:w="1194"/>
-              <w:gridCol w:w="1068"/>
-            </w:tblGrid>
-            <w:tr>
-              <w:trPr>
-                <w:tblHeader w:val="on"/>
-              </w:trPr>
-              <w:tc>
-                <w:tcPr>
-                  <w:gridSpan w:val="3"/>
-                </w:tcPr>
-                <w:p>
-                  <w:pPr>
-                    <w:pStyle w:val="Compact"/>
-                  </w:pPr>
-                </w:p>
-              </w:tc>
-              <w:tc>
-                <w:tcPr>
-                  <w:gridSpan w:val="2"/>
-                </w:tcPr>
-                <w:p>
-                  <w:pPr>
-                    <w:pStyle w:val="Compact"/>
-                    <w:jc w:val="center"/>
-                  </w:pPr>
-                  <w:r>
-                    <w:rPr>
-                      <w:b/>
-                      <w:bCs/>
-                    </w:rPr>
-                    <w:t xml:space="preserve">Face</w:t>
-                  </w:r>
-                </w:p>
-              </w:tc>
-              <w:tc>
-                <w:tcPr>
-                  <w:gridSpan w:val="2"/>
-                </w:tcPr>
-                <w:p>
-                  <w:pPr>
-                    <w:pStyle w:val="Compact"/>
-                    <w:jc w:val="center"/>
-                  </w:pPr>
-                  <w:r>
-                    <w:rPr>
-                      <w:b/>
-                      <w:bCs/>
-                    </w:rPr>
-                    <w:t xml:space="preserve">Car</w:t>
-                  </w:r>
-                </w:p>
-              </w:tc>
-            </w:tr>
-            <w:tr>
-              <w:trPr>
-                <w:tblHeader w:val="on"/>
-              </w:trPr>
-              <w:tc>
-                <w:tcPr/>
-                <w:p>
-                  <w:pPr>
-                    <w:pStyle w:val="Compact"/>
-                    <w:jc w:val="center"/>
-                  </w:pPr>
-                  <w:r>
-                    <w:rPr>
-                      <w:b/>
-                      <w:bCs/>
-                    </w:rPr>
-                    <w:t xml:space="preserve">Parameter</w:t>
-                  </w:r>
-                </w:p>
-              </w:tc>
-              <w:tc>
-                <w:tcPr/>
-                <w:p>
-                  <w:pPr>
-                    <w:pStyle w:val="Compact"/>
-                    <w:jc w:val="center"/>
-                  </w:pPr>
-                  <w:r>
-                    <w:rPr>
-                      <w:b/>
-                      <w:bCs/>
-                    </w:rPr>
-                    <w:t xml:space="preserve">Condition</w:t>
-                  </w:r>
-                </w:p>
-              </w:tc>
-              <w:tc>
-                <w:tcPr/>
-                <w:p>
-                  <w:pPr>
-                    <w:pStyle w:val="Compact"/>
-                    <w:jc w:val="center"/>
-                  </w:pPr>
-                  <w:r>
-                    <w:rPr>
-                      <w:b/>
-                      <w:bCs/>
-                    </w:rPr>
-                    <w:t xml:space="preserve">Accuracy</w:t>
-                  </w:r>
-                </w:p>
-              </w:tc>
-              <w:tc>
-                <w:tcPr/>
-                <w:p>
-                  <w:pPr>
-                    <w:pStyle w:val="Compact"/>
-                    <w:jc w:val="center"/>
-                  </w:pPr>
-                  <w:r>
-                    <w:rPr>
-                      <w:b/>
-                      <w:bCs/>
-                    </w:rPr>
-                    <w:t xml:space="preserve">median r_Face</w:t>
-                  </w:r>
-                </w:p>
-              </w:tc>
-              <w:tc>
-                <w:tcPr/>
-                <w:p>
-                  <w:pPr>
-                    <w:pStyle w:val="Compact"/>
-                    <w:jc w:val="center"/>
-                  </w:pPr>
-                  <w:r>
-                    <w:rPr>
-                      <w:b/>
-                      <w:bCs/>
-                    </w:rPr>
-                    <w:t xml:space="preserve">95% QI_Face</w:t>
-                  </w:r>
-                </w:p>
-              </w:tc>
-              <w:tc>
-                <w:tcPr/>
-                <w:p>
-                  <w:pPr>
-                    <w:pStyle w:val="Compact"/>
-                    <w:jc w:val="center"/>
-                  </w:pPr>
-                  <w:r>
-                    <w:rPr>
-                      <w:b/>
-                      <w:bCs/>
-                    </w:rPr>
-                    <w:t xml:space="preserve">median r_Car</w:t>
-                  </w:r>
-                </w:p>
-              </w:tc>
-              <w:tc>
-                <w:tcPr/>
-                <w:p>
-                  <w:pPr>
-                    <w:pStyle w:val="Compact"/>
-                    <w:jc w:val="center"/>
-                  </w:pPr>
-                  <w:r>
-                    <w:rPr>
-                      <w:b/>
-                      <w:bCs/>
-                    </w:rPr>
-                    <w:t xml:space="preserve">95% QI_Car</w:t>
-                  </w:r>
-                </w:p>
-              </w:tc>
-            </w:tr>
-            <w:tr>
-              <w:tc>
-                <w:tcPr/>
-                <w:p>
-                  <w:pPr>
-                    <w:pStyle w:val="Compact"/>
-                    <w:jc w:val="center"/>
-                  </w:pPr>
-                  <w:r>
-                    <w:t xml:space="preserve">Threshold</w:t>
-                  </w:r>
-                </w:p>
-              </w:tc>
-              <w:tc>
-                <w:tcPr/>
-                <w:p>
-                  <w:pPr>
-                    <w:pStyle w:val="Compact"/>
-                    <w:jc w:val="center"/>
-                  </w:pPr>
-                  <w:r>
-                    <w:t xml:space="preserve">Learned</w:t>
-                  </w:r>
-                </w:p>
-              </w:tc>
-              <w:tc>
-                <w:tcPr/>
-                <w:p/>
-              </w:tc>
-              <w:tc>
-                <w:tcPr/>
-                <w:p>
-                  <w:pPr>
-                    <w:pStyle w:val="Compact"/>
-                    <w:jc w:val="center"/>
-                  </w:pPr>
-                  <w:r>
-                    <w:t xml:space="preserve">0.12</w:t>
-                  </w:r>
-                </w:p>
-              </w:tc>
-              <w:tc>
-                <w:tcPr/>
-                <w:p>
-                  <w:pPr>
-                    <w:pStyle w:val="Compact"/>
-                    <w:jc w:val="center"/>
-                  </w:pPr>
-                  <w:r>
-                    <w:t xml:space="preserve">[0.06, 0.18]</w:t>
-                  </w:r>
-                </w:p>
-              </w:tc>
-              <w:tc>
-                <w:tcPr/>
-                <w:p>
-                  <w:pPr>
-                    <w:pStyle w:val="Compact"/>
-                    <w:jc w:val="center"/>
-                  </w:pPr>
-                  <w:r>
-                    <w:t xml:space="preserve">0.13</w:t>
-                  </w:r>
-                </w:p>
-              </w:tc>
-              <w:tc>
-                <w:tcPr/>
-                <w:p>
-                  <w:pPr>
-                    <w:pStyle w:val="Compact"/>
-                    <w:jc w:val="center"/>
-                  </w:pPr>
-                  <w:r>
-                    <w:t xml:space="preserve">[0.08, 0.19]</w:t>
-                  </w:r>
-                </w:p>
-              </w:tc>
-            </w:tr>
-            <w:tr>
-              <w:tc>
-                <w:tcPr/>
-                <w:p>
-                  <w:pPr>
-                    <w:pStyle w:val="Compact"/>
-                    <w:jc w:val="center"/>
-                  </w:pPr>
-                  <w:r>
-                    <w:t xml:space="preserve">Threshold</w:t>
-                  </w:r>
-                </w:p>
-              </w:tc>
-              <w:tc>
-                <w:tcPr/>
-                <w:p>
-                  <w:pPr>
-                    <w:pStyle w:val="Compact"/>
-                    <w:jc w:val="center"/>
-                  </w:pPr>
-                  <w:r>
-                    <w:t xml:space="preserve">Novel</w:t>
-                  </w:r>
-                </w:p>
-              </w:tc>
-              <w:tc>
-                <w:tcPr/>
-                <w:p/>
-              </w:tc>
-              <w:tc>
-                <w:tcPr/>
-                <w:p>
-                  <w:pPr>
-                    <w:pStyle w:val="Compact"/>
-                    <w:jc w:val="center"/>
-                  </w:pPr>
-                  <w:r>
-                    <w:t xml:space="preserve">0.06</w:t>
-                  </w:r>
-                </w:p>
-              </w:tc>
-              <w:tc>
-                <w:tcPr/>
-                <w:p>
-                  <w:pPr>
-                    <w:pStyle w:val="Compact"/>
-                    <w:jc w:val="center"/>
-                  </w:pPr>
-                  <w:r>
-                    <w:t xml:space="preserve">[-0.00, 0.11]</w:t>
-                  </w:r>
-                </w:p>
-              </w:tc>
-              <w:tc>
-                <w:tcPr/>
-                <w:p>
-                  <w:pPr>
-                    <w:pStyle w:val="Compact"/>
-                    <w:jc w:val="center"/>
-                  </w:pPr>
-                  <w:r>
-                    <w:t xml:space="preserve">0.18</w:t>
-                  </w:r>
-                </w:p>
-              </w:tc>
-              <w:tc>
-                <w:tcPr/>
-                <w:p>
-                  <w:pPr>
-                    <w:pStyle w:val="Compact"/>
-                    <w:jc w:val="center"/>
-                  </w:pPr>
-                  <w:r>
-                    <w:t xml:space="preserve">[0.13, 0.24]</w:t>
-                  </w:r>
-                </w:p>
-              </w:tc>
-            </w:tr>
-            <w:tr>
-              <w:tc>
-                <w:tcPr/>
-                <w:p>
-                  <w:pPr>
-                    <w:pStyle w:val="Compact"/>
-                    <w:jc w:val="center"/>
-                  </w:pPr>
-                  <w:r>
-                    <w:t xml:space="preserve">Threshold</w:t>
-                  </w:r>
-                </w:p>
-              </w:tc>
-              <w:tc>
-                <w:tcPr/>
-                <w:p>
-                  <w:pPr>
-                    <w:pStyle w:val="Compact"/>
-                    <w:jc w:val="center"/>
-                  </w:pPr>
-                  <w:r>
-                    <w:t xml:space="preserve">Novel-Learned</w:t>
-                  </w:r>
-                </w:p>
-              </w:tc>
-              <w:tc>
-                <w:tcPr/>
-                <w:p/>
-              </w:tc>
-              <w:tc>
-                <w:tcPr/>
-                <w:p>
-                  <w:pPr>
-                    <w:pStyle w:val="Compact"/>
-                    <w:jc w:val="center"/>
-                  </w:pPr>
-                  <w:r>
-                    <w:t xml:space="preserve">-0.06</w:t>
-                  </w:r>
-                </w:p>
-              </w:tc>
-              <w:tc>
-                <w:tcPr/>
-                <w:p>
-                  <w:pPr>
-                    <w:pStyle w:val="Compact"/>
-                    <w:jc w:val="center"/>
-                  </w:pPr>
-                  <w:r>
-                    <w:t xml:space="preserve">[-0.11, -0.02]</w:t>
-                  </w:r>
-                </w:p>
-              </w:tc>
-              <w:tc>
-                <w:tcPr/>
-                <w:p>
-                  <w:pPr>
-                    <w:pStyle w:val="Compact"/>
-                    <w:jc w:val="center"/>
-                  </w:pPr>
-                  <w:r>
-                    <w:t xml:space="preserve">0.10</w:t>
-                  </w:r>
-                </w:p>
-              </w:tc>
-              <w:tc>
-                <w:tcPr/>
-                <w:p>
-                  <w:pPr>
-                    <w:pStyle w:val="Compact"/>
-                    <w:jc w:val="center"/>
-                  </w:pPr>
-                  <w:r>
-                    <w:t xml:space="preserve">[0.05, 0.14]</w:t>
-                  </w:r>
-                </w:p>
-              </w:tc>
-            </w:tr>
-            <w:tr>
-              <w:tc>
-                <w:tcPr/>
-                <w:p>
-                  <w:pPr>
-                    <w:pStyle w:val="Compact"/>
-                    <w:jc w:val="center"/>
-                  </w:pPr>
-                  <w:r>
-                    <w:t xml:space="preserve">Drift</w:t>
-                  </w:r>
-                </w:p>
-              </w:tc>
-              <w:tc>
-                <w:tcPr/>
-                <w:p>
-                  <w:pPr>
-                    <w:pStyle w:val="Compact"/>
-                    <w:jc w:val="center"/>
-                  </w:pPr>
-                  <w:r>
-                    <w:t xml:space="preserve">Learned</w:t>
-                  </w:r>
-                </w:p>
-              </w:tc>
-              <w:tc>
-                <w:tcPr/>
-                <w:p>
-                  <w:pPr>
-                    <w:pStyle w:val="Compact"/>
-                    <w:jc w:val="center"/>
-                  </w:pPr>
-                  <w:r>
-                    <w:t xml:space="preserve">True</w:t>
-                  </w:r>
-                </w:p>
-              </w:tc>
-              <w:tc>
-                <w:tcPr/>
-                <w:p>
-                  <w:pPr>
-                    <w:pStyle w:val="Compact"/>
-                    <w:jc w:val="center"/>
-                  </w:pPr>
-                  <w:r>
-                    <w:t xml:space="preserve">0.05</w:t>
-                  </w:r>
-                </w:p>
-              </w:tc>
-              <w:tc>
-                <w:tcPr/>
-                <w:p>
-                  <w:pPr>
-                    <w:pStyle w:val="Compact"/>
-                    <w:jc w:val="center"/>
-                  </w:pPr>
-                  <w:r>
-                    <w:t xml:space="preserve">[-0.02, 0.12]</w:t>
-                  </w:r>
-                </w:p>
-              </w:tc>
-              <w:tc>
-                <w:tcPr/>
-                <w:p>
-                  <w:pPr>
-                    <w:pStyle w:val="Compact"/>
-                    <w:jc w:val="center"/>
-                  </w:pPr>
-                  <w:r>
-                    <w:t xml:space="preserve">0.13</w:t>
-                  </w:r>
-                </w:p>
-              </w:tc>
-              <w:tc>
-                <w:tcPr/>
-                <w:p>
-                  <w:pPr>
-                    <w:pStyle w:val="Compact"/>
-                    <w:jc w:val="center"/>
-                  </w:pPr>
-                  <w:r>
-                    <w:t xml:space="preserve">[0.06, 0.19]</w:t>
-                  </w:r>
-                </w:p>
-              </w:tc>
-            </w:tr>
-            <w:tr>
-              <w:tc>
-                <w:tcPr/>
-                <w:p>
-                  <w:pPr>
-                    <w:pStyle w:val="Compact"/>
-                    <w:jc w:val="center"/>
-                  </w:pPr>
-                  <w:r>
-                    <w:t xml:space="preserve">Drift</w:t>
-                  </w:r>
-                </w:p>
-              </w:tc>
-              <w:tc>
-                <w:tcPr/>
-                <w:p>
-                  <w:pPr>
-                    <w:pStyle w:val="Compact"/>
-                    <w:jc w:val="center"/>
-                  </w:pPr>
-                  <w:r>
-                    <w:t xml:space="preserve">Learned</w:t>
-                  </w:r>
-                </w:p>
-              </w:tc>
-              <w:tc>
-                <w:tcPr/>
-                <w:p>
-                  <w:pPr>
-                    <w:pStyle w:val="Compact"/>
-                    <w:jc w:val="center"/>
-                  </w:pPr>
-                  <w:r>
-                    <w:t xml:space="preserve">False</w:t>
-                  </w:r>
-                </w:p>
-              </w:tc>
-              <w:tc>
-                <w:tcPr/>
-                <w:p>
-                  <w:pPr>
-                    <w:pStyle w:val="Compact"/>
-                    <w:jc w:val="center"/>
-                  </w:pPr>
-                  <w:r>
-                    <w:t xml:space="preserve">-0.05</w:t>
-                  </w:r>
-                </w:p>
-              </w:tc>
-              <w:tc>
-                <w:tcPr/>
-                <w:p>
-                  <w:pPr>
-                    <w:pStyle w:val="Compact"/>
-                    <w:jc w:val="center"/>
-                  </w:pPr>
-                  <w:r>
-                    <w:t xml:space="preserve">[-0.12, 0.02]</w:t>
-                  </w:r>
-                </w:p>
-              </w:tc>
-              <w:tc>
-                <w:tcPr/>
-                <w:p>
-                  <w:pPr>
-                    <w:pStyle w:val="Compact"/>
-                    <w:jc w:val="center"/>
-                  </w:pPr>
-                  <w:r>
-                    <w:t xml:space="preserve">0.12</w:t>
-                  </w:r>
-                </w:p>
-              </w:tc>
-              <w:tc>
-                <w:tcPr/>
-                <w:p>
-                  <w:pPr>
-                    <w:pStyle w:val="Compact"/>
-                    <w:jc w:val="center"/>
-                  </w:pPr>
-                  <w:r>
-                    <w:t xml:space="preserve">[0.06, 0.19]</w:t>
-                  </w:r>
-                </w:p>
-              </w:tc>
-            </w:tr>
-            <w:tr>
-              <w:tc>
-                <w:tcPr/>
-                <w:p>
-                  <w:pPr>
-                    <w:pStyle w:val="Compact"/>
-                    <w:jc w:val="center"/>
-                  </w:pPr>
-                  <w:r>
-                    <w:t xml:space="preserve">Drift</w:t>
-                  </w:r>
-                </w:p>
-              </w:tc>
-              <w:tc>
-                <w:tcPr/>
-                <w:p>
-                  <w:pPr>
-                    <w:pStyle w:val="Compact"/>
-                    <w:jc w:val="center"/>
-                  </w:pPr>
-                  <w:r>
-                    <w:t xml:space="preserve">Learned</w:t>
-                  </w:r>
-                </w:p>
-              </w:tc>
-              <w:tc>
-                <w:tcPr/>
-                <w:p/>
-              </w:tc>
-              <w:tc>
-                <w:tcPr/>
-                <w:p>
-                  <w:pPr>
-                    <w:pStyle w:val="Compact"/>
-                    <w:jc w:val="center"/>
-                  </w:pPr>
-                  <w:r>
-                    <w:t xml:space="preserve">0.14</w:t>
-                  </w:r>
-                </w:p>
-              </w:tc>
-              <w:tc>
-                <w:tcPr/>
-                <w:p>
-                  <w:pPr>
-                    <w:pStyle w:val="Compact"/>
-                    <w:jc w:val="center"/>
-                  </w:pPr>
-                  <w:r>
-                    <w:t xml:space="preserve">[0.07, 0.21]</w:t>
-                  </w:r>
-                </w:p>
-              </w:tc>
-              <w:tc>
-                <w:tcPr/>
-                <w:p>
-                  <w:pPr>
-                    <w:pStyle w:val="Compact"/>
-                    <w:jc w:val="center"/>
-                  </w:pPr>
-                  <w:r>
-                    <w:t xml:space="preserve">-0.01</w:t>
-                  </w:r>
-                </w:p>
-              </w:tc>
-              <w:tc>
-                <w:tcPr/>
-                <w:p>
-                  <w:pPr>
-                    <w:pStyle w:val="Compact"/>
-                    <w:jc w:val="center"/>
-                  </w:pPr>
-                  <w:r>
-                    <w:t xml:space="preserve">[-0.08, 0.06]</w:t>
-                  </w:r>
-                </w:p>
-              </w:tc>
-            </w:tr>
-            <w:tr>
-              <w:tc>
-                <w:tcPr/>
-                <w:p>
-                  <w:pPr>
-                    <w:pStyle w:val="Compact"/>
-                    <w:jc w:val="center"/>
-                  </w:pPr>
-                  <w:r>
-                    <w:t xml:space="preserve">Drift</w:t>
-                  </w:r>
-                </w:p>
-              </w:tc>
-              <w:tc>
-                <w:tcPr/>
-                <w:p>
-                  <w:pPr>
-                    <w:pStyle w:val="Compact"/>
-                    <w:jc w:val="center"/>
-                  </w:pPr>
-                  <w:r>
-                    <w:t xml:space="preserve">Novel</w:t>
-                  </w:r>
-                </w:p>
-              </w:tc>
-              <w:tc>
-                <w:tcPr/>
-                <w:p>
-                  <w:pPr>
-                    <w:pStyle w:val="Compact"/>
-                    <w:jc w:val="center"/>
-                  </w:pPr>
-                  <w:r>
-                    <w:t xml:space="preserve">True</w:t>
-                  </w:r>
-                </w:p>
-              </w:tc>
-              <w:tc>
-                <w:tcPr/>
-                <w:p>
-                  <w:pPr>
-                    <w:pStyle w:val="Compact"/>
-                    <w:jc w:val="center"/>
-                  </w:pPr>
-                  <w:r>
-                    <w:t xml:space="preserve">0.05</w:t>
-                  </w:r>
-                </w:p>
-              </w:tc>
-              <w:tc>
-                <w:tcPr/>
-                <w:p>
-                  <w:pPr>
-                    <w:pStyle w:val="Compact"/>
-                    <w:jc w:val="center"/>
-                  </w:pPr>
-                  <w:r>
-                    <w:t xml:space="preserve">[-0.02, 0.12]</w:t>
-                  </w:r>
-                </w:p>
-              </w:tc>
-              <w:tc>
-                <w:tcPr/>
-                <w:p>
-                  <w:pPr>
-                    <w:pStyle w:val="Compact"/>
-                    <w:jc w:val="center"/>
-                  </w:pPr>
-                  <w:r>
-                    <w:t xml:space="preserve">0.16</w:t>
-                  </w:r>
-                </w:p>
-              </w:tc>
-              <w:tc>
-                <w:tcPr/>
-                <w:p>
-                  <w:pPr>
-                    <w:pStyle w:val="Compact"/>
-                    <w:jc w:val="center"/>
-                  </w:pPr>
-                  <w:r>
-                    <w:t xml:space="preserve">[0.09, 0.22]</w:t>
-                  </w:r>
-                </w:p>
-              </w:tc>
-            </w:tr>
-            <w:tr>
-              <w:tc>
-                <w:tcPr/>
-                <w:p>
-                  <w:pPr>
-                    <w:pStyle w:val="Compact"/>
-                    <w:jc w:val="center"/>
-                  </w:pPr>
-                  <w:r>
-                    <w:t xml:space="preserve">Drift</w:t>
-                  </w:r>
-                </w:p>
-              </w:tc>
-              <w:tc>
-                <w:tcPr/>
-                <w:p>
-                  <w:pPr>
-                    <w:pStyle w:val="Compact"/>
-                    <w:jc w:val="center"/>
-                  </w:pPr>
-                  <w:r>
-                    <w:t xml:space="preserve">Novel</w:t>
-                  </w:r>
-                </w:p>
-              </w:tc>
-              <w:tc>
-                <w:tcPr/>
-                <w:p>
-                  <w:pPr>
-                    <w:pStyle w:val="Compact"/>
-                    <w:jc w:val="center"/>
-                  </w:pPr>
-                  <w:r>
-                    <w:t xml:space="preserve">False</w:t>
-                  </w:r>
-                </w:p>
-              </w:tc>
-              <w:tc>
-                <w:tcPr/>
-                <w:p>
-                  <w:pPr>
-                    <w:pStyle w:val="Compact"/>
-                    <w:jc w:val="center"/>
-                  </w:pPr>
-                  <w:r>
-                    <w:t xml:space="preserve">-0.12</w:t>
-                  </w:r>
-                </w:p>
-              </w:tc>
-              <w:tc>
-                <w:tcPr/>
-                <w:p>
-                  <w:pPr>
-                    <w:pStyle w:val="Compact"/>
-                    <w:jc w:val="center"/>
-                  </w:pPr>
-                  <w:r>
-                    <w:t xml:space="preserve">[-0.19, -0.05]</w:t>
-                  </w:r>
-                </w:p>
-              </w:tc>
-              <w:tc>
-                <w:tcPr/>
-                <w:p>
-                  <w:pPr>
-                    <w:pStyle w:val="Compact"/>
-                    <w:jc w:val="center"/>
-                  </w:pPr>
-                  <w:r>
-                    <w:t xml:space="preserve">0.06</w:t>
-                  </w:r>
-                </w:p>
-              </w:tc>
-              <w:tc>
-                <w:tcPr/>
-                <w:p>
-                  <w:pPr>
-                    <w:pStyle w:val="Compact"/>
-                    <w:jc w:val="center"/>
-                  </w:pPr>
-                  <w:r>
-                    <w:t xml:space="preserve">[-0.01, 0.13]</w:t>
-                  </w:r>
-                </w:p>
-              </w:tc>
-            </w:tr>
-            <w:tr>
-              <w:tc>
-                <w:tcPr/>
-                <w:p>
-                  <w:pPr>
-                    <w:pStyle w:val="Compact"/>
-                    <w:jc w:val="center"/>
-                  </w:pPr>
-                  <w:r>
-                    <w:t xml:space="preserve">Drift</w:t>
-                  </w:r>
-                </w:p>
-              </w:tc>
-              <w:tc>
-                <w:tcPr/>
-                <w:p>
-                  <w:pPr>
-                    <w:pStyle w:val="Compact"/>
-                    <w:jc w:val="center"/>
-                  </w:pPr>
-                  <w:r>
-                    <w:t xml:space="preserve">Novel</w:t>
-                  </w:r>
-                </w:p>
-              </w:tc>
-              <w:tc>
-                <w:tcPr/>
-                <w:p/>
-              </w:tc>
-              <w:tc>
-                <w:tcPr/>
-                <w:p>
-                  <w:pPr>
-                    <w:pStyle w:val="Compact"/>
-                    <w:jc w:val="center"/>
-                  </w:pPr>
-                  <w:r>
-                    <w:t xml:space="preserve">0.20</w:t>
-                  </w:r>
-                </w:p>
-              </w:tc>
-              <w:tc>
-                <w:tcPr/>
-                <w:p>
-                  <w:pPr>
-                    <w:pStyle w:val="Compact"/>
-                    <w:jc w:val="center"/>
-                  </w:pPr>
-                  <w:r>
-                    <w:t xml:space="preserve">[0.14, 0.27]</w:t>
-                  </w:r>
-                </w:p>
-              </w:tc>
-              <w:tc>
-                <w:tcPr/>
-                <w:p>
-                  <w:pPr>
-                    <w:pStyle w:val="Compact"/>
-                    <w:jc w:val="center"/>
-                  </w:pPr>
-                  <w:r>
-                    <w:t xml:space="preserve">0.13</w:t>
-                  </w:r>
-                </w:p>
-              </w:tc>
-              <w:tc>
-                <w:tcPr/>
-                <w:p>
-                  <w:pPr>
-                    <w:pStyle w:val="Compact"/>
-                    <w:jc w:val="center"/>
-                  </w:pPr>
-                  <w:r>
-                    <w:t xml:space="preserve">[0.07, 0.19]</w:t>
-                  </w:r>
-                </w:p>
-              </w:tc>
-            </w:tr>
-            <w:tr>
-              <w:tc>
-                <w:tcPr/>
-                <w:p>
-                  <w:pPr>
-                    <w:pStyle w:val="Compact"/>
-                    <w:jc w:val="center"/>
-                  </w:pPr>
-                  <w:r>
-                    <w:t xml:space="preserve">Drift</w:t>
-                  </w:r>
-                </w:p>
-              </w:tc>
-              <w:tc>
-                <w:tcPr/>
-                <w:p>
-                  <w:pPr>
-                    <w:pStyle w:val="Compact"/>
-                    <w:jc w:val="center"/>
-                  </w:pPr>
-                  <w:r>
-                    <w:t xml:space="preserve">Novel-Learned</w:t>
-                  </w:r>
-                </w:p>
-              </w:tc>
-              <w:tc>
-                <w:tcPr/>
-                <w:p/>
-              </w:tc>
-              <w:tc>
-                <w:tcPr/>
-                <w:p>
-                  <w:pPr>
-                    <w:pStyle w:val="Compact"/>
-                    <w:jc w:val="center"/>
-                  </w:pPr>
-                  <w:r>
-                    <w:t xml:space="preserve">0.05</w:t>
-                  </w:r>
-                </w:p>
-              </w:tc>
-              <w:tc>
-                <w:tcPr/>
-                <w:p>
-                  <w:pPr>
-                    <w:pStyle w:val="Compact"/>
-                    <w:jc w:val="center"/>
-                  </w:pPr>
-                  <w:r>
-                    <w:t xml:space="preserve">[-0.02, 0.12]</w:t>
-                  </w:r>
-                </w:p>
-              </w:tc>
-              <w:tc>
-                <w:tcPr/>
-                <w:p>
-                  <w:pPr>
-                    <w:pStyle w:val="Compact"/>
-                    <w:jc w:val="center"/>
-                  </w:pPr>
-                  <w:r>
-                    <w:t xml:space="preserve">0.08</w:t>
-                  </w:r>
-                </w:p>
-              </w:tc>
-              <w:tc>
-                <w:tcPr/>
-                <w:p>
-                  <w:pPr>
-                    <w:pStyle w:val="Compact"/>
-                    <w:jc w:val="center"/>
-                  </w:pPr>
-                  <w:r>
-                    <w:t xml:space="preserve">[0.01, 0.15]</w:t>
-                  </w:r>
-                </w:p>
-              </w:tc>
-            </w:tr>
-            <w:tr>
-              <w:tc>
-                <w:tcPr>
-                  <w:gridSpan w:val="7"/>
-                </w:tcPr>
-                <w:p>
-                  <w:pPr>
-                    <w:pStyle w:val="Compact"/>
-                    <w:jc w:val="center"/>
-                  </w:pPr>
-                  <w:r>
-                    <w:t xml:space="preserve">Note. Blue = 95% QI entirely above zero; red = 95% QI entirely below zero.</w:t>
-                  </w:r>
-                </w:p>
-              </w:tc>
-            </w:tr>
-          </w:tbl>
-          <w:bookmarkEnd w:id="98"/>
-          <w:p/>
-        </w:tc>
-      </w:tr>
-    </w:tbl>
-    <w:bookmarkEnd w:id="99"/>
-    <w:bookmarkStart w:id="109" w:name="bayesian-linear-regression"/>
-    <w:p>
-      <w:pPr>
-        <w:pStyle w:val="Heading2"/>
-      </w:pPr>
-      <w:r>
-        <w:t xml:space="preserve">Bayesian linear regression</w:t>
-      </w:r>
-    </w:p>
-    <w:p>
-      <w:pPr>
-        <w:pStyle w:val="FirstParagraph"/>
-      </w:pPr>
-      <w:r>
-        <w:t xml:space="preserve">Following our preregistration, the predictions of the two regression models for drift rate can be seen in</w:t>
-      </w:r>
-      <w:r>
-        <w:t xml:space="preserve"> </w:t>
-      </w:r>
-      <w:hyperlink w:anchor="fig-prediction">
-        <w:r>
-          <w:rPr>
-            <w:rStyle w:val="Hyperlink"/>
-          </w:rPr>
-          <w:t xml:space="preserve">Figure 10</w:t>
-        </w:r>
-      </w:hyperlink>
-      <w:r>
-        <w:t xml:space="preserve">.</w:t>
-      </w:r>
-    </w:p>
-    <w:bookmarkStart w:id="108" w:name="fig-prediction"/>
+      <w:r>
+        <w:rPr>
+          <w:i/>
+          <w:iCs/>
+        </w:rPr>
+        <w:t xml:space="preserve">Drift rate:</w:t>
+      </w:r>
+      <w:r>
+        <w:t xml:space="preserve"> </w:t>
+      </w:r>
+      <w:r>
+        <w:t xml:space="preserve">Regarding drift rate, face recognition ability is positively associated with the signal-to-noise ratio (drift rate TRUE-FALSE) provided by both novel and learned faces.</w:t>
+      </w:r>
+    </w:p>
+    <w:bookmarkStart w:id="80" w:name="fig-plausible-corr-drift"/>
     <w:tbl>
       <w:tblPr>
         <w:tblStyle w:val="Table"/>
@@ -5760,7 +4311,7 @@
             <w:tr>
               <w:tc>
                 <w:tcPr/>
-                <w:bookmarkStart w:id="103" w:name="fig-prediction-1"/>
+                <w:bookmarkStart w:id="75" w:name="fig-plausible-corr-drift-1"/>
                 <w:p>
                   <w:pPr>
                     <w:pStyle w:val="Compact"/>
@@ -5770,14 +4321,14 @@
                   <w:r>
                     <w:drawing>
                       <wp:inline>
-                        <wp:extent cx="5334000" cy="2667000"/>
+                        <wp:extent cx="5334000" cy="2133600"/>
                         <wp:effectExtent b="0" l="0" r="0" t="0"/>
-                        <wp:docPr descr="" title="" id="101" name="Picture"/>
+                        <wp:docPr descr="" title="" id="73" name="Picture"/>
                         <a:graphic>
                           <a:graphicData uri="http://schemas.openxmlformats.org/drawingml/2006/picture">
                             <pic:pic>
                               <pic:nvPicPr>
-                                <pic:cNvPr descr="manuscript_files/figure-docx/fig-prediction-1.svg" id="102" name="Picture"/>
+                                <pic:cNvPr descr="manuscript_files/figure-docx/fig-plausible-corr-drift-1.svg" id="74" name="Picture"/>
                                 <pic:cNvPicPr>
                                   <a:picLocks noChangeArrowheads="1" noChangeAspect="1"/>
                                 </pic:cNvPicPr>
@@ -5789,7 +4340,7 @@
                                       <a14:useLocalDpi xmlns:a14="http://schemas.microsoft.com/office/drawing/2010/main" val="0"/>
                                     </a:ext>
                                     <a:ext uri="{96DAC541-7B7A-43D3-8B79-37D633B846F1}">
-                                      <asvg:svgBlip xmlns:asvg="http://schemas.microsoft.com/office/drawing/2016/SVG/main" r:embed="rId100"/>
+                                      <asvg:svgBlip xmlns:asvg="http://schemas.microsoft.com/office/drawing/2016/SVG/main" r:embed="rId72"/>
                                     </a:ext>
                                   </a:extLst>
                                 </a:blip>
@@ -5800,7 +4351,7 @@
                               <pic:spPr bwMode="auto">
                                 <a:xfrm>
                                   <a:off x="0" y="0"/>
-                                  <a:ext cx="5334000" cy="2667000"/>
+                                  <a:ext cx="5334000" cy="2133600"/>
                                 </a:xfrm>
                                 <a:prstGeom prst="rect">
                                   <a:avLst/>
@@ -5830,10 +4381,10 @@
                     <w:pStyle w:val="ImageCaption"/>
                   </w:pPr>
                   <w:r>
-                    <w:t xml:space="preserve">(a) Face model: predicted drift rate (TRUE and FALSE) values from face recognition ability scores</w:t>
-                  </w:r>
-                </w:p>
-                <w:bookmarkEnd w:id="103"/>
+                    <w:t xml:space="preserve">(a) Plausible value correlations between drift rate (TRUE) and drift rate (FALSE) and face recognition ability for both stimulus conditions</w:t>
+                  </w:r>
+                </w:p>
+                <w:bookmarkEnd w:id="75"/>
               </w:tc>
             </w:tr>
           </w:tbl>
@@ -5872,7 +4423,7 @@
             <w:tr>
               <w:tc>
                 <w:tcPr/>
-                <w:bookmarkStart w:id="107" w:name="fig-prediction-2"/>
+                <w:bookmarkStart w:id="79" w:name="fig-plausible-corr-drift-2"/>
                 <w:p>
                   <w:pPr>
                     <w:pStyle w:val="Compact"/>
@@ -5882,14 +4433,14 @@
                   <w:r>
                     <w:drawing>
                       <wp:inline>
-                        <wp:extent cx="5334000" cy="2667000"/>
+                        <wp:extent cx="5334000" cy="2133600"/>
                         <wp:effectExtent b="0" l="0" r="0" t="0"/>
-                        <wp:docPr descr="" title="" id="105" name="Picture"/>
+                        <wp:docPr descr="" title="" id="77" name="Picture"/>
                         <a:graphic>
                           <a:graphicData uri="http://schemas.openxmlformats.org/drawingml/2006/picture">
                             <pic:pic>
                               <pic:nvPicPr>
-                                <pic:cNvPr descr="manuscript_files/figure-docx/fig-prediction-2.svg" id="106" name="Picture"/>
+                                <pic:cNvPr descr="manuscript_files/figure-docx/fig-plausible-corr-drift-2.svg" id="78" name="Picture"/>
                                 <pic:cNvPicPr>
                                   <a:picLocks noChangeArrowheads="1" noChangeAspect="1"/>
                                 </pic:cNvPicPr>
@@ -5901,7 +4452,7 @@
                                       <a14:useLocalDpi xmlns:a14="http://schemas.microsoft.com/office/drawing/2010/main" val="0"/>
                                     </a:ext>
                                     <a:ext uri="{96DAC541-7B7A-43D3-8B79-37D633B846F1}">
-                                      <asvg:svgBlip xmlns:asvg="http://schemas.microsoft.com/office/drawing/2016/SVG/main" r:embed="rId104"/>
+                                      <asvg:svgBlip xmlns:asvg="http://schemas.microsoft.com/office/drawing/2016/SVG/main" r:embed="rId76"/>
                                     </a:ext>
                                   </a:extLst>
                                 </a:blip>
@@ -5912,7 +4463,7 @@
                               <pic:spPr bwMode="auto">
                                 <a:xfrm>
                                   <a:off x="0" y="0"/>
-                                  <a:ext cx="5334000" cy="2667000"/>
+                                  <a:ext cx="5334000" cy="2133600"/>
                                 </a:xfrm>
                                 <a:prstGeom prst="rect">
                                   <a:avLst/>
@@ -5942,10 +4493,10 @@
                     <w:pStyle w:val="ImageCaption"/>
                   </w:pPr>
                   <w:r>
-                    <w:t xml:space="preserve">(b) Face and Car model: predicted drift rate (TRUE and FALSE) values from face recognition ability scores when accounting for car recognition ability</w:t>
-                  </w:r>
-                </w:p>
-                <w:bookmarkEnd w:id="107"/>
+                    <w:t xml:space="preserve">(b) Plausible value correlations between drift rate (TRUE-FASLE) and face recognition ability for both stimulus conditions</w:t>
+                  </w:r>
+                </w:p>
+                <w:bookmarkEnd w:id="79"/>
               </w:tc>
             </w:tr>
           </w:tbl>
@@ -5962,13 +4513,2283 @@
         <w:pStyle w:val="ImageCaption"/>
       </w:pPr>
       <w:r>
-        <w:t xml:space="preserve">Figure 10: Predicted drift rate values (TRUE and FALSE) from face recognition ability scores</w:t>
-      </w:r>
-    </w:p>
-    <w:bookmarkEnd w:id="108"/>
-    <w:bookmarkEnd w:id="109"/>
-    <w:bookmarkEnd w:id="110"/>
-    <w:bookmarkStart w:id="208" w:name="discussion"/>
+        <w:t xml:space="preserve">Figure 7: Plausible correlation values distributions between drift rate parameters by stimulus and face recognition ability. Points denote the median of the distribution and error bars represent 95% quantile intervals.</w:t>
+      </w:r>
+    </w:p>
+    <w:bookmarkEnd w:id="80"/>
+    <w:p>
+      <w:pPr>
+        <w:pStyle w:val="BodyText"/>
+      </w:pPr>
+      <w:r>
+        <w:t xml:space="preserve">Overall these posterior plausible value correlations show similar observations than the point estimates correlations.</w:t>
+      </w:r>
+      <w:r>
+        <w:t xml:space="preserve"> </w:t>
+      </w:r>
+      <w:r>
+        <w:t xml:space="preserve">However, by taking into account the uncertainty linked to the estimation of the LBA parameters, the confidence in the existence of these associations is increased.</w:t>
+      </w:r>
+    </w:p>
+    <w:tbl>
+      <w:tblPr>
+        <w:tblStyle w:val="Table"/>
+        <w:tblW w:type="pct" w:w="5000"/>
+        <w:tblLayout w:type="fixed"/>
+        <w:tblLook w:firstRow="0" w:lastRow="0" w:firstColumn="0" w:lastColumn="0" w:noHBand="0" w:noVBand="0" w:val="0000"/>
+      </w:tblPr>
+      <w:tblGrid>
+        <w:gridCol w:w="7920"/>
+      </w:tblGrid>
+      <w:tr>
+        <w:tc>
+          <w:tcPr/>
+          <w:bookmarkStart w:id="81" w:name="tbl-plausible-cor"/>
+          <w:p>
+            <w:pPr>
+              <w:jc w:val="center"/>
+            </w:pPr>
+            <w:pPr>
+              <w:jc w:val="left"/>
+              <w:spacing w:before="200"/>
+              <w:pStyle w:val="ImageCaption"/>
+            </w:pPr>
+            <w:r>
+              <w:t xml:space="preserve">Table 4: Median r and 95% quantile intervals of the plausible value correlations between LBA parameters and face recognition ability scores.</w:t>
+            </w:r>
+          </w:p>
+          <w:tbl>
+            <w:tblPr>
+              <w:tblStyle w:val="Table"/>
+              <w:tblW w:type="pct" w:w="4817"/>
+              <w:tblLayout w:type="fixed"/>
+              <w:tblLook w:firstRow="1" w:lastRow="1" w:firstColumn="0" w:lastColumn="0" w:noHBand="0" w:noVBand="0" w:val="0020"/>
+            </w:tblPr>
+            <w:tblGrid>
+              <w:gridCol w:w="1545"/>
+              <w:gridCol w:w="1545"/>
+              <w:gridCol w:w="1448"/>
+              <w:gridCol w:w="1448"/>
+              <w:gridCol w:w="1641"/>
+            </w:tblGrid>
+            <w:tr>
+              <w:trPr>
+                <w:tblHeader w:val="on"/>
+              </w:trPr>
+              <w:tc>
+                <w:tcPr/>
+                <w:p>
+                  <w:pPr>
+                    <w:pStyle w:val="Compact"/>
+                    <w:jc w:val="center"/>
+                  </w:pPr>
+                  <w:r>
+                    <w:rPr>
+                      <w:b/>
+                      <w:bCs/>
+                    </w:rPr>
+                    <w:t xml:space="preserve">Parameter</w:t>
+                  </w:r>
+                </w:p>
+              </w:tc>
+              <w:tc>
+                <w:tcPr/>
+                <w:p>
+                  <w:pPr>
+                    <w:pStyle w:val="Compact"/>
+                    <w:jc w:val="center"/>
+                  </w:pPr>
+                  <w:r>
+                    <w:rPr>
+                      <w:b/>
+                      <w:bCs/>
+                    </w:rPr>
+                    <w:t xml:space="preserve">Condition</w:t>
+                  </w:r>
+                </w:p>
+              </w:tc>
+              <w:tc>
+                <w:tcPr/>
+                <w:p>
+                  <w:pPr>
+                    <w:pStyle w:val="Compact"/>
+                    <w:jc w:val="center"/>
+                  </w:pPr>
+                  <w:r>
+                    <w:rPr>
+                      <w:b/>
+                      <w:bCs/>
+                    </w:rPr>
+                    <w:t xml:space="preserve">Accuracy</w:t>
+                  </w:r>
+                </w:p>
+              </w:tc>
+              <w:tc>
+                <w:tcPr/>
+                <w:p>
+                  <w:pPr>
+                    <w:pStyle w:val="Compact"/>
+                    <w:jc w:val="center"/>
+                  </w:pPr>
+                  <w:r>
+                    <w:rPr>
+                      <w:b/>
+                      <w:bCs/>
+                    </w:rPr>
+                    <w:t xml:space="preserve">median r</w:t>
+                  </w:r>
+                </w:p>
+              </w:tc>
+              <w:tc>
+                <w:tcPr/>
+                <w:p>
+                  <w:pPr>
+                    <w:pStyle w:val="Compact"/>
+                    <w:jc w:val="center"/>
+                  </w:pPr>
+                  <w:r>
+                    <w:rPr>
+                      <w:b/>
+                      <w:bCs/>
+                    </w:rPr>
+                    <w:t xml:space="preserve">95% QI</w:t>
+                  </w:r>
+                </w:p>
+              </w:tc>
+            </w:tr>
+            <w:tr>
+              <w:tc>
+                <w:tcPr/>
+                <w:p>
+                  <w:pPr>
+                    <w:pStyle w:val="Compact"/>
+                    <w:jc w:val="center"/>
+                  </w:pPr>
+                  <w:r>
+                    <w:t xml:space="preserve">Threshold</w:t>
+                  </w:r>
+                </w:p>
+              </w:tc>
+              <w:tc>
+                <w:tcPr/>
+                <w:p>
+                  <w:pPr>
+                    <w:pStyle w:val="Compact"/>
+                    <w:jc w:val="center"/>
+                  </w:pPr>
+                  <w:r>
+                    <w:t xml:space="preserve">Learned</w:t>
+                  </w:r>
+                </w:p>
+              </w:tc>
+              <w:tc>
+                <w:tcPr/>
+                <w:p/>
+              </w:tc>
+              <w:tc>
+                <w:tcPr/>
+                <w:p>
+                  <w:pPr>
+                    <w:pStyle w:val="Compact"/>
+                    <w:jc w:val="center"/>
+                  </w:pPr>
+                  <w:r>
+                    <w:t xml:space="preserve">0.12</w:t>
+                  </w:r>
+                </w:p>
+              </w:tc>
+              <w:tc>
+                <w:tcPr/>
+                <w:p>
+                  <w:pPr>
+                    <w:pStyle w:val="Compact"/>
+                    <w:jc w:val="center"/>
+                  </w:pPr>
+                  <w:r>
+                    <w:t xml:space="preserve">[0.06, 0.18]</w:t>
+                  </w:r>
+                </w:p>
+              </w:tc>
+            </w:tr>
+            <w:tr>
+              <w:tc>
+                <w:tcPr/>
+                <w:p>
+                  <w:pPr>
+                    <w:pStyle w:val="Compact"/>
+                    <w:jc w:val="center"/>
+                  </w:pPr>
+                  <w:r>
+                    <w:t xml:space="preserve">Threshold</w:t>
+                  </w:r>
+                </w:p>
+              </w:tc>
+              <w:tc>
+                <w:tcPr/>
+                <w:p>
+                  <w:pPr>
+                    <w:pStyle w:val="Compact"/>
+                    <w:jc w:val="center"/>
+                  </w:pPr>
+                  <w:r>
+                    <w:t xml:space="preserve">Novel</w:t>
+                  </w:r>
+                </w:p>
+              </w:tc>
+              <w:tc>
+                <w:tcPr/>
+                <w:p/>
+              </w:tc>
+              <w:tc>
+                <w:tcPr/>
+                <w:p>
+                  <w:pPr>
+                    <w:pStyle w:val="Compact"/>
+                    <w:jc w:val="center"/>
+                  </w:pPr>
+                  <w:r>
+                    <w:t xml:space="preserve">0.06</w:t>
+                  </w:r>
+                </w:p>
+              </w:tc>
+              <w:tc>
+                <w:tcPr/>
+                <w:p>
+                  <w:pPr>
+                    <w:pStyle w:val="Compact"/>
+                    <w:jc w:val="center"/>
+                  </w:pPr>
+                  <w:r>
+                    <w:t xml:space="preserve">[-0.00, 0.11]</w:t>
+                  </w:r>
+                </w:p>
+              </w:tc>
+            </w:tr>
+            <w:tr>
+              <w:tc>
+                <w:tcPr/>
+                <w:p>
+                  <w:pPr>
+                    <w:pStyle w:val="Compact"/>
+                    <w:jc w:val="center"/>
+                  </w:pPr>
+                  <w:r>
+                    <w:t xml:space="preserve">Drift</w:t>
+                  </w:r>
+                </w:p>
+              </w:tc>
+              <w:tc>
+                <w:tcPr/>
+                <w:p>
+                  <w:pPr>
+                    <w:pStyle w:val="Compact"/>
+                    <w:jc w:val="center"/>
+                  </w:pPr>
+                  <w:r>
+                    <w:t xml:space="preserve">Learned</w:t>
+                  </w:r>
+                </w:p>
+              </w:tc>
+              <w:tc>
+                <w:tcPr/>
+                <w:p>
+                  <w:pPr>
+                    <w:pStyle w:val="Compact"/>
+                    <w:jc w:val="center"/>
+                  </w:pPr>
+                  <w:r>
+                    <w:t xml:space="preserve">TRUE</w:t>
+                  </w:r>
+                </w:p>
+              </w:tc>
+              <w:tc>
+                <w:tcPr/>
+                <w:p>
+                  <w:pPr>
+                    <w:pStyle w:val="Compact"/>
+                    <w:jc w:val="center"/>
+                  </w:pPr>
+                  <w:r>
+                    <w:t xml:space="preserve">0.05</w:t>
+                  </w:r>
+                </w:p>
+              </w:tc>
+              <w:tc>
+                <w:tcPr/>
+                <w:p>
+                  <w:pPr>
+                    <w:pStyle w:val="Compact"/>
+                    <w:jc w:val="center"/>
+                  </w:pPr>
+                  <w:r>
+                    <w:t xml:space="preserve">[-0.02, 0.12]</w:t>
+                  </w:r>
+                </w:p>
+              </w:tc>
+            </w:tr>
+            <w:tr>
+              <w:tc>
+                <w:tcPr/>
+                <w:p>
+                  <w:pPr>
+                    <w:pStyle w:val="Compact"/>
+                    <w:jc w:val="center"/>
+                  </w:pPr>
+                  <w:r>
+                    <w:t xml:space="preserve">Drift</w:t>
+                  </w:r>
+                </w:p>
+              </w:tc>
+              <w:tc>
+                <w:tcPr/>
+                <w:p>
+                  <w:pPr>
+                    <w:pStyle w:val="Compact"/>
+                    <w:jc w:val="center"/>
+                  </w:pPr>
+                  <w:r>
+                    <w:t xml:space="preserve">Learned</w:t>
+                  </w:r>
+                </w:p>
+              </w:tc>
+              <w:tc>
+                <w:tcPr/>
+                <w:p>
+                  <w:pPr>
+                    <w:pStyle w:val="Compact"/>
+                    <w:jc w:val="center"/>
+                  </w:pPr>
+                  <w:r>
+                    <w:t xml:space="preserve">FALSE</w:t>
+                  </w:r>
+                </w:p>
+              </w:tc>
+              <w:tc>
+                <w:tcPr/>
+                <w:p>
+                  <w:pPr>
+                    <w:pStyle w:val="Compact"/>
+                    <w:jc w:val="center"/>
+                  </w:pPr>
+                  <w:r>
+                    <w:t xml:space="preserve">-0.05</w:t>
+                  </w:r>
+                </w:p>
+              </w:tc>
+              <w:tc>
+                <w:tcPr/>
+                <w:p>
+                  <w:pPr>
+                    <w:pStyle w:val="Compact"/>
+                    <w:jc w:val="center"/>
+                  </w:pPr>
+                  <w:r>
+                    <w:t xml:space="preserve">[-0.12, 0.02]</w:t>
+                  </w:r>
+                </w:p>
+              </w:tc>
+            </w:tr>
+            <w:tr>
+              <w:tc>
+                <w:tcPr/>
+                <w:p>
+                  <w:pPr>
+                    <w:pStyle w:val="Compact"/>
+                    <w:jc w:val="center"/>
+                  </w:pPr>
+                  <w:r>
+                    <w:t xml:space="preserve">Drift</w:t>
+                  </w:r>
+                </w:p>
+              </w:tc>
+              <w:tc>
+                <w:tcPr/>
+                <w:p>
+                  <w:pPr>
+                    <w:pStyle w:val="Compact"/>
+                    <w:jc w:val="center"/>
+                  </w:pPr>
+                  <w:r>
+                    <w:t xml:space="preserve">Learned</w:t>
+                  </w:r>
+                </w:p>
+              </w:tc>
+              <w:tc>
+                <w:tcPr/>
+                <w:p>
+                  <w:pPr>
+                    <w:pStyle w:val="Compact"/>
+                    <w:jc w:val="center"/>
+                  </w:pPr>
+                  <w:r>
+                    <w:t xml:space="preserve">TRUE-FALSE</w:t>
+                  </w:r>
+                </w:p>
+              </w:tc>
+              <w:tc>
+                <w:tcPr/>
+                <w:p>
+                  <w:pPr>
+                    <w:pStyle w:val="Compact"/>
+                    <w:jc w:val="center"/>
+                  </w:pPr>
+                  <w:r>
+                    <w:t xml:space="preserve">0.14</w:t>
+                  </w:r>
+                </w:p>
+              </w:tc>
+              <w:tc>
+                <w:tcPr/>
+                <w:p>
+                  <w:pPr>
+                    <w:pStyle w:val="Compact"/>
+                    <w:jc w:val="center"/>
+                  </w:pPr>
+                  <w:r>
+                    <w:t xml:space="preserve">[0.07, 0.21]</w:t>
+                  </w:r>
+                </w:p>
+              </w:tc>
+            </w:tr>
+            <w:tr>
+              <w:tc>
+                <w:tcPr/>
+                <w:p>
+                  <w:pPr>
+                    <w:pStyle w:val="Compact"/>
+                    <w:jc w:val="center"/>
+                  </w:pPr>
+                  <w:r>
+                    <w:t xml:space="preserve">Drift</w:t>
+                  </w:r>
+                </w:p>
+              </w:tc>
+              <w:tc>
+                <w:tcPr/>
+                <w:p>
+                  <w:pPr>
+                    <w:pStyle w:val="Compact"/>
+                    <w:jc w:val="center"/>
+                  </w:pPr>
+                  <w:r>
+                    <w:t xml:space="preserve">Novel</w:t>
+                  </w:r>
+                </w:p>
+              </w:tc>
+              <w:tc>
+                <w:tcPr/>
+                <w:p>
+                  <w:pPr>
+                    <w:pStyle w:val="Compact"/>
+                    <w:jc w:val="center"/>
+                  </w:pPr>
+                  <w:r>
+                    <w:t xml:space="preserve">TRUE</w:t>
+                  </w:r>
+                </w:p>
+              </w:tc>
+              <w:tc>
+                <w:tcPr/>
+                <w:p>
+                  <w:pPr>
+                    <w:pStyle w:val="Compact"/>
+                    <w:jc w:val="center"/>
+                  </w:pPr>
+                  <w:r>
+                    <w:t xml:space="preserve">0.05</w:t>
+                  </w:r>
+                </w:p>
+              </w:tc>
+              <w:tc>
+                <w:tcPr/>
+                <w:p>
+                  <w:pPr>
+                    <w:pStyle w:val="Compact"/>
+                    <w:jc w:val="center"/>
+                  </w:pPr>
+                  <w:r>
+                    <w:t xml:space="preserve">[-0.02, 0.12]</w:t>
+                  </w:r>
+                </w:p>
+              </w:tc>
+            </w:tr>
+            <w:tr>
+              <w:tc>
+                <w:tcPr/>
+                <w:p>
+                  <w:pPr>
+                    <w:pStyle w:val="Compact"/>
+                    <w:jc w:val="center"/>
+                  </w:pPr>
+                  <w:r>
+                    <w:t xml:space="preserve">Drift</w:t>
+                  </w:r>
+                </w:p>
+              </w:tc>
+              <w:tc>
+                <w:tcPr/>
+                <w:p>
+                  <w:pPr>
+                    <w:pStyle w:val="Compact"/>
+                    <w:jc w:val="center"/>
+                  </w:pPr>
+                  <w:r>
+                    <w:t xml:space="preserve">Novel</w:t>
+                  </w:r>
+                </w:p>
+              </w:tc>
+              <w:tc>
+                <w:tcPr/>
+                <w:p>
+                  <w:pPr>
+                    <w:pStyle w:val="Compact"/>
+                    <w:jc w:val="center"/>
+                  </w:pPr>
+                  <w:r>
+                    <w:t xml:space="preserve">FALSE</w:t>
+                  </w:r>
+                </w:p>
+              </w:tc>
+              <w:tc>
+                <w:tcPr/>
+                <w:p>
+                  <w:pPr>
+                    <w:pStyle w:val="Compact"/>
+                    <w:jc w:val="center"/>
+                  </w:pPr>
+                  <w:r>
+                    <w:t xml:space="preserve">-0.12</w:t>
+                  </w:r>
+                </w:p>
+              </w:tc>
+              <w:tc>
+                <w:tcPr/>
+                <w:p>
+                  <w:pPr>
+                    <w:pStyle w:val="Compact"/>
+                    <w:jc w:val="center"/>
+                  </w:pPr>
+                  <w:r>
+                    <w:t xml:space="preserve">[-0.19, -0.05]</w:t>
+                  </w:r>
+                </w:p>
+              </w:tc>
+            </w:tr>
+            <w:tr>
+              <w:tc>
+                <w:tcPr/>
+                <w:p>
+                  <w:pPr>
+                    <w:pStyle w:val="Compact"/>
+                    <w:jc w:val="center"/>
+                  </w:pPr>
+                  <w:r>
+                    <w:t xml:space="preserve">Drift</w:t>
+                  </w:r>
+                </w:p>
+              </w:tc>
+              <w:tc>
+                <w:tcPr/>
+                <w:p>
+                  <w:pPr>
+                    <w:pStyle w:val="Compact"/>
+                    <w:jc w:val="center"/>
+                  </w:pPr>
+                  <w:r>
+                    <w:t xml:space="preserve">Novel</w:t>
+                  </w:r>
+                </w:p>
+              </w:tc>
+              <w:tc>
+                <w:tcPr/>
+                <w:p>
+                  <w:pPr>
+                    <w:pStyle w:val="Compact"/>
+                    <w:jc w:val="center"/>
+                  </w:pPr>
+                  <w:r>
+                    <w:t xml:space="preserve">TRUE-FALSE</w:t>
+                  </w:r>
+                </w:p>
+              </w:tc>
+              <w:tc>
+                <w:tcPr/>
+                <w:p>
+                  <w:pPr>
+                    <w:pStyle w:val="Compact"/>
+                    <w:jc w:val="center"/>
+                  </w:pPr>
+                  <w:r>
+                    <w:t xml:space="preserve">0.20</w:t>
+                  </w:r>
+                </w:p>
+              </w:tc>
+              <w:tc>
+                <w:tcPr/>
+                <w:p>
+                  <w:pPr>
+                    <w:pStyle w:val="Compact"/>
+                    <w:jc w:val="center"/>
+                  </w:pPr>
+                  <w:r>
+                    <w:t xml:space="preserve">[0.14, 0.27]</w:t>
+                  </w:r>
+                </w:p>
+              </w:tc>
+            </w:tr>
+            <w:tr>
+              <w:tc>
+                <w:tcPr>
+                  <w:gridSpan w:val="5"/>
+                </w:tcPr>
+                <w:p>
+                  <w:pPr>
+                    <w:pStyle w:val="Compact"/>
+                    <w:jc w:val="center"/>
+                  </w:pPr>
+                  <w:r>
+                    <w:t xml:space="preserve">Note. Blue = 95% QI entirely above zero; red = 95% QI entirely below zero.</w:t>
+                  </w:r>
+                </w:p>
+              </w:tc>
+            </w:tr>
+          </w:tbl>
+          <w:bookmarkEnd w:id="81"/>
+          <w:p/>
+        </w:tc>
+      </w:tr>
+    </w:tbl>
+    <w:bookmarkEnd w:id="82"/>
+    <w:bookmarkStart w:id="93" w:name="linear-regression"/>
+    <w:p>
+      <w:pPr>
+        <w:pStyle w:val="Heading2"/>
+      </w:pPr>
+      <w:r>
+        <w:t xml:space="preserve">Linear regression</w:t>
+      </w:r>
+    </w:p>
+    <w:p>
+      <w:pPr>
+        <w:pStyle w:val="FirstParagraph"/>
+      </w:pPr>
+      <w:r>
+        <w:t xml:space="preserve">Following our preregistration, the predictions of the two regression models for drift rate can be seen in</w:t>
+      </w:r>
+      <w:r>
+        <w:t xml:space="preserve"> </w:t>
+      </w:r>
+      <w:hyperlink w:anchor="fig-prediction-true-false">
+        <w:r>
+          <w:rPr>
+            <w:rStyle w:val="Hyperlink"/>
+          </w:rPr>
+          <w:t xml:space="preserve">Figure 8</w:t>
+        </w:r>
+      </w:hyperlink>
+      <w:r>
+        <w:t xml:space="preserve">.</w:t>
+      </w:r>
+      <w:r>
+        <w:t xml:space="preserve"> </w:t>
+      </w:r>
+      <w:r>
+        <w:t xml:space="preserve">From visual inspection, the accumulation of signal coming from the stimulus (drift rate TRUE) seems to increase when face recognition ability increases whereas the accumulation of noise (drift rate FALSE) decreases as a function of face recognition ability for both Novel and Learned faces.</w:t>
+      </w:r>
+      <w:r>
+        <w:t xml:space="preserve"> </w:t>
+      </w:r>
+      <w:r>
+        <w:t xml:space="preserve">This pattern of prediction remains the same when accounting for car recognition ability.</w:t>
+      </w:r>
+      <w:r>
+        <w:t xml:space="preserve"> </w:t>
+      </w:r>
+      <w:r>
+        <w:t xml:space="preserve">Inspection of the posterior predictions in</w:t>
+      </w:r>
+      <w:r>
+        <w:t xml:space="preserve"> </w:t>
+      </w:r>
+      <w:hyperlink w:anchor="tbl-pred-acc">
+        <w:r>
+          <w:rPr>
+            <w:rStyle w:val="Hyperlink"/>
+          </w:rPr>
+          <w:t xml:space="preserve">Table 5</w:t>
+        </w:r>
+      </w:hyperlink>
+      <w:r>
+        <w:t xml:space="preserve"> </w:t>
+      </w:r>
+      <w:r>
+        <w:t xml:space="preserve">shows that some of these predicted intervals overlap with 0, and that caution is needed when extrapolating these results.</w:t>
+      </w:r>
+    </w:p>
+    <w:tbl>
+      <w:tblPr>
+        <w:tblStyle w:val="Table"/>
+        <w:tblW w:type="pct" w:w="5000"/>
+        <w:tblLayout w:type="fixed"/>
+        <w:tblLook w:firstRow="0" w:lastRow="0" w:firstColumn="0" w:lastColumn="0" w:noHBand="0" w:noVBand="0" w:val="0000"/>
+      </w:tblPr>
+      <w:tblGrid>
+        <w:gridCol w:w="7920"/>
+      </w:tblGrid>
+      <w:tr>
+        <w:tc>
+          <w:tcPr/>
+          <w:tbl>
+            <w:tblPr>
+              <w:tblStyle w:val="Table"/>
+              <w:tblW w:type="pct" w:w="5000"/>
+              <w:tblLayout w:type="fixed"/>
+              <w:tblLook w:firstRow="0" w:lastRow="0" w:firstColumn="0" w:lastColumn="0" w:noHBand="0" w:noVBand="0" w:val="0000"/>
+            </w:tblPr>
+            <w:tblGrid>
+              <w:gridCol w:w="7920"/>
+            </w:tblGrid>
+            <w:tr>
+              <w:tc>
+                <w:tcPr/>
+                <w:bookmarkStart w:id="86" w:name="fig-prediction-true-false"/>
+                <w:p>
+                  <w:pPr>
+                    <w:pStyle w:val="Compact"/>
+                    <w:jc w:val="center"/>
+                    <w:jc w:val="left"/>
+                  </w:pPr>
+                  <w:r>
+                    <w:drawing>
+                      <wp:inline>
+                        <wp:extent cx="5334000" cy="3733800"/>
+                        <wp:effectExtent b="0" l="0" r="0" t="0"/>
+                        <wp:docPr descr="" title="" id="84" name="Picture"/>
+                        <a:graphic>
+                          <a:graphicData uri="http://schemas.openxmlformats.org/drawingml/2006/picture">
+                            <pic:pic>
+                              <pic:nvPicPr>
+                                <pic:cNvPr descr="manuscript_files/figure-docx/fig-prediction-true-false-1.svg" id="85" name="Picture"/>
+                                <pic:cNvPicPr>
+                                  <a:picLocks noChangeArrowheads="1" noChangeAspect="1"/>
+                                </pic:cNvPicPr>
+                              </pic:nvPicPr>
+                              <pic:blipFill>
+                                <a:blip>
+                                  <a:extLst>
+                                    <a:ext uri="{28A0092B-C50C-407E-A947-70E740481C1C}">
+                                      <a14:useLocalDpi xmlns:a14="http://schemas.microsoft.com/office/drawing/2010/main" val="0"/>
+                                    </a:ext>
+                                    <a:ext uri="{96DAC541-7B7A-43D3-8B79-37D633B846F1}">
+                                      <asvg:svgBlip xmlns:asvg="http://schemas.microsoft.com/office/drawing/2016/SVG/main" r:embed="rId83"/>
+                                    </a:ext>
+                                  </a:extLst>
+                                </a:blip>
+                                <a:stretch>
+                                  <a:fillRect/>
+                                </a:stretch>
+                              </pic:blipFill>
+                              <pic:spPr bwMode="auto">
+                                <a:xfrm>
+                                  <a:off x="0" y="0"/>
+                                  <a:ext cx="5334000" cy="3733800"/>
+                                </a:xfrm>
+                                <a:prstGeom prst="rect">
+                                  <a:avLst/>
+                                </a:prstGeom>
+                                <a:noFill/>
+                                <a:ln w="9525">
+                                  <a:noFill/>
+                                  <a:headEnd/>
+                                  <a:tailEnd/>
+                                </a:ln>
+                              </pic:spPr>
+                            </pic:pic>
+                          </a:graphicData>
+                        </a:graphic>
+                      </wp:inline>
+                    </w:drawing>
+                  </w:r>
+                </w:p>
+                <w:p>
+                  <w:pPr>
+                    <w:jc w:val="center"/>
+                    <w:jc w:val="left"/>
+                  </w:pPr>
+                  <w:pPr>
+                    <w:jc w:val="left"/>
+                    <w:spacing w:before="200"/>
+                    <w:pStyle w:val="ImageCaption"/>
+                  </w:pPr>
+                  <w:r>
+                    <w:t xml:space="preserve">Figure 8: Predicted drift rate values (TRUE and FALSE) from face recognition ability scores for a) Face model and b) Face and Car model</w:t>
+                  </w:r>
+                </w:p>
+                <w:bookmarkEnd w:id="86"/>
+              </w:tc>
+            </w:tr>
+          </w:tbl>
+          <w:p/>
+        </w:tc>
+      </w:tr>
+    </w:tbl>
+    <w:tbl>
+      <w:tblPr>
+        <w:tblStyle w:val="Table"/>
+        <w:tblW w:type="pct" w:w="5000"/>
+        <w:tblLayout w:type="fixed"/>
+        <w:tblLook w:firstRow="0" w:lastRow="0" w:firstColumn="0" w:lastColumn="0" w:noHBand="0" w:noVBand="0" w:val="0000"/>
+      </w:tblPr>
+      <w:tblGrid>
+        <w:gridCol w:w="7920"/>
+      </w:tblGrid>
+      <w:tr>
+        <w:tc>
+          <w:tcPr/>
+          <w:bookmarkStart w:id="87" w:name="tbl-pred-acc"/>
+          <w:p>
+            <w:pPr>
+              <w:jc w:val="center"/>
+            </w:pPr>
+            <w:pPr>
+              <w:jc w:val="left"/>
+              <w:spacing w:before="200"/>
+              <w:pStyle w:val="ImageCaption"/>
+            </w:pPr>
+            <w:r>
+              <w:t xml:space="preserve">Table 5: Estimates and 95% quantile intervals of the predicted drift rate values slope (TRUE and FALSE) from face recognition ability scores</w:t>
+            </w:r>
+          </w:p>
+          <w:tbl>
+            <w:tblPr>
+              <w:tblStyle w:val="Table"/>
+              <w:tblW w:type="pct" w:w="4773"/>
+              <w:tblLayout w:type="fixed"/>
+              <w:tblLook w:firstRow="1" w:lastRow="0" w:firstColumn="0" w:lastColumn="0" w:noHBand="0" w:noVBand="0" w:val="0020"/>
+            </w:tblPr>
+            <w:tblGrid>
+              <w:gridCol w:w="1152"/>
+              <w:gridCol w:w="936"/>
+              <w:gridCol w:w="1152"/>
+              <w:gridCol w:w="1080"/>
+              <w:gridCol w:w="1080"/>
+              <w:gridCol w:w="1080"/>
+              <w:gridCol w:w="1080"/>
+            </w:tblGrid>
+            <w:tr>
+              <w:trPr>
+                <w:tblHeader w:val="on"/>
+              </w:trPr>
+              <w:tc>
+                <w:tcPr/>
+                <w:p>
+                  <w:pPr>
+                    <w:pStyle w:val="Compact"/>
+                    <w:jc w:val="center"/>
+                  </w:pPr>
+                  <w:r>
+                    <w:rPr>
+                      <w:b/>
+                      <w:bCs/>
+                    </w:rPr>
+                    <w:t xml:space="preserve">Parameter</w:t>
+                  </w:r>
+                </w:p>
+              </w:tc>
+              <w:tc>
+                <w:tcPr/>
+                <w:p>
+                  <w:pPr>
+                    <w:pStyle w:val="Compact"/>
+                    <w:jc w:val="center"/>
+                  </w:pPr>
+                  <w:r>
+                    <w:rPr>
+                      <w:b/>
+                      <w:bCs/>
+                    </w:rPr>
+                    <w:t xml:space="preserve">Model</w:t>
+                  </w:r>
+                </w:p>
+              </w:tc>
+              <w:tc>
+                <w:tcPr/>
+                <w:p>
+                  <w:pPr>
+                    <w:pStyle w:val="Compact"/>
+                    <w:jc w:val="center"/>
+                  </w:pPr>
+                  <w:r>
+                    <w:rPr>
+                      <w:b/>
+                      <w:bCs/>
+                    </w:rPr>
+                    <w:t xml:space="preserve">Condition</w:t>
+                  </w:r>
+                </w:p>
+              </w:tc>
+              <w:tc>
+                <w:tcPr/>
+                <w:p>
+                  <w:pPr>
+                    <w:pStyle w:val="Compact"/>
+                    <w:jc w:val="center"/>
+                  </w:pPr>
+                  <w:r>
+                    <w:rPr>
+                      <w:b/>
+                      <w:bCs/>
+                    </w:rPr>
+                    <w:t xml:space="preserve">Accuracy</w:t>
+                  </w:r>
+                </w:p>
+              </w:tc>
+              <w:tc>
+                <w:tcPr/>
+                <w:p>
+                  <w:pPr>
+                    <w:pStyle w:val="Compact"/>
+                    <w:jc w:val="center"/>
+                  </w:pPr>
+                  <w:r>
+                    <w:rPr>
+                      <w:b/>
+                      <w:bCs/>
+                    </w:rPr>
+                    <w:t xml:space="preserve">Estimate</w:t>
+                  </w:r>
+                </w:p>
+              </w:tc>
+              <w:tc>
+                <w:tcPr/>
+                <w:p>
+                  <w:pPr>
+                    <w:pStyle w:val="Compact"/>
+                    <w:jc w:val="center"/>
+                  </w:pPr>
+                  <w:r>
+                    <w:rPr>
+                      <w:b/>
+                      <w:bCs/>
+                    </w:rPr>
+                    <w:t xml:space="preserve">l-95% CI</w:t>
+                  </w:r>
+                </w:p>
+              </w:tc>
+              <w:tc>
+                <w:tcPr/>
+                <w:p>
+                  <w:pPr>
+                    <w:pStyle w:val="Compact"/>
+                    <w:jc w:val="center"/>
+                  </w:pPr>
+                  <w:r>
+                    <w:rPr>
+                      <w:b/>
+                      <w:bCs/>
+                    </w:rPr>
+                    <w:t xml:space="preserve">u-95% CI</w:t>
+                  </w:r>
+                </w:p>
+              </w:tc>
+            </w:tr>
+            <w:tr>
+              <w:tc>
+                <w:tcPr/>
+                <w:p>
+                  <w:pPr>
+                    <w:pStyle w:val="Compact"/>
+                    <w:jc w:val="center"/>
+                  </w:pPr>
+                  <w:r>
+                    <w:t xml:space="preserve">Drift slope</w:t>
+                  </w:r>
+                </w:p>
+              </w:tc>
+              <w:tc>
+                <w:tcPr/>
+                <w:p>
+                  <w:pPr>
+                    <w:pStyle w:val="Compact"/>
+                    <w:jc w:val="center"/>
+                  </w:pPr>
+                  <w:r>
+                    <w:t xml:space="preserve">Face</w:t>
+                  </w:r>
+                </w:p>
+              </w:tc>
+              <w:tc>
+                <w:tcPr/>
+                <w:p>
+                  <w:pPr>
+                    <w:pStyle w:val="Compact"/>
+                    <w:jc w:val="center"/>
+                  </w:pPr>
+                  <w:r>
+                    <w:t xml:space="preserve">Learned</w:t>
+                  </w:r>
+                </w:p>
+              </w:tc>
+              <w:tc>
+                <w:tcPr/>
+                <w:p>
+                  <w:pPr>
+                    <w:pStyle w:val="Compact"/>
+                    <w:jc w:val="center"/>
+                  </w:pPr>
+                  <w:r>
+                    <w:t xml:space="preserve">FALSE</w:t>
+                  </w:r>
+                </w:p>
+              </w:tc>
+              <w:tc>
+                <w:tcPr/>
+                <w:p>
+                  <w:pPr>
+                    <w:pStyle w:val="Compact"/>
+                    <w:jc w:val="center"/>
+                  </w:pPr>
+                  <w:r>
+                    <w:t xml:space="preserve">-0.0044</w:t>
+                  </w:r>
+                </w:p>
+              </w:tc>
+              <w:tc>
+                <w:tcPr/>
+                <w:p>
+                  <w:pPr>
+                    <w:pStyle w:val="Compact"/>
+                    <w:jc w:val="center"/>
+                  </w:pPr>
+                  <w:r>
+                    <w:t xml:space="preserve">-0.0126</w:t>
+                  </w:r>
+                </w:p>
+              </w:tc>
+              <w:tc>
+                <w:tcPr/>
+                <w:p>
+                  <w:pPr>
+                    <w:pStyle w:val="Compact"/>
+                    <w:jc w:val="center"/>
+                  </w:pPr>
+                  <w:r>
+                    <w:t xml:space="preserve">0.0039</w:t>
+                  </w:r>
+                </w:p>
+              </w:tc>
+            </w:tr>
+            <w:tr>
+              <w:tc>
+                <w:tcPr/>
+                <w:p>
+                  <w:pPr>
+                    <w:pStyle w:val="Compact"/>
+                    <w:jc w:val="center"/>
+                  </w:pPr>
+                  <w:r>
+                    <w:t xml:space="preserve">Drift slope</w:t>
+                  </w:r>
+                </w:p>
+              </w:tc>
+              <w:tc>
+                <w:tcPr/>
+                <w:p>
+                  <w:pPr>
+                    <w:pStyle w:val="Compact"/>
+                    <w:jc w:val="center"/>
+                  </w:pPr>
+                  <w:r>
+                    <w:t xml:space="preserve">Face</w:t>
+                  </w:r>
+                </w:p>
+              </w:tc>
+              <w:tc>
+                <w:tcPr/>
+                <w:p>
+                  <w:pPr>
+                    <w:pStyle w:val="Compact"/>
+                    <w:jc w:val="center"/>
+                  </w:pPr>
+                  <w:r>
+                    <w:t xml:space="preserve">Novel</w:t>
+                  </w:r>
+                </w:p>
+              </w:tc>
+              <w:tc>
+                <w:tcPr/>
+                <w:p>
+                  <w:pPr>
+                    <w:pStyle w:val="Compact"/>
+                    <w:jc w:val="center"/>
+                  </w:pPr>
+                  <w:r>
+                    <w:t xml:space="preserve">FALSE</w:t>
+                  </w:r>
+                </w:p>
+              </w:tc>
+              <w:tc>
+                <w:tcPr/>
+                <w:p>
+                  <w:pPr>
+                    <w:pStyle w:val="Compact"/>
+                    <w:jc w:val="center"/>
+                  </w:pPr>
+                  <w:r>
+                    <w:t xml:space="preserve">-0.0097</w:t>
+                  </w:r>
+                </w:p>
+              </w:tc>
+              <w:tc>
+                <w:tcPr/>
+                <w:p>
+                  <w:pPr>
+                    <w:pStyle w:val="Compact"/>
+                    <w:jc w:val="center"/>
+                  </w:pPr>
+                  <w:r>
+                    <w:t xml:space="preserve">-0.0179</w:t>
+                  </w:r>
+                </w:p>
+              </w:tc>
+              <w:tc>
+                <w:tcPr/>
+                <w:p>
+                  <w:pPr>
+                    <w:pStyle w:val="Compact"/>
+                    <w:jc w:val="center"/>
+                  </w:pPr>
+                  <w:r>
+                    <w:t xml:space="preserve">-0.0014</w:t>
+                  </w:r>
+                </w:p>
+              </w:tc>
+            </w:tr>
+            <w:tr>
+              <w:tc>
+                <w:tcPr/>
+                <w:p>
+                  <w:pPr>
+                    <w:pStyle w:val="Compact"/>
+                    <w:jc w:val="center"/>
+                  </w:pPr>
+                  <w:r>
+                    <w:t xml:space="preserve">Drift slope</w:t>
+                  </w:r>
+                </w:p>
+              </w:tc>
+              <w:tc>
+                <w:tcPr/>
+                <w:p>
+                  <w:pPr>
+                    <w:pStyle w:val="Compact"/>
+                    <w:jc w:val="center"/>
+                  </w:pPr>
+                  <w:r>
+                    <w:t xml:space="preserve">Face</w:t>
+                  </w:r>
+                </w:p>
+              </w:tc>
+              <w:tc>
+                <w:tcPr/>
+                <w:p>
+                  <w:pPr>
+                    <w:pStyle w:val="Compact"/>
+                    <w:jc w:val="center"/>
+                  </w:pPr>
+                  <w:r>
+                    <w:t xml:space="preserve">Learned</w:t>
+                  </w:r>
+                </w:p>
+              </w:tc>
+              <w:tc>
+                <w:tcPr/>
+                <w:p>
+                  <w:pPr>
+                    <w:pStyle w:val="Compact"/>
+                    <w:jc w:val="center"/>
+                  </w:pPr>
+                  <w:r>
+                    <w:t xml:space="preserve">TRUE</w:t>
+                  </w:r>
+                </w:p>
+              </w:tc>
+              <w:tc>
+                <w:tcPr/>
+                <w:p>
+                  <w:pPr>
+                    <w:pStyle w:val="Compact"/>
+                    <w:jc w:val="center"/>
+                  </w:pPr>
+                  <w:r>
+                    <w:t xml:space="preserve">0.0042</w:t>
+                  </w:r>
+                </w:p>
+              </w:tc>
+              <w:tc>
+                <w:tcPr/>
+                <w:p>
+                  <w:pPr>
+                    <w:pStyle w:val="Compact"/>
+                    <w:jc w:val="center"/>
+                  </w:pPr>
+                  <w:r>
+                    <w:t xml:space="preserve">-0.0040</w:t>
+                  </w:r>
+                </w:p>
+              </w:tc>
+              <w:tc>
+                <w:tcPr/>
+                <w:p>
+                  <w:pPr>
+                    <w:pStyle w:val="Compact"/>
+                    <w:jc w:val="center"/>
+                  </w:pPr>
+                  <w:r>
+                    <w:t xml:space="preserve">0.0124</w:t>
+                  </w:r>
+                </w:p>
+              </w:tc>
+            </w:tr>
+            <w:tr>
+              <w:tc>
+                <w:tcPr/>
+                <w:p>
+                  <w:pPr>
+                    <w:pStyle w:val="Compact"/>
+                    <w:jc w:val="center"/>
+                  </w:pPr>
+                  <w:r>
+                    <w:t xml:space="preserve">Drift slope</w:t>
+                  </w:r>
+                </w:p>
+              </w:tc>
+              <w:tc>
+                <w:tcPr/>
+                <w:p>
+                  <w:pPr>
+                    <w:pStyle w:val="Compact"/>
+                    <w:jc w:val="center"/>
+                  </w:pPr>
+                  <w:r>
+                    <w:t xml:space="preserve">Face</w:t>
+                  </w:r>
+                </w:p>
+              </w:tc>
+              <w:tc>
+                <w:tcPr/>
+                <w:p>
+                  <w:pPr>
+                    <w:pStyle w:val="Compact"/>
+                    <w:jc w:val="center"/>
+                  </w:pPr>
+                  <w:r>
+                    <w:t xml:space="preserve">Novel</w:t>
+                  </w:r>
+                </w:p>
+              </w:tc>
+              <w:tc>
+                <w:tcPr/>
+                <w:p>
+                  <w:pPr>
+                    <w:pStyle w:val="Compact"/>
+                    <w:jc w:val="center"/>
+                  </w:pPr>
+                  <w:r>
+                    <w:t xml:space="preserve">TRUE</w:t>
+                  </w:r>
+                </w:p>
+              </w:tc>
+              <w:tc>
+                <w:tcPr/>
+                <w:p>
+                  <w:pPr>
+                    <w:pStyle w:val="Compact"/>
+                    <w:jc w:val="center"/>
+                  </w:pPr>
+                  <w:r>
+                    <w:t xml:space="preserve">0.0047</w:t>
+                  </w:r>
+                </w:p>
+              </w:tc>
+              <w:tc>
+                <w:tcPr/>
+                <w:p>
+                  <w:pPr>
+                    <w:pStyle w:val="Compact"/>
+                    <w:jc w:val="center"/>
+                  </w:pPr>
+                  <w:r>
+                    <w:t xml:space="preserve">-0.0035</w:t>
+                  </w:r>
+                </w:p>
+              </w:tc>
+              <w:tc>
+                <w:tcPr/>
+                <w:p>
+                  <w:pPr>
+                    <w:pStyle w:val="Compact"/>
+                    <w:jc w:val="center"/>
+                  </w:pPr>
+                  <w:r>
+                    <w:t xml:space="preserve">0.0129</w:t>
+                  </w:r>
+                </w:p>
+              </w:tc>
+            </w:tr>
+            <w:tr>
+              <w:tc>
+                <w:tcPr/>
+                <w:p>
+                  <w:pPr>
+                    <w:pStyle w:val="Compact"/>
+                    <w:jc w:val="center"/>
+                  </w:pPr>
+                  <w:r>
+                    <w:t xml:space="preserve">Drift slope</w:t>
+                  </w:r>
+                </w:p>
+              </w:tc>
+              <w:tc>
+                <w:tcPr/>
+                <w:p>
+                  <w:pPr>
+                    <w:pStyle w:val="Compact"/>
+                    <w:jc w:val="center"/>
+                  </w:pPr>
+                  <w:r>
+                    <w:t xml:space="preserve">Face + Car</w:t>
+                  </w:r>
+                </w:p>
+              </w:tc>
+              <w:tc>
+                <w:tcPr/>
+                <w:p>
+                  <w:pPr>
+                    <w:pStyle w:val="Compact"/>
+                    <w:jc w:val="center"/>
+                  </w:pPr>
+                  <w:r>
+                    <w:t xml:space="preserve">Learned</w:t>
+                  </w:r>
+                </w:p>
+              </w:tc>
+              <w:tc>
+                <w:tcPr/>
+                <w:p>
+                  <w:pPr>
+                    <w:pStyle w:val="Compact"/>
+                    <w:jc w:val="center"/>
+                  </w:pPr>
+                  <w:r>
+                    <w:t xml:space="preserve">FALSE</w:t>
+                  </w:r>
+                </w:p>
+              </w:tc>
+              <w:tc>
+                <w:tcPr/>
+                <w:p>
+                  <w:pPr>
+                    <w:pStyle w:val="Compact"/>
+                    <w:jc w:val="center"/>
+                  </w:pPr>
+                  <w:r>
+                    <w:t xml:space="preserve">-0.0076</w:t>
+                  </w:r>
+                </w:p>
+              </w:tc>
+              <w:tc>
+                <w:tcPr/>
+                <w:p>
+                  <w:pPr>
+                    <w:pStyle w:val="Compact"/>
+                    <w:jc w:val="center"/>
+                  </w:pPr>
+                  <w:r>
+                    <w:t xml:space="preserve">-0.0161</w:t>
+                  </w:r>
+                </w:p>
+              </w:tc>
+              <w:tc>
+                <w:tcPr/>
+                <w:p>
+                  <w:pPr>
+                    <w:pStyle w:val="Compact"/>
+                    <w:jc w:val="center"/>
+                  </w:pPr>
+                  <w:r>
+                    <w:t xml:space="preserve">0.0005</w:t>
+                  </w:r>
+                </w:p>
+              </w:tc>
+            </w:tr>
+            <w:tr>
+              <w:tc>
+                <w:tcPr/>
+                <w:p>
+                  <w:pPr>
+                    <w:pStyle w:val="Compact"/>
+                    <w:jc w:val="center"/>
+                  </w:pPr>
+                  <w:r>
+                    <w:t xml:space="preserve">Drift slope</w:t>
+                  </w:r>
+                </w:p>
+              </w:tc>
+              <w:tc>
+                <w:tcPr/>
+                <w:p>
+                  <w:pPr>
+                    <w:pStyle w:val="Compact"/>
+                    <w:jc w:val="center"/>
+                  </w:pPr>
+                  <w:r>
+                    <w:t xml:space="preserve">Face + Car</w:t>
+                  </w:r>
+                </w:p>
+              </w:tc>
+              <w:tc>
+                <w:tcPr/>
+                <w:p>
+                  <w:pPr>
+                    <w:pStyle w:val="Compact"/>
+                    <w:jc w:val="center"/>
+                  </w:pPr>
+                  <w:r>
+                    <w:t xml:space="preserve">Novel</w:t>
+                  </w:r>
+                </w:p>
+              </w:tc>
+              <w:tc>
+                <w:tcPr/>
+                <w:p>
+                  <w:pPr>
+                    <w:pStyle w:val="Compact"/>
+                    <w:jc w:val="center"/>
+                  </w:pPr>
+                  <w:r>
+                    <w:t xml:space="preserve">FALSE</w:t>
+                  </w:r>
+                </w:p>
+              </w:tc>
+              <w:tc>
+                <w:tcPr/>
+                <w:p>
+                  <w:pPr>
+                    <w:pStyle w:val="Compact"/>
+                    <w:jc w:val="center"/>
+                  </w:pPr>
+                  <w:r>
+                    <w:t xml:space="preserve">-0.0117</w:t>
+                  </w:r>
+                </w:p>
+              </w:tc>
+              <w:tc>
+                <w:tcPr/>
+                <w:p>
+                  <w:pPr>
+                    <w:pStyle w:val="Compact"/>
+                    <w:jc w:val="center"/>
+                  </w:pPr>
+                  <w:r>
+                    <w:t xml:space="preserve">-0.0201</w:t>
+                  </w:r>
+                </w:p>
+              </w:tc>
+              <w:tc>
+                <w:tcPr/>
+                <w:p>
+                  <w:pPr>
+                    <w:pStyle w:val="Compact"/>
+                    <w:jc w:val="center"/>
+                  </w:pPr>
+                  <w:r>
+                    <w:t xml:space="preserve">-0.0035</w:t>
+                  </w:r>
+                </w:p>
+              </w:tc>
+            </w:tr>
+            <w:tr>
+              <w:tc>
+                <w:tcPr/>
+                <w:p>
+                  <w:pPr>
+                    <w:pStyle w:val="Compact"/>
+                    <w:jc w:val="center"/>
+                  </w:pPr>
+                  <w:r>
+                    <w:t xml:space="preserve">Drift slope</w:t>
+                  </w:r>
+                </w:p>
+              </w:tc>
+              <w:tc>
+                <w:tcPr/>
+                <w:p>
+                  <w:pPr>
+                    <w:pStyle w:val="Compact"/>
+                    <w:jc w:val="center"/>
+                  </w:pPr>
+                  <w:r>
+                    <w:t xml:space="preserve">Face + Car</w:t>
+                  </w:r>
+                </w:p>
+              </w:tc>
+              <w:tc>
+                <w:tcPr/>
+                <w:p>
+                  <w:pPr>
+                    <w:pStyle w:val="Compact"/>
+                    <w:jc w:val="center"/>
+                  </w:pPr>
+                  <w:r>
+                    <w:t xml:space="preserve">Learned</w:t>
+                  </w:r>
+                </w:p>
+              </w:tc>
+              <w:tc>
+                <w:tcPr/>
+                <w:p>
+                  <w:pPr>
+                    <w:pStyle w:val="Compact"/>
+                    <w:jc w:val="center"/>
+                  </w:pPr>
+                  <w:r>
+                    <w:t xml:space="preserve">TRUE</w:t>
+                  </w:r>
+                </w:p>
+              </w:tc>
+              <w:tc>
+                <w:tcPr/>
+                <w:p>
+                  <w:pPr>
+                    <w:pStyle w:val="Compact"/>
+                    <w:jc w:val="center"/>
+                  </w:pPr>
+                  <w:r>
+                    <w:t xml:space="preserve">0.0017</w:t>
+                  </w:r>
+                </w:p>
+              </w:tc>
+              <w:tc>
+                <w:tcPr/>
+                <w:p>
+                  <w:pPr>
+                    <w:pStyle w:val="Compact"/>
+                    <w:jc w:val="center"/>
+                  </w:pPr>
+                  <w:r>
+                    <w:t xml:space="preserve">-0.0068</w:t>
+                  </w:r>
+                </w:p>
+              </w:tc>
+              <w:tc>
+                <w:tcPr/>
+                <w:p>
+                  <w:pPr>
+                    <w:pStyle w:val="Compact"/>
+                    <w:jc w:val="center"/>
+                  </w:pPr>
+                  <w:r>
+                    <w:t xml:space="preserve">0.0100</w:t>
+                  </w:r>
+                </w:p>
+              </w:tc>
+            </w:tr>
+            <w:tr>
+              <w:tc>
+                <w:tcPr/>
+                <w:p>
+                  <w:pPr>
+                    <w:pStyle w:val="Compact"/>
+                    <w:jc w:val="center"/>
+                  </w:pPr>
+                  <w:r>
+                    <w:t xml:space="preserve">Drift slope</w:t>
+                  </w:r>
+                </w:p>
+              </w:tc>
+              <w:tc>
+                <w:tcPr/>
+                <w:p>
+                  <w:pPr>
+                    <w:pStyle w:val="Compact"/>
+                    <w:jc w:val="center"/>
+                  </w:pPr>
+                  <w:r>
+                    <w:t xml:space="preserve">Face + Car</w:t>
+                  </w:r>
+                </w:p>
+              </w:tc>
+              <w:tc>
+                <w:tcPr/>
+                <w:p>
+                  <w:pPr>
+                    <w:pStyle w:val="Compact"/>
+                    <w:jc w:val="center"/>
+                  </w:pPr>
+                  <w:r>
+                    <w:t xml:space="preserve">Novel</w:t>
+                  </w:r>
+                </w:p>
+              </w:tc>
+              <w:tc>
+                <w:tcPr/>
+                <w:p>
+                  <w:pPr>
+                    <w:pStyle w:val="Compact"/>
+                    <w:jc w:val="center"/>
+                  </w:pPr>
+                  <w:r>
+                    <w:t xml:space="preserve">TRUE</w:t>
+                  </w:r>
+                </w:p>
+              </w:tc>
+              <w:tc>
+                <w:tcPr/>
+                <w:p>
+                  <w:pPr>
+                    <w:pStyle w:val="Compact"/>
+                    <w:jc w:val="center"/>
+                  </w:pPr>
+                  <w:r>
+                    <w:t xml:space="preserve">0.0012</w:t>
+                  </w:r>
+                </w:p>
+              </w:tc>
+              <w:tc>
+                <w:tcPr/>
+                <w:p>
+                  <w:pPr>
+                    <w:pStyle w:val="Compact"/>
+                    <w:jc w:val="center"/>
+                  </w:pPr>
+                  <w:r>
+                    <w:t xml:space="preserve">-0.0073</w:t>
+                  </w:r>
+                </w:p>
+              </w:tc>
+              <w:tc>
+                <w:tcPr/>
+                <w:p>
+                  <w:pPr>
+                    <w:pStyle w:val="Compact"/>
+                    <w:jc w:val="center"/>
+                  </w:pPr>
+                  <w:r>
+                    <w:t xml:space="preserve">0.0093</w:t>
+                  </w:r>
+                </w:p>
+              </w:tc>
+            </w:tr>
+          </w:tbl>
+          <w:bookmarkEnd w:id="87"/>
+          <w:p/>
+        </w:tc>
+      </w:tr>
+    </w:tbl>
+    <w:p>
+      <w:pPr>
+        <w:pStyle w:val="BodyText"/>
+      </w:pPr>
+      <w:r>
+        <w:t xml:space="preserve">In</w:t>
+      </w:r>
+      <w:r>
+        <w:t xml:space="preserve"> </w:t>
+      </w:r>
+      <w:hyperlink w:anchor="fig-prediction-contrast">
+        <w:r>
+          <w:rPr>
+            <w:rStyle w:val="Hyperlink"/>
+          </w:rPr>
+          <w:t xml:space="preserve">Figure 9</w:t>
+        </w:r>
+      </w:hyperlink>
+      <w:r>
+        <w:t xml:space="preserve">, the predicted signal-to-noise ratio (drift rate TRUE-FALSE) for both Novel and Learned faces increases as a function of face recognition ability, even when accounting for car recognition ability.</w:t>
+      </w:r>
+      <w:r>
+        <w:t xml:space="preserve"> </w:t>
+      </w:r>
+      <w:r>
+        <w:t xml:space="preserve">As shown in</w:t>
+      </w:r>
+      <w:r>
+        <w:t xml:space="preserve"> </w:t>
+      </w:r>
+      <w:hyperlink w:anchor="tbl-pred-contrast">
+        <w:r>
+          <w:rPr>
+            <w:rStyle w:val="Hyperlink"/>
+          </w:rPr>
+          <w:t xml:space="preserve">Table 6</w:t>
+        </w:r>
+      </w:hyperlink>
+      <w:r>
+        <w:t xml:space="preserve">, these predicted intervals do not overlap with zero.</w:t>
+      </w:r>
+      <w:r>
+        <w:t xml:space="preserve"> </w:t>
+      </w:r>
+      <w:r>
+        <w:t xml:space="preserve">In summary, as people get better at recognizing faces, their ability to accumulate signal and ignoring noisy information in order to recognize Learned faces and to reject Novel faces increases.</w:t>
+      </w:r>
+    </w:p>
+    <w:tbl>
+      <w:tblPr>
+        <w:tblStyle w:val="Table"/>
+        <w:tblW w:type="pct" w:w="5000"/>
+        <w:tblLayout w:type="fixed"/>
+        <w:tblLook w:firstRow="0" w:lastRow="0" w:firstColumn="0" w:lastColumn="0" w:noHBand="0" w:noVBand="0" w:val="0000"/>
+      </w:tblPr>
+      <w:tblGrid>
+        <w:gridCol w:w="7920"/>
+      </w:tblGrid>
+      <w:tr>
+        <w:tc>
+          <w:tcPr/>
+          <w:tbl>
+            <w:tblPr>
+              <w:tblStyle w:val="Table"/>
+              <w:tblW w:type="pct" w:w="5000"/>
+              <w:tblLayout w:type="fixed"/>
+              <w:tblLook w:firstRow="0" w:lastRow="0" w:firstColumn="0" w:lastColumn="0" w:noHBand="0" w:noVBand="0" w:val="0000"/>
+            </w:tblPr>
+            <w:tblGrid>
+              <w:gridCol w:w="7920"/>
+            </w:tblGrid>
+            <w:tr>
+              <w:tc>
+                <w:tcPr/>
+                <w:bookmarkStart w:id="91" w:name="fig-prediction-contrast"/>
+                <w:p>
+                  <w:pPr>
+                    <w:pStyle w:val="Compact"/>
+                    <w:jc w:val="center"/>
+                    <w:jc w:val="left"/>
+                  </w:pPr>
+                  <w:r>
+                    <w:drawing>
+                      <wp:inline>
+                        <wp:extent cx="5334000" cy="3733800"/>
+                        <wp:effectExtent b="0" l="0" r="0" t="0"/>
+                        <wp:docPr descr="" title="" id="89" name="Picture"/>
+                        <a:graphic>
+                          <a:graphicData uri="http://schemas.openxmlformats.org/drawingml/2006/picture">
+                            <pic:pic>
+                              <pic:nvPicPr>
+                                <pic:cNvPr descr="manuscript_files/figure-docx/fig-prediction-contrast-1.svg" id="90" name="Picture"/>
+                                <pic:cNvPicPr>
+                                  <a:picLocks noChangeArrowheads="1" noChangeAspect="1"/>
+                                </pic:cNvPicPr>
+                              </pic:nvPicPr>
+                              <pic:blipFill>
+                                <a:blip>
+                                  <a:extLst>
+                                    <a:ext uri="{28A0092B-C50C-407E-A947-70E740481C1C}">
+                                      <a14:useLocalDpi xmlns:a14="http://schemas.microsoft.com/office/drawing/2010/main" val="0"/>
+                                    </a:ext>
+                                    <a:ext uri="{96DAC541-7B7A-43D3-8B79-37D633B846F1}">
+                                      <asvg:svgBlip xmlns:asvg="http://schemas.microsoft.com/office/drawing/2016/SVG/main" r:embed="rId88"/>
+                                    </a:ext>
+                                  </a:extLst>
+                                </a:blip>
+                                <a:stretch>
+                                  <a:fillRect/>
+                                </a:stretch>
+                              </pic:blipFill>
+                              <pic:spPr bwMode="auto">
+                                <a:xfrm>
+                                  <a:off x="0" y="0"/>
+                                  <a:ext cx="5334000" cy="3733800"/>
+                                </a:xfrm>
+                                <a:prstGeom prst="rect">
+                                  <a:avLst/>
+                                </a:prstGeom>
+                                <a:noFill/>
+                                <a:ln w="9525">
+                                  <a:noFill/>
+                                  <a:headEnd/>
+                                  <a:tailEnd/>
+                                </a:ln>
+                              </pic:spPr>
+                            </pic:pic>
+                          </a:graphicData>
+                        </a:graphic>
+                      </wp:inline>
+                    </w:drawing>
+                  </w:r>
+                </w:p>
+                <w:p>
+                  <w:pPr>
+                    <w:jc w:val="center"/>
+                    <w:jc w:val="left"/>
+                  </w:pPr>
+                  <w:pPr>
+                    <w:jc w:val="left"/>
+                    <w:spacing w:before="200"/>
+                    <w:pStyle w:val="ImageCaption"/>
+                  </w:pPr>
+                  <w:r>
+                    <w:t xml:space="preserve">Figure 9: Predicted drift rate values (TRUE-FALSE) from face recognition ability scores for a) Face model and b) Face and Car model</w:t>
+                  </w:r>
+                </w:p>
+                <w:bookmarkEnd w:id="91"/>
+              </w:tc>
+            </w:tr>
+          </w:tbl>
+          <w:p/>
+        </w:tc>
+      </w:tr>
+    </w:tbl>
+    <w:tbl>
+      <w:tblPr>
+        <w:tblStyle w:val="Table"/>
+        <w:tblW w:type="pct" w:w="5000"/>
+        <w:tblLayout w:type="fixed"/>
+        <w:tblLook w:firstRow="0" w:lastRow="0" w:firstColumn="0" w:lastColumn="0" w:noHBand="0" w:noVBand="0" w:val="0000"/>
+      </w:tblPr>
+      <w:tblGrid>
+        <w:gridCol w:w="7920"/>
+      </w:tblGrid>
+      <w:tr>
+        <w:tc>
+          <w:tcPr/>
+          <w:bookmarkStart w:id="92" w:name="tbl-pred-contrast"/>
+          <w:p>
+            <w:pPr>
+              <w:jc w:val="center"/>
+            </w:pPr>
+            <w:pPr>
+              <w:jc w:val="left"/>
+              <w:spacing w:before="200"/>
+              <w:pStyle w:val="ImageCaption"/>
+            </w:pPr>
+            <w:r>
+              <w:t xml:space="preserve">Table 6: Estimates and 95% quantile intervals of the predicted drift rate values slope (TRUE-FALSE) from face recognition ability scores</w:t>
+            </w:r>
+          </w:p>
+          <w:tbl>
+            <w:tblPr>
+              <w:tblStyle w:val="Table"/>
+              <w:tblW w:type="pct" w:w="4810"/>
+              <w:tblLayout w:type="fixed"/>
+              <w:tblLook w:firstRow="1" w:lastRow="0" w:firstColumn="0" w:lastColumn="0" w:noHBand="0" w:noVBand="0" w:val="0020"/>
+            </w:tblPr>
+            <w:tblGrid>
+              <w:gridCol w:w="2036"/>
+              <w:gridCol w:w="980"/>
+              <w:gridCol w:w="1206"/>
+              <w:gridCol w:w="1131"/>
+              <w:gridCol w:w="1131"/>
+              <w:gridCol w:w="1131"/>
+            </w:tblGrid>
+            <w:tr>
+              <w:trPr>
+                <w:tblHeader w:val="on"/>
+              </w:trPr>
+              <w:tc>
+                <w:tcPr/>
+                <w:p>
+                  <w:pPr>
+                    <w:pStyle w:val="Compact"/>
+                    <w:jc w:val="center"/>
+                  </w:pPr>
+                  <w:r>
+                    <w:rPr>
+                      <w:b/>
+                      <w:bCs/>
+                    </w:rPr>
+                    <w:t xml:space="preserve">Parameter</w:t>
+                  </w:r>
+                </w:p>
+              </w:tc>
+              <w:tc>
+                <w:tcPr/>
+                <w:p>
+                  <w:pPr>
+                    <w:pStyle w:val="Compact"/>
+                    <w:jc w:val="center"/>
+                  </w:pPr>
+                  <w:r>
+                    <w:rPr>
+                      <w:b/>
+                      <w:bCs/>
+                    </w:rPr>
+                    <w:t xml:space="preserve">Model</w:t>
+                  </w:r>
+                </w:p>
+              </w:tc>
+              <w:tc>
+                <w:tcPr/>
+                <w:p>
+                  <w:pPr>
+                    <w:pStyle w:val="Compact"/>
+                    <w:jc w:val="center"/>
+                  </w:pPr>
+                  <w:r>
+                    <w:rPr>
+                      <w:b/>
+                      <w:bCs/>
+                    </w:rPr>
+                    <w:t xml:space="preserve">Condition</w:t>
+                  </w:r>
+                </w:p>
+              </w:tc>
+              <w:tc>
+                <w:tcPr/>
+                <w:p>
+                  <w:pPr>
+                    <w:pStyle w:val="Compact"/>
+                    <w:jc w:val="center"/>
+                  </w:pPr>
+                  <w:r>
+                    <w:rPr>
+                      <w:b/>
+                      <w:bCs/>
+                    </w:rPr>
+                    <w:t xml:space="preserve">Estimate</w:t>
+                  </w:r>
+                </w:p>
+              </w:tc>
+              <w:tc>
+                <w:tcPr/>
+                <w:p>
+                  <w:pPr>
+                    <w:pStyle w:val="Compact"/>
+                    <w:jc w:val="center"/>
+                  </w:pPr>
+                  <w:r>
+                    <w:rPr>
+                      <w:b/>
+                      <w:bCs/>
+                    </w:rPr>
+                    <w:t xml:space="preserve">l-95% CI</w:t>
+                  </w:r>
+                </w:p>
+              </w:tc>
+              <w:tc>
+                <w:tcPr/>
+                <w:p>
+                  <w:pPr>
+                    <w:pStyle w:val="Compact"/>
+                    <w:jc w:val="center"/>
+                  </w:pPr>
+                  <w:r>
+                    <w:rPr>
+                      <w:b/>
+                      <w:bCs/>
+                    </w:rPr>
+                    <w:t xml:space="preserve">u-95% CI</w:t>
+                  </w:r>
+                </w:p>
+              </w:tc>
+            </w:tr>
+            <w:tr>
+              <w:tc>
+                <w:tcPr/>
+                <w:p>
+                  <w:pPr>
+                    <w:pStyle w:val="Compact"/>
+                    <w:jc w:val="center"/>
+                  </w:pPr>
+                  <w:r>
+                    <w:t xml:space="preserve">Drift slope (TRUE−FALSE)</w:t>
+                  </w:r>
+                </w:p>
+              </w:tc>
+              <w:tc>
+                <w:tcPr/>
+                <w:p>
+                  <w:pPr>
+                    <w:pStyle w:val="Compact"/>
+                    <w:jc w:val="center"/>
+                  </w:pPr>
+                  <w:r>
+                    <w:t xml:space="preserve">Face</w:t>
+                  </w:r>
+                </w:p>
+              </w:tc>
+              <w:tc>
+                <w:tcPr/>
+                <w:p>
+                  <w:pPr>
+                    <w:pStyle w:val="Compact"/>
+                    <w:jc w:val="center"/>
+                  </w:pPr>
+                  <w:r>
+                    <w:t xml:space="preserve">Learned</w:t>
+                  </w:r>
+                </w:p>
+              </w:tc>
+              <w:tc>
+                <w:tcPr/>
+                <w:p>
+                  <w:pPr>
+                    <w:pStyle w:val="Compact"/>
+                    <w:jc w:val="center"/>
+                  </w:pPr>
+                  <w:r>
+                    <w:t xml:space="preserve">0.0086</w:t>
+                  </w:r>
+                </w:p>
+              </w:tc>
+              <w:tc>
+                <w:tcPr/>
+                <w:p>
+                  <w:pPr>
+                    <w:pStyle w:val="Compact"/>
+                    <w:jc w:val="center"/>
+                  </w:pPr>
+                  <w:r>
+                    <w:t xml:space="preserve">0.0036</w:t>
+                  </w:r>
+                </w:p>
+              </w:tc>
+              <w:tc>
+                <w:tcPr/>
+                <w:p>
+                  <w:pPr>
+                    <w:pStyle w:val="Compact"/>
+                    <w:jc w:val="center"/>
+                  </w:pPr>
+                  <w:r>
+                    <w:t xml:space="preserve">0.0135</w:t>
+                  </w:r>
+                </w:p>
+              </w:tc>
+            </w:tr>
+            <w:tr>
+              <w:tc>
+                <w:tcPr/>
+                <w:p>
+                  <w:pPr>
+                    <w:pStyle w:val="Compact"/>
+                    <w:jc w:val="center"/>
+                  </w:pPr>
+                  <w:r>
+                    <w:t xml:space="preserve">Drift slope (TRUE−FALSE)</w:t>
+                  </w:r>
+                </w:p>
+              </w:tc>
+              <w:tc>
+                <w:tcPr/>
+                <w:p>
+                  <w:pPr>
+                    <w:pStyle w:val="Compact"/>
+                    <w:jc w:val="center"/>
+                  </w:pPr>
+                  <w:r>
+                    <w:t xml:space="preserve">Face</w:t>
+                  </w:r>
+                </w:p>
+              </w:tc>
+              <w:tc>
+                <w:tcPr/>
+                <w:p>
+                  <w:pPr>
+                    <w:pStyle w:val="Compact"/>
+                    <w:jc w:val="center"/>
+                  </w:pPr>
+                  <w:r>
+                    <w:t xml:space="preserve">Novel</w:t>
+                  </w:r>
+                </w:p>
+              </w:tc>
+              <w:tc>
+                <w:tcPr/>
+                <w:p>
+                  <w:pPr>
+                    <w:pStyle w:val="Compact"/>
+                    <w:jc w:val="center"/>
+                  </w:pPr>
+                  <w:r>
+                    <w:t xml:space="preserve">0.0144</w:t>
+                  </w:r>
+                </w:p>
+              </w:tc>
+              <w:tc>
+                <w:tcPr/>
+                <w:p>
+                  <w:pPr>
+                    <w:pStyle w:val="Compact"/>
+                    <w:jc w:val="center"/>
+                  </w:pPr>
+                  <w:r>
+                    <w:t xml:space="preserve">0.0094</w:t>
+                  </w:r>
+                </w:p>
+              </w:tc>
+              <w:tc>
+                <w:tcPr/>
+                <w:p>
+                  <w:pPr>
+                    <w:pStyle w:val="Compact"/>
+                    <w:jc w:val="center"/>
+                  </w:pPr>
+                  <w:r>
+                    <w:t xml:space="preserve">0.0194</w:t>
+                  </w:r>
+                </w:p>
+              </w:tc>
+            </w:tr>
+            <w:tr>
+              <w:tc>
+                <w:tcPr/>
+                <w:p>
+                  <w:pPr>
+                    <w:pStyle w:val="Compact"/>
+                    <w:jc w:val="center"/>
+                  </w:pPr>
+                  <w:r>
+                    <w:t xml:space="preserve">Drift slope (TRUE−FALSE)</w:t>
+                  </w:r>
+                </w:p>
+              </w:tc>
+              <w:tc>
+                <w:tcPr/>
+                <w:p>
+                  <w:pPr>
+                    <w:pStyle w:val="Compact"/>
+                    <w:jc w:val="center"/>
+                  </w:pPr>
+                  <w:r>
+                    <w:t xml:space="preserve">Face + Car</w:t>
+                  </w:r>
+                </w:p>
+              </w:tc>
+              <w:tc>
+                <w:tcPr/>
+                <w:p>
+                  <w:pPr>
+                    <w:pStyle w:val="Compact"/>
+                    <w:jc w:val="center"/>
+                  </w:pPr>
+                  <w:r>
+                    <w:t xml:space="preserve">Learned</w:t>
+                  </w:r>
+                </w:p>
+              </w:tc>
+              <w:tc>
+                <w:tcPr/>
+                <w:p>
+                  <w:pPr>
+                    <w:pStyle w:val="Compact"/>
+                    <w:jc w:val="center"/>
+                  </w:pPr>
+                  <w:r>
+                    <w:t xml:space="preserve">0.0092</w:t>
+                  </w:r>
+                </w:p>
+              </w:tc>
+              <w:tc>
+                <w:tcPr/>
+                <w:p>
+                  <w:pPr>
+                    <w:pStyle w:val="Compact"/>
+                    <w:jc w:val="center"/>
+                  </w:pPr>
+                  <w:r>
+                    <w:t xml:space="preserve">0.0041</w:t>
+                  </w:r>
+                </w:p>
+              </w:tc>
+              <w:tc>
+                <w:tcPr/>
+                <w:p>
+                  <w:pPr>
+                    <w:pStyle w:val="Compact"/>
+                    <w:jc w:val="center"/>
+                  </w:pPr>
+                  <w:r>
+                    <w:t xml:space="preserve">0.0144</w:t>
+                  </w:r>
+                </w:p>
+              </w:tc>
+            </w:tr>
+            <w:tr>
+              <w:tc>
+                <w:tcPr/>
+                <w:p>
+                  <w:pPr>
+                    <w:pStyle w:val="Compact"/>
+                    <w:jc w:val="center"/>
+                  </w:pPr>
+                  <w:r>
+                    <w:t xml:space="preserve">Drift slope (TRUE−FALSE)</w:t>
+                  </w:r>
+                </w:p>
+              </w:tc>
+              <w:tc>
+                <w:tcPr/>
+                <w:p>
+                  <w:pPr>
+                    <w:pStyle w:val="Compact"/>
+                    <w:jc w:val="center"/>
+                  </w:pPr>
+                  <w:r>
+                    <w:t xml:space="preserve">Face + Car</w:t>
+                  </w:r>
+                </w:p>
+              </w:tc>
+              <w:tc>
+                <w:tcPr/>
+                <w:p>
+                  <w:pPr>
+                    <w:pStyle w:val="Compact"/>
+                    <w:jc w:val="center"/>
+                  </w:pPr>
+                  <w:r>
+                    <w:t xml:space="preserve">Novel</w:t>
+                  </w:r>
+                </w:p>
+              </w:tc>
+              <w:tc>
+                <w:tcPr/>
+                <w:p>
+                  <w:pPr>
+                    <w:pStyle w:val="Compact"/>
+                    <w:jc w:val="center"/>
+                  </w:pPr>
+                  <w:r>
+                    <w:t xml:space="preserve">0.0129</w:t>
+                  </w:r>
+                </w:p>
+              </w:tc>
+              <w:tc>
+                <w:tcPr/>
+                <w:p>
+                  <w:pPr>
+                    <w:pStyle w:val="Compact"/>
+                    <w:jc w:val="center"/>
+                  </w:pPr>
+                  <w:r>
+                    <w:t xml:space="preserve">0.0078</w:t>
+                  </w:r>
+                </w:p>
+              </w:tc>
+              <w:tc>
+                <w:tcPr/>
+                <w:p>
+                  <w:pPr>
+                    <w:pStyle w:val="Compact"/>
+                    <w:jc w:val="center"/>
+                  </w:pPr>
+                  <w:r>
+                    <w:t xml:space="preserve">0.0179</w:t>
+                  </w:r>
+                </w:p>
+              </w:tc>
+            </w:tr>
+          </w:tbl>
+          <w:bookmarkEnd w:id="92"/>
+          <w:p/>
+        </w:tc>
+      </w:tr>
+    </w:tbl>
+    <w:bookmarkEnd w:id="93"/>
+    <w:bookmarkEnd w:id="94"/>
+    <w:bookmarkStart w:id="95" w:name="discussion"/>
     <w:p>
       <w:pPr>
         <w:pStyle w:val="Heading1"/>
@@ -5981,70 +6802,342 @@
       <w:pPr>
         <w:pStyle w:val="FirstParagraph"/>
       </w:pPr>
+      <w:r>
+        <w:t xml:space="preserve">Although accurate recognition of other people is a fundamental ability that guides social behaviour, we currently have a rather limited understanding of the cognitive and computational processes that support such abilities.</w:t>
+      </w:r>
+      <w:r>
+        <w:t xml:space="preserve"> </w:t>
+      </w:r>
+      <w:r>
+        <w:t xml:space="preserve">Using a computational model of decision-making, our results show that higher face recognition ability is associated with multiple latent parameters that subserve face recognition, including the ability to extract meaningful information from a face, as well as the tendency to respond in a more cautious manner.</w:t>
+      </w:r>
+      <w:r>
+        <w:t xml:space="preserve"> </w:t>
+      </w:r>
+      <w:r>
+        <w:t xml:space="preserve">In the following, we situate these findings in the context of the expertise and face recognition literatures, and we comment on the strengths and weaknesses of the approach more generally.</w:t>
+      </w:r>
+    </w:p>
+    <w:p>
+      <w:pPr>
+        <w:pStyle w:val="BodyText"/>
+      </w:pPr>
+      <w:r>
+        <w:t xml:space="preserve">The drift rate results suggest that people who are generally better at recognising faces simultaneously accumulate more signal and less noise from the stimulus, and thus they have a higher drift rate discrimination between true and false accumulators.</w:t>
+      </w:r>
+      <w:r>
+        <w:t xml:space="preserve"> </w:t>
+      </w:r>
+      <w:r>
+        <w:t xml:space="preserve">These findings are in accordance with previous expertise from a range of domains that showed that expertise effects are primarily and consistently due to better information extraction</w:t>
+      </w:r>
+      <w:r>
+        <w:t xml:space="preserve"> </w:t>
+      </w:r>
+      <w:r>
+        <w:t xml:space="preserve">(Dutilh et al. 2009, 2011; Litchfield and Donovan 2017; Parker et al. 2026; Reinhartz et al. 2023; Thompson et al. 2013; Van Der Gijp et al. 2014)</w:t>
+      </w:r>
+      <w:r>
+        <w:t xml:space="preserve">.</w:t>
+      </w:r>
+      <w:r>
+        <w:t xml:space="preserve"> </w:t>
+      </w:r>
+      <w:r>
+        <w:t xml:space="preserve">The size of the association (slope) between face recognition ability and drift rate discrimination appeared to be largely invariant to whether the face was visually familiar or entirely novel.</w:t>
+      </w:r>
+      <w:r>
+        <w:t xml:space="preserve"> </w:t>
+      </w:r>
+      <w:r>
+        <w:t xml:space="preserve">Indeed, although the overall drift rate difference was higher for novel than learned faces, which replicates our prior experimental work</w:t>
+      </w:r>
+      <w:r>
+        <w:t xml:space="preserve"> </w:t>
+      </w:r>
+      <w:r>
+        <w:t xml:space="preserve">(Fournier et al. 2026)</w:t>
+      </w:r>
+      <w:r>
+        <w:t xml:space="preserve">, the association across participants was largely similar.</w:t>
+      </w:r>
+      <w:r>
+        <w:t xml:space="preserve"> </w:t>
+      </w:r>
+      <w:r>
+        <w:t xml:space="preserve">This suggests that, at least in this task configuration using visual familiarity, greater face recognition ability was approximately equally beneficial to accumulating signal and filtering noise.</w:t>
+      </w:r>
+    </w:p>
+    <w:p>
+      <w:pPr>
+        <w:pStyle w:val="BodyText"/>
+      </w:pPr>
+      <w:r>
+        <w:t xml:space="preserve">The drift rate results also appeared to be largely similar when we adjusted our regression model for a more general, and non-social measure of perceptual ability (car recognition).</w:t>
+      </w:r>
+      <w:r>
+        <w:t xml:space="preserve"> </w:t>
+      </w:r>
+      <w:r>
+        <w:t xml:space="preserve">This suggests that the relationships we observed between drift rate and face recognition ability cannot easily be explained by a general perceptual ability that generalises to non-social categories.</w:t>
+      </w:r>
+      <w:r>
+        <w:t xml:space="preserve"> </w:t>
+      </w:r>
+      <w:r>
+        <w:t xml:space="preserve">Instead, we suggest that the association is, at least partly, tied to face processing per se, and thus to some degree reflective of a domain-specific process tied the face recognition.</w:t>
+      </w:r>
+    </w:p>
+    <w:p>
+      <w:pPr>
+        <w:pStyle w:val="BodyText"/>
+      </w:pPr>
+      <w:r>
+        <w:t xml:space="preserve">In addition to drift rate discrimination, face recognition ability was also positively associated with response caution.</w:t>
+      </w:r>
+      <w:r>
+        <w:t xml:space="preserve"> </w:t>
+      </w:r>
+      <w:r>
+        <w:t xml:space="preserve">Previous studies have shown that confidence is itself a decision variable used to regulate future behaviour</w:t>
+      </w:r>
+      <w:r>
+        <w:t xml:space="preserve"> </w:t>
+      </w:r>
+      <w:r>
+        <w:t xml:space="preserve">(Fleming et al. 2018; Folke et al. 2016)</w:t>
+      </w:r>
+      <w:r>
+        <w:t xml:space="preserve">.</w:t>
+      </w:r>
+      <w:r>
+        <w:t xml:space="preserve"> </w:t>
+      </w:r>
+      <w:r>
+        <w:t xml:space="preserve">The positive association between the threshold parameter and face recognition ability could reflect a better estimation of the task difficulty for people with higher face recognition ability, whose response caution is increased to ensure a better performance given the task demands.</w:t>
+      </w:r>
+      <w:r>
+        <w:t xml:space="preserve"> </w:t>
+      </w:r>
+      <w:r>
+        <w:t xml:space="preserve">Whether better recognisers strategically adjust their response caution during the task, or whether this modulation reflects a more automatic process, remains unknown and would require fitting computational models in which the response threshold can vary across trials.</w:t>
+      </w:r>
+      <w:r>
+        <w:t xml:space="preserve"> </w:t>
+      </w:r>
+      <w:r>
+        <w:t xml:space="preserve">Nonetheless, our results suggest that high face recognition ability does not only predict a better ability to extract meaningful information for the recognition success but also predict a greater response caution.</w:t>
+      </w:r>
+    </w:p>
+    <w:p>
+      <w:pPr>
+        <w:pStyle w:val="BodyText"/>
+      </w:pPr>
+      <w:r>
+        <w:t xml:space="preserve">More broadly, by combining approaches from experimental, differential and mathematical psychology, we move the research field into a new direction, which we feel has many benefits for understanding the cognitive processes involved in social perception and cognition more generally.</w:t>
+      </w:r>
+      <w:r>
+        <w:t xml:space="preserve"> </w:t>
+      </w:r>
+      <w:r>
+        <w:t xml:space="preserve">Rather than focus on manifest / observed measures</w:t>
+      </w:r>
+      <w:r>
+        <w:t xml:space="preserve"> </w:t>
+      </w:r>
+      <w:r>
+        <w:t xml:space="preserve">(McCaffery et al. 2018; Noyes et al. 2018)</w:t>
+      </w:r>
+      <w:r>
+        <w:t xml:space="preserve">, we are able to more directly probe which psychological constructs of the decision-making process best describe different patterns of performance between participants</w:t>
+      </w:r>
+      <w:r>
+        <w:t xml:space="preserve"> </w:t>
+      </w:r>
+      <w:r>
+        <w:t xml:space="preserve">(Alister et al. 2024; Evans and Wagenmakers 2019)</w:t>
+      </w:r>
+      <w:r>
+        <w:t xml:space="preserve">.</w:t>
+      </w:r>
+      <w:r>
+        <w:t xml:space="preserve"> </w:t>
+      </w:r>
+      <w:r>
+        <w:t xml:space="preserve">This has knock-on consequences for the development of theories and the specification of hypotheses by being clearer and more specific about the cognitive and computational processes that support face recognition ability.</w:t>
+      </w:r>
+      <w:r>
+        <w:t xml:space="preserve"> </w:t>
+      </w:r>
+      <w:r>
+        <w:t xml:space="preserve">For example, cognitive models of face perception</w:t>
+      </w:r>
+      <w:r>
+        <w:t xml:space="preserve"> </w:t>
+      </w:r>
+      <w:r>
+        <w:t xml:space="preserve">(Bruce and Young 1986)</w:t>
+      </w:r>
+      <w:r>
+        <w:t xml:space="preserve"> </w:t>
+      </w:r>
+      <w:r>
+        <w:t xml:space="preserve">could incorporate computational mechanisms involved in face recognition and how these mechanisms vary as a function of face recognition ability.</w:t>
+      </w:r>
+      <w:r>
+        <w:t xml:space="preserve"> </w:t>
+      </w:r>
+      <w:r>
+        <w:t xml:space="preserve">Future research could test whether these associations between recognition ability and computational mechanisms (signal-to-noise and response caution) extend to the ends of the ability spectrum, by comparing subgroups of recognisers such as individuals with prosopagnosia and super-recognisers.</w:t>
+      </w:r>
+      <w:r>
+        <w:t xml:space="preserve"> </w:t>
+      </w:r>
+      <w:r>
+        <w:t xml:space="preserve">Such work would clarify whether the computational mechanisms operate similarly across the entire range of face recognition ability or whether the extremes reflect qualitatively different processes, and would thereby constrain how theories account for individual differences in face recognition.</w:t>
+      </w:r>
+    </w:p>
+    <w:p>
+      <w:pPr>
+        <w:pStyle w:val="BodyText"/>
+      </w:pPr>
+      <w:r>
+        <w:t xml:space="preserve">Although our primary aim was to investigate how face recognition ability predicts computational processes involved in face perception, we conducted exploratory analyses using car recognition ability as a comparison.</w:t>
+      </w:r>
+      <w:r>
+        <w:t xml:space="preserve"> </w:t>
+      </w:r>
+      <w:r>
+        <w:t xml:space="preserve">Car recognition ability positively predicted drift rate for novel faces but not for learned faces, and unlike face recognition ability, it did not predict the discrimination between TRUE and FALSE drift rates for learned faces.</w:t>
+      </w:r>
+      <w:r>
+        <w:t xml:space="preserve"> </w:t>
+      </w:r>
+      <w:r>
+        <w:t xml:space="preserve">These findings suggest that car and face recognition abilities relate differently to the computational processes underlying face recognition.</w:t>
+      </w:r>
+      <w:r>
+        <w:t xml:space="preserve"> </w:t>
+      </w:r>
+      <w:r>
+        <w:t xml:space="preserve">We speculate that this pattern may reflect differences in information processing: object recognition relies primarily on featural processing, whereas face recognition increasingly integrates configural processing as faces become familiar</w:t>
+      </w:r>
+      <w:r>
+        <w:t xml:space="preserve"> </w:t>
+      </w:r>
+      <w:r>
+        <w:t xml:space="preserve">(Cabeza and Kato 2000; Madole and Cohen 1995; Schwaninger et al. 2002; Tversky and Hemenway 1984)</w:t>
+      </w:r>
+      <w:r>
+        <w:t xml:space="preserve">.</w:t>
+      </w:r>
+      <w:r>
+        <w:t xml:space="preserve"> </w:t>
+      </w:r>
+      <w:r>
+        <w:t xml:space="preserve">Featural processing alone may support evidence accumulation for novel face recognition while also introducing noise, whereas combining featural and configural processing may enhance meaningful evidence accumulation and reduce detrimental noise.</w:t>
+      </w:r>
+      <w:r>
+        <w:t xml:space="preserve"> </w:t>
+      </w:r>
+      <w:r>
+        <w:t xml:space="preserve">Future research should test whether these distinct associations reflect differences in underlying processing mechanisms.</w:t>
+      </w:r>
+    </w:p>
+    <w:p>
+      <w:pPr>
+        <w:pStyle w:val="BodyText"/>
+      </w:pPr>
+      <w:r>
+        <w:t xml:space="preserve">We have already outlined how our approach has many strengths that add value to our understanding of the face recognition process, but we also want to acknowledge several limitations.</w:t>
+      </w:r>
+      <w:r>
+        <w:t xml:space="preserve"> </w:t>
+      </w:r>
+      <w:r>
+        <w:t xml:space="preserve">First, the number of trials per cell of the design influences the validity and precision of how model parameters are estimated</w:t>
+      </w:r>
+      <w:r>
+        <w:t xml:space="preserve"> </w:t>
+      </w:r>
+      <w:r>
+        <w:t xml:space="preserve">(Alexandrowicz and Gula 2020; Lerche et al. 2017; Wagenmakers et al. 2007)</w:t>
+      </w:r>
+      <w:r>
+        <w:t xml:space="preserve">.</w:t>
+      </w:r>
+      <w:r>
+        <w:t xml:space="preserve"> </w:t>
+      </w:r>
+      <w:r>
+        <w:t xml:space="preserve">Our design (90 trials per condition) followed the minimum recommendations to apply EAM</w:t>
+      </w:r>
+      <w:r>
+        <w:t xml:space="preserve"> </w:t>
+      </w:r>
+      <w:r>
+        <w:t xml:space="preserve">(Lüken et al. 2025)</w:t>
+      </w:r>
+      <w:r>
+        <w:t xml:space="preserve">, and we showed a clear replication of our prior experimental work</w:t>
+      </w:r>
+      <w:r>
+        <w:t xml:space="preserve"> </w:t>
+      </w:r>
+      <w:r>
+        <w:t xml:space="preserve">(Fournier et al. 2026)</w:t>
+      </w:r>
+      <w:r>
+        <w:t xml:space="preserve">, which is re-assuring.</w:t>
+      </w:r>
+      <w:r>
+        <w:t xml:space="preserve"> </w:t>
+      </w:r>
+      <w:r>
+        <w:t xml:space="preserve">Nonetheless, adding more trials per condition (e.g., 200 per condition;</w:t>
+      </w:r>
+      <w:r>
+        <w:t xml:space="preserve"> </w:t>
+      </w:r>
+      <w:r>
+        <w:t xml:space="preserve">Boag et al.</w:t>
+      </w:r>
+      <w:r>
+        <w:t xml:space="preserve"> </w:t>
+      </w:r>
+      <w:r>
+        <w:t xml:space="preserve">(2025)</w:t>
+      </w:r>
+      <w:r>
+        <w:t xml:space="preserve">) would have increased the robustness of our parameter estimates.</w:t>
+      </w:r>
+      <w:r>
+        <w:t xml:space="preserve"> </w:t>
+      </w:r>
+      <w:r>
+        <w:t xml:space="preserve">Second, the associations that we observed were all relatively small (i.e., the highest</w:t>
+      </w:r>
+      <w:r>
+        <w:t xml:space="preserve"> </w:t>
+      </w:r>
       <w:r>
         <w:rPr>
           <w:i/>
           <w:iCs/>
         </w:rPr>
-        <w:t xml:space="preserve">Paragraph 1: Opening paragraph</w:t>
-      </w:r>
-    </w:p>
-    <w:p>
-      <w:pPr>
-        <w:pStyle w:val="BodyText"/>
-      </w:pPr>
-      <w:r>
-        <w:t xml:space="preserve">This project combined approaches from experimental, differential and mathematical psychology to investigate individual differences in the computational processes that support face recognition.</w:t>
-      </w:r>
-      <w:r>
-        <w:t xml:space="preserve"> </w:t>
-      </w:r>
-      <w:r>
-        <w:t xml:space="preserve">We show that face recognition ability is positively associated with the rate of evidence accumulation (drift rate parameter) for both learned and novel faces, as well as the response caution (threshold parameter) for learned faces.</w:t>
-      </w:r>
-      <w:r>
-        <w:t xml:space="preserve"> </w:t>
-      </w:r>
-      <w:r>
-        <w:t xml:space="preserve">Further analyses showed that this pattern of results does not appear to reflect a more general object recognition ability, and thus the observed relationship may be partially specific to processing faces.</w:t>
-      </w:r>
-      <w:r>
-        <w:t xml:space="preserve"> </w:t>
-      </w:r>
-      <w:r>
-        <w:t xml:space="preserve">More generally, these findings extend past work on face perception by showing that there is value to be gained by estimating how expertise in face recognition shapes the latent computational processes that support a key dimension of everyday social interactions.</w:t>
-      </w:r>
-    </w:p>
-    <w:p>
-      <w:pPr>
-        <w:pStyle w:val="BodyText"/>
-      </w:pPr>
-      <w:r>
-        <w:rPr>
-          <w:i/>
-          <w:iCs/>
-        </w:rPr>
-        <w:t xml:space="preserve">Paragraph 2: Drift rate</w:t>
-      </w:r>
-    </w:p>
-    <w:p>
-      <w:pPr>
-        <w:pStyle w:val="BodyText"/>
-      </w:pPr>
-      <w:r>
-        <w:t xml:space="preserve">Variation in face recognition ability had a multifaceted impact on parameters in our decision-making model, such that drift rate and threshold were both positively associated with face recognition ability.</w:t>
-      </w:r>
-      <w:r>
-        <w:t xml:space="preserve"> </w:t>
-      </w:r>
-      <w:r>
-        <w:t xml:space="preserve">The drift rate results suggest that people who are generally better at recognizing faces accumulates more recognition signal and are more capable to ignore noisy information coming from the stimulus.</w:t>
-      </w:r>
-      <w:r>
-        <w:t xml:space="preserve"> </w:t>
-      </w:r>
-      <w:r>
-        <w:t xml:space="preserve">Our findings are, therefore, in accordance with previous research that showed that expertise effects are primarily due to a better information extraction</w:t>
+        <w:t xml:space="preserve">r</w:t>
+      </w:r>
+      <w:r>
+        <w:t xml:space="preserve"> </w:t>
+      </w:r>
+      <w:r>
+        <w:t xml:space="preserve">value was 0.24), which could open one up to sampling variability issues.</w:t>
+      </w:r>
+      <w:r>
+        <w:t xml:space="preserve"> </w:t>
+      </w:r>
+      <w:r>
+        <w:t xml:space="preserve">However, the effects, especially for drift rate, were consistent with previous findings on expertise effects, which provides some conceptual confidence that the results can be interpreted inline with prior work</w:t>
       </w:r>
       <w:r>
         <w:t xml:space="preserve"> </w:t>
@@ -6055,290 +7148,62 @@
       <w:r>
         <w:t xml:space="preserve">.</w:t>
       </w:r>
-      <w:r>
-        <w:t xml:space="preserve"> </w:t>
-      </w:r>
-      <w:r>
-        <w:t xml:space="preserve">We extend these findings by showing that these effects are not limited to differences between smaller subgroups of experts and novices at the edge of the face recognition distributions, but they concern variation in the general population as well.</w:t>
-      </w:r>
-    </w:p>
-    <w:p>
-      <w:pPr>
-        <w:pStyle w:val="BodyText"/>
-      </w:pPr>
-      <w:r>
-        <w:rPr>
-          <w:i/>
-          <w:iCs/>
-        </w:rPr>
-        <w:t xml:space="preserve">Para 3: caution</w:t>
-      </w:r>
-    </w:p>
-    <w:p>
-      <w:pPr>
-        <w:pStyle w:val="BodyText"/>
-      </w:pPr>
-      <w:r>
-        <w:t xml:space="preserve">Regarding response caution, previous studies have shown that confidence is itself a decision variable used to regulate future behavior</w:t>
-      </w:r>
-      <w:r>
-        <w:t xml:space="preserve"> </w:t>
-      </w:r>
-      <w:r>
-        <w:t xml:space="preserve">(Fleming et al. 2018; Folke et al. 2016)</w:t>
-      </w:r>
-      <w:r>
-        <w:t xml:space="preserve">.</w:t>
-      </w:r>
-      <w:r>
-        <w:t xml:space="preserve"> </w:t>
-      </w:r>
-      <w:r>
-        <w:t xml:space="preserve">The positive association between threshold and face recognition ability could reflect a better estimation of the task difficulty for people with higher face recognition ability, who voluntary increase their response caution to ensure a better performance given the task demands.</w:t>
-      </w:r>
-      <w:r>
-        <w:t xml:space="preserve"> </w:t>
-      </w:r>
-      <w:r>
-        <w:t xml:space="preserve">However, future research is required to confirm this suggestion.</w:t>
-      </w:r>
-      <w:r>
-        <w:t xml:space="preserve"> </w:t>
-      </w:r>
-      <w:r>
-        <w:t xml:space="preserve">Overall, our results suggest that not only does high face recognition ability predict a better ability to extract meaningful information for the recognition success but also predict the voluntary strategic decision of the subject to be more cautious.</w:t>
-      </w:r>
-    </w:p>
-    <w:p>
-      <w:pPr>
-        <w:pStyle w:val="BodyText"/>
-      </w:pPr>
-      <w:r>
-        <w:rPr>
-          <w:i/>
-          <w:iCs/>
-        </w:rPr>
-        <w:t xml:space="preserve">Paragraph 4: Theoretical implications for individual differences investigation</w:t>
-      </w:r>
-    </w:p>
-    <w:p>
-      <w:pPr>
-        <w:pStyle w:val="BodyText"/>
-      </w:pPr>
-      <w:r>
-        <w:t xml:space="preserve">Moving beyond manifest / observed measures to uncover novel insight into the structure of cognition and expertise in the domain of face perception.</w:t>
-      </w:r>
-      <w:r>
-        <w:t xml:space="preserve"> </w:t>
-      </w:r>
-      <w:r>
-        <w:t xml:space="preserve">Most differential studies in face processing have used test scores to estimate different abilities underlying face processing and investigated if these abilities were related to each other or to other predictors of interest</w:t>
-      </w:r>
-      <w:r>
-        <w:t xml:space="preserve"> </w:t>
-      </w:r>
-      <w:r>
-        <w:t xml:space="preserve">(McCaffery et al. 2018; Noyes et al. 2018)</w:t>
-      </w:r>
-      <w:r>
-        <w:t xml:space="preserve">.</w:t>
-      </w:r>
-      <w:r>
-        <w:t xml:space="preserve"> </w:t>
-      </w:r>
-      <w:r>
-        <w:t xml:space="preserve">Here we move this research field into a new direction, which feel has many benefits for understanding the cognitive processes involved in social perception and cognition more generally.</w:t>
-      </w:r>
-      <w:r>
-        <w:t xml:space="preserve"> </w:t>
-      </w:r>
-      <w:r>
-        <w:t xml:space="preserve">[[Raph - some more detail and depth here eventually - I can help. Just signposting for now]]</w:t>
-      </w:r>
-    </w:p>
-    <w:p>
-      <w:pPr>
-        <w:pStyle w:val="BodyText"/>
-      </w:pPr>
-      <w:r>
-        <w:rPr>
-          <w:i/>
-          <w:iCs/>
-        </w:rPr>
-        <w:t xml:space="preserve">Paragraph 5: Mentioning the object recognition ability correlations</w:t>
-      </w:r>
-      <w:r>
-        <w:t xml:space="preserve"> </w:t>
-      </w:r>
-      <w:r>
-        <w:t xml:space="preserve">Our main aim of this work was to investigate how face recognition ability predicts computational processes involved in face perception.</w:t>
-      </w:r>
-      <w:r>
-        <w:t xml:space="preserve"> </w:t>
-      </w:r>
-      <w:r>
-        <w:t xml:space="preserve">However, since we measured object (car) recognition ability in all participants, we decided to run some exploratory analyses using car recognition as a predictor to see how car and face recognition abilities may compare.</w:t>
-      </w:r>
-      <w:r>
-        <w:br/>
-      </w:r>
-      <w:r>
-        <w:t xml:space="preserve">Object recognition ability was positively correlated with drift face for novel faces, but not for learned faces.</w:t>
-      </w:r>
-      <w:r>
-        <w:t xml:space="preserve"> </w:t>
-      </w:r>
-      <w:r>
-        <w:t xml:space="preserve">Furthermore, object recognition did not predict the discrimination between TRUE and FALSE drift rate for learned faces, like face recognition ability does.</w:t>
-      </w:r>
-      <w:r>
-        <w:t xml:space="preserve"> </w:t>
-      </w:r>
-      <w:r>
-        <w:t xml:space="preserve">These exploratory analyses point towards a situation where variation in car recognition abilities shows a distinctly different relationship to the computational processes involved in face recognition.</w:t>
-      </w:r>
-    </w:p>
-    <w:p>
-      <w:pPr>
-        <w:pStyle w:val="BodyText"/>
-      </w:pPr>
-      <w:r>
-        <w:t xml:space="preserve">We speculate on the differences between car and recognition abilities, which may lead to this pattern of results, but stress that future work would need to confirm these proposals.</w:t>
-      </w:r>
-      <w:r>
-        <w:t xml:space="preserve"> </w:t>
-      </w:r>
-      <w:r>
-        <w:t xml:space="preserve">Object recognition is known to rely mostly on individual features processing, while face recognition combines featural and configural processing</w:t>
-      </w:r>
-      <w:r>
-        <w:t xml:space="preserve"> </w:t>
-      </w:r>
-      <w:r>
-        <w:t xml:space="preserve">(Cabeza and Kato 2000; Madole and Cohen 1995; Tversky and Hemenway 1984)</w:t>
-      </w:r>
-      <w:r>
-        <w:t xml:space="preserve">.</w:t>
-      </w:r>
-      <w:r>
-        <w:t xml:space="preserve"> </w:t>
-      </w:r>
-      <w:r>
-        <w:t xml:space="preserve">Novel face recognition relies more on feature information matching and, as a novel face becomes more familiar, the reliance on configural processing increases</w:t>
-      </w:r>
-      <w:r>
-        <w:t xml:space="preserve"> </w:t>
-      </w:r>
-      <w:r>
-        <w:t xml:space="preserve">(Schwaninger et al. 2002)</w:t>
-      </w:r>
-      <w:r>
-        <w:t xml:space="preserve">.</w:t>
-      </w:r>
-      <w:r>
-        <w:t xml:space="preserve"> </w:t>
-      </w:r>
-      <w:r>
-        <w:t xml:space="preserve">We suggest that relying on visual feature processing alone help to accumulate meaningful information for the recognition of visually familiar faces but also contribute to the accumulation of information detrimental to the recognition process (noise).</w:t>
-      </w:r>
-      <w:r>
-        <w:t xml:space="preserve"> </w:t>
-      </w:r>
-      <w:r>
-        <w:t xml:space="preserve">Whereas relying on both (visual information processing and holistic processing) seems to increase the accumulation of meaningful information while decreasing the noise coming from detrimental visual information to the recognition process.</w:t>
-      </w:r>
-      <w:r>
-        <w:t xml:space="preserve"> </w:t>
-      </w:r>
-      <w:r>
-        <w:t xml:space="preserve">Future research should investigate if the different patterns of associations between recognition abilities and latent components of the recognition process are related to different types of information processing.</w:t>
-      </w:r>
-    </w:p>
-    <w:p>
-      <w:pPr>
-        <w:pStyle w:val="BodyText"/>
-      </w:pPr>
-      <w:r>
-        <w:rPr>
-          <w:i/>
-          <w:iCs/>
-        </w:rPr>
-        <w:t xml:space="preserve">Paragraph 6: Limitations</w:t>
-      </w:r>
-      <w:r>
-        <w:t xml:space="preserve"> </w:t>
-      </w:r>
-      <w:r>
-        <w:t xml:space="preserve">Previous evidence accumulation model development studies have highlighted how the number of trials per cell of the design influences the validity and precision of how model parameters are estimated</w:t>
-      </w:r>
-      <w:r>
-        <w:t xml:space="preserve"> </w:t>
-      </w:r>
-      <w:r>
-        <w:t xml:space="preserve">(Alexandrowicz and Gula 2020; Lerche et al. 2017; Wagenmakers et al. 2007)</w:t>
-      </w:r>
-      <w:r>
-        <w:t xml:space="preserve">.</w:t>
-      </w:r>
-      <w:r>
-        <w:t xml:space="preserve"> </w:t>
-      </w:r>
-      <w:r>
-        <w:t xml:space="preserve">Our design (90 trials per condition) and control of error rates in our face recognition task followed the minimum recommendations to apply EAM</w:t>
-      </w:r>
-      <w:r>
-        <w:t xml:space="preserve"> </w:t>
-      </w:r>
-      <w:r>
-        <w:t xml:space="preserve">(Lüken et al. 2025)</w:t>
-      </w:r>
-      <w:r>
-        <w:t xml:space="preserve">.</w:t>
-      </w:r>
-      <w:r>
-        <w:t xml:space="preserve"> </w:t>
-      </w:r>
-      <w:r>
-        <w:t xml:space="preserve">Nonetheless, adding more trials per condition (e.g., 200 per condition;</w:t>
-      </w:r>
-      <w:r>
-        <w:t xml:space="preserve"> </w:t>
-      </w:r>
-      <w:r>
-        <w:t xml:space="preserve">Boag et al.</w:t>
-      </w:r>
-      <w:r>
-        <w:t xml:space="preserve"> </w:t>
-      </w:r>
-      <w:r>
-        <w:t xml:space="preserve">(2025)</w:t>
-      </w:r>
-      <w:r>
-        <w:t xml:space="preserve">) would have increased the robustness of our parameter estimates.</w:t>
-      </w:r>
-    </w:p>
-    <w:p>
-      <w:pPr>
-        <w:pStyle w:val="BodyText"/>
-      </w:pPr>
-      <w:r>
-        <w:t xml:space="preserve">Another limitation is the use of the Cambridge Car Memory Test as an estimate of object recognition ability.</w:t>
-      </w:r>
-      <w:r>
-        <w:t xml:space="preserve"> </w:t>
-      </w:r>
-      <w:r>
-        <w:t xml:space="preserve">While numerous studies have used this score for this motive (ref:), it can be argued like recognizing pictures of a specific object like cars might not encompass the depth and complexity of object recognition ability.</w:t>
-      </w:r>
-      <w:r>
-        <w:t xml:space="preserve"> </w:t>
-      </w:r>
-      <w:r>
-        <w:t xml:space="preserve">We decided to use this test because of the direct comparison it offers to the score of the Cambridge Face Memory Test as well the fact the instructions and task structure are almost identical in the two tests.</w:t>
-      </w:r>
-    </w:p>
-    <w:bookmarkStart w:id="207" w:name="refs"/>
-    <w:bookmarkStart w:id="112" w:name="X85896da987693e22ebec463e62bb7d48d4e914f"/>
+    </w:p>
+    <w:bookmarkEnd w:id="95"/>
+    <w:bookmarkStart w:id="223" w:name="conclusion"/>
+    <w:p>
+      <w:pPr>
+        <w:pStyle w:val="Heading1"/>
+      </w:pPr>
+      <w:r>
+        <w:t xml:space="preserve">Conclusion</w:t>
+      </w:r>
+    </w:p>
+    <w:p>
+      <w:pPr>
+        <w:pStyle w:val="FirstParagraph"/>
+      </w:pPr>
+      <w:r>
+        <w:t xml:space="preserve">Using a computational model of decision-making, we showed that face recognition ability in the general population is associated with multiple latent components of the recognition process.</w:t>
+      </w:r>
+      <w:r>
+        <w:t xml:space="preserve"> </w:t>
+      </w:r>
+      <w:r>
+        <w:t xml:space="preserve">Better recognisers extracted more diagnostic information from faces, reflected in greater drift rate discrimination for both learned and novel faces, in line with expertise effects reported in other domains.</w:t>
+      </w:r>
+      <w:r>
+        <w:t xml:space="preserve"> </w:t>
+      </w:r>
+      <w:r>
+        <w:t xml:space="preserve">This association was not easily explained by a general perceptual ability, which suggests it is at least partly tied to face processing itself.</w:t>
+      </w:r>
+      <w:r>
+        <w:t xml:space="preserve"> </w:t>
+      </w:r>
+      <w:r>
+        <w:t xml:space="preserve">Better recognisers also required more evidence before responding, which may reflect a better calibration to task demands.</w:t>
+      </w:r>
+      <w:r>
+        <w:t xml:space="preserve"> </w:t>
+      </w:r>
+      <w:r>
+        <w:t xml:space="preserve">Together, these findings suggest that individual differences in face recognition ability are reflected in distinct computational mechanisms of the decision process.</w:t>
+      </w:r>
+      <w:r>
+        <w:t xml:space="preserve"> </w:t>
+      </w:r>
+      <w:r>
+        <w:t xml:space="preserve">Identifying these mechanisms provides a more specific basis for theories of face recognition, and for testing whether they operate similarly across the full spectrum of the face recognition ability.</w:t>
+      </w:r>
+    </w:p>
+    <w:p>
+      <w:r>
+        <w:br w:type="page"/>
+      </w:r>
+    </w:p>
+    <w:bookmarkStart w:id="222" w:name="refs"/>
+    <w:bookmarkStart w:id="97" w:name="X85896da987693e22ebec463e62bb7d48d4e914f"/>
     <w:p>
       <w:pPr>
         <w:pStyle w:val="Bibliography"/>
@@ -6371,7 +7236,7 @@
       <w:r>
         <w:t xml:space="preserve"> </w:t>
       </w:r>
-      <w:hyperlink r:id="rId111">
+      <w:hyperlink r:id="rId96">
         <w:r>
           <w:rPr>
             <w:rStyle w:val="Hyperlink"/>
@@ -6383,8 +7248,54 @@
         <w:t xml:space="preserve">.</w:t>
       </w:r>
     </w:p>
-    <w:bookmarkEnd w:id="112"/>
-    <w:bookmarkStart w:id="114" w:name="ref-boagExpertGuidePlanning2025"/>
+    <w:bookmarkEnd w:id="97"/>
+    <w:bookmarkStart w:id="99" w:name="ref-alister2024Gaze"/>
+    <w:p>
+      <w:pPr>
+        <w:pStyle w:val="Bibliography"/>
+      </w:pPr>
+      <w:r>
+        <w:t xml:space="preserve">Alister, M, T McKay K, K Sewell D, and J Evans N. 2024.</w:t>
+      </w:r>
+      <w:r>
+        <w:t xml:space="preserve"> </w:t>
+      </w:r>
+      <w:r>
+        <w:t xml:space="preserve">“Uncovering the Cognitive Mechanisms Underlying the Gaze Cueing Effect.”</w:t>
+      </w:r>
+      <w:r>
+        <w:t xml:space="preserve"> </w:t>
+      </w:r>
+      <w:r>
+        <w:rPr>
+          <w:i/>
+          <w:iCs/>
+        </w:rPr>
+        <w:t xml:space="preserve">Quarterly Journal of Experimental Psychology</w:t>
+      </w:r>
+      <w:r>
+        <w:t xml:space="preserve"> </w:t>
+      </w:r>
+      <w:r>
+        <w:t xml:space="preserve">77 (4): 803–27.</w:t>
+      </w:r>
+      <w:r>
+        <w:t xml:space="preserve"> </w:t>
+      </w:r>
+      <w:hyperlink r:id="rId98">
+        <w:r>
+          <w:rPr>
+            <w:rStyle w:val="Hyperlink"/>
+          </w:rPr>
+          <w:t xml:space="preserve">https://doi.org/10.1177/17470218231181238</w:t>
+        </w:r>
+      </w:hyperlink>
+      <w:r>
+        <w:t xml:space="preserve">.</w:t>
+      </w:r>
+    </w:p>
+    <w:bookmarkEnd w:id="99"/>
+    <w:bookmarkStart w:id="101" w:name="ref-boagExpertGuidePlanning2025"/>
     <w:p>
       <w:pPr>
         <w:pStyle w:val="Bibliography"/>
@@ -6420,7 +7331,7 @@
       <w:r>
         <w:t xml:space="preserve"> </w:t>
       </w:r>
-      <w:hyperlink r:id="rId113">
+      <w:hyperlink r:id="rId100">
         <w:r>
           <w:rPr>
             <w:rStyle w:val="Hyperlink"/>
@@ -6432,8 +7343,8 @@
         <w:t xml:space="preserve">.</w:t>
       </w:r>
     </w:p>
-    <w:bookmarkEnd w:id="114"/>
-    <w:bookmarkStart w:id="116" w:name="Xfa7c6fc1e0b06226de21f34f2730db56036d1fb"/>
+    <w:bookmarkEnd w:id="101"/>
+    <w:bookmarkStart w:id="103" w:name="Xfa7c6fc1e0b06226de21f34f2730db56036d1fb"/>
     <w:p>
       <w:pPr>
         <w:pStyle w:val="Bibliography"/>
@@ -6466,7 +7377,7 @@
       <w:r>
         <w:t xml:space="preserve"> </w:t>
       </w:r>
-      <w:hyperlink r:id="rId115">
+      <w:hyperlink r:id="rId102">
         <w:r>
           <w:rPr>
             <w:rStyle w:val="Hyperlink"/>
@@ -6478,8 +7389,8 @@
         <w:t xml:space="preserve">.</w:t>
       </w:r>
     </w:p>
-    <w:bookmarkEnd w:id="116"/>
-    <w:bookmarkStart w:id="118" w:name="ref-brownSimplestCompleteModel2008"/>
+    <w:bookmarkEnd w:id="103"/>
+    <w:bookmarkStart w:id="105" w:name="ref-brownSimplestCompleteModel2008"/>
     <w:p>
       <w:pPr>
         <w:pStyle w:val="Bibliography"/>
@@ -6512,7 +7423,7 @@
       <w:r>
         <w:t xml:space="preserve"> </w:t>
       </w:r>
-      <w:hyperlink r:id="rId117">
+      <w:hyperlink r:id="rId104">
         <w:r>
           <w:rPr>
             <w:rStyle w:val="Hyperlink"/>
@@ -6524,8 +7435,168 @@
         <w:t xml:space="preserve">.</w:t>
       </w:r>
     </w:p>
-    <w:bookmarkEnd w:id="118"/>
-    <w:bookmarkStart w:id="120" w:name="ref-burtonGlasgowFaceMatching2010"/>
+    <w:bookmarkEnd w:id="105"/>
+    <w:bookmarkStart w:id="107" w:name="ref-bruce1986understanding"/>
+    <w:p>
+      <w:pPr>
+        <w:pStyle w:val="Bibliography"/>
+      </w:pPr>
+      <w:r>
+        <w:t xml:space="preserve">Bruce, Vicki, and Andrew Young. 1986.</w:t>
+      </w:r>
+      <w:r>
+        <w:t xml:space="preserve"> </w:t>
+      </w:r>
+      <w:r>
+        <w:t xml:space="preserve">“Understanding Face Recognition.”</w:t>
+      </w:r>
+      <w:r>
+        <w:t xml:space="preserve"> </w:t>
+      </w:r>
+      <w:r>
+        <w:rPr>
+          <w:i/>
+          <w:iCs/>
+        </w:rPr>
+        <w:t xml:space="preserve">British Journal of Psychology</w:t>
+      </w:r>
+      <w:r>
+        <w:t xml:space="preserve"> </w:t>
+      </w:r>
+      <w:r>
+        <w:t xml:space="preserve">77 (3): 305–27.</w:t>
+      </w:r>
+      <w:r>
+        <w:t xml:space="preserve"> </w:t>
+      </w:r>
+      <w:hyperlink r:id="rId106">
+        <w:r>
+          <w:rPr>
+            <w:rStyle w:val="Hyperlink"/>
+          </w:rPr>
+          <w:t xml:space="preserve">https://doi.org/10.1111/j.2044-8295.1986.tb02199.x</w:t>
+        </w:r>
+      </w:hyperlink>
+      <w:r>
+        <w:t xml:space="preserve">.</w:t>
+      </w:r>
+    </w:p>
+    <w:bookmarkEnd w:id="107"/>
+    <w:bookmarkStart w:id="109" w:name="ref-brms"/>
+    <w:p>
+      <w:pPr>
+        <w:pStyle w:val="Bibliography"/>
+      </w:pPr>
+      <w:r>
+        <w:t xml:space="preserve">Bürkner, Paul-Christian. 2017.</w:t>
+      </w:r>
+      <w:r>
+        <w:t xml:space="preserve"> </w:t>
+      </w:r>
+      <w:r>
+        <w:rPr>
+          <w:i/>
+          <w:iCs/>
+        </w:rPr>
+        <w:t xml:space="preserve">Brms</w:t>
+      </w:r>
+      <w:r>
+        <w:rPr>
+          <w:i/>
+          <w:iCs/>
+        </w:rPr>
+        <w:t xml:space="preserve">: An</w:t>
+      </w:r>
+      <w:r>
+        <w:rPr>
+          <w:i/>
+          <w:iCs/>
+        </w:rPr>
+        <w:t xml:space="preserve"> </w:t>
+      </w:r>
+      <w:r>
+        <w:rPr>
+          <w:i/>
+          <w:iCs/>
+        </w:rPr>
+        <w:t xml:space="preserve">r</w:t>
+      </w:r>
+      <w:r>
+        <w:rPr>
+          <w:i/>
+          <w:iCs/>
+        </w:rPr>
+        <w:t xml:space="preserve"> </w:t>
+      </w:r>
+      <w:r>
+        <w:rPr>
+          <w:i/>
+          <w:iCs/>
+        </w:rPr>
+        <w:t xml:space="preserve">Package for</w:t>
+      </w:r>
+      <w:r>
+        <w:rPr>
+          <w:i/>
+          <w:iCs/>
+        </w:rPr>
+        <w:t xml:space="preserve"> </w:t>
+      </w:r>
+      <w:r>
+        <w:rPr>
+          <w:i/>
+          <w:iCs/>
+        </w:rPr>
+        <w:t xml:space="preserve">Bayesian</w:t>
+      </w:r>
+      <w:r>
+        <w:rPr>
+          <w:i/>
+          <w:iCs/>
+        </w:rPr>
+        <w:t xml:space="preserve"> </w:t>
+      </w:r>
+      <w:r>
+        <w:rPr>
+          <w:i/>
+          <w:iCs/>
+        </w:rPr>
+        <w:t xml:space="preserve">Multilevel Models Using</w:t>
+      </w:r>
+      <w:r>
+        <w:rPr>
+          <w:i/>
+          <w:iCs/>
+        </w:rPr>
+        <w:t xml:space="preserve"> </w:t>
+      </w:r>
+      <w:r>
+        <w:rPr>
+          <w:i/>
+          <w:iCs/>
+        </w:rPr>
+        <w:t xml:space="preserve">Stan</w:t>
+      </w:r>
+      <w:r>
+        <w:t xml:space="preserve">. 80.</w:t>
+      </w:r>
+      <w:r>
+        <w:t xml:space="preserve"> </w:t>
+      </w:r>
+      <w:hyperlink r:id="rId108">
+        <w:r>
+          <w:rPr>
+            <w:rStyle w:val="Hyperlink"/>
+          </w:rPr>
+          <w:t xml:space="preserve">https://doi.org/10.18637/jss.v080.i01</w:t>
+        </w:r>
+      </w:hyperlink>
+      <w:r>
+        <w:t xml:space="preserve">.</w:t>
+      </w:r>
+    </w:p>
+    <w:bookmarkEnd w:id="109"/>
+    <w:bookmarkStart w:id="111" w:name="ref-burtonGlasgowFaceMatching2010"/>
     <w:p>
       <w:pPr>
         <w:pStyle w:val="Bibliography"/>
@@ -6558,7 +7629,7 @@
       <w:r>
         <w:t xml:space="preserve"> </w:t>
       </w:r>
-      <w:hyperlink r:id="rId119">
+      <w:hyperlink r:id="rId110">
         <w:r>
           <w:rPr>
             <w:rStyle w:val="Hyperlink"/>
@@ -6570,8 +7641,8 @@
         <w:t xml:space="preserve">.</w:t>
       </w:r>
     </w:p>
-    <w:bookmarkEnd w:id="120"/>
-    <w:bookmarkStart w:id="122" w:name="ref-cabezaFeaturesAreAlso2000"/>
+    <w:bookmarkEnd w:id="111"/>
+    <w:bookmarkStart w:id="113" w:name="ref-cabezaFeaturesAreAlso2000"/>
     <w:p>
       <w:pPr>
         <w:pStyle w:val="Bibliography"/>
@@ -6604,7 +7675,7 @@
       <w:r>
         <w:t xml:space="preserve"> </w:t>
       </w:r>
-      <w:hyperlink r:id="rId121">
+      <w:hyperlink r:id="rId112">
         <w:r>
           <w:rPr>
             <w:rStyle w:val="Hyperlink"/>
@@ -6616,8 +7687,8 @@
         <w:t xml:space="preserve">.</w:t>
       </w:r>
     </w:p>
-    <w:bookmarkEnd w:id="122"/>
-    <w:bookmarkStart w:id="124" w:name="ref-cummingNewStatisticsWhy2014"/>
+    <w:bookmarkEnd w:id="113"/>
+    <w:bookmarkStart w:id="115" w:name="ref-cummingNewStatisticsWhy2014"/>
     <w:p>
       <w:pPr>
         <w:pStyle w:val="Bibliography"/>
@@ -6650,7 +7721,7 @@
       <w:r>
         <w:t xml:space="preserve"> </w:t>
       </w:r>
-      <w:hyperlink r:id="rId123">
+      <w:hyperlink r:id="rId114">
         <w:r>
           <w:rPr>
             <w:rStyle w:val="Hyperlink"/>
@@ -6662,8 +7733,8 @@
         <w:t xml:space="preserve">.</w:t>
       </w:r>
     </w:p>
-    <w:bookmarkEnd w:id="124"/>
-    <w:bookmarkStart w:id="126" w:name="ref-webmorph"/>
+    <w:bookmarkEnd w:id="115"/>
+    <w:bookmarkStart w:id="117" w:name="ref-webmorph"/>
     <w:p>
       <w:pPr>
         <w:pStyle w:val="Bibliography"/>
@@ -6687,7 +7758,7 @@
       <w:r>
         <w:t xml:space="preserve"> </w:t>
       </w:r>
-      <w:hyperlink r:id="rId125">
+      <w:hyperlink r:id="rId116">
         <w:r>
           <w:rPr>
             <w:rStyle w:val="Hyperlink"/>
@@ -6699,8 +7770,8 @@
         <w:t xml:space="preserve">.</w:t>
       </w:r>
     </w:p>
-    <w:bookmarkEnd w:id="126"/>
-    <w:bookmarkStart w:id="128" w:name="ref-dennettFaceAftereffectsPredict2012"/>
+    <w:bookmarkEnd w:id="117"/>
+    <w:bookmarkStart w:id="119" w:name="ref-dennettFaceAftereffectsPredict2012"/>
     <w:p>
       <w:pPr>
         <w:pStyle w:val="Bibliography"/>
@@ -6733,7 +7804,7 @@
       <w:r>
         <w:t xml:space="preserve"> </w:t>
       </w:r>
-      <w:hyperlink r:id="rId127">
+      <w:hyperlink r:id="rId118">
         <w:r>
           <w:rPr>
             <w:rStyle w:val="Hyperlink"/>
@@ -6745,8 +7816,8 @@
         <w:t xml:space="preserve">.</w:t>
       </w:r>
     </w:p>
-    <w:bookmarkEnd w:id="128"/>
-    <w:bookmarkStart w:id="130" w:name="ref-dennettCambridgeCarMemory2012"/>
+    <w:bookmarkEnd w:id="119"/>
+    <w:bookmarkStart w:id="121" w:name="ref-dennettCambridgeCarMemory2012"/>
     <w:p>
       <w:pPr>
         <w:pStyle w:val="Bibliography"/>
@@ -6779,7 +7850,7 @@
       <w:r>
         <w:t xml:space="preserve"> </w:t>
       </w:r>
-      <w:hyperlink r:id="rId129">
+      <w:hyperlink r:id="rId120">
         <w:r>
           <w:rPr>
             <w:rStyle w:val="Hyperlink"/>
@@ -6791,8 +7862,8 @@
         <w:t xml:space="preserve">.</w:t>
       </w:r>
     </w:p>
-    <w:bookmarkEnd w:id="130"/>
-    <w:bookmarkStart w:id="132" w:name="ref-dobelProsopagnosiaApparentCause2007"/>
+    <w:bookmarkEnd w:id="121"/>
+    <w:bookmarkStart w:id="123" w:name="ref-dobelProsopagnosiaApparentCause2007"/>
     <w:p>
       <w:pPr>
         <w:pStyle w:val="Bibliography"/>
@@ -6825,7 +7896,7 @@
       <w:r>
         <w:t xml:space="preserve"> </w:t>
       </w:r>
-      <w:hyperlink r:id="rId131">
+      <w:hyperlink r:id="rId122">
         <w:r>
           <w:rPr>
             <w:rStyle w:val="Hyperlink"/>
@@ -6837,8 +7908,8 @@
         <w:t xml:space="preserve">.</w:t>
       </w:r>
     </w:p>
-    <w:bookmarkEnd w:id="132"/>
-    <w:bookmarkStart w:id="134" w:name="ref-donkinGettingMoreAccuracy2009"/>
+    <w:bookmarkEnd w:id="123"/>
+    <w:bookmarkStart w:id="125" w:name="ref-donkinGettingMoreAccuracy2009"/>
     <w:p>
       <w:pPr>
         <w:pStyle w:val="Bibliography"/>
@@ -6871,7 +7942,7 @@
       <w:r>
         <w:t xml:space="preserve"> </w:t>
       </w:r>
-      <w:hyperlink r:id="rId133">
+      <w:hyperlink r:id="rId124">
         <w:r>
           <w:rPr>
             <w:rStyle w:val="Hyperlink"/>
@@ -6883,8 +7954,8 @@
         <w:t xml:space="preserve">.</w:t>
       </w:r>
     </w:p>
-    <w:bookmarkEnd w:id="134"/>
-    <w:bookmarkStart w:id="136" w:name="ref-dowsettUnfamiliarFaceMatching2015"/>
+    <w:bookmarkEnd w:id="125"/>
+    <w:bookmarkStart w:id="127" w:name="ref-dowsettUnfamiliarFaceMatching2015"/>
     <w:p>
       <w:pPr>
         <w:pStyle w:val="Bibliography"/>
@@ -6917,7 +7988,7 @@
       <w:r>
         <w:t xml:space="preserve"> </w:t>
       </w:r>
-      <w:hyperlink r:id="rId135">
+      <w:hyperlink r:id="rId126">
         <w:r>
           <w:rPr>
             <w:rStyle w:val="Hyperlink"/>
@@ -6929,8 +8000,8 @@
         <w:t xml:space="preserve">.</w:t>
       </w:r>
     </w:p>
-    <w:bookmarkEnd w:id="136"/>
-    <w:bookmarkStart w:id="138" w:name="ref-duchaineCambridgeFaceMemory2006"/>
+    <w:bookmarkEnd w:id="127"/>
+    <w:bookmarkStart w:id="129" w:name="ref-duchaineCambridgeFaceMemory2006"/>
     <w:p>
       <w:pPr>
         <w:pStyle w:val="Bibliography"/>
@@ -6963,7 +8034,7 @@
       <w:r>
         <w:t xml:space="preserve"> </w:t>
       </w:r>
-      <w:hyperlink r:id="rId137">
+      <w:hyperlink r:id="rId128">
         <w:r>
           <w:rPr>
             <w:rStyle w:val="Hyperlink"/>
@@ -6975,8 +8046,143 @@
         <w:t xml:space="preserve">.</w:t>
       </w:r>
     </w:p>
-    <w:bookmarkEnd w:id="138"/>
-    <w:bookmarkStart w:id="140" w:name="ref-flemingNeuralMediatorsChanges2018"/>
+    <w:bookmarkEnd w:id="129"/>
+    <w:bookmarkStart w:id="131" w:name="ref-dutilh2011task"/>
+    <w:p>
+      <w:pPr>
+        <w:pStyle w:val="Bibliography"/>
+      </w:pPr>
+      <w:r>
+        <w:t xml:space="preserve">Dutilh, Gilles, Angelos-Miltiadis Krypotos, and Eric-Jan Wagenmakers. 2011.</w:t>
+      </w:r>
+      <w:r>
+        <w:t xml:space="preserve"> </w:t>
+      </w:r>
+      <w:r>
+        <w:t xml:space="preserve">“Task-Related Versus Stimulus-Specific Practice.”</w:t>
+      </w:r>
+      <w:r>
+        <w:t xml:space="preserve"> </w:t>
+      </w:r>
+      <w:r>
+        <w:rPr>
+          <w:i/>
+          <w:iCs/>
+        </w:rPr>
+        <w:t xml:space="preserve">Experimental Psychology</w:t>
+      </w:r>
+      <w:r>
+        <w:t xml:space="preserve"> </w:t>
+      </w:r>
+      <w:r>
+        <w:t xml:space="preserve">58 (6): 434–42.</w:t>
+      </w:r>
+      <w:r>
+        <w:t xml:space="preserve"> </w:t>
+      </w:r>
+      <w:hyperlink r:id="rId130">
+        <w:r>
+          <w:rPr>
+            <w:rStyle w:val="Hyperlink"/>
+          </w:rPr>
+          <w:t xml:space="preserve">https://doi.org/10.1027/1618-3169/a000111</w:t>
+        </w:r>
+      </w:hyperlink>
+      <w:r>
+        <w:t xml:space="preserve">.</w:t>
+      </w:r>
+    </w:p>
+    <w:bookmarkEnd w:id="131"/>
+    <w:bookmarkStart w:id="133" w:name="ref-dutilh2009diffusion"/>
+    <w:p>
+      <w:pPr>
+        <w:pStyle w:val="Bibliography"/>
+      </w:pPr>
+      <w:r>
+        <w:t xml:space="preserve">Dutilh, Gilles, Joachim Vandekerckhove, Francis Tuerlinckx, and Eric-Jan Wagenmakers. 2009.</w:t>
+      </w:r>
+      <w:r>
+        <w:t xml:space="preserve"> </w:t>
+      </w:r>
+      <w:r>
+        <w:t xml:space="preserve">“A Diffusion Model Decomposition of the Practice Effect.”</w:t>
+      </w:r>
+      <w:r>
+        <w:t xml:space="preserve"> </w:t>
+      </w:r>
+      <w:r>
+        <w:rPr>
+          <w:i/>
+          <w:iCs/>
+        </w:rPr>
+        <w:t xml:space="preserve">Psychonomic Bulletin &amp; Review</w:t>
+      </w:r>
+      <w:r>
+        <w:t xml:space="preserve"> </w:t>
+      </w:r>
+      <w:r>
+        <w:t xml:space="preserve">16 (6): 1026–36.</w:t>
+      </w:r>
+      <w:r>
+        <w:t xml:space="preserve"> </w:t>
+      </w:r>
+      <w:hyperlink r:id="rId132">
+        <w:r>
+          <w:rPr>
+            <w:rStyle w:val="Hyperlink"/>
+          </w:rPr>
+          <w:t xml:space="preserve">https://doi.org/10.3758/16.6.1026</w:t>
+        </w:r>
+      </w:hyperlink>
+      <w:r>
+        <w:t xml:space="preserve">.</w:t>
+      </w:r>
+    </w:p>
+    <w:bookmarkEnd w:id="133"/>
+    <w:bookmarkStart w:id="135" w:name="ref-evans2019evidence"/>
+    <w:p>
+      <w:pPr>
+        <w:pStyle w:val="Bibliography"/>
+      </w:pPr>
+      <w:r>
+        <w:t xml:space="preserve">Evans, Nathan J., and Eric-Jan Wagenmakers. 2019.</w:t>
+      </w:r>
+      <w:r>
+        <w:t xml:space="preserve"> </w:t>
+      </w:r>
+      <w:r>
+        <w:t xml:space="preserve">“Evidence Accumulation Models: Current Limitations and Future Directions.”</w:t>
+      </w:r>
+      <w:r>
+        <w:t xml:space="preserve"> </w:t>
+      </w:r>
+      <w:r>
+        <w:rPr>
+          <w:i/>
+          <w:iCs/>
+        </w:rPr>
+        <w:t xml:space="preserve">PsyArXiv</w:t>
+      </w:r>
+      <w:r>
+        <w:t xml:space="preserve">, ahead of print, May.</w:t>
+      </w:r>
+      <w:r>
+        <w:t xml:space="preserve"> </w:t>
+      </w:r>
+      <w:hyperlink r:id="rId134">
+        <w:r>
+          <w:rPr>
+            <w:rStyle w:val="Hyperlink"/>
+          </w:rPr>
+          <w:t xml:space="preserve">https://doi.org/10.31234/osf.io/74df9</w:t>
+        </w:r>
+      </w:hyperlink>
+      <w:r>
+        <w:t xml:space="preserve">.</w:t>
+      </w:r>
+    </w:p>
+    <w:bookmarkEnd w:id="135"/>
+    <w:bookmarkStart w:id="137" w:name="ref-flemingNeuralMediatorsChanges2018"/>
     <w:p>
       <w:pPr>
         <w:pStyle w:val="Bibliography"/>
@@ -7009,7 +8215,7 @@
       <w:r>
         <w:t xml:space="preserve"> </w:t>
       </w:r>
-      <w:hyperlink r:id="rId139">
+      <w:hyperlink r:id="rId136">
         <w:r>
           <w:rPr>
             <w:rStyle w:val="Hyperlink"/>
@@ -7021,8 +8227,8 @@
         <w:t xml:space="preserve">.</w:t>
       </w:r>
     </w:p>
-    <w:bookmarkEnd w:id="140"/>
-    <w:bookmarkStart w:id="142" w:name="X155ad0b02b8ed6bdf470674e9c3a2b9a0c2b061"/>
+    <w:bookmarkEnd w:id="137"/>
+    <w:bookmarkStart w:id="139" w:name="X155ad0b02b8ed6bdf470674e9c3a2b9a0c2b061"/>
     <w:p>
       <w:pPr>
         <w:pStyle w:val="Bibliography"/>
@@ -7055,7 +8261,7 @@
       <w:r>
         <w:t xml:space="preserve"> </w:t>
       </w:r>
-      <w:hyperlink r:id="rId141">
+      <w:hyperlink r:id="rId138">
         <w:r>
           <w:rPr>
             <w:rStyle w:val="Hyperlink"/>
@@ -7067,8 +8273,51 @@
         <w:t xml:space="preserve">.</w:t>
       </w:r>
     </w:p>
-    <w:bookmarkEnd w:id="142"/>
-    <w:bookmarkStart w:id="144" w:name="X0f41da246442f3bfeff5f45b12ab8a297676005"/>
+    <w:bookmarkEnd w:id="139"/>
+    <w:bookmarkStart w:id="141" w:name="ref-fournier2026familiarity"/>
+    <w:p>
+      <w:pPr>
+        <w:pStyle w:val="Bibliography"/>
+      </w:pPr>
+      <w:r>
+        <w:t xml:space="preserve">Fournier, Raphaël, Paul Downing, and Richard Ramsey. 2026.</w:t>
+      </w:r>
+      <w:r>
+        <w:t xml:space="preserve"> </w:t>
+      </w:r>
+      <w:r>
+        <w:t xml:space="preserve">“How Does Familiarity Impact the Computational Processes That Support Face Recognition?”</w:t>
+      </w:r>
+      <w:r>
+        <w:t xml:space="preserve"> </w:t>
+      </w:r>
+      <w:r>
+        <w:rPr>
+          <w:i/>
+          <w:iCs/>
+        </w:rPr>
+        <w:t xml:space="preserve">PsyArXiv</w:t>
+      </w:r>
+      <w:r>
+        <w:t xml:space="preserve">, ahead of print, August.</w:t>
+      </w:r>
+      <w:r>
+        <w:t xml:space="preserve"> </w:t>
+      </w:r>
+      <w:hyperlink r:id="rId140">
+        <w:r>
+          <w:rPr>
+            <w:rStyle w:val="Hyperlink"/>
+          </w:rPr>
+          <w:t xml:space="preserve">https://doi.org/10.31234/osf.io/854t9_v1</w:t>
+        </w:r>
+      </w:hyperlink>
+      <w:r>
+        <w:t xml:space="preserve">.</w:t>
+      </w:r>
+    </w:p>
+    <w:bookmarkEnd w:id="141"/>
+    <w:bookmarkStart w:id="143" w:name="X0f41da246442f3bfeff5f45b12ab8a297676005"/>
     <w:p>
       <w:pPr>
         <w:pStyle w:val="Bibliography"/>
@@ -7101,7 +8350,7 @@
       <w:r>
         <w:t xml:space="preserve"> </w:t>
       </w:r>
-      <w:hyperlink r:id="rId143">
+      <w:hyperlink r:id="rId142">
         <w:r>
           <w:rPr>
             <w:rStyle w:val="Hyperlink"/>
@@ -7113,8 +8362,8 @@
         <w:t xml:space="preserve">.</w:t>
       </w:r>
     </w:p>
-    <w:bookmarkEnd w:id="144"/>
-    <w:bookmarkStart w:id="146" w:name="X94621933a4f3c7e4f99d8b1c58cab14164e6faa"/>
+    <w:bookmarkEnd w:id="143"/>
+    <w:bookmarkStart w:id="145" w:name="X94621933a4f3c7e4f99d8b1c58cab14164e6faa"/>
     <w:p>
       <w:pPr>
         <w:pStyle w:val="Bibliography"/>
@@ -7138,7 +8387,7 @@
       <w:r>
         <w:t xml:space="preserve"> </w:t>
       </w:r>
-      <w:hyperlink r:id="rId145">
+      <w:hyperlink r:id="rId144">
         <w:r>
           <w:rPr>
             <w:rStyle w:val="Hyperlink"/>
@@ -7150,8 +8399,8 @@
         <w:t xml:space="preserve">.</w:t>
       </w:r>
     </w:p>
-    <w:bookmarkEnd w:id="146"/>
-    <w:bookmarkStart w:id="148" w:name="ref-kruschkeBayesianDataAnalysis2018"/>
+    <w:bookmarkEnd w:id="145"/>
+    <w:bookmarkStart w:id="147" w:name="ref-kruschkeBayesianDataAnalysis2018"/>
     <w:p>
       <w:pPr>
         <w:pStyle w:val="Bibliography"/>
@@ -7184,7 +8433,7 @@
       <w:r>
         <w:t xml:space="preserve"> </w:t>
       </w:r>
-      <w:hyperlink r:id="rId147">
+      <w:hyperlink r:id="rId146">
         <w:r>
           <w:rPr>
             <w:rStyle w:val="Hyperlink"/>
@@ -7196,8 +8445,8 @@
         <w:t xml:space="preserve">.</w:t>
       </w:r>
     </w:p>
-    <w:bookmarkEnd w:id="148"/>
-    <w:bookmarkStart w:id="150" w:name="ref-lercheHowManyTrials2017"/>
+    <w:bookmarkEnd w:id="147"/>
+    <w:bookmarkStart w:id="149" w:name="ref-lercheHowManyTrials2017"/>
     <w:p>
       <w:pPr>
         <w:pStyle w:val="Bibliography"/>
@@ -7230,7 +8479,7 @@
       <w:r>
         <w:t xml:space="preserve"> </w:t>
       </w:r>
-      <w:hyperlink r:id="rId149">
+      <w:hyperlink r:id="rId148">
         <w:r>
           <w:rPr>
             <w:rStyle w:val="Hyperlink"/>
@@ -7242,8 +8491,8 @@
         <w:t xml:space="preserve">.</w:t>
       </w:r>
     </w:p>
-    <w:bookmarkEnd w:id="150"/>
-    <w:bookmarkStart w:id="152" w:name="X12c33f143e416783d128dfd0c531a85b18ff1d9"/>
+    <w:bookmarkEnd w:id="149"/>
+    <w:bookmarkStart w:id="151" w:name="X12c33f143e416783d128dfd0c531a85b18ff1d9"/>
     <w:p>
       <w:pPr>
         <w:pStyle w:val="Bibliography"/>
@@ -7279,7 +8528,7 @@
       <w:r>
         <w:t xml:space="preserve"> </w:t>
       </w:r>
-      <w:hyperlink r:id="rId151">
+      <w:hyperlink r:id="rId150">
         <w:r>
           <w:rPr>
             <w:rStyle w:val="Hyperlink"/>
@@ -7291,8 +8540,8 @@
         <w:t xml:space="preserve">.</w:t>
       </w:r>
     </w:p>
-    <w:bookmarkEnd w:id="152"/>
-    <w:bookmarkStart w:id="154" w:name="X364e921b4ec7db27ab54f6495943562f53a1ac5"/>
+    <w:bookmarkEnd w:id="151"/>
+    <w:bookmarkStart w:id="153" w:name="X364e921b4ec7db27ab54f6495943562f53a1ac5"/>
     <w:p>
       <w:pPr>
         <w:pStyle w:val="Bibliography"/>
@@ -7325,7 +8574,7 @@
       <w:r>
         <w:t xml:space="preserve"> </w:t>
       </w:r>
-      <w:hyperlink r:id="rId153">
+      <w:hyperlink r:id="rId152">
         <w:r>
           <w:rPr>
             <w:rStyle w:val="Hyperlink"/>
@@ -7337,8 +8586,8 @@
         <w:t xml:space="preserve">.</w:t>
       </w:r>
     </w:p>
-    <w:bookmarkEnd w:id="154"/>
-    <w:bookmarkStart w:id="156" w:name="Xee8eb84ccdd0459cd89aeb3347a0acbf374866f"/>
+    <w:bookmarkEnd w:id="153"/>
+    <w:bookmarkStart w:id="155" w:name="Xee8eb84ccdd0459cd89aeb3347a0acbf374866f"/>
     <w:p>
       <w:pPr>
         <w:pStyle w:val="Bibliography"/>
@@ -7380,7 +8629,7 @@
       <w:r>
         <w:t xml:space="preserve"> </w:t>
       </w:r>
-      <w:hyperlink r:id="rId155">
+      <w:hyperlink r:id="rId154">
         <w:r>
           <w:rPr>
             <w:rStyle w:val="Hyperlink"/>
@@ -7392,8 +8641,8 @@
         <w:t xml:space="preserve">.</w:t>
       </w:r>
     </w:p>
-    <w:bookmarkEnd w:id="156"/>
-    <w:bookmarkStart w:id="158" w:name="Xfecf777840125aebc84cf7d8100782c92e2aaf8"/>
+    <w:bookmarkEnd w:id="155"/>
+    <w:bookmarkStart w:id="157" w:name="Xfecf777840125aebc84cf7d8100782c92e2aaf8"/>
     <w:p>
       <w:pPr>
         <w:pStyle w:val="Bibliography"/>
@@ -7426,7 +8675,7 @@
       <w:r>
         <w:t xml:space="preserve"> </w:t>
       </w:r>
-      <w:hyperlink r:id="rId157">
+      <w:hyperlink r:id="rId156">
         <w:r>
           <w:rPr>
             <w:rStyle w:val="Hyperlink"/>
@@ -7438,8 +8687,8 @@
         <w:t xml:space="preserve">.</w:t>
       </w:r>
     </w:p>
-    <w:bookmarkEnd w:id="158"/>
-    <w:bookmarkStart w:id="160" w:name="ref-lyFlexibleEfficientHierarchical2017"/>
+    <w:bookmarkEnd w:id="157"/>
+    <w:bookmarkStart w:id="159" w:name="ref-lyFlexibleEfficientHierarchical2017"/>
     <w:p>
       <w:pPr>
         <w:pStyle w:val="Bibliography"/>
@@ -7475,7 +8724,7 @@
       <w:r>
         <w:t xml:space="preserve"> </w:t>
       </w:r>
-      <w:hyperlink r:id="rId159">
+      <w:hyperlink r:id="rId158">
         <w:r>
           <w:rPr>
             <w:rStyle w:val="Hyperlink"/>
@@ -7487,8 +8736,8 @@
         <w:t xml:space="preserve">.</w:t>
       </w:r>
     </w:p>
-    <w:bookmarkEnd w:id="160"/>
-    <w:bookmarkStart w:id="162" w:name="ref-madoleRoleObjectParts1995"/>
+    <w:bookmarkEnd w:id="159"/>
+    <w:bookmarkStart w:id="161" w:name="ref-madoleRoleObjectParts1995"/>
     <w:p>
       <w:pPr>
         <w:pStyle w:val="Bibliography"/>
@@ -7521,7 +8770,7 @@
       <w:r>
         <w:t xml:space="preserve"> </w:t>
       </w:r>
-      <w:hyperlink r:id="rId161">
+      <w:hyperlink r:id="rId160">
         <w:r>
           <w:rPr>
             <w:rStyle w:val="Hyperlink"/>
@@ -7533,8 +8782,8 @@
         <w:t xml:space="preserve">.</w:t>
       </w:r>
     </w:p>
-    <w:bookmarkEnd w:id="162"/>
-    <w:bookmarkStart w:id="164" w:name="X1efc7fd8570db51349887989b15006720b9e7ec"/>
+    <w:bookmarkEnd w:id="161"/>
+    <w:bookmarkStart w:id="163" w:name="X1efc7fd8570db51349887989b15006720b9e7ec"/>
     <w:p>
       <w:pPr>
         <w:pStyle w:val="Bibliography"/>
@@ -7567,7 +8816,7 @@
       <w:r>
         <w:t xml:space="preserve"> </w:t>
       </w:r>
-      <w:hyperlink r:id="rId163">
+      <w:hyperlink r:id="rId162">
         <w:r>
           <w:rPr>
             <w:rStyle w:val="Hyperlink"/>
@@ -7579,8 +8828,8 @@
         <w:t xml:space="preserve">.</w:t>
       </w:r>
     </w:p>
-    <w:bookmarkEnd w:id="164"/>
-    <w:bookmarkStart w:id="166" w:name="X6e0b4f19c532138040331e05620ecdf325452b6"/>
+    <w:bookmarkEnd w:id="163"/>
+    <w:bookmarkStart w:id="165" w:name="X6e0b4f19c532138040331e05620ecdf325452b6"/>
     <w:p>
       <w:pPr>
         <w:pStyle w:val="Bibliography"/>
@@ -7613,7 +8862,7 @@
       <w:r>
         <w:t xml:space="preserve"> </w:t>
       </w:r>
-      <w:hyperlink r:id="rId165">
+      <w:hyperlink r:id="rId164">
         <w:r>
           <w:rPr>
             <w:rStyle w:val="Hyperlink"/>
@@ -7625,8 +8874,8 @@
         <w:t xml:space="preserve">.</w:t>
       </w:r>
     </w:p>
-    <w:bookmarkEnd w:id="166"/>
-    <w:bookmarkStart w:id="168" w:name="Xd291082069468dd06d3e48a212c6a46296aa17c"/>
+    <w:bookmarkEnd w:id="165"/>
+    <w:bookmarkStart w:id="167" w:name="Xd291082069468dd06d3e48a212c6a46296aa17c"/>
     <w:p>
       <w:pPr>
         <w:pStyle w:val="Bibliography"/>
@@ -7659,7 +8908,7 @@
       <w:r>
         <w:t xml:space="preserve"> </w:t>
       </w:r>
-      <w:hyperlink r:id="rId167">
+      <w:hyperlink r:id="rId166">
         <w:r>
           <w:rPr>
             <w:rStyle w:val="Hyperlink"/>
@@ -7671,8 +8920,8 @@
         <w:t xml:space="preserve">.</w:t>
       </w:r>
     </w:p>
-    <w:bookmarkEnd w:id="168"/>
-    <w:bookmarkStart w:id="170" w:name="Xbfcaea294babdc460b333c9d07e0539b78ceb25"/>
+    <w:bookmarkEnd w:id="167"/>
+    <w:bookmarkStart w:id="169" w:name="Xbfcaea294babdc460b333c9d07e0539b78ceb25"/>
     <w:p>
       <w:pPr>
         <w:pStyle w:val="Bibliography"/>
@@ -7705,7 +8954,7 @@
       <w:r>
         <w:t xml:space="preserve"> </w:t>
       </w:r>
-      <w:hyperlink r:id="rId169">
+      <w:hyperlink r:id="rId168">
         <w:r>
           <w:rPr>
             <w:rStyle w:val="Hyperlink"/>
@@ -7717,14 +8966,14 @@
         <w:t xml:space="preserve">.</w:t>
       </w:r>
     </w:p>
-    <w:bookmarkEnd w:id="170"/>
-    <w:bookmarkStart w:id="171" w:name="X6190e082567c2b45625bcc38836e438f077586a"/>
+    <w:bookmarkEnd w:id="169"/>
+    <w:bookmarkStart w:id="171" w:name="ref-mcelreath2018statistical"/>
     <w:p>
       <w:pPr>
         <w:pStyle w:val="Bibliography"/>
       </w:pPr>
       <w:r>
-        <w:t xml:space="preserve">McElreath, Richard. n.d.</w:t>
+        <w:t xml:space="preserve">McElreath, Richard. 2018.</w:t>
       </w:r>
       <w:r>
         <w:t xml:space="preserve"> </w:t>
@@ -7734,14 +8983,167 @@
           <w:i/>
           <w:iCs/>
         </w:rPr>
-        <w:t xml:space="preserve">Statistical Rethinking: A Bayesian Course with Examples in r and Stan</w:t>
-      </w:r>
+        <w:t xml:space="preserve">Statistical Rethinking: A</w:t>
+      </w:r>
+      <w:r>
+        <w:rPr>
+          <w:i/>
+          <w:iCs/>
+        </w:rPr>
+        <w:t xml:space="preserve"> </w:t>
+      </w:r>
+      <w:r>
+        <w:rPr>
+          <w:i/>
+          <w:iCs/>
+        </w:rPr>
+        <w:t xml:space="preserve">Bayesian</w:t>
+      </w:r>
+      <w:r>
+        <w:rPr>
+          <w:i/>
+          <w:iCs/>
+        </w:rPr>
+        <w:t xml:space="preserve"> </w:t>
+      </w:r>
+      <w:r>
+        <w:rPr>
+          <w:i/>
+          <w:iCs/>
+        </w:rPr>
+        <w:t xml:space="preserve">Course with Examples in</w:t>
+      </w:r>
+      <w:r>
+        <w:rPr>
+          <w:i/>
+          <w:iCs/>
+        </w:rPr>
+        <w:t xml:space="preserve"> </w:t>
+      </w:r>
+      <w:r>
+        <w:rPr>
+          <w:i/>
+          <w:iCs/>
+        </w:rPr>
+        <w:t xml:space="preserve">R</w:t>
+      </w:r>
+      <w:r>
+        <w:rPr>
+          <w:i/>
+          <w:iCs/>
+        </w:rPr>
+        <w:t xml:space="preserve"> </w:t>
+      </w:r>
+      <w:r>
+        <w:rPr>
+          <w:i/>
+          <w:iCs/>
+        </w:rPr>
+        <w:t xml:space="preserve">and</w:t>
+      </w:r>
+      <w:r>
+        <w:rPr>
+          <w:i/>
+          <w:iCs/>
+        </w:rPr>
+        <w:t xml:space="preserve"> </w:t>
+      </w:r>
+      <w:r>
+        <w:rPr>
+          <w:i/>
+          <w:iCs/>
+        </w:rPr>
+        <w:t xml:space="preserve">Stan</w:t>
+      </w:r>
+      <w:r>
+        <w:t xml:space="preserve">. Chapman; Hall/CRC.</w:t>
+      </w:r>
+      <w:r>
+        <w:t xml:space="preserve"> </w:t>
+      </w:r>
+      <w:hyperlink r:id="rId170">
+        <w:r>
+          <w:rPr>
+            <w:rStyle w:val="Hyperlink"/>
+          </w:rPr>
+          <w:t xml:space="preserve">https://doi.org/10.1201/9781315372495</w:t>
+        </w:r>
+      </w:hyperlink>
       <w:r>
         <w:t xml:space="preserve">.</w:t>
       </w:r>
     </w:p>
     <w:bookmarkEnd w:id="171"/>
-    <w:bookmarkStart w:id="173" w:name="ref-noyesFaceRecognitionAbility2018"/>
+    <w:bookmarkStart w:id="172" w:name="ref-myers2006experimental"/>
+    <w:p>
+      <w:pPr>
+        <w:pStyle w:val="Bibliography"/>
+      </w:pPr>
+      <w:r>
+        <w:t xml:space="preserve">Myers, Anne, and Christine H. Hansen. 2006.</w:t>
+      </w:r>
+      <w:r>
+        <w:t xml:space="preserve"> </w:t>
+      </w:r>
+      <w:r>
+        <w:rPr>
+          <w:i/>
+          <w:iCs/>
+        </w:rPr>
+        <w:t xml:space="preserve">Experimental Psychology</w:t>
+      </w:r>
+      <w:r>
+        <w:t xml:space="preserve">. 6th ed. Thomson Wadsworth.</w:t>
+      </w:r>
+    </w:p>
+    <w:bookmarkEnd w:id="172"/>
+    <w:bookmarkStart w:id="174" w:name="ref-myers2022practical"/>
+    <w:p>
+      <w:pPr>
+        <w:pStyle w:val="Bibliography"/>
+      </w:pPr>
+      <w:r>
+        <w:t xml:space="preserve">Myers, Catherine E., Alejandro Interian, and Ahmed A. Moustafa. 2022.</w:t>
+      </w:r>
+      <w:r>
+        <w:t xml:space="preserve"> </w:t>
+      </w:r>
+      <w:r>
+        <w:t xml:space="preserve">“A Practical Introduction to Using the Drift Diffusion Model of Decision-Making in Cognitive Psychology, Neuroscience, and Health Sciences.”</w:t>
+      </w:r>
+      <w:r>
+        <w:t xml:space="preserve"> </w:t>
+      </w:r>
+      <w:r>
+        <w:rPr>
+          <w:i/>
+          <w:iCs/>
+        </w:rPr>
+        <w:t xml:space="preserve">Frontiers in Psychology</w:t>
+      </w:r>
+      <w:r>
+        <w:t xml:space="preserve"> </w:t>
+      </w:r>
+      <w:r>
+        <w:t xml:space="preserve">13 (December).</w:t>
+      </w:r>
+      <w:r>
+        <w:t xml:space="preserve"> </w:t>
+      </w:r>
+      <w:hyperlink r:id="rId173">
+        <w:r>
+          <w:rPr>
+            <w:rStyle w:val="Hyperlink"/>
+          </w:rPr>
+          <w:t xml:space="preserve">https://doi.org/10.3389/fpsyg.2022.1039172</w:t>
+        </w:r>
+      </w:hyperlink>
+      <w:r>
+        <w:t xml:space="preserve">.</w:t>
+      </w:r>
+    </w:p>
+    <w:bookmarkEnd w:id="174"/>
+    <w:bookmarkStart w:id="176" w:name="ref-noyesFaceRecognitionAbility2018"/>
     <w:p>
       <w:pPr>
         <w:pStyle w:val="Bibliography"/>
@@ -7774,7 +9176,7 @@
       <w:r>
         <w:t xml:space="preserve"> </w:t>
       </w:r>
-      <w:hyperlink r:id="rId172">
+      <w:hyperlink r:id="rId175">
         <w:r>
           <w:rPr>
             <w:rStyle w:val="Hyperlink"/>
@@ -7786,14 +9188,198 @@
         <w:t xml:space="preserve">.</w:t>
       </w:r>
     </w:p>
-    <w:bookmarkEnd w:id="173"/>
-    <w:bookmarkStart w:id="175" w:name="X9fe6a6f80e23a5a50722ac5624fa1651c567c79"/>
+    <w:bookmarkEnd w:id="176"/>
+    <w:bookmarkStart w:id="178" w:name="ref-parker2026evidence"/>
     <w:p>
       <w:pPr>
         <w:pStyle w:val="Bibliography"/>
       </w:pPr>
       <w:r>
-        <w:t xml:space="preserve">Richler, Jennifer J., Andrew J. Tomarken, Mackenzie A. Sunday, et al. 2019.</w:t>
+        <w:t xml:space="preserve">Parker, Samantha, Emily S. Cross, and Richard Ramsey. 2026.</w:t>
+      </w:r>
+      <w:r>
+        <w:t xml:space="preserve"> </w:t>
+      </w:r>
+      <w:r>
+        <w:t xml:space="preserve">“Evidence Accumulation Modelling Offers New Insights into the Cognitive Mechanisms That Underlie Linguistic and Action-Based Training.”</w:t>
+      </w:r>
+      <w:r>
+        <w:t xml:space="preserve"> </w:t>
+      </w:r>
+      <w:r>
+        <w:rPr>
+          <w:i/>
+          <w:iCs/>
+        </w:rPr>
+        <w:t xml:space="preserve">Collabra: Psychology</w:t>
+      </w:r>
+      <w:r>
+        <w:t xml:space="preserve"> </w:t>
+      </w:r>
+      <w:r>
+        <w:t xml:space="preserve">12 (1): 160157.</w:t>
+      </w:r>
+      <w:r>
+        <w:t xml:space="preserve"> </w:t>
+      </w:r>
+      <w:hyperlink r:id="rId177">
+        <w:r>
+          <w:rPr>
+            <w:rStyle w:val="Hyperlink"/>
+          </w:rPr>
+          <w:t xml:space="preserve">https://doi.org/10.1525/collabra.160157</w:t>
+        </w:r>
+      </w:hyperlink>
+      <w:r>
+        <w:t xml:space="preserve">.</w:t>
+      </w:r>
+    </w:p>
+    <w:bookmarkEnd w:id="178"/>
+    <w:bookmarkStart w:id="180" w:name="ref-ratcliff2016diffusion"/>
+    <w:p>
+      <w:pPr>
+        <w:pStyle w:val="Bibliography"/>
+      </w:pPr>
+      <w:r>
+        <w:t xml:space="preserve">Ratcliff, Roger, Philip L. Smith, Scott D. Brown, and Gail McKoon. 2016.</w:t>
+      </w:r>
+      <w:r>
+        <w:t xml:space="preserve"> </w:t>
+      </w:r>
+      <w:r>
+        <w:t xml:space="preserve">“Diffusion Decision Model: Current Issues and History.”</w:t>
+      </w:r>
+      <w:r>
+        <w:t xml:space="preserve"> </w:t>
+      </w:r>
+      <w:r>
+        <w:rPr>
+          <w:i/>
+          <w:iCs/>
+        </w:rPr>
+        <w:t xml:space="preserve">Trends in Cognitive Sciences</w:t>
+      </w:r>
+      <w:r>
+        <w:t xml:space="preserve"> </w:t>
+      </w:r>
+      <w:r>
+        <w:t xml:space="preserve">20 (4): 260–81.</w:t>
+      </w:r>
+      <w:r>
+        <w:t xml:space="preserve"> </w:t>
+      </w:r>
+      <w:hyperlink r:id="rId179">
+        <w:r>
+          <w:rPr>
+            <w:rStyle w:val="Hyperlink"/>
+          </w:rPr>
+          <w:t xml:space="preserve">https://doi.org/10.1016/j.tics.2016.01.007</w:t>
+        </w:r>
+      </w:hyperlink>
+      <w:r>
+        <w:t xml:space="preserve">.</w:t>
+      </w:r>
+    </w:p>
+    <w:bookmarkEnd w:id="180"/>
+    <w:bookmarkStart w:id="182" w:name="ref-reinhartz2023mechanisms"/>
+    <w:p>
+      <w:pPr>
+        <w:pStyle w:val="Bibliography"/>
+      </w:pPr>
+      <w:r>
+        <w:t xml:space="preserve">Reinhartz, Alice, Tilo Strobach, Thomas Jacobsen, and Claudia C. von Bastian. 2023.</w:t>
+      </w:r>
+      <w:r>
+        <w:t xml:space="preserve"> </w:t>
+      </w:r>
+      <w:r>
+        <w:t xml:space="preserve">“Mechanisms of Training-Related Change in Processing Speed: A Drift-Diffusion Model Approach.”</w:t>
+      </w:r>
+      <w:r>
+        <w:t xml:space="preserve"> </w:t>
+      </w:r>
+      <w:r>
+        <w:rPr>
+          <w:i/>
+          <w:iCs/>
+        </w:rPr>
+        <w:t xml:space="preserve">Journal of Cognition</w:t>
+      </w:r>
+      <w:r>
+        <w:t xml:space="preserve"> </w:t>
+      </w:r>
+      <w:r>
+        <w:t xml:space="preserve">6 (1): 46.</w:t>
+      </w:r>
+      <w:r>
+        <w:t xml:space="preserve"> </w:t>
+      </w:r>
+      <w:hyperlink r:id="rId181">
+        <w:r>
+          <w:rPr>
+            <w:rStyle w:val="Hyperlink"/>
+          </w:rPr>
+          <w:t xml:space="preserve">https://doi.org/10.5334/joc.310</w:t>
+        </w:r>
+      </w:hyperlink>
+      <w:r>
+        <w:t xml:space="preserve">.</w:t>
+      </w:r>
+    </w:p>
+    <w:bookmarkEnd w:id="182"/>
+    <w:bookmarkStart w:id="184" w:name="ref-rhodes2014individual"/>
+    <w:p>
+      <w:pPr>
+        <w:pStyle w:val="Bibliography"/>
+      </w:pPr>
+      <w:r>
+        <w:t xml:space="preserve">Rhodes, Gillian, Linda Jeffery, Libby Taylor, William G. Hayward, and Louise Ewing. 2014.</w:t>
+      </w:r>
+      <w:r>
+        <w:t xml:space="preserve"> </w:t>
+      </w:r>
+      <w:r>
+        <w:t xml:space="preserve">“Individual Differences in Adaptive Coding of Face Identity Are Linked to Individual Differences in Face Recognition Ability.”</w:t>
+      </w:r>
+      <w:r>
+        <w:t xml:space="preserve"> </w:t>
+      </w:r>
+      <w:r>
+        <w:rPr>
+          <w:i/>
+          <w:iCs/>
+        </w:rPr>
+        <w:t xml:space="preserve">Journal of Experimental Psychology: Human Perception and Performance</w:t>
+      </w:r>
+      <w:r>
+        <w:t xml:space="preserve"> </w:t>
+      </w:r>
+      <w:r>
+        <w:t xml:space="preserve">40 (3): 897–903.</w:t>
+      </w:r>
+      <w:r>
+        <w:t xml:space="preserve"> </w:t>
+      </w:r>
+      <w:hyperlink r:id="rId183">
+        <w:r>
+          <w:rPr>
+            <w:rStyle w:val="Hyperlink"/>
+          </w:rPr>
+          <w:t xml:space="preserve">https://doi.org/10.1037/a0035939</w:t>
+        </w:r>
+      </w:hyperlink>
+      <w:r>
+        <w:t xml:space="preserve">.</w:t>
+      </w:r>
+    </w:p>
+    <w:bookmarkEnd w:id="184"/>
+    <w:bookmarkStart w:id="186" w:name="ref-richler2019individual"/>
+    <w:p>
+      <w:pPr>
+        <w:pStyle w:val="Bibliography"/>
+      </w:pPr>
+      <w:r>
+        <w:t xml:space="preserve">Richler, Jennifer J., Andrew J. Tomarken, Mackenzie A. Sunday, Timothy J. Vickery, Katherine F. Ryan, et al. 2019.</w:t>
       </w:r>
       <w:r>
         <w:t xml:space="preserve"> </w:t>
@@ -7820,7 +9406,7 @@
       <w:r>
         <w:t xml:space="preserve"> </w:t>
       </w:r>
-      <w:hyperlink r:id="rId174">
+      <w:hyperlink r:id="rId185">
         <w:r>
           <w:rPr>
             <w:rStyle w:val="Hyperlink"/>
@@ -7832,14 +9418,20 @@
         <w:t xml:space="preserve">.</w:t>
       </w:r>
     </w:p>
-    <w:bookmarkEnd w:id="175"/>
-    <w:bookmarkStart w:id="176" w:name="ref-richlerIndividualDifferencesObject"/>
+    <w:bookmarkEnd w:id="186"/>
+    <w:bookmarkStart w:id="187" w:name="X9fe6a6f80e23a5a50722ac5624fa1651c567c79"/>
     <w:p>
       <w:pPr>
         <w:pStyle w:val="Bibliography"/>
       </w:pPr>
       <w:r>
-        <w:t xml:space="preserve">Richler, Jennifer J, Andrew J Tomarken, Mackenzie A Sunday, et al. n.d.</w:t>
+        <w:t xml:space="preserve">Richler, Jennifer J., Andrew J. Tomarken, Mackenzie A. Sunday, Timothy J. Vickery, Kaitlin F. Ryan, et al. 2019.</w:t>
+      </w:r>
+      <w:r>
+        <w:t xml:space="preserve"> </w:t>
+      </w:r>
+      <w:r>
+        <w:t xml:space="preserve">“Individual Differences in Object Recognition.”</w:t>
       </w:r>
       <w:r>
         <w:t xml:space="preserve"> </w:t>
@@ -7849,14 +9441,31 @@
           <w:i/>
           <w:iCs/>
         </w:rPr>
-        <w:t xml:space="preserve">Individual Differences in Object Recognition</w:t>
-      </w:r>
+        <w:t xml:space="preserve">Psychological Review</w:t>
+      </w:r>
+      <w:r>
+        <w:t xml:space="preserve"> </w:t>
+      </w:r>
+      <w:r>
+        <w:t xml:space="preserve">126 (2): 226–51.</w:t>
+      </w:r>
+      <w:r>
+        <w:t xml:space="preserve"> </w:t>
+      </w:r>
+      <w:hyperlink r:id="rId185">
+        <w:r>
+          <w:rPr>
+            <w:rStyle w:val="Hyperlink"/>
+          </w:rPr>
+          <w:t xml:space="preserve">https://doi.org/10.1037/rev0000129</w:t>
+        </w:r>
+      </w:hyperlink>
       <w:r>
         <w:t xml:space="preserve">.</w:t>
       </w:r>
     </w:p>
-    <w:bookmarkEnd w:id="176"/>
-    <w:bookmarkStart w:id="178" w:name="X7cdc7ff1decf24b7d9aabf7adb4c3eb2dafa3dd"/>
+    <w:bookmarkEnd w:id="187"/>
+    <w:bookmarkStart w:id="189" w:name="X7cdc7ff1decf24b7d9aabf7adb4c3eb2dafa3dd"/>
     <w:p>
       <w:pPr>
         <w:pStyle w:val="Bibliography"/>
@@ -7889,7 +9498,7 @@
       <w:r>
         <w:t xml:space="preserve"> </w:t>
       </w:r>
-      <w:hyperlink r:id="rId177">
+      <w:hyperlink r:id="rId188">
         <w:r>
           <w:rPr>
             <w:rStyle w:val="Hyperlink"/>
@@ -7901,8 +9510,8 @@
         <w:t xml:space="preserve">.</w:t>
       </w:r>
     </w:p>
-    <w:bookmarkEnd w:id="178"/>
-    <w:bookmarkStart w:id="180" w:name="Xe75dc92e832917d7b0a8bd8823c927a72b52b4e"/>
+    <w:bookmarkEnd w:id="189"/>
+    <w:bookmarkStart w:id="191" w:name="Xe75dc92e832917d7b0a8bd8823c927a72b52b4e"/>
     <w:p>
       <w:pPr>
         <w:pStyle w:val="Bibliography"/>
@@ -7938,7 +9547,7 @@
       <w:r>
         <w:t xml:space="preserve"> </w:t>
       </w:r>
-      <w:hyperlink r:id="rId179">
+      <w:hyperlink r:id="rId190">
         <w:r>
           <w:rPr>
             <w:rStyle w:val="Hyperlink"/>
@@ -7950,8 +9559,8 @@
         <w:t xml:space="preserve">.</w:t>
       </w:r>
     </w:p>
-    <w:bookmarkEnd w:id="180"/>
-    <w:bookmarkStart w:id="182" w:name="ref-simonsConstraintsGeneralityCOG2017"/>
+    <w:bookmarkEnd w:id="191"/>
+    <w:bookmarkStart w:id="193" w:name="ref-simonsConstraintsGeneralityCOG2017"/>
     <w:p>
       <w:pPr>
         <w:pStyle w:val="Bibliography"/>
@@ -7984,7 +9593,7 @@
       <w:r>
         <w:t xml:space="preserve"> </w:t>
       </w:r>
-      <w:hyperlink r:id="rId181">
+      <w:hyperlink r:id="rId192">
         <w:r>
           <w:rPr>
             <w:rStyle w:val="Hyperlink"/>
@@ -7996,8 +9605,8 @@
         <w:t xml:space="preserve">.</w:t>
       </w:r>
     </w:p>
-    <w:bookmarkEnd w:id="182"/>
-    <w:bookmarkStart w:id="184" w:name="ref-EMC2"/>
+    <w:bookmarkEnd w:id="193"/>
+    <w:bookmarkStart w:id="195" w:name="ref-EMC2"/>
     <w:p>
       <w:pPr>
         <w:pStyle w:val="Bibliography"/>
@@ -8021,7 +9630,7 @@
       <w:r>
         <w:t xml:space="preserve"> </w:t>
       </w:r>
-      <w:hyperlink r:id="rId183">
+      <w:hyperlink r:id="rId194">
         <w:r>
           <w:rPr>
             <w:rStyle w:val="Hyperlink"/>
@@ -8033,8 +9642,8 @@
         <w:t xml:space="preserve">.</w:t>
       </w:r>
     </w:p>
-    <w:bookmarkEnd w:id="184"/>
-    <w:bookmarkStart w:id="186" w:name="Xfd10cfe941a83b5af44e87339f1e1a46333d8a2"/>
+    <w:bookmarkEnd w:id="195"/>
+    <w:bookmarkStart w:id="197" w:name="Xfd10cfe941a83b5af44e87339f1e1a46333d8a2"/>
     <w:p>
       <w:pPr>
         <w:pStyle w:val="Bibliography"/>
@@ -8067,7 +9676,7 @@
       <w:r>
         <w:t xml:space="preserve"> </w:t>
       </w:r>
-      <w:hyperlink r:id="rId185">
+      <w:hyperlink r:id="rId196">
         <w:r>
           <w:rPr>
             <w:rStyle w:val="Hyperlink"/>
@@ -8079,8 +9688,8 @@
         <w:t xml:space="preserve">.</w:t>
       </w:r>
     </w:p>
-    <w:bookmarkEnd w:id="186"/>
-    <w:bookmarkStart w:id="188" w:name="ref-tverskyObjectsPartsCategories1984"/>
+    <w:bookmarkEnd w:id="197"/>
+    <w:bookmarkStart w:id="199" w:name="ref-tverskyObjectsPartsCategories1984"/>
     <w:p>
       <w:pPr>
         <w:pStyle w:val="Bibliography"/>
@@ -8113,7 +9722,7 @@
       <w:r>
         <w:t xml:space="preserve"> </w:t>
       </w:r>
-      <w:hyperlink r:id="rId187">
+      <w:hyperlink r:id="rId198">
         <w:r>
           <w:rPr>
             <w:rStyle w:val="Hyperlink"/>
@@ -8125,8 +9734,8 @@
         <w:t xml:space="preserve">.</w:t>
       </w:r>
     </w:p>
-    <w:bookmarkEnd w:id="188"/>
-    <w:bookmarkStart w:id="190" w:name="Xac8d936acd38dba0a32db913f4d15b2c7c3b3f5"/>
+    <w:bookmarkEnd w:id="199"/>
+    <w:bookmarkStart w:id="201" w:name="Xac8d936acd38dba0a32db913f4d15b2c7c3b3f5"/>
     <w:p>
       <w:pPr>
         <w:pStyle w:val="Bibliography"/>
@@ -8159,7 +9768,7 @@
       <w:r>
         <w:t xml:space="preserve"> </w:t>
       </w:r>
-      <w:hyperlink r:id="rId189">
+      <w:hyperlink r:id="rId200">
         <w:r>
           <w:rPr>
             <w:rStyle w:val="Hyperlink"/>
@@ -8171,8 +9780,8 @@
         <w:t xml:space="preserve">.</w:t>
       </w:r>
     </w:p>
-    <w:bookmarkEnd w:id="190"/>
-    <w:bookmarkStart w:id="192" w:name="ref-verhallenGeneralSpecificFactors2017"/>
+    <w:bookmarkEnd w:id="201"/>
+    <w:bookmarkStart w:id="203" w:name="ref-verhallenGeneralSpecificFactors2017"/>
     <w:p>
       <w:pPr>
         <w:pStyle w:val="Bibliography"/>
@@ -8205,7 +9814,7 @@
       <w:r>
         <w:t xml:space="preserve"> </w:t>
       </w:r>
-      <w:hyperlink r:id="rId191">
+      <w:hyperlink r:id="rId202">
         <w:r>
           <w:rPr>
             <w:rStyle w:val="Hyperlink"/>
@@ -8217,8 +9826,8 @@
         <w:t xml:space="preserve">.</w:t>
       </w:r>
     </w:p>
-    <w:bookmarkEnd w:id="192"/>
-    <w:bookmarkStart w:id="194" w:name="X8ee45e5be2bbd8590a48be764294600478f647e"/>
+    <w:bookmarkEnd w:id="203"/>
+    <w:bookmarkStart w:id="205" w:name="X8ee45e5be2bbd8590a48be764294600478f647e"/>
     <w:p>
       <w:pPr>
         <w:pStyle w:val="Bibliography"/>
@@ -8251,7 +9860,7 @@
       <w:r>
         <w:t xml:space="preserve"> </w:t>
       </w:r>
-      <w:hyperlink r:id="rId193">
+      <w:hyperlink r:id="rId204">
         <w:r>
           <w:rPr>
             <w:rStyle w:val="Hyperlink"/>
@@ -8263,8 +9872,54 @@
         <w:t xml:space="preserve">.</w:t>
       </w:r>
     </w:p>
-    <w:bookmarkEnd w:id="194"/>
-    <w:bookmarkStart w:id="196" w:name="ref-whiteUsingDecisionModels2016"/>
+    <w:bookmarkEnd w:id="205"/>
+    <w:bookmarkStart w:id="207" w:name="ref-wang2012individual"/>
+    <w:p>
+      <w:pPr>
+        <w:pStyle w:val="Bibliography"/>
+      </w:pPr>
+      <w:r>
+        <w:t xml:space="preserve">Wang, Ruosi, Jingguang Li, Huizhen Fang, Moqian Tian, and Jia Liu. 2012.</w:t>
+      </w:r>
+      <w:r>
+        <w:t xml:space="preserve"> </w:t>
+      </w:r>
+      <w:r>
+        <w:t xml:space="preserve">“Individual Differences in Holistic Processing Predict Face Recognition Ability.”</w:t>
+      </w:r>
+      <w:r>
+        <w:t xml:space="preserve"> </w:t>
+      </w:r>
+      <w:r>
+        <w:rPr>
+          <w:i/>
+          <w:iCs/>
+        </w:rPr>
+        <w:t xml:space="preserve">Psychological Science</w:t>
+      </w:r>
+      <w:r>
+        <w:t xml:space="preserve"> </w:t>
+      </w:r>
+      <w:r>
+        <w:t xml:space="preserve">23 (2): 169–77.</w:t>
+      </w:r>
+      <w:r>
+        <w:t xml:space="preserve"> </w:t>
+      </w:r>
+      <w:hyperlink r:id="rId206">
+        <w:r>
+          <w:rPr>
+            <w:rStyle w:val="Hyperlink"/>
+          </w:rPr>
+          <w:t xml:space="preserve">https://doi.org/10.1177/0956797611420575</w:t>
+        </w:r>
+      </w:hyperlink>
+      <w:r>
+        <w:t xml:space="preserve">.</w:t>
+      </w:r>
+    </w:p>
+    <w:bookmarkEnd w:id="207"/>
+    <w:bookmarkStart w:id="209" w:name="ref-whiteUsingDecisionModels2016"/>
     <w:p>
       <w:pPr>
         <w:pStyle w:val="Bibliography"/>
@@ -8297,7 +9952,7 @@
       <w:r>
         <w:t xml:space="preserve"> </w:t>
       </w:r>
-      <w:hyperlink r:id="rId195">
+      <w:hyperlink r:id="rId208">
         <w:r>
           <w:rPr>
             <w:rStyle w:val="Hyperlink"/>
@@ -8309,8 +9964,8 @@
         <w:t xml:space="preserve">.</w:t>
       </w:r>
     </w:p>
-    <w:bookmarkEnd w:id="196"/>
-    <w:bookmarkStart w:id="198" w:name="ref-whiteNeedImproveWay2022"/>
+    <w:bookmarkEnd w:id="209"/>
+    <w:bookmarkStart w:id="211" w:name="ref-whiteNeedImproveWay2022"/>
     <w:p>
       <w:pPr>
         <w:pStyle w:val="Bibliography"/>
@@ -8343,7 +9998,7 @@
       <w:r>
         <w:t xml:space="preserve"> </w:t>
       </w:r>
-      <w:hyperlink r:id="rId197">
+      <w:hyperlink r:id="rId210">
         <w:r>
           <w:rPr>
             <w:rStyle w:val="Hyperlink"/>
@@ -8355,8 +10010,8 @@
         <w:t xml:space="preserve">.</w:t>
       </w:r>
     </w:p>
-    <w:bookmarkEnd w:id="198"/>
-    <w:bookmarkStart w:id="200" w:name="ref-whitePassportOfficersErrors2014"/>
+    <w:bookmarkEnd w:id="211"/>
+    <w:bookmarkStart w:id="213" w:name="ref-whitePassportOfficersErrors2014"/>
     <w:p>
       <w:pPr>
         <w:pStyle w:val="Bibliography"/>
@@ -8389,7 +10044,7 @@
       <w:r>
         <w:t xml:space="preserve"> </w:t>
       </w:r>
-      <w:hyperlink r:id="rId199">
+      <w:hyperlink r:id="rId212">
         <w:r>
           <w:rPr>
             <w:rStyle w:val="Hyperlink"/>
@@ -8401,8 +10056,8 @@
         <w:t xml:space="preserve">.</w:t>
       </w:r>
     </w:p>
-    <w:bookmarkEnd w:id="200"/>
-    <w:bookmarkStart w:id="202" w:name="ref-wilmerHumanFaceRecognition2010"/>
+    <w:bookmarkEnd w:id="213"/>
+    <w:bookmarkStart w:id="215" w:name="ref-wilmerHumanFaceRecognition2010"/>
     <w:p>
       <w:pPr>
         <w:pStyle w:val="Bibliography"/>
@@ -8435,7 +10090,7 @@
       <w:r>
         <w:t xml:space="preserve"> </w:t>
       </w:r>
-      <w:hyperlink r:id="rId201">
+      <w:hyperlink r:id="rId214">
         <w:r>
           <w:rPr>
             <w:rStyle w:val="Hyperlink"/>
@@ -8447,8 +10102,8 @@
         <w:t xml:space="preserve">.</w:t>
       </w:r>
     </w:p>
-    <w:bookmarkEnd w:id="202"/>
-    <w:bookmarkStart w:id="204" w:name="ref-wilmerCapturingSpecificAbilities2012"/>
+    <w:bookmarkEnd w:id="215"/>
+    <w:bookmarkStart w:id="217" w:name="ref-wilmerCapturingSpecificAbilities2012"/>
     <w:p>
       <w:pPr>
         <w:pStyle w:val="Bibliography"/>
@@ -8481,7 +10136,7 @@
       <w:r>
         <w:t xml:space="preserve"> </w:t>
       </w:r>
-      <w:hyperlink r:id="rId203">
+      <w:hyperlink r:id="rId216">
         <w:r>
           <w:rPr>
             <w:rStyle w:val="Hyperlink"/>
@@ -8493,8 +10148,8 @@
         <w:t xml:space="preserve">.</w:t>
       </w:r>
     </w:p>
-    <w:bookmarkEnd w:id="204"/>
-    <w:bookmarkStart w:id="206" w:name="ref-yarkoniGeneralizabilityCrisis2022"/>
+    <w:bookmarkEnd w:id="217"/>
+    <w:bookmarkStart w:id="219" w:name="ref-yarkoniGeneralizabilityCrisis2022"/>
     <w:p>
       <w:pPr>
         <w:pStyle w:val="Bibliography"/>
@@ -8527,7 +10182,7 @@
       <w:r>
         <w:t xml:space="preserve"> </w:t>
       </w:r>
-      <w:hyperlink r:id="rId205">
+      <w:hyperlink r:id="rId218">
         <w:r>
           <w:rPr>
             <w:rStyle w:val="Hyperlink"/>
@@ -8539,9 +10194,55 @@
         <w:t xml:space="preserve">.</w:t>
       </w:r>
     </w:p>
-    <w:bookmarkEnd w:id="206"/>
-    <w:bookmarkEnd w:id="207"/>
-    <w:bookmarkEnd w:id="208"/>
+    <w:bookmarkEnd w:id="219"/>
+    <w:bookmarkStart w:id="221" w:name="ref-yovel2014individual"/>
+    <w:p>
+      <w:pPr>
+        <w:pStyle w:val="Bibliography"/>
+      </w:pPr>
+      <w:r>
+        <w:t xml:space="preserve">Yovel, Galit, Jeremy B. Wilmer, and Brad Duchaine. 2014.</w:t>
+      </w:r>
+      <w:r>
+        <w:t xml:space="preserve"> </w:t>
+      </w:r>
+      <w:r>
+        <w:t xml:space="preserve">“What Can Individual Differences Reveal about Face Processing?”</w:t>
+      </w:r>
+      <w:r>
+        <w:t xml:space="preserve"> </w:t>
+      </w:r>
+      <w:r>
+        <w:rPr>
+          <w:i/>
+          <w:iCs/>
+        </w:rPr>
+        <w:t xml:space="preserve">Frontiers in Human Neuroscience</w:t>
+      </w:r>
+      <w:r>
+        <w:t xml:space="preserve"> </w:t>
+      </w:r>
+      <w:r>
+        <w:t xml:space="preserve">8 (August).</w:t>
+      </w:r>
+      <w:r>
+        <w:t xml:space="preserve"> </w:t>
+      </w:r>
+      <w:hyperlink r:id="rId220">
+        <w:r>
+          <w:rPr>
+            <w:rStyle w:val="Hyperlink"/>
+          </w:rPr>
+          <w:t xml:space="preserve">https://doi.org/10.3389/fnhum.2014.00562</w:t>
+        </w:r>
+      </w:hyperlink>
+      <w:r>
+        <w:t xml:space="preserve">.</w:t>
+      </w:r>
+    </w:p>
+    <w:bookmarkEnd w:id="221"/>
+    <w:bookmarkEnd w:id="222"/>
+    <w:bookmarkEnd w:id="223"/>
     <w:sectPr>
       <w:footnotePr>
         <w:numRestart w:val="eachSect"/>
@@ -8786,18 +10487,6 @@
     <w:abstractNumId w:val="991"/>
   </w:num>
   <w:num w:numId="1010">
-    <w:abstractNumId w:val="991"/>
-  </w:num>
-  <w:num w:numId="1011">
-    <w:abstractNumId w:val="991"/>
-  </w:num>
-  <w:num w:numId="1012">
-    <w:abstractNumId w:val="991"/>
-  </w:num>
-  <w:num w:numId="1013">
-    <w:abstractNumId w:val="991"/>
-  </w:num>
-  <w:num w:numId="1014">
     <w:abstractNumId w:val="991"/>
   </w:num>
 </w:numbering>

--- a/manuscript/manuscript.docx
+++ b/manuscript/manuscript.docx
@@ -39,7 +39,7 @@
         <w:pStyle w:val="Date"/>
       </w:pPr>
       <w:r>
-        <w:t xml:space="preserve">2026-09-21</w:t>
+        <w:t xml:space="preserve">2026-09-23</w:t>
       </w:r>
     </w:p>
     <w:p>
@@ -55,7 +55,7 @@
         <w:pStyle w:val="Abstract"/>
       </w:pPr>
       <w:r>
-        <w:t xml:space="preserve">Face recognition ability varies substantially across the population, yet the cognitive and computational processes that give rise to this variation remain poorly understood. Here, we combined approaches from experimental, differential and mathematical psychology to test how individual differences in face recognition ability relate to latent parameters of the decision-making process. Participants (N = 300) completed a face memory task with learned and novel faces, together with measures of face recognition ability (Cambridge Face Memory Test) and general object recognition ability (car recognition). We modelled task performance with an evidence-accumulation model that translates accuracy and response times into latent parameters, including drift rate (the signal-to-noise ratio of the evidence) and threshold (response caution). Higher face recognition ability was associated with greater drift rate discrimination between correct and incorrect response accumulators, for both learned and novel faces and to a similar degree, consistent with expertise effects in other domains. This association remained largely unchanged when accounting for car recognition ability, suggesting that it is at least partly tied to face processing itself. Higher face recognition ability was also associated with greater response caution, which may reflect better calibration to task demands. Although the associations were modest in size, these findings suggest that individual differences in face recognition ability are reflected in distinct computational mechanisms, namely more efficient extraction of information from faces and a more cautious decision policy. This approach offers a more specific basis for theories of face recognition, and for testing whether these mechanisms operate similarly across the full spectrum of ability.</w:t>
+        <w:t xml:space="preserve">Face recognition ability varies substantially across the population, yet the cognitive and computational processes that give rise to this variation remain poorly understood. Here, we combined approaches from experimental, differential and mathematical psychology to test how individual differences in face recognition ability relate to latent parameters of the decision-making processes involved in face recognition. Participants (N = 300) completed a face memory task with learned and novel faces, together with measures of face recognition ability (Cambridge Face Memory Test) and general object recognition ability (car recognition). We modelled task performance with an evidence-accumulation model that translates accuracy and response times into latent parameters, including drift rate (the signal-to-noise ratio of the evidence) and threshold (response caution). Higher face recognition ability was associated with greater drift rate discrimination between correct and incorrect response accumulators, for both learned and novel faces and to a similar degree, consistent with expertise effects in other domains. This association remained largely unchanged when accounting for car recognition ability, suggesting that it is at least partly tied to face processing itself. Higher face recognition ability was also associated with greater response caution, which may reflect better calibration to task demands. Although the associations were modest in size, these findings suggest that individual differences in face recognition ability are reflected in distinct computational mechanisms, namely more efficient extraction of information from faces and a more cautious decision policy. This approach enables a more explicit and computational basis for cognitive theories of face recognition to be developed, as well as for testing whether these mechanisms operate similarly across the full spectrum of face recognition abilities.</w:t>
       </w:r>
     </w:p>
     <w:p>
@@ -89,7 +89,7 @@
         <w:t xml:space="preserve"> </w:t>
       </w:r>
       <w:r>
-        <w:t xml:space="preserve">For instance, people with developmental prosopagnosia show relatively poor face recognition ability,</w:t>
+        <w:t xml:space="preserve">For instance, people with developmental prosopagnosia show relatively poor face recognition ability</w:t>
       </w:r>
       <w:r>
         <w:t xml:space="preserve"> </w:t>
@@ -190,13 +190,19 @@
         <w:t xml:space="preserve"> </w:t>
       </w:r>
       <w:r>
-        <w:t xml:space="preserve">For example, the Cambridge Face Memory Test (</w:t>
-      </w:r>
-      <w:r>
-        <w:t xml:space="preserve">Duchaine and Nakayama (2006)</w:t>
-      </w:r>
-      <w:r>
-        <w:t xml:space="preserve">) measures how many previously seen faces individuals can accurately recognise, with performance varying across the general population and being poorer in individuals with developmental prosopagnosia.</w:t>
+        <w:t xml:space="preserve">For example, the Cambridge Face Memory Test</w:t>
+      </w:r>
+      <w:r>
+        <w:t xml:space="preserve"> </w:t>
+      </w:r>
+      <w:r>
+        <w:t xml:space="preserve">(Duchaine and Nakayama 2006)</w:t>
+      </w:r>
+      <w:r>
+        <w:t xml:space="preserve"> </w:t>
+      </w:r>
+      <w:r>
+        <w:t xml:space="preserve">measures how many previously seen faces individuals can accurately recognise, with performance varying across the general population and being poorer in individuals with developmental prosopagnosia.</w:t>
       </w:r>
       <w:r>
         <w:t xml:space="preserve"> </w:t>
@@ -2756,7 +2762,7 @@
                     <w:jc w:val="center"/>
                   </w:pPr>
                   <w:r>
-                    <w:t xml:space="preserve">Median drift rate: 0 + familiarity:accuracy + face_ability + (0|participant)</w:t>
+                    <w:t xml:space="preserve">Median drift rate: 0 + familiarity:accuracy + face_ability + (1|participant)</w:t>
                   </w:r>
                 </w:p>
               </w:tc>
@@ -2806,7 +2812,7 @@
                     <w:jc w:val="center"/>
                   </w:pPr>
                   <w:r>
-                    <w:t xml:space="preserve">Median drift rate: 0 + familiarity:accuracy + face_ability + car_ability + (0|participant)</w:t>
+                    <w:t xml:space="preserve">Median drift rate: 0 + familiarity:accuracy + face_ability + car_ability + (1|participant)</w:t>
                   </w:r>
                 </w:p>
               </w:tc>
@@ -6815,7 +6821,7 @@
         <w:t xml:space="preserve"> </w:t>
       </w:r>
       <w:r>
-        <w:t xml:space="preserve">In the following, we situate these findings in the context of the expertise and face recognition literatures, and we comment on the strengths and weaknesses of the approach more generally.</w:t>
+        <w:t xml:space="preserve">In the following, we situate these findings in the context of the expertise and face recognition literatures, and we comment on the strengths and weaknesses of the approach more generally for future theory development and empirical investigation.</w:t>
       </w:r>
     </w:p>
     <w:p>
@@ -6829,7 +6835,7 @@
         <w:t xml:space="preserve"> </w:t>
       </w:r>
       <w:r>
-        <w:t xml:space="preserve">These findings are in accordance with previous expertise from a range of domains that showed that expertise effects are primarily and consistently due to better information extraction</w:t>
+        <w:t xml:space="preserve">These findings are in accordance with previous expertise research from a range of domains that showed that expertise effects are consistently due to better information extraction</w:t>
       </w:r>
       <w:r>
         <w:t xml:space="preserve"> </w:t>
@@ -6865,7 +6871,7 @@
         <w:t xml:space="preserve"> </w:t>
       </w:r>
       <w:r>
-        <w:t xml:space="preserve">This suggests that, at least in this task configuration using visual familiarity, greater face recognition ability was approximately equally beneficial to accumulating signal and filtering noise.</w:t>
+        <w:t xml:space="preserve">This suggests that, at least in this task configuration using visual familiarity, greater face recognition ability was approximately equally beneficial to accumulating signal and filtering noise for learned and novel faces.</w:t>
       </w:r>
     </w:p>
     <w:p>
@@ -6873,7 +6879,7 @@
         <w:pStyle w:val="BodyText"/>
       </w:pPr>
       <w:r>
-        <w:t xml:space="preserve">The drift rate results also appeared to be largely similar when we adjusted our regression model for a more general, and non-social measure of perceptual ability (car recognition).</w:t>
+        <w:t xml:space="preserve">The drift rate results also appeared to be largely similar after we adjusted our regression model for a more general, and non-social measure of perceptual ability (car recognition).</w:t>
       </w:r>
       <w:r>
         <w:t xml:space="preserve"> </w:t>
@@ -6926,7 +6932,7 @@
         <w:t xml:space="preserve"> </w:t>
       </w:r>
       <w:r>
-        <w:t xml:space="preserve">Nonetheless, our results suggest that high face recognition ability does not only predict a better ability to extract meaningful information for the recognition success but also predict a greater response caution.</w:t>
+        <w:t xml:space="preserve">Nonetheless, our results suggest that high face recognition ability is not only associated with superior signal extraction during recognition, recognition success is also associated with greater response caution.</w:t>
       </w:r>
     </w:p>
     <w:p>
@@ -6988,7 +6994,16 @@
         <w:t xml:space="preserve"> </w:t>
       </w:r>
       <w:r>
-        <w:t xml:space="preserve">Future research could test whether these associations between recognition ability and computational mechanisms (signal-to-noise and response caution) extend to the ends of the ability spectrum, by comparing subgroups of recognisers such as individuals with prosopagnosia and super-recognisers.</w:t>
+        <w:t xml:space="preserve">Moreover, future research could then test whether these associations between recognition ability and computational mechanisms (signal-to-noise and response caution) extend to the extreme ends of the ability spectrum, by comparing distinct subgroups such as individuals with prosopagnosia and</w:t>
+      </w:r>
+      <w:r>
+        <w:t xml:space="preserve"> </w:t>
+      </w:r>
+      <w:r>
+        <w:t xml:space="preserve">“super-recognisers”</w:t>
+      </w:r>
+      <w:r>
+        <w:t xml:space="preserve">.</w:t>
       </w:r>
       <w:r>
         <w:t xml:space="preserve"> </w:t>
@@ -7002,7 +7017,7 @@
         <w:pStyle w:val="BodyText"/>
       </w:pPr>
       <w:r>
-        <w:t xml:space="preserve">Although our primary aim was to investigate how face recognition ability predicts computational processes involved in face perception, we conducted exploratory analyses using car recognition ability as a comparison.</w:t>
+        <w:t xml:space="preserve">Although our primary aim was to investigate how face recognition ability predicts computational processes involved in face perception, we conducted exploratory analyses using car recognition ability as a comparison (see Supplementary Materials).</w:t>
       </w:r>
       <w:r>
         <w:t xml:space="preserve"> </w:t>
